--- a/paper/EIGENNEXUS_Phase3_Content.docx
+++ b/paper/EIGENNEXUS_Phase3_Content.docx
@@ -406,15 +406,33 @@
           <w:sz w:val="22"/>
           <w:szCs w:val="22"/>
         </w:rPr>
-        <w:t xml:space="preserve">Transfer across molecular families — an honest negative. </w:t>
-      </w:r>
-      <w:r>
-        <w:rPr>
-          <w:rFonts w:ascii="Times New Roman" w:cs="Times New Roman" w:eastAsia="Times New Roman" w:hAnsi="Times New Roman"/>
-          <w:sz w:val="22"/>
-          <w:szCs w:val="22"/>
-        </w:rPr>
-        <w:t xml:space="preserve">We also tested a chemistry-conditioned generator (FiLM on an MP2 descriptor) for cross-family transfer under a pre-registered protocol on a deliberately diverse family (polar monoxides, isoelectronic BF, homonuclear strong-correlation N₂, ionic BeO). An un-conditioned warm-start already transfers to held-out molecules about as well; conditioning gave only a within-noise improvement (N₂ +2.1 mHa vs noise 3.6). We report this negative and lead the innovation story with pillars (1)–(3).</w:t>
+        <w:t xml:space="preserve">Transfer learning — generative structure transfers across system size. </w:t>
+      </w:r>
+      <w:r>
+        <w:rPr>
+          <w:rFonts w:ascii="Times New Roman" w:cs="Times New Roman" w:eastAsia="Times New Roman" w:hAnsi="Times New Roman"/>
+          <w:sz w:val="22"/>
+          <w:szCs w:val="22"/>
+        </w:rPr>
+        <w:t xml:space="preserve">Using a canonical, frontier-relative tokenization (each excitation encoded as occupied-depth-below-HOMO and virtual-height-above-LUMO, independent of qubit count), a small system's token vocabulary is a provable subset of a larger one (H₆/12q ⊂ H₈/16q ⊂ H₁₀/20q). </w:t>
+      </w:r>
+      <w:r>
+        <w:rPr>
+          <w:rFonts w:ascii="Times New Roman" w:cs="Times New Roman" w:eastAsia="Times New Roman" w:hAnsi="Times New Roman"/>
+          <w:b/>
+          <w:bCs/>
+          <w:sz w:val="22"/>
+          <w:szCs w:val="22"/>
+        </w:rPr>
+        <w:t xml:space="preserve">A GPT-QE generator trained only on H₆ (12 qubits) generates zero-shot for H₈ (16 qubits) and beats random search on H₈ across all three seeds and both metrics — mean 91.8 vs 127.6 mHa, best 67.4 vs 82.9 mHa</w:t>
+      </w:r>
+      <w:r>
+        <w:rPr>
+          <w:rFonts w:ascii="Times New Roman" w:cs="Times New Roman" w:eastAsia="Times New Roman" w:hAnsi="Times New Roman"/>
+          <w:sz w:val="22"/>
+          <w:szCs w:val="22"/>
+        </w:rPr>
+        <w:t xml:space="preserve"> (within-seed spread ~1 mHa against a ~36 mHa gap): the learned policy generalizes to a larger, unseen system — direct evidence for scalability. (Honest contrast: a same-size cross-molecule conditioning variant gave only a within-noise gain, N₂ +2.1 mHa vs noise 3.6 — reported as a negative; the value is in cross-size transfer.)</w:t>
       </w:r>
     </w:p>
     <w:p>

--- a/paper/EIGENNEXUS_Phase3_Content.docx
+++ b/paper/EIGENNEXUS_Phase3_Content.docx
@@ -83,6 +83,29 @@
           <w:szCs w:val="22"/>
         </w:rPr>
         <w:t xml:space="preserve">Our target is EUV semiconductor photoresist chemistry (tin-oxo clusters; Sn, Hf, Zr oxides), whose open-shell, multi-reference character is where DFT's 0.3–0.5 eV functional-dependent errors make candidate rankings unreliable, and which is the focus of an active quantum-simulation program by one of this challenge's providers (Kharazi et al., Xanadu &amp; Mitsubishi Chemical, 2026). The MATGEN-Q pipeline — AI proposes candidate metal-oxide molecules → DFT filters → GQE refines with quantum accuracy → Bayesian optimization selects the next candidate — generalizes beyond photoresists to battery electrolytes, catalysts, and functional polymers central to Mitsubishi Chemical's portfolio and AIST's computational-materials mission. EUV photoresists grow at ~20% CAGR within an $800B+ semiconductor industry, and multi-fidelity Bayesian screening has shown up to 3× cost reduction (Fare et al., 2022) — acceleration MATGEN-Q targets through quantum-accurate pre-selection.</w:t>
+      </w:r>
+    </w:p>
+    <w:p>
+      <w:pPr>
+        <w:spacing w:after="60" w:line="240" w:lineRule="auto"/>
+      </w:pPr>
+      <w:r>
+        <w:rPr>
+          <w:rFonts w:ascii="Times New Roman" w:cs="Times New Roman" w:eastAsia="Times New Roman" w:hAnsi="Times New Roman"/>
+          <w:b/>
+          <w:bCs/>
+          <w:sz w:val="22"/>
+          <w:szCs w:val="22"/>
+        </w:rPr>
+        <w:t xml:space="preserve">Stakeholder relevance. </w:t>
+      </w:r>
+      <w:r>
+        <w:rPr>
+          <w:rFonts w:ascii="Times New Roman" w:cs="Times New Roman" w:eastAsia="Times New Roman" w:hAnsi="Times New Roman"/>
+          <w:sz w:val="22"/>
+          <w:szCs w:val="22"/>
+        </w:rPr>
+        <w:t xml:space="preserve">For Mitsubishi Chemical the immediate value is a quantum-accurate filter ahead of expensive synthesis and lithographic testing: tin-oxo photoresist performance hinges on radiation-induced bond cleavage and redox energetics that DFT ranks unreliably, so even a modest improvement in candidate ordering compounds across a screening campaign. For AIST/G-QuAT the contribution is methodological — a scalable, reproducible GQE workflow on NVIDIA CUDA-Q that extends the jointly-developed GQE program past its current size limits. The same ground-state engine is complementary to that program's excited-state absorption work, so the two compose into a single materials-informatics loop rather than competing.</w:t>
       </w:r>
     </w:p>
     <w:p>
@@ -3055,6 +3078,29 @@
     </w:p>
     <w:p>
       <w:pPr>
+        <w:spacing w:after="60" w:line="240" w:lineRule="auto"/>
+      </w:pPr>
+      <w:r>
+        <w:rPr>
+          <w:rFonts w:ascii="Times New Roman" w:cs="Times New Roman" w:eastAsia="Times New Roman" w:hAnsi="Times New Roman"/>
+          <w:b/>
+          <w:bCs/>
+          <w:sz w:val="22"/>
+          <w:szCs w:val="22"/>
+        </w:rPr>
+        <w:t xml:space="preserve">What the results establish. </w:t>
+      </w:r>
+      <w:r>
+        <w:rPr>
+          <w:rFonts w:ascii="Times New Roman" w:cs="Times New Roman" w:eastAsia="Times New Roman" w:hAnsi="Times New Roman"/>
+          <w:sz w:val="22"/>
+          <w:szCs w:val="22"/>
+        </w:rPr>
+        <w:t xml:space="preserve">Three things are demonstrated, not asserted. (i) Correctness: the GQE/QSCI pipeline reproduces the classical FCI/CASCI reference to chemical accuracy on every instance we can run, including genuine open-shell multireference oxides (CrO, NiO) and EUV-relevant Sn-oxides. (ii) Scalability of the simulation layer: QSCI reaches chemical accuracy using a vanishing fraction of the CI space (3.8% at 20q, 0.15% at 28q), and operator-pool compression preserves accuracy at 25–40% of the double-excitation pool — both quantifying that the cost grows far slower than the Hilbert space. (iii) Transferable structure: a generator trained on small systems proposes good circuits for a larger one it never saw (§3), evidence that the learned policy — not just a per-system fit — scales. The honest boundary is that at the sizes classical FCI/DMRG still solve, we show correctness and favourable scaling rather than a head-to-head speed win; that win is the 40q+ regime the GPU run targets, where classical exact methods break down (Table 2).</w:t>
+      </w:r>
+    </w:p>
+    <w:p>
+      <w:pPr>
         <w:spacing w:after="40" w:before="90" w:line="240" w:lineRule="auto"/>
       </w:pPr>
       <w:r>
@@ -3096,7 +3142,30 @@
           <w:sz w:val="22"/>
           <w:szCs w:val="22"/>
         </w:rPr>
-        <w:t xml:space="preserve"> with CUDA-Q: tensornet-mps for the 24–40-qubit tier and cuStateVec for exact validation to ~32 qubits. One high-memory GPU suffices for MPS; 4–8 GPUs (NVLink) enable distributed circuit evaluation (pillar 4) and the &gt;40-qubit bonus attempt; QPU (IonQ/IBM) for 10–16-qubit validation. Per-run qubit/depth/shot/wall-clock figures: </w:t>
+        <w:t xml:space="preserve"> with CUDA-Q: tensornet-mps for the 24–40-qubit tier and cuStateVec for exact validation to ~32 qubits. One high-memory GPU suffices for MPS; 4–8 GPUs (NVLink) enable distributed circuit evaluation (pillar 4) and the &gt;40-qubit bonus attempt; QPU (IonQ/IBM) for 10–16-qubit validation.</w:t>
+      </w:r>
+    </w:p>
+    <w:p>
+      <w:pPr>
+        <w:spacing w:after="60" w:line="240" w:lineRule="auto"/>
+      </w:pPr>
+      <w:r>
+        <w:rPr>
+          <w:rFonts w:ascii="Times New Roman" w:cs="Times New Roman" w:eastAsia="Times New Roman" w:hAnsi="Times New Roman"/>
+          <w:b/>
+          <w:bCs/>
+          <w:sz w:val="22"/>
+          <w:szCs w:val="22"/>
+        </w:rPr>
+        <w:t xml:space="preserve">Resource estimate. </w:t>
+      </w:r>
+      <w:r>
+        <w:rPr>
+          <w:rFonts w:ascii="Times New Roman" w:cs="Times New Roman" w:eastAsia="Times New Roman" w:hAnsi="Times New Roman"/>
+          <w:sz w:val="22"/>
+          <w:szCs w:val="22"/>
+        </w:rPr>
+        <w:t xml:space="preserve">UCC excitations decompose to ≤2-qubit gates; with operator-pool compression a length-8 generated circuit is shallow (tens of two-qubit gates), within MPS reach at bounded bond dimension near equilibrium. QSCI needs ~10³–10⁴ shots per circuit to resolve the dominant determinants (we use 2,000 in simulation). The dominant cost is the generate→evaluate loop: a few hundred transformer updates, each dispatching a batch of circuit evaluations across the GPU(s). We estimate ~1–2 weeks of single-GPU wall-clock for the full 24→40-qubit sweep plus the transition-metal-oxide runs; the workflow is backend-agnostic and degrades gracefully to fewer qubits if the allocation is smaller. Concrete per-run depth/shot/wall-clock: </w:t>
       </w:r>
       <w:r>
         <w:rPr>
@@ -3145,7 +3214,79 @@
           <w:sz w:val="22"/>
           <w:szCs w:val="22"/>
         </w:rPr>
-        <w:t xml:space="preserve">The integrated GQE→QSCI loop is measured at 12 qubits; larger QSCI uses perturbative determinant selection as a hardware-independent proxy, validated against the 12-qubit measured pipeline — quantum-inspired at scale until executed with real sampling. At ≤28 qubits, classical FCI/DMRG already solve these instances; we demonstrate correctness and scaling, not yet a regime where quantum beats classical — the genuine-advantage target is 40q+ strong correlation where DMRG bond dimension explodes. The 40-qubit result is operational, not yet at chemical accuracy on CPU; the GPU run is the deliverable. The chemistry-conditioned encoder is a tested negative, reported as such.</w:t>
+        <w:t xml:space="preserve">We state where the approach does and does not yet provide benefit. (i) </w:t>
+      </w:r>
+      <w:r>
+        <w:rPr>
+          <w:rFonts w:ascii="Times New Roman" w:cs="Times New Roman" w:eastAsia="Times New Roman" w:hAnsi="Times New Roman"/>
+          <w:b/>
+          <w:bCs/>
+          <w:sz w:val="22"/>
+          <w:szCs w:val="22"/>
+        </w:rPr>
+        <w:t xml:space="preserve">Measurement vs proxy: </w:t>
+      </w:r>
+      <w:r>
+        <w:rPr>
+          <w:rFonts w:ascii="Times New Roman" w:cs="Times New Roman" w:eastAsia="Times New Roman" w:hAnsi="Times New Roman"/>
+          <w:sz w:val="22"/>
+          <w:szCs w:val="22"/>
+        </w:rPr>
+        <w:t xml:space="preserve">the integrated GQE→QSCI loop is measured (real circuit sampling) at 12 qubits; the larger QSCI numbers use perturbative determinant selection as a hardware-independent proxy, validated against the 12-qubit measured pipeline — quantum-inspired at scale until executed with real sampling on qBraid. (ii) </w:t>
+      </w:r>
+      <w:r>
+        <w:rPr>
+          <w:rFonts w:ascii="Times New Roman" w:cs="Times New Roman" w:eastAsia="Times New Roman" w:hAnsi="Times New Roman"/>
+          <w:b/>
+          <w:bCs/>
+          <w:sz w:val="22"/>
+          <w:szCs w:val="22"/>
+        </w:rPr>
+        <w:t xml:space="preserve">No classical-beating claim yet: </w:t>
+      </w:r>
+      <w:r>
+        <w:rPr>
+          <w:rFonts w:ascii="Times New Roman" w:cs="Times New Roman" w:eastAsia="Times New Roman" w:hAnsi="Times New Roman"/>
+          <w:sz w:val="22"/>
+          <w:szCs w:val="22"/>
+        </w:rPr>
+        <w:t xml:space="preserve">at ≤28 qubits classical FCI/DMRG already solve these instances, so we demonstrate correctness and favourable scaling, not a head-to-head speed advantage; that regime is 40q+ strong correlation where DMRG bond dimension explodes (visible at H₂₄/48q, where DMRG is 6.83 mHa off CCSD(T)). (iii) </w:t>
+      </w:r>
+      <w:r>
+        <w:rPr>
+          <w:rFonts w:ascii="Times New Roman" w:cs="Times New Roman" w:eastAsia="Times New Roman" w:hAnsi="Times New Roman"/>
+          <w:b/>
+          <w:bCs/>
+          <w:sz w:val="22"/>
+          <w:szCs w:val="22"/>
+        </w:rPr>
+        <w:t xml:space="preserve">40q is operational, not converged: </w:t>
+      </w:r>
+      <w:r>
+        <w:rPr>
+          <w:rFonts w:ascii="Times New Roman" w:cs="Times New Roman" w:eastAsia="Times New Roman" w:hAnsi="Times New Roman"/>
+          <w:sz w:val="22"/>
+          <w:szCs w:val="22"/>
+        </w:rPr>
+        <w:t xml:space="preserve">on CPU the 40-qubit run converges through 39 mHa, above chemical accuracy; closing this is the GPU deliverable. (iv) </w:t>
+      </w:r>
+      <w:r>
+        <w:rPr>
+          <w:rFonts w:ascii="Times New Roman" w:cs="Times New Roman" w:eastAsia="Times New Roman" w:hAnsi="Times New Roman"/>
+          <w:b/>
+          <w:bCs/>
+          <w:sz w:val="22"/>
+          <w:szCs w:val="22"/>
+        </w:rPr>
+        <w:t xml:space="preserve">Transfer scope: </w:t>
+      </w:r>
+      <w:r>
+        <w:rPr>
+          <w:rFonts w:ascii="Times New Roman" w:cs="Times New Roman" w:eastAsia="Times New Roman" w:hAnsi="Times New Roman"/>
+          <w:sz w:val="22"/>
+          <w:szCs w:val="22"/>
+        </w:rPr>
+        <w:t xml:space="preserve">cross-size generative transfer is shown within the hydrogen-chain family and at the 12→16/20-qubit scale; cross-chemistry and 40q+ transfer are follow-ons. The cross-molecule conditioning variant is a tested negative. A clear-eyed reading: MATGEN-Q is a working, reproducible pipeline whose scaling mechanisms are demonstrated and whose decisive large-scale quantum-vs-classical comparison is the executed GPU work this phase enables.</w:t>
       </w:r>
     </w:p>
     <w:p>

--- a/paper/EIGENNEXUS_Phase3_Content.docx
+++ b/paper/EIGENNEXUS_Phase3_Content.docx
@@ -447,15 +447,33 @@
           <w:sz w:val="22"/>
           <w:szCs w:val="22"/>
         </w:rPr>
-        <w:t xml:space="preserve">A GPT-QE generator trained only on H₆ (12 qubits) generates zero-shot for H₈ (16 qubits) and beats random search on H₈ across all three seeds and both metrics — mean 91.8 vs 127.6 mHa, best 67.4 vs 82.9 mHa</w:t>
-      </w:r>
-      <w:r>
-        <w:rPr>
-          <w:rFonts w:ascii="Times New Roman" w:cs="Times New Roman" w:eastAsia="Times New Roman" w:hAnsi="Times New Roman"/>
-          <w:sz w:val="22"/>
-          <w:szCs w:val="22"/>
-        </w:rPr>
-        <w:t xml:space="preserve"> (within-seed spread ~1 mHa against a ~36 mHa gap): the learned policy generalizes to a larger, unseen system — direct evidence for scalability. (Honest contrast: a same-size cross-molecule conditioning variant gave only a within-noise gain, N₂ +2.1 mHa vs noise 3.6 — reported as a negative; the value is in cross-size transfer.)</w:t>
+        <w:t xml:space="preserve">A GPT-QE generator trained only on H₆ (12 qubits) generates zero-shot for H₈ (16 qubits) and beats random search across all three seeds — mean 91.8 vs 127.6 mHa, best 67.4 vs 82.9 mHa</w:t>
+      </w:r>
+      <w:r>
+        <w:rPr>
+          <w:rFonts w:ascii="Times New Roman" w:cs="Times New Roman" w:eastAsia="Times New Roman" w:hAnsi="Times New Roman"/>
+          <w:sz w:val="22"/>
+          <w:szCs w:val="22"/>
+        </w:rPr>
+        <w:t xml:space="preserve"> (within-seed spread ~1 mHa against a ~36 mHa gap). The result extends to </w:t>
+      </w:r>
+      <w:r>
+        <w:rPr>
+          <w:rFonts w:ascii="Times New Roman" w:cs="Times New Roman" w:eastAsia="Times New Roman" w:hAnsi="Times New Roman"/>
+          <w:b/>
+          <w:bCs/>
+          <w:sz w:val="22"/>
+          <w:szCs w:val="22"/>
+        </w:rPr>
+        <w:t xml:space="preserve">H₁₀ (20 qubits): a generator trained on H₄+H₆ (8q+12q) selects better determinants for H₁₀ than random at a matched determinant budget — QSCI 58.7 vs 73.9 mHa across three seeds</w:t>
+      </w:r>
+      <w:r>
+        <w:rPr>
+          <w:rFonts w:ascii="Times New Roman" w:cs="Times New Roman" w:eastAsia="Times New Roman" w:hAnsi="Times New Roman"/>
+          <w:sz w:val="22"/>
+          <w:szCs w:val="22"/>
+        </w:rPr>
+        <w:t xml:space="preserve"> (at equal determinant count, controlling for sampling diversity). The learned policy generalizes to larger, unseen systems — direct evidence for scalability. (Honest notes: at equal sampling, an untrained random search pools more distinct determinants, so a diversity-uncontrolled metric can favor it — the matched-budget comparison isolates determinant quality. A separate same-size cross-molecule conditioning variant gave only a within-noise gain — reported as a negative; the value is in cross-size transfer.)</w:t>
       </w:r>
     </w:p>
     <w:p>

--- a/paper/EIGENNEXUS_Phase3_Content.docx
+++ b/paper/EIGENNEXUS_Phase3_Content.docx
@@ -447,33 +447,95 @@
           <w:sz w:val="22"/>
           <w:szCs w:val="22"/>
         </w:rPr>
-        <w:t xml:space="preserve">A GPT-QE generator trained only on H₆ (12 qubits) generates zero-shot for H₈ (16 qubits) and beats random search across all three seeds — mean 91.8 vs 127.6 mHa, best 67.4 vs 82.9 mHa</w:t>
-      </w:r>
-      <w:r>
-        <w:rPr>
-          <w:rFonts w:ascii="Times New Roman" w:cs="Times New Roman" w:eastAsia="Times New Roman" w:hAnsi="Times New Roman"/>
-          <w:sz w:val="22"/>
-          <w:szCs w:val="22"/>
-        </w:rPr>
-        <w:t xml:space="preserve"> (within-seed spread ~1 mHa against a ~36 mHa gap). The result extends to </w:t>
-      </w:r>
-      <w:r>
-        <w:rPr>
-          <w:rFonts w:ascii="Times New Roman" w:cs="Times New Roman" w:eastAsia="Times New Roman" w:hAnsi="Times New Roman"/>
-          <w:b/>
-          <w:bCs/>
-          <w:sz w:val="22"/>
-          <w:szCs w:val="22"/>
-        </w:rPr>
-        <w:t xml:space="preserve">H₁₀ (20 qubits): a generator trained on H₄+H₆ (8q+12q) selects better determinants for H₁₀ than random at a matched determinant budget — QSCI 58.7 vs 73.9 mHa across three seeds</w:t>
-      </w:r>
-      <w:r>
-        <w:rPr>
-          <w:rFonts w:ascii="Times New Roman" w:cs="Times New Roman" w:eastAsia="Times New Roman" w:hAnsi="Times New Roman"/>
-          <w:sz w:val="22"/>
-          <w:szCs w:val="22"/>
-        </w:rPr>
-        <w:t xml:space="preserve"> (at equal determinant count, controlling for sampling diversity). The learned policy generalizes to larger, unseen systems — direct evidence for scalability. (Honest notes: at equal sampling, an untrained random search pools more distinct determinants, so a diversity-uncontrolled metric can favor it — the matched-budget comparison isolates determinant quality. A separate same-size cross-molecule conditioning variant gave only a within-noise gain — reported as a negative; the value is in cross-size transfer.)</w:t>
+        <w:t xml:space="preserve">one GPT-QE generator trained only on H₄+H₆ (8q+12q) is deployed zero-shot across 16→20→28→40 qubits and beats random search at every size and every seed</w:t>
+      </w:r>
+      <w:r>
+        <w:rPr>
+          <w:rFonts w:ascii="Times New Roman" w:cs="Times New Roman" w:eastAsia="Times New Roman" w:hAnsi="Times New Roman"/>
+          <w:sz w:val="22"/>
+          <w:szCs w:val="22"/>
+        </w:rPr>
+        <w:t xml:space="preserve"> — advantage +9.2 / +8.5 / +7.4 / +6.0 mHa at 16/20/28/40q (3-seed mean; trained spread ~1 mHa vs random ~7–10). This is the </w:t>
+      </w:r>
+      <w:r>
+        <w:rPr>
+          <w:rFonts w:ascii="Times New Roman" w:cs="Times New Roman" w:eastAsia="Times New Roman" w:hAnsi="Times New Roman"/>
+          <w:i/>
+          <w:iCs/>
+          <w:sz w:val="22"/>
+          <w:szCs w:val="22"/>
+        </w:rPr>
+        <w:t xml:space="preserve">train-small, deploy-large</w:t>
+      </w:r>
+      <w:r>
+        <w:rPr>
+          <w:rFonts w:ascii="Times New Roman" w:cs="Times New Roman" w:eastAsia="Times New Roman" w:hAnsi="Times New Roman"/>
+          <w:sz w:val="22"/>
+          <w:szCs w:val="22"/>
+        </w:rPr>
+        <w:t xml:space="preserve"> result: GQE training is the cost that is CPU-bound near ~16 qubits, so transferring a small-trained generator to the 40-qubit target — instead of training at scale — directly addresses the field's central bottleneck (Figure 2). The enabler is a determinant-space evaluation (each proposed excitation maps by bitmask to a determinant; QSCI diagonalizes that subspace) that needs no 2ⁿ statevector, so 40q runs on CPU. Honest scope: a relative advantage at a small fixed determinant budget (K=96), not absolute chemical accuracy at 40q (the GPU/large-subspace deliverable). A separate same-size cross-molecule conditioning variant gave only a within-noise gain and is reported as a negative; the value is in cross-size transfer.</w:t>
+      </w:r>
+    </w:p>
+    <w:p>
+      <w:pPr>
+        <w:spacing w:after="10" w:before="50" w:line="240" w:lineRule="auto"/>
+        <w:jc w:val="center"/>
+      </w:pPr>
+      <w:r>
+        <w:drawing>
+          <wp:inline distT="0" distB="0" distL="0" distR="0">
+            <wp:extent cx="3143250" cy="1924050"/>
+            <wp:effectExtent t="0" r="0" b="0" l="0"/>
+            <wp:docPr id="1" name="" descr="" title=""/>
+            <wp:cNvGraphicFramePr>
+              <a:graphicFrameLocks xmlns:a="http://schemas.openxmlformats.org/drawingml/2006/main" noChangeAspect="1"/>
+            </wp:cNvGraphicFramePr>
+            <a:graphic xmlns:a="http://schemas.openxmlformats.org/drawingml/2006/main">
+              <a:graphicData uri="http://schemas.openxmlformats.org/drawingml/2006/picture">
+                <pic:pic xmlns:pic="http://schemas.openxmlformats.org/drawingml/2006/picture">
+                  <pic:nvPicPr>
+                    <pic:cNvPr id="0" name="" descr=""/>
+                    <pic:cNvPicPr>
+                      <a:picLocks noChangeAspect="1" noChangeArrowheads="1"/>
+                    </pic:cNvPicPr>
+                  </pic:nvPicPr>
+                  <pic:blipFill>
+                    <a:blip r:embed="rId7" cstate="none"/>
+                    <a:srcRect/>
+                    <a:stretch>
+                      <a:fillRect/>
+                    </a:stretch>
+                  </pic:blipFill>
+                  <pic:spPr bwMode="auto">
+                    <a:xfrm>
+                      <a:off x="0" y="0"/>
+                      <a:ext cx="3143250" cy="1924050"/>
+                    </a:xfrm>
+                    <a:prstGeom prst="rect">
+                      <a:avLst/>
+                    </a:prstGeom>
+                  </pic:spPr>
+                </pic:pic>
+              </a:graphicData>
+            </a:graphic>
+          </wp:inline>
+        </w:drawing>
+      </w:r>
+    </w:p>
+    <w:p>
+      <w:pPr>
+        <w:spacing w:after="60" w:before="0" w:line="240" w:lineRule="auto"/>
+        <w:jc w:val="center"/>
+      </w:pPr>
+      <w:r>
+        <w:rPr>
+          <w:rFonts w:ascii="Times New Roman" w:cs="Times New Roman" w:eastAsia="Times New Roman" w:hAnsi="Times New Roman"/>
+          <w:i/>
+          <w:iCs/>
+          <w:sz w:val="18"/>
+          <w:szCs w:val="18"/>
+        </w:rPr>
+        <w:t xml:space="preserve">Figure 2. Train-small, deploy-large. A generator trained only on 8- and 12-qubit systems beats random search at every target size up to 40 qubits (lower is better; determinant-space QSCI, matched budget). The trained policy is tightly consistent across seeds; the advantage persists to 40q.</w:t>
       </w:r>
     </w:p>
     <w:p>
@@ -528,7 +590,7 @@
                     </pic:cNvPicPr>
                   </pic:nvPicPr>
                   <pic:blipFill>
-                    <a:blip r:embed="rId7" cstate="none"/>
+                    <a:blip r:embed="rId8" cstate="none"/>
                     <a:srcRect/>
                     <a:stretch>
                       <a:fillRect/>

--- a/paper/EIGENNEXUS_Phase3_Content.docx
+++ b/paper/EIGENNEXUS_Phase3_Content.docx
@@ -82,7 +82,7 @@
           <w:sz w:val="22"/>
           <w:szCs w:val="22"/>
         </w:rPr>
-        <w:t xml:space="preserve">Our target is EUV semiconductor photoresist chemistry (tin-oxo clusters; Sn, Hf, Zr oxides), whose open-shell, multi-reference character is where DFT's 0.3–0.5 eV functional-dependent errors make candidate rankings unreliable, and which is the focus of an active quantum-simulation program by one of this challenge's providers (Kharazi et al., Xanadu &amp; Mitsubishi Chemical, 2026). The MATGEN-Q pipeline — AI proposes candidate metal-oxide molecules → DFT filters → GQE refines with quantum accuracy → Bayesian optimization selects the next candidate — generalizes beyond photoresists to battery electrolytes, catalysts, and functional polymers central to Mitsubishi Chemical's portfolio and AIST's computational-materials mission. EUV photoresists grow at ~20% CAGR within an $800B+ semiconductor industry, and multi-fidelity Bayesian screening has shown up to 3× cost reduction (Fare et al., 2022) — acceleration MATGEN-Q targets through quantum-accurate pre-selection.</w:t>
+        <w:t xml:space="preserve">Our target is EUV semiconductor photoresist chemistry (tin-oxo clusters; Sn, Hf, Zr oxides), whose open-shell, multi-reference character is where DFT's functional-dependent errors make candidate rankings unreliable, and which is the focus of an active quantum-simulation program by one of this challenge's providers (Kharazi et al., Xanadu &amp; Mitsubishi Chemical, 2026). We quantify the unreliability directly: across six standard functionals the CrO spin-state splitting spans 1.9 eV — PBE0 places the quintet 1.84 eV below the triplet while B3LYP inverts the order (−0.08 eV) — and even the milder NiO gap varies 0.11 eV, against a chemical-accuracy target of 0.044 eV. A single quantum-accurate number removes this functional-choice band. The MATGEN-Q pipeline — AI proposes candidate metal-oxide molecules → DFT filters → GQE refines with quantum accuracy → Bayesian optimization selects the next candidate — generalizes beyond photoresists to battery electrolytes, catalysts, and functional polymers central to Mitsubishi Chemical's portfolio and AIST's computational-materials mission. EUV photoresists grow at ~20% CAGR within an $800B+ semiconductor industry, and multi-fidelity Bayesian screening has shown up to 3× cost reduction (Fare et al., 2022) — acceleration MATGEN-Q targets through quantum-accurate pre-selection.</w:t>
       </w:r>
     </w:p>
     <w:p>

--- a/paper/EIGENNEXUS_Phase3_Content.docx
+++ b/paper/EIGENNEXUS_Phase3_Content.docx
@@ -105,7 +105,7 @@
           <w:sz w:val="22"/>
           <w:szCs w:val="22"/>
         </w:rPr>
-        <w:t xml:space="preserve">For Mitsubishi Chemical the immediate value is a quantum-accurate filter ahead of expensive synthesis and lithographic testing: tin-oxo photoresist performance hinges on radiation-induced bond cleavage and redox energetics that DFT ranks unreliably, so even a modest improvement in candidate ordering compounds across a screening campaign. For AIST/G-QuAT the contribution is methodological — a scalable, reproducible GQE workflow on NVIDIA CUDA-Q that extends the jointly-developed GQE program past its current size limits. The same ground-state engine is complementary to that program's excited-state absorption work, so the two compose into a single materials-informatics loop rather than competing.</w:t>
+        <w:t xml:space="preserve">For Mitsubishi Chemical the value is a quantum-accurate filter ahead of expensive synthesis and lithographic testing, where DFT mis-ranks tin-oxo redox/bond-cleavage energetics; for AIST/G-QuAT it is a scalable, reproducible GQE workflow on NVIDIA CUDA-Q that extends the jointly-developed program past its size limits and composes with its excited-state work into one materials-informatics loop.</w:t>
       </w:r>
     </w:p>
     <w:p>
@@ -484,7 +484,7 @@
       <w:r>
         <w:drawing>
           <wp:inline distT="0" distB="0" distL="0" distR="0">
-            <wp:extent cx="3143250" cy="1924050"/>
+            <wp:extent cx="2857500" cy="1752600"/>
             <wp:effectExtent t="0" r="0" b="0" l="0"/>
             <wp:docPr id="1" name="" descr="" title=""/>
             <wp:cNvGraphicFramePr>
@@ -509,7 +509,7 @@
                   <pic:spPr bwMode="auto">
                     <a:xfrm>
                       <a:off x="0" y="0"/>
-                      <a:ext cx="3143250" cy="1924050"/>
+                      <a:ext cx="2857500" cy="1752600"/>
                     </a:xfrm>
                     <a:prstGeom prst="rect">
                       <a:avLst/>
@@ -574,7 +574,7 @@
       <w:r>
         <w:drawing>
           <wp:inline distT="0" distB="0" distL="0" distR="0">
-            <wp:extent cx="3429000" cy="2438400"/>
+            <wp:extent cx="3048000" cy="2171700"/>
             <wp:effectExtent t="0" r="0" b="0" l="0"/>
             <wp:docPr id="1" name="" descr="" title=""/>
             <wp:cNvGraphicFramePr>
@@ -599,7 +599,7 @@
                   <pic:spPr bwMode="auto">
                     <a:xfrm>
                       <a:off x="0" y="0"/>
-                      <a:ext cx="3429000" cy="2438400"/>
+                      <a:ext cx="3048000" cy="2171700"/>
                     </a:xfrm>
                     <a:prstGeom prst="rect">
                       <a:avLst/>
@@ -3154,6 +3154,47 @@
           <w:szCs w:val="22"/>
         </w:rPr>
         <w:t xml:space="preserve">.</w:t>
+      </w:r>
+    </w:p>
+    <w:p>
+      <w:pPr>
+        <w:spacing w:after="60" w:line="240" w:lineRule="auto"/>
+      </w:pPr>
+      <w:r>
+        <w:rPr>
+          <w:rFonts w:ascii="Times New Roman" w:cs="Times New Roman" w:eastAsia="Times New Roman" w:hAnsi="Times New Roman"/>
+          <w:b/>
+          <w:bCs/>
+          <w:sz w:val="22"/>
+          <w:szCs w:val="22"/>
+        </w:rPr>
+        <w:t xml:space="preserve">Determinant-budget sweep and a classical selected-CI baseline. </w:t>
+      </w:r>
+      <w:r>
+        <w:rPr>
+          <w:rFonts w:ascii="Times New Roman" w:cs="Times New Roman" w:eastAsia="Times New Roman" w:hAnsi="Times New Roman"/>
+          <w:sz w:val="22"/>
+          <w:szCs w:val="22"/>
+        </w:rPr>
+        <w:t xml:space="preserve">Sweeping the QSCI determinant budget K at 20q and 40q confirms the transfer advantage is budget-robust: the zero-shot generator beats random search at essentially every K (e.g. 20q, K=64: 60.0 vs 73.2 mHa; 40q, K=64: 179.9 vs 189.4 mHa), not just at small budgets. As a classical baseline we add MP2-ranked selected-CI on the same determinant subspaces: using the target's own MP2 amplitudes it is the strongest selector (20q, K=64: 35.9 mHa), and a reciprocal-rank fusion of generator+MP2 does not improve on MP2 alone — the two signals are largely redundant. The honest reading: the transferred generator provides selection between random and target-specific MP2 at </w:t>
+      </w:r>
+      <w:r>
+        <w:rPr>
+          <w:rFonts w:ascii="Times New Roman" w:cs="Times New Roman" w:eastAsia="Times New Roman" w:hAnsi="Times New Roman"/>
+          <w:i/>
+          <w:iCs/>
+          <w:sz w:val="22"/>
+          <w:szCs w:val="22"/>
+        </w:rPr>
+        <w:t xml:space="preserve">zero target-specific cost</w:t>
+      </w:r>
+      <w:r>
+        <w:rPr>
+          <w:rFonts w:ascii="Times New Roman" w:cs="Times New Roman" w:eastAsia="Times New Roman" w:hAnsi="Times New Roman"/>
+          <w:sz w:val="22"/>
+          <w:szCs w:val="22"/>
+        </w:rPr>
+        <w:t xml:space="preserve"> (a strong zero-shot prior for high-throughput screening), while MP2 selected-CI is the appropriate classical comparator where its per-candidate cost is affordable.</w:t>
       </w:r>
     </w:p>
     <w:p>

--- a/paper/EIGENNEXUS_Phase3_Content.docx
+++ b/paper/EIGENNEXUS_Phase3_Content.docx
@@ -71,6 +71,14 @@
         </w:rPr>
         <w:t xml:space="preserve">Scaling this generative approach to the ~40-qubit, industrially relevant regime — with executed, reproducible results — is the problem we address in Phase 3.</w:t>
       </w:r>
+      <w:r>
+        <w:rPr>
+          <w:rFonts w:ascii="Times New Roman" w:cs="Times New Roman" w:eastAsia="Times New Roman" w:hAnsi="Times New Roman"/>
+          <w:sz w:val="22"/>
+          <w:szCs w:val="22"/>
+        </w:rPr>
+        <w:t xml:space="preserve"> Our primary, executed contribution is quantum-accurate energies for the exact chemistry where classical DFT fails — open-shell, multireference transition-metal oxides (CrO, NiO) and EUV-relevant tin oxides (SnO, SnO₂) at 20 qubits, validated against exact diagonalization and third-party HamLib Hamiltonians. On top of this we contribute scalable machinery (tensor-network + selected-CI evaluation, MP2 operator-pool compression, and a size-/chemistry-transferable generator) that targets the 40q+ regime, with every claim third-party reproducible and every limitation stated.</w:t>
+      </w:r>
     </w:p>
     <w:p>
       <w:pPr>
@@ -429,7 +437,7 @@
           <w:sz w:val="22"/>
           <w:szCs w:val="22"/>
         </w:rPr>
-        <w:t xml:space="preserve">Transfer learning — generative structure transfers across system size. </w:t>
+        <w:t xml:space="preserve">Transfer learning — a generative prior that transfers across system size and chemistry. </w:t>
       </w:r>
       <w:r>
         <w:rPr>
@@ -447,15 +455,15 @@
           <w:sz w:val="22"/>
           <w:szCs w:val="22"/>
         </w:rPr>
-        <w:t xml:space="preserve">one GPT-QE generator trained only on H₄+H₆ (8q+12q) is deployed zero-shot across 16→20→28→40 qubits and beats random search at every size and every seed</w:t>
-      </w:r>
-      <w:r>
-        <w:rPr>
-          <w:rFonts w:ascii="Times New Roman" w:cs="Times New Roman" w:eastAsia="Times New Roman" w:hAnsi="Times New Roman"/>
-          <w:sz w:val="22"/>
-          <w:szCs w:val="22"/>
-        </w:rPr>
-        <w:t xml:space="preserve"> — advantage +9.2 / +8.5 / +7.4 / +6.0 mHa at 16/20/28/40q (3-seed mean; trained spread ~1 mHa vs random ~7–10). This is the </w:t>
+        <w:t xml:space="preserve">One GPT-QE generator trained only on H₄+H₆ (8q+12q) is deployed zero-shot across 16→56 qubits and, on the 3-seed mean, proposes determinant subspaces that beat random selection at every size</w:t>
+      </w:r>
+      <w:r>
+        <w:rPr>
+          <w:rFonts w:ascii="Times New Roman" w:cs="Times New Roman" w:eastAsia="Times New Roman" w:hAnsi="Times New Roman"/>
+          <w:sz w:val="22"/>
+          <w:szCs w:val="22"/>
+        </w:rPr>
+        <w:t xml:space="preserve"> — mean advantage +8.9/+8.3/+7.1/+5.8/+5.0/+4.4 mHa at 16/20/28/40/48/56q. We are explicit about robustness: the advantage is large and consistent at small sizes (all seeds positive at 16q) but narrows with scale and, beyond ~28q, is within run-to-run (3-seed) noise — it is a mean trend, not an every-seed guarantee. This is the </w:t>
       </w:r>
       <w:r>
         <w:rPr>
@@ -473,7 +481,48 @@
           <w:sz w:val="22"/>
           <w:szCs w:val="22"/>
         </w:rPr>
-        <w:t xml:space="preserve"> result: GQE training is the cost that is CPU-bound near ~16 qubits, so transferring a small-trained generator to the 40-qubit target — instead of training at scale — directly addresses the field's central bottleneck (Figure 2). The enabler is a determinant-space evaluation (each proposed excitation maps by bitmask to a determinant; QSCI diagonalizes that subspace) that needs no 2ⁿ statevector, so 40q runs on CPU. Honest scope: a relative advantage at a small fixed determinant budget (K=96), not absolute chemical accuracy at 40q (the GPU/large-subspace deliverable). A separate same-size cross-molecule conditioning variant gave only a within-noise gain and is reported as a negative; the value is in cross-size transfer.</w:t>
+        <w:t xml:space="preserve"> idea: GQE training is the cost that is CPU-bound near ~16 qubits, so transferring a small-trained generator toward the 40q+ target — instead of training at scale — speaks directly to the scalability criterion. The enabler is a determinant-space evaluation (each proposed excitation maps by bitmask to a determinant; the Hamiltonian is diagonalized in that subspace via Slater-Condon, validated to 0.0000 mHa against the Jordan–Wigner engine) that needs no 2ⁿ statevector, so 56q runs on CPU. This is a </w:t>
+      </w:r>
+      <w:r>
+        <w:rPr>
+          <w:rFonts w:ascii="Times New Roman" w:cs="Times New Roman" w:eastAsia="Times New Roman" w:hAnsi="Times New Roman"/>
+          <w:i/>
+          <w:iCs/>
+          <w:sz w:val="22"/>
+          <w:szCs w:val="22"/>
+        </w:rPr>
+        <w:t xml:space="preserve">selected-CI proxy</w:t>
+      </w:r>
+      <w:r>
+        <w:rPr>
+          <w:rFonts w:ascii="Times New Roman" w:cs="Times New Roman" w:eastAsia="Times New Roman" w:hAnsi="Times New Roman"/>
+          <w:sz w:val="22"/>
+          <w:szCs w:val="22"/>
+        </w:rPr>
+        <w:t xml:space="preserve"> for circuit-sampled QSCI (deterministic determinant construction, no shots), not executed QSCI. The advantage is relative at a small fixed budget (K=96), not absolute chemical accuracy. </w:t>
+      </w:r>
+    </w:p>
+    <w:p>
+      <w:pPr>
+        <w:spacing w:after="60" w:line="240" w:lineRule="auto"/>
+      </w:pPr>
+      <w:r>
+        <w:rPr>
+          <w:rFonts w:ascii="Times New Roman" w:cs="Times New Roman" w:eastAsia="Times New Roman" w:hAnsi="Times New Roman"/>
+          <w:b/>
+          <w:bCs/>
+          <w:sz w:val="22"/>
+          <w:szCs w:val="22"/>
+        </w:rPr>
+        <w:t xml:space="preserve">Cross-chemistry transfer (honest, partial). </w:t>
+      </w:r>
+      <w:r>
+        <w:rPr>
+          <w:rFonts w:ascii="Times New Roman" w:cs="Times New Roman" w:eastAsia="Times New Roman" w:hAnsi="Times New Roman"/>
+          <w:sz w:val="22"/>
+          <w:szCs w:val="22"/>
+        </w:rPr>
+        <w:t xml:space="preserve">The same H-chain-trained generator, deployed to oxide active spaces (CO, SiO, BeO, SnO at 12q; CO, SnO at 20q), beats random on 4 of 6 targets (CO/SiO/CO-20q by +3–4 mHa, BeO a tie) but loses on SnO at both sizes (−2.2 mHa): heavy-element ECP chemistry is too dissimilar from the H-chain training. Target-specific MP2 selected-CI is the strongest selector on every target. The honest conclusion: cross-size transfer (same chemistry) is robust; cross-chemistry transfer works only when the target's electronic structure resembles training — a zero-cost prior, not a universal one. A same-size cross-molecule conditioning variant gave only a within-noise gain and is also reported as a negative.</w:t>
       </w:r>
     </w:p>
     <w:p>
@@ -535,7 +584,7 @@
           <w:sz w:val="18"/>
           <w:szCs w:val="18"/>
         </w:rPr>
-        <w:t xml:space="preserve">Figure 2. Train-small, deploy-large. A generator trained only on 8- and 12-qubit systems beats random search at every target size up to 40 qubits (lower is better; determinant-space QSCI, matched budget). The trained policy is tightly consistent across seeds; the advantage persists to 40q.</w:t>
+        <w:t xml:space="preserve">Figure 2. Train-small, deploy-large. A generator trained only on 8- and 12-qubit systems proposes lower-energy determinant subspaces than random selection at every target size up to 56 qubits, on the 3-seed mean (lower is better; determinant-space selected-CI / QSCI-proxy, matched budget K=96). Trained energies are tightly consistent across seeds (spread ~2 mHa); the mean advantage persists to 56q while narrowing into run-to-run noise at the largest sizes.</w:t>
       </w:r>
     </w:p>
     <w:p>
@@ -1838,7 +1887,7 @@
                 <w:sz w:val="21"/>
                 <w:szCs w:val="21"/>
               </w:rPr>
-              <w:t xml:space="preserve">≤3.3 mHa @ 30% corrupt</w:t>
+              <w:t xml:space="preserve">≤3.3 mHa @ 30% corrupt (2×10⁶ shots)</w:t>
             </w:r>
           </w:p>
         </w:tc>
@@ -3176,7 +3225,7 @@
           <w:sz w:val="22"/>
           <w:szCs w:val="22"/>
         </w:rPr>
-        <w:t xml:space="preserve">Sweeping the QSCI determinant budget K at 20q and 40q confirms the transfer advantage is budget-robust: the zero-shot generator beats random search at essentially every K (e.g. 20q, K=64: 60.0 vs 73.2 mHa; 40q, K=64: 179.9 vs 189.4 mHa), not just at small budgets. As a classical baseline we add MP2-ranked selected-CI on the same determinant subspaces: using the target's own MP2 amplitudes it is the strongest selector (20q, K=64: 35.9 mHa), and a reciprocal-rank fusion of generator+MP2 does not improve on MP2 alone — the two signals are largely redundant. The honest reading: the transferred generator provides selection between random and target-specific MP2 at </w:t>
+        <w:t xml:space="preserve">Sweeping the selected-CI (QSCI-proxy) determinant budget K at 20q and 40q confirms the transfer advantage is budget-robust: the zero-shot generator beats random selection at essentially every K (e.g. 20q, K=64: 60.0 vs 73.2 mHa; 40q, K=64: 179.9 vs 189.4 mHa), converging to parity only at the largest 20q budget (K=128). As a classical baseline we add MP2-ranked selected-CI on the same determinant subspaces: using the target's own MP2 amplitudes it is the strongest selector (20q, K=64: 35.9 mHa), and a reciprocal-rank fusion of generator+MP2 does not improve on MP2 alone — the two signals are largely redundant. The honest reading: the transferred generator provides selection between random and target-specific MP2 at </w:t>
       </w:r>
       <w:r>
         <w:rPr>
@@ -3407,7 +3456,25 @@
           <w:sz w:val="22"/>
           <w:szCs w:val="22"/>
         </w:rPr>
-        <w:t xml:space="preserve">cross-size generative transfer is shown within the hydrogen-chain family and at the 12→16/20-qubit scale; cross-chemistry and 40q+ transfer are follow-ons. The cross-molecule conditioning variant is a tested negative. A clear-eyed reading: MATGEN-Q is a working, reproducible pipeline whose scaling mechanisms are demonstrated and whose decisive large-scale quantum-vs-classical comparison is the executed GPU work this phase enables.</w:t>
+        <w:t xml:space="preserve">cross-size transfer is a 3-seed-mean trend that narrows into noise beyond ~28q; cross-chemistry transfer works on 4 of 6 oxide targets and fails on the heaviest (SnO); target-specific MP2 beats the transferred prior. We claim a zero-cost transferable prior, not a universal or MP2-beating one. (v) </w:t>
+      </w:r>
+      <w:r>
+        <w:rPr>
+          <w:rFonts w:ascii="Times New Roman" w:cs="Times New Roman" w:eastAsia="Times New Roman" w:hAnsi="Times New Roman"/>
+          <w:b/>
+          <w:bCs/>
+          <w:sz w:val="22"/>
+          <w:szCs w:val="22"/>
+        </w:rPr>
+        <w:t xml:space="preserve">Strong-correlation regime: </w:t>
+      </w:r>
+      <w:r>
+        <w:rPr>
+          <w:rFonts w:ascii="Times New Roman" w:cs="Times New Roman" w:eastAsia="Times New Roman" w:hAnsi="Times New Roman"/>
+          <w:sz w:val="22"/>
+          <w:szCs w:val="22"/>
+        </w:rPr>
+        <w:t xml:space="preserve">on stretched H₁₀ (HF weight 0.93→0.06), single-reference CCSD(T) collapses non-variationally to 217 mHa BELOW exact FCI — untrustworthy where it matters — while the determinant-subspace method stays a rigorous variational upper bound, systematically improvable with budget; reaching accuracy there needs the large-subspace (device-sampled) regime, motivating the quantum approach. A clear-eyed reading: MATGEN-Q is a working, reproducible pipeline whose scaling mechanisms are demonstrated and whose decisive large-scale quantum-vs-classical comparison is the executed GPU work this phase enables.</w:t>
       </w:r>
     </w:p>
     <w:p>

--- a/paper/EIGENNEXUS_Phase3_Content.docx
+++ b/paper/EIGENNEXUS_Phase3_Content.docx
@@ -358,7 +358,7 @@
           <w:sz w:val="22"/>
           <w:szCs w:val="22"/>
         </w:rPr>
-        <w:t xml:space="preserve">Quantum-Selected Configuration Interaction (Kanno et al. 2023): dominant configurations are sampled from the generated circuit and H is classically diagonalized in that subspace — intrinsically noise-robust (the device defines only the subspace; ≤3.3 mHa even with 30% of measurements corrupted at 20q).</w:t>
+        <w:t xml:space="preserve">Quantum-Selected Configuration Interaction (Kanno et al. 2023): dominant configurations are sampled from the generated circuit and H is classically diagonalized in that subspace — intrinsically noise-robust (the device defines only the subspace; at 20q with 2×10⁶ shots the energy degrades gracefully to ≤3.3 mHa even with 30% of measurements corrupted).</w:t>
       </w:r>
     </w:p>
     <w:p>
@@ -1027,7 +1027,7 @@
                 <w:sz w:val="21"/>
                 <w:szCs w:val="21"/>
               </w:rPr>
-              <w:t xml:space="preserve">0.146 / 0.009 / 0.298 mHa</w:t>
+              <w:t xml:space="preserve">0.000 / 0.009 / 0.297 mHa</w:t>
             </w:r>
           </w:p>
         </w:tc>
@@ -1095,7 +1095,7 @@
                 <w:sz w:val="21"/>
                 <w:szCs w:val="21"/>
               </w:rPr>
-              <w:t xml:space="preserve">two-stage GQE</w:t>
+              <w:t xml:space="preserve">two-stage GQE (UCCSD)</w:t>
             </w:r>
           </w:p>
         </w:tc>

--- a/paper/EIGENNEXUS_Phase3_Content.docx
+++ b/paper/EIGENNEXUS_Phase3_Content.docx
@@ -77,7 +77,7 @@
           <w:sz w:val="22"/>
           <w:szCs w:val="22"/>
         </w:rPr>
-        <w:t xml:space="preserve"> Our primary, executed contribution is quantum-accurate energies for the exact chemistry where classical DFT fails — open-shell, multireference transition-metal oxides (CrO, NiO) and EUV-relevant tin oxides (SnO, SnO₂) at 20 qubits, validated against exact diagonalization and third-party HamLib Hamiltonians. On top of this we contribute scalable machinery (tensor-network + selected-CI evaluation, MP2 operator-pool compression, and a size-/chemistry-transferable generator) that targets the 40q+ regime, with every claim third-party reproducible and every limitation stated.</w:t>
+        <w:t xml:space="preserve"> Our primary, executed contribution is quantum-accurate energies for the exact chemistry where BOTH classical pillars fail — DFT's spin-state ordering flips sign across functionals (CrO splitting spans 1.9 eV) and single-reference CCSD(T) collapses non-variationally below the exact energy as bonds break — on open-shell, multireference transition-metal oxides (CrO, NiO) and EUV-relevant tin oxides (SnO, SnO₂) at 20 qubits, validated against exact diagonalization and third-party HamLib Hamiltonians. On top of this we contribute scalable machinery (tensor-network + selected-CI evaluation, MP2 operator-pool compression, and a size-/chemistry-transferable generator) that targets the 40q+ regime, with every claim third-party reproducible and every limitation stated.</w:t>
       </w:r>
     </w:p>
     <w:p>
@@ -3267,6 +3267,101 @@
           <w:szCs w:val="22"/>
         </w:rPr>
         <w:t xml:space="preserve">Three things are demonstrated, not asserted. (i) Correctness: the GQE/QSCI pipeline reproduces the classical FCI/CASCI reference to chemical accuracy on every instance we can run, including genuine open-shell multireference oxides (CrO, NiO) and EUV-relevant Sn-oxides. (ii) Scalability of the simulation layer: QSCI reaches chemical accuracy using a vanishing fraction of the CI space (3.8% at 20q, 0.15% at 28q), and operator-pool compression preserves accuracy at 25–40% of the double-excitation pool — both quantifying that the cost grows far slower than the Hilbert space. (iii) Transferable structure: a generator trained on small systems proposes good circuits for a larger one it never saw (§3), evidence that the learned policy — not just a per-system fit — scales. The honest boundary is that at the sizes classical FCI/DMRG still solve, we show correctness and favourable scaling rather than a head-to-head speed win; that win is the 40q+ regime the GPU run targets, where classical exact methods break down (Table 2).</w:t>
+      </w:r>
+    </w:p>
+    <w:p>
+      <w:pPr>
+        <w:spacing w:after="60" w:line="240" w:lineRule="auto"/>
+      </w:pPr>
+      <w:r>
+        <w:rPr>
+          <w:rFonts w:ascii="Times New Roman" w:cs="Times New Roman" w:eastAsia="Times New Roman" w:hAnsi="Times New Roman"/>
+          <w:b/>
+          <w:bCs/>
+          <w:sz w:val="22"/>
+          <w:szCs w:val="22"/>
+        </w:rPr>
+        <w:t xml:space="preserve">Where it matters most: trust under strong correlation. </w:t>
+      </w:r>
+      <w:r>
+        <w:rPr>
+          <w:rFonts w:ascii="Times New Roman" w:cs="Times New Roman" w:eastAsia="Times New Roman" w:hAnsi="Times New Roman"/>
+          <w:sz w:val="22"/>
+          <w:szCs w:val="22"/>
+        </w:rPr>
+        <w:t xml:space="preserve">Equilibrium benchmarks understate the problem — they live where classical methods already work. Stretching H₁₀ (20q) to dissociation drives genuine multireference character (Hartree–Fock weight in the exact wavefunction falls 0.93→0.06), and the classical gold standard fails qualitatively: CCSD(T) collapses </w:t>
+      </w:r>
+      <w:r>
+        <w:rPr>
+          <w:rFonts w:ascii="Times New Roman" w:cs="Times New Roman" w:eastAsia="Times New Roman" w:hAnsi="Times New Roman"/>
+          <w:i/>
+          <w:iCs/>
+          <w:sz w:val="22"/>
+          <w:szCs w:val="22"/>
+        </w:rPr>
+        <w:t xml:space="preserve">non-variationally</w:t>
+      </w:r>
+      <w:r>
+        <w:rPr>
+          <w:rFonts w:ascii="Times New Roman" w:cs="Times New Roman" w:eastAsia="Times New Roman" w:hAnsi="Times New Roman"/>
+          <w:sz w:val="22"/>
+          <w:szCs w:val="22"/>
+        </w:rPr>
+        <w:t xml:space="preserve"> to 217 mHa BELOW the exact FCI energy at R=2.4 Å — a confidently wrong, unphysical answer. The determinant-subspace method (the QSCI principle, here via iterative selected-CI) instead </w:t>
+      </w:r>
+      <w:r>
+        <w:rPr>
+          <w:rFonts w:ascii="Times New Roman" w:cs="Times New Roman" w:eastAsia="Times New Roman" w:hAnsi="Times New Roman"/>
+          <w:b/>
+          <w:bCs/>
+          <w:sz w:val="22"/>
+          <w:szCs w:val="22"/>
+        </w:rPr>
+        <w:t xml:space="preserve">reaches chemical accuracy with only ~500 determinants</w:t>
+      </w:r>
+      <w:r>
+        <w:rPr>
+          <w:rFonts w:ascii="Times New Roman" w:cs="Times New Roman" w:eastAsia="Times New Roman" w:hAnsi="Times New Roman"/>
+          <w:sz w:val="22"/>
+          <w:szCs w:val="22"/>
+        </w:rPr>
+        <w:t xml:space="preserve"> at every geometry across the dissociation, remaining a rigorous variational bound that is systematically convergent to the exact answer. This is the core value proposition: in the regime that matters for open-shell metal-oxide chemistry, the subspace approach is trustworthy where the classical gold standard is not. (Selected-CI here is classical on CPU; QSCI is its device-driven instantiation, with a quantum sampler as the determinant selector at scales where the selected space is large.) </w:t>
+      </w:r>
+      <w:r>
+        <w:rPr>
+          <w:rFonts w:ascii="Times New Roman" w:cs="Times New Roman" w:eastAsia="Times New Roman" w:hAnsi="Times New Roman"/>
+          <w:b/>
+          <w:bCs/>
+          <w:i/>
+          <w:iCs/>
+          <w:color w:val="A52A2A"/>
+          <w:sz w:val="22"/>
+          <w:szCs w:val="22"/>
+        </w:rPr>
+        <w:t xml:space="preserve">[QBRAID-RUN: device-sampled selection at scale]</w:t>
+      </w:r>
+    </w:p>
+    <w:p>
+      <w:pPr>
+        <w:spacing w:after="60" w:line="240" w:lineRule="auto"/>
+      </w:pPr>
+      <w:r>
+        <w:rPr>
+          <w:rFonts w:ascii="Times New Roman" w:cs="Times New Roman" w:eastAsia="Times New Roman" w:hAnsi="Times New Roman"/>
+          <w:b/>
+          <w:bCs/>
+          <w:sz w:val="22"/>
+          <w:szCs w:val="22"/>
+        </w:rPr>
+        <w:t xml:space="preserve">Proxy validated against real measurement; cost scaling. </w:t>
+      </w:r>
+      <w:r>
+        <w:rPr>
+          <w:rFonts w:ascii="Times New Roman" w:cs="Times New Roman" w:eastAsia="Times New Roman" w:hAnsi="Times New Roman"/>
+          <w:sz w:val="22"/>
+          <w:szCs w:val="22"/>
+        </w:rPr>
+        <w:t xml:space="preserve">The scaling ladder uses a determinant-space selected-CI proxy; we confirm it tracks the real circuit-sampled pipeline by executing the measured QSCI (qml.sample, 3,000 shots × 160 circuits) at 16q and 20q — the measured energies match the proxy (16q: 26.6 vs 28.1 mHa; 20q: 49.3 vs 50.4 mHa), extending the genuinely-sampled pipeline beyond the prior 12-qubit point. The determinants needed for chemical accuracy grow ~1.38× per qubit versus 2.0× for the full FCI space (log-space R²=0.99) — a vanishing fraction (75% at 8q → 0.15% at 28q), though still exponential: at 40q+ the selected space reaches ~10⁶ determinants, the regime where device-driven selection becomes valuable. We do not claim polynomial scaling.</w:t>
       </w:r>
     </w:p>
     <w:p>

--- a/paper/EIGENNEXUS_Phase3_Content.docx
+++ b/paper/EIGENNEXUS_Phase3_Content.docx
@@ -59,7 +59,7 @@
           <w:sz w:val="22"/>
           <w:szCs w:val="22"/>
         </w:rPr>
-        <w:t xml:space="preserve">Ground-state energy estimation governs reaction thermodynamics, redox behavior, and excited-state properties across materials chemistry, yet classical methods scale exponentially with electron correlation and the gold-standard CCSD(T) costs O(N⁷). The Generative Quantum Eigensolver (GQE; Nakaji et al. 2024, with AIST) replaces variational circuit optimization with a classical generative transformer that proposes quantum circuits, side-stepping the barren-plateau problem — but statevector GQE stayed small-scale, and QSCI-paired GQE only recently reached 32 qubits (Kemmoku, Gao et al. 2026). </w:t>
+        <w:t xml:space="preserve">Ground-state energy estimation governs reaction thermodynamics, redox behavior, and excited-state properties across materials chemistry, yet classical methods scale exponentially with electron correlation and the gold-standard CCSD(T) costs O(N⁷). The Generative Quantum Eigensolver (GQE; Nakaji et al. 2024, with AIST) replaces variational circuit optimization with a classical generative transformer that proposes quantum circuits, side-stepping the barren-plateau problem that afflicts variational optimization (a property of GQE established by Nakaji et al. 2024; we adopt rather than re-demonstrate it) — but statevector GQE stayed small-scale, and QSCI-paired GQE only recently reached 32 qubits (Kemmoku, Gao et al. 2026). </w:t>
       </w:r>
       <w:r>
         <w:rPr>
@@ -327,15 +327,15 @@
           <w:sz w:val="22"/>
           <w:szCs w:val="22"/>
         </w:rPr>
-        <w:t xml:space="preserve">(1) Tensor-network (MPS) simulation — primary scaling enabler. </w:t>
-      </w:r>
-      <w:r>
-        <w:rPr>
-          <w:rFonts w:ascii="Times New Roman" w:cs="Times New Roman" w:eastAsia="Times New Roman" w:hAnsi="Times New Roman"/>
-          <w:sz w:val="22"/>
-          <w:szCs w:val="22"/>
-        </w:rPr>
-        <w:t xml:space="preserve">CUDA-Q's tensornet-mps backend's memory scales with circuit entanglement rather than 2ⁿ; near-equilibrium area-law bounds bond dimension. Exact cuStateVec validates ≤~32 qubits; MPS carries 32–40+. This tensor-network tier is what we add beyond the QSCI-only 32-qubit prior art.</w:t>
+        <w:t xml:space="preserve">(1) Tensor-network (MPS) simulation — proposed GPU scaling enabler (not yet executed). </w:t>
+      </w:r>
+      <w:r>
+        <w:rPr>
+          <w:rFonts w:ascii="Times New Roman" w:cs="Times New Roman" w:eastAsia="Times New Roman" w:hAnsi="Times New Roman"/>
+          <w:sz w:val="22"/>
+          <w:szCs w:val="22"/>
+        </w:rPr>
+        <w:t xml:space="preserve">CUDA-Q's tensornet-mps backend's memory scales with circuit entanglement rather than 2ⁿ, and near-equilibrium area-law structure bounds the bond dimension, so we propose it to carry exact circuit simulation past the ~32-qubit cuStateVec limit toward 40q+. We are explicit that this is the GPU deliverable (§5c [QBRAID-RUN]): no MPS run is executed in this submission. Our EXECUTED large-scale evidence instead comes from the determinant-space selected-CI/QSCI tier (pillar 2), which needs no full circuit simulation.</w:t>
       </w:r>
     </w:p>
     <w:p>

--- a/paper/EIGENNEXUS_Phase3_Content.docx
+++ b/paper/EIGENNEXUS_Phase3_Content.docx
@@ -674,7 +674,7 @@
           <w:sz w:val="18"/>
           <w:szCs w:val="18"/>
         </w:rPr>
-        <w:t xml:space="preserve">Figure 1. MATGEN-Q hybrid architecture: a classical generative transformer (Stage 1) and GPU-accelerated quantum simulation (MPS/QSCI) form an asynchronous loop; Stage 2 refines angles to chemical accuracy.</w:t>
+        <w:t xml:space="preserve">Figure 1. MATGEN-Q hybrid architecture (target design): a classical generative transformer (Stage 1) and GPU-accelerated quantum simulation (MPS/QSCI) form an asynchronous loop; Stage 2 refines angles to chemical accuracy. The MPS tier and the GPU loop are the proposed Phase-3 GPU deliverable (not yet executed, §3, §5c); executed results in this submission use CPU selected-CI/QSCI and circuit-sampled QSCI to 20q.</w:t>
       </w:r>
     </w:p>
     <w:p>
@@ -3078,7 +3078,7 @@
           <w:sz w:val="22"/>
           <w:szCs w:val="22"/>
         </w:rPr>
-        <w:t xml:space="preserve">Executed scaling results on qBraid GPU. </w:t>
+        <w:t xml:space="preserve">Scaling results targeted on qBraid GPU (owed — not yet executed). </w:t>
       </w:r>
       <w:r>
         <w:rPr>

--- a/paper/EIGENNEXUS_Phase3_Content.docx
+++ b/paper/EIGENNEXUS_Phase3_Content.docx
@@ -174,7 +174,7 @@
           <w:sz w:val="22"/>
           <w:szCs w:val="22"/>
         </w:rPr>
-        <w:t xml:space="preserve">The same QSCI engine reaches chemical accuracy on real materials chemistry: Sn-oxide active spaces (Sn ECP-CASCI, validated on H₄ to 0.0000 mHa) — SnO 0.11 mHa (16q), SnO₂ 0.23 mHa (20q) — and genuine open-shell, multireference transition-metal oxides — </w:t>
+        <w:t xml:space="preserve">The same QSCI engine reaches chemical accuracy on real materials chemistry: Sn-oxide active spaces (Sn ECP-CASCI, validated on H₄ to 0.0000 mHa) — SnO chemical accuracy (≤0.5 mHa, 16q; exact value PySCF-version sensitive), SnO₂ 0.23 mHa (20q) — and genuine open-shell, multireference transition-metal oxides —</w:t>
       </w:r>
       <w:r>
         <w:rPr>
@@ -463,7 +463,7 @@
           <w:sz w:val="22"/>
           <w:szCs w:val="22"/>
         </w:rPr>
-        <w:t xml:space="preserve"> — mean advantage +8.9/+8.3/+7.1/+5.8/+5.0/+4.4 mHa at 16/20/28/40/48/56q. We are explicit about robustness: the advantage is large and consistent at small sizes (all seeds positive at 16q) but narrows with scale and, beyond ~28q, is within run-to-run (3-seed) noise — it is a mean trend, not an every-seed guarantee. This is the </w:t>
+        <w:t xml:space="preserve"> — mean advantage +8.9/+8.3/+7.1/+5.8/+5.0/+4.4 mHa at 16/20/28/40/48/56q. We are explicit about robustness: the advantage is large and consistent at small sizes (all seeds positive at 16q) but narrows with scale and, beyond ~28q, is within run-to-run (3-seed) noise — it is a mean trend, not an every-seed guarantee (across the 18 size×seed pairs the generator wins 13/18). The more robust signal is variance reduction: the generator's selection spread across seeds is ~4× tighter than random's (≈4.7 vs ≈17.6 mHa) — reliable selection versus a lottery. This is the </w:t>
       </w:r>
       <w:r>
         <w:rPr>
@@ -1715,7 +1715,7 @@
                 <w:sz w:val="21"/>
                 <w:szCs w:val="21"/>
               </w:rPr>
-              <w:t xml:space="preserve">0.11 / 0.23 mHa</w:t>
+              <w:t xml:space="preserve">≤0.5 / 0.23 mHa (chem. acc.)</w:t>
             </w:r>
           </w:p>
         </w:tc>
@@ -1783,7 +1783,7 @@
                 <w:sz w:val="21"/>
                 <w:szCs w:val="21"/>
               </w:rPr>
-              <w:t xml:space="preserve">EUV target chemistry</w:t>
+              <w:t xml:space="preserve">EUV target; SnO value PySCF-version sensitive</w:t>
             </w:r>
           </w:p>
         </w:tc>
@@ -3361,7 +3361,7 @@
           <w:sz w:val="22"/>
           <w:szCs w:val="22"/>
         </w:rPr>
-        <w:t xml:space="preserve">The scaling ladder uses a determinant-space selected-CI proxy; we confirm it tracks the real circuit-sampled pipeline by executing the measured QSCI (qml.sample, 3,000 shots × 160 circuits) at 16q and 20q — the measured energies match the proxy (16q: 26.6 vs 28.1 mHa; 20q: 49.3 vs 50.4 mHa), extending the genuinely-sampled pipeline beyond the prior 12-qubit point. The determinants needed for chemical accuracy grow ~1.38× per qubit versus 2.0× for the full FCI space (log-space R²=0.99) — a vanishing fraction (75% at 8q → 0.15% at 28q), though still exponential: at 40q+ the selected space reaches ~10⁶ determinants, the regime where device-driven selection becomes valuable. We do not claim polynomial scaling.</w:t>
+        <w:t xml:space="preserve">The scaling ladder uses a determinant-space selected-CI proxy; we confirm it tracks the real circuit-sampled pipeline by executing the measured QSCI (qml.sample, 3,000 shots × 160 circuits) at 16q and 20q — the measured energies match the proxy on the trained generator (16q: 26.6 vs 28.1 mHa; 20q: 49.3 vs 50.4 mHa), extending the genuinely-sampled pipeline beyond the prior 12-qubit point. We report one honest wrinkle: at this small shot budget (3,000 shots, K=600), diffuse random-circuit sampling collects more distinct determinants than the peaked generator and edges it on absolute energy under measurement (measured-random 24.0 / 46.7 vs measured-trained 28.1 / 50.4 mHa at 16q / 20q). This is a coverage effect at low shot count, not a generator-quality reversal: the deterministic proxy — which isolates per-determinant quality from sampling coverage — and the larger-budget determinant sweeps both favour the generator. The determinants needed for chemical accuracy grow ~1.38× per qubit versus 2.0× for the full FCI space (log-space R²=0.99) — a vanishing fraction (75% at 8q → 0.15% at 28q), though still exponential: at 40q+ the selected space reaches ~10⁶ determinants, the regime where device-driven selection becomes valuable. We do not claim polynomial scaling.</w:t>
       </w:r>
     </w:p>
     <w:p>

--- a/paper/EIGENNEXUS_Phase3_Content.docx
+++ b/paper/EIGENNEXUS_Phase3_Content.docx
@@ -77,7 +77,7 @@
           <w:sz w:val="22"/>
           <w:szCs w:val="22"/>
         </w:rPr>
-        <w:t xml:space="preserve"> Our primary, executed contribution is quantum-accurate energies for the exact chemistry where BOTH classical pillars fail — DFT's spin-state ordering flips sign across functionals (CrO splitting spans 1.9 eV) and single-reference CCSD(T) collapses non-variationally below the exact energy as bonds break — on open-shell, multireference transition-metal oxides (CrO, NiO) and EUV-relevant tin oxides (SnO, SnO₂) at 20 qubits, validated against exact diagonalization and third-party HamLib Hamiltonians. On top of this we contribute scalable machinery (tensor-network + selected-CI evaluation, MP2 operator-pool compression, and a size-/chemistry-transferable generator) that targets the 40q+ regime, with every claim third-party reproducible and every limitation stated.</w:t>
+        <w:t xml:space="preserve"> Our primary, executed contribution is quantum-accurate energies for the exact chemistry where BOTH classical pillars fail — DFT's spin-state ordering flips sign across functionals (CrO splitting spans 1.9 eV — so a DFT-only screen can assign the wrong spin ground state and rank the wrong candidate before costly synthesis) and single-reference CCSD(T) collapses non-variationally below the exact energy as bonds break — on open-shell, multireference transition-metal oxides (CrO, NiO) and EUV-relevant tin oxides (SnO, SnO₂) at 20 qubits, validated against exact diagonalization and third-party HamLib Hamiltonians. On top of this we contribute scalable machinery (tensor-network + selected-CI evaluation, MP2 operator-pool compression, and a size-/chemistry-transferable generator) that targets the 40q+ regime, with every claim third-party reproducible and every limitation stated.</w:t>
       </w:r>
     </w:p>
     <w:p>
@@ -3407,7 +3407,7 @@
           <w:sz w:val="22"/>
           <w:szCs w:val="22"/>
         </w:rPr>
-        <w:t xml:space="preserve"> with CUDA-Q: tensornet-mps for the 24–40-qubit tier and cuStateVec for exact validation to ~32 qubits. One high-memory GPU suffices for MPS; 4–8 GPUs (NVLink) enable distributed circuit evaluation (pillar 4) and the &gt;40-qubit bonus attempt; QPU (IonQ/IBM) for 10–16-qubit validation.</w:t>
+        <w:t xml:space="preserve"> with CUDA-Q: tensornet-mps for the 24–40-qubit tier and cuStateVec for exact validation to ~32 qubits. One high-memory GPU suffices for MPS; 4–8 GPUs (NVLink) enable distributed circuit evaluation (pillar 4) and the &gt;40-qubit bonus attempt; QPU (IonQ/IBM) for 10–16-qubit validation. The concrete platform value: the ~16 TB exact statevector at 40 qubits collapses onto a single 80 GB GPU through CUDA-Q MPS — a ~200× memory reduction that is what makes the 40-qubit tier reachable at all.</w:t>
       </w:r>
     </w:p>
     <w:p>

--- a/paper/EIGENNEXUS_Phase3_Content.docx
+++ b/paper/EIGENNEXUS_Phase3_Content.docx
@@ -3163,7 +3163,7 @@
           <w:sz w:val="22"/>
           <w:szCs w:val="22"/>
         </w:rPr>
-        <w:t xml:space="preserve">Sweeping the QSCI-proxy determinant budget K at 20q/40q confirms the transfer advantage is budget-robust (the zero-shot generator beats random at essentially every K, reaching parity only at the largest 20q budget). Target-specific MP2-ranked selected-CI is the strongest selector and a generator+MP2 fusion is redundant with MP2 alone, so the honest reading is that the transferred generator sits between random and target-specific MP2 at </w:t>
+        <w:t xml:space="preserve">Sweeping the QSCI-proxy determinant budget K at 20q/40q confirms the transfer advantage is budget-robust (the zero-shot generator beats random at essentially every K, reaching parity only at the largest budgets). Target-specific MP2-ranked selected-CI is the strongest selector and a generator+MP2 fusion is redundant with MP2 alone, so the honest reading is that the transferred generator sits between random and target-specific MP2 at </w:t>
       </w:r>
       <w:r>
         <w:rPr>
@@ -3281,25 +3281,25 @@
           <w:sz w:val="22"/>
           <w:szCs w:val="22"/>
         </w:rPr>
-        <w:t xml:space="preserve"> And we certify the gap rather than assert it: an Epstein–Nesbet PT2 correction turns the variational bound into a </w:t>
-      </w:r>
-      <w:r>
-        <w:rPr>
-          <w:rFonts w:ascii="Times New Roman" w:cs="Times New Roman" w:eastAsia="Times New Roman" w:hAnsi="Times New Roman"/>
-          <w:b/>
-          <w:bCs/>
-          <w:sz w:val="22"/>
-          <w:szCs w:val="22"/>
-        </w:rPr>
-        <w:t xml:space="preserve">two-sided bracket</w:t>
-      </w:r>
-      <w:r>
-        <w:rPr>
-          <w:rFonts w:ascii="Times New Roman" w:cs="Times New Roman" w:eastAsia="Times New Roman" w:hAnsi="Times New Roman"/>
-          <w:sz w:val="22"/>
-          <w:szCs w:val="22"/>
-        </w:rPr>
-        <w:t xml:space="preserve"> — E_var (rigorous upper bound) and E_var+PT2 (second-order estimate) straddle the exact FCI on the correct side, validated at 20q (equilibrium extrapolation reproduces FCI to ~4 mHa, R²=0.999) — so the subspace method both bounds and estimates the energy with a quantified gap, exactly where single-reference CCSD(T) provides neither. (Selected-CI here is classical on CPU; QSCI is its device-driven instantiation, with a quantum sampler as the determinant selector at scales where the selected space is large.) </w:t>
+        <w:t xml:space="preserve"> And we certify the gap rather than assert it: an Epstein–Nesbet PT2 correction brackets the exact FCI between </w:t>
+      </w:r>
+      <w:r>
+        <w:rPr>
+          <w:rFonts w:ascii="Times New Roman" w:cs="Times New Roman" w:eastAsia="Times New Roman" w:hAnsi="Times New Roman"/>
+          <w:b/>
+          <w:bCs/>
+          <w:sz w:val="22"/>
+          <w:szCs w:val="22"/>
+        </w:rPr>
+        <w:t xml:space="preserve">E_var (a rigorous variational upper bound) and E_var+PT2 (a second-order estimate, not a bound)</w:t>
+      </w:r>
+      <w:r>
+        <w:rPr>
+          <w:rFonts w:ascii="Times New Roman" w:cs="Times New Roman" w:eastAsia="Times New Roman" w:hAnsi="Times New Roman"/>
+          <w:sz w:val="22"/>
+          <w:szCs w:val="22"/>
+        </w:rPr>
+        <w:t xml:space="preserve"> — near equilibrium the CIPSI extrapolation reproduces FCI to ~4 mHa (R²=0.999), while under strong correlation the PT2 estimate degrades on coarse budgets, so there the robust statement is the bracket's direction (E_var above, E_var+PT2 below FCI — the correct side, unlike CCSD(T)'s non-variational collapse) rather than a tight magnitude. (Selected-CI here is classical on CPU; QSCI is its device-driven instantiation, with a quantum sampler as the determinant selector at scales where the selected space is large.) </w:t>
       </w:r>
       <w:r>
         <w:rPr>

--- a/paper/EIGENNEXUS_Phase3_Content.docx
+++ b/paper/EIGENNEXUS_Phase3_Content.docx
@@ -59,7 +59,7 @@
           <w:sz w:val="22"/>
           <w:szCs w:val="22"/>
         </w:rPr>
-        <w:t xml:space="preserve">Ground-state energy estimation governs reaction thermodynamics, redox behavior, and excited-state properties across materials chemistry, yet classical methods scale exponentially with electron correlation and the gold-standard CCSD(T) costs O(N⁷). The Generative Quantum Eigensolver (GQE; Nakaji et al. 2024, with AIST) replaces variational circuit optimization with a classical generative transformer that proposes quantum circuits, side-stepping the barren-plateau problem that afflicts variational optimization (a property of GQE established by Nakaji et al. 2024; we adopt rather than re-demonstrate it) — but statevector GQE stayed small-scale, and QSCI-paired GQE only recently reached 32 qubits (Kemmoku, Gao et al. 2026). </w:t>
+        <w:t xml:space="preserve">Ground-state energy estimation governs reaction thermodynamics, redox behavior, and excited-state properties across materials chemistry, yet classical methods scale exponentially with electron correlation and the gold-standard CCSD(T) costs O(N⁷). The Generative Quantum Eigensolver (GQE; Nakaji et al. 2024, with AIST) replaces variational circuit optimization with a classical generative transformer that proposes quantum circuits, side-stepping the barren-plateau problem that afflicts variational quantum eigensolvers (VQE; Tilly et al. 2022) — a property of GQE established by Nakaji et al. 2024 that we adopt rather than re-demonstrate — but statevector GQE stayed small-scale, and QSCI-paired GQE only recently reached 32 qubits (Kemmoku, Gao et al. 2026). </w:t>
       </w:r>
       <w:r>
         <w:rPr>
@@ -584,7 +584,7 @@
           <w:sz w:val="22"/>
           <w:szCs w:val="22"/>
         </w:rPr>
-        <w:t xml:space="preserve">The same H-chain-trained generator, deployed to oxide active spaces (CO, SiO, BeO, SnO at 12q; CO, SnO at 20q), beats random on 4 of 6 targets (CO/SiO/CO-20q by +3–4 mHa, BeO a tie) but loses on SnO at both sizes (−2.2 mHa): heavy-element ECP chemistry is too dissimilar from the H-chain training. Target-specific MP2 selected-CI is the strongest selector on every target. The honest conclusion: cross-size transfer (same chemistry) is robust; cross-chemistry transfer works only when the target's electronic structure resembles training — a zero-cost prior, not a universal one. A same-size cross-molecule conditioning variant gave only a within-noise gain and is also reported as a negative.</w:t>
+        <w:t xml:space="preserve">The same H-chain-trained generator, deployed to oxide active spaces (CO, SiO, BeO, SnO at 12q; CO, SnO at 20q), beats random on 4 of 6 targets (CO/SiO/CO-20q by +3–4 mHa, BeO a tie) but loses on SnO at both sizes (−2.2 mHa): heavy-element ECP chemistry is too dissimilar from the H-chain training. Target-specific MP2 selected-CI is the strongest selector on every target. The honest conclusion: cross-size transfer (same chemistry) is robust; cross-chemistry transfer works only when the target's electronic structure resembles training — a zero-cost prior, not a universal one. A same-size cross-molecule conditioning variant (a conditional-GQE design, cf. Minami, Nakaji et al. 2025) gave only a within-noise gain and is also reported as a negative.</w:t>
       </w:r>
     </w:p>
     <w:p>
@@ -1934,7 +1934,7 @@
           <w:sz w:val="22"/>
           <w:szCs w:val="22"/>
         </w:rPr>
-        <w:t xml:space="preserve">On identical STO-6G Hₙ geometries, classical FCI wall-clock grows ~24× from 20→24 qubits (0.33 s → 7.8 s) and is intractable by 32q on CPU; CCSD(T) stays cheap but its error climbs with correlation and breaks down under strong correlation (at H₂₄/48q, classical DMRG is itself 6.83 mHa off CCSD(T)). Exact quantum-state simulation needs ~16 TB at 40 qubits — the wall the MPS + QSCI tiers remove (Table 2).</w:t>
+        <w:t xml:space="preserve">On identical STO-6G Hₙ geometries, classical FCI wall-clock grows steeply (~5× from 20→24 qubits, 0.69 s → 3.58 s on a single CPU thread) and is intractable by 32q on CPU; CCSD(T) stays cheap but its error climbs with correlation and breaks down under strong correlation (at H₂₄/48q, classical DMRG is itself 6.83 mHa off CCSD(T)). Exact quantum-state simulation needs ~16 TB at 40 qubits — the wall the MPS + QSCI tiers remove (Table 2).</w:t>
       </w:r>
     </w:p>
     <w:tbl>
@@ -2227,7 +2227,7 @@
                 <w:sz w:val="21"/>
                 <w:szCs w:val="21"/>
               </w:rPr>
-              <w:t xml:space="preserve">0.04 s</w:t>
+              <w:t xml:space="preserve">0.05 s</w:t>
             </w:r>
           </w:p>
         </w:tc>
@@ -2295,7 +2295,7 @@
                 <w:sz w:val="21"/>
                 <w:szCs w:val="21"/>
               </w:rPr>
-              <w:t xml:space="preserve">0.08 s</w:t>
+              <w:t xml:space="preserve">0.16 s</w:t>
             </w:r>
           </w:p>
         </w:tc>
@@ -2399,7 +2399,7 @@
                 <w:sz w:val="21"/>
                 <w:szCs w:val="21"/>
               </w:rPr>
-              <w:t xml:space="preserve">0.33 s</w:t>
+              <w:t xml:space="preserve">0.69 s</w:t>
             </w:r>
           </w:p>
         </w:tc>
@@ -2467,7 +2467,7 @@
                 <w:sz w:val="21"/>
                 <w:szCs w:val="21"/>
               </w:rPr>
-              <w:t xml:space="preserve">0.09 s</w:t>
+              <w:t xml:space="preserve">0.21 s</w:t>
             </w:r>
           </w:p>
         </w:tc>
@@ -2571,7 +2571,7 @@
                 <w:sz w:val="21"/>
                 <w:szCs w:val="21"/>
               </w:rPr>
-              <w:t xml:space="preserve">7.81 s</w:t>
+              <w:t xml:space="preserve">3.58 s</w:t>
             </w:r>
           </w:p>
         </w:tc>
@@ -2639,7 +2639,7 @@
                 <w:sz w:val="21"/>
                 <w:szCs w:val="21"/>
               </w:rPr>
-              <w:t xml:space="preserve">0.14 s</w:t>
+              <w:t xml:space="preserve">0.22 s</w:t>
             </w:r>
           </w:p>
         </w:tc>
@@ -3001,7 +3001,7 @@
           <w:sz w:val="19"/>
           <w:szCs w:val="19"/>
         </w:rPr>
-        <w:t xml:space="preserve">Table 2. Classical reference cost on the Hₙ ladder (single-thread CPU) — the exact-method wall the quantum approach is measured against.</w:t>
+        <w:t xml:space="preserve">Table 2. Classical reference cost on the Hₙ ladder (single-thread CPU; wall-clocks machine-dependent, reproduced in classical_baselines_evidence.json — the steep growth and the exact-method wall, not absolute seconds, are the claim; H₁₄+/intractable rows are qualitative) — the exact-method wall the quantum approach is measured against.</w:t>
       </w:r>
     </w:p>
     <w:p>
@@ -3374,7 +3374,7 @@
           <w:sz w:val="18"/>
           <w:szCs w:val="18"/>
         </w:rPr>
-        <w:t xml:space="preserve">Figure 2. Trust on a real oxide. As the CrO ⁵Π bond stretches (stronger multireference character, left→right), in-active-space CCSD(T) becomes erratic and frequently non-convergent (open markers), a few to ~140 mHa vs exact CASCI, while selected-CI/QSCI stays a variational bound in the chemical-accuracy band (shaded). CCSD(T) is run on the identical embedded active-space Hamiltonian as CASCI (apples-to-apples).</w:t>
+        <w:t xml:space="preserve">Figure 2. Trust on a real oxide. As the CrO ⁵Π bond stretches (stronger multireference character, left→right), in-active-space CCSD(T) becomes erratic and frequently non-convergent (open markers), a few to ~140 mHa vs exact CASCI, while selected-CI/QSCI stays a variational bound at or within the chemical-accuracy band (shaded; ≤2.8 mHa even at the strongest correlation). CCSD(T) is run on the identical embedded active-space Hamiltonian as CASCI (apples-to-apples).</w:t>
       </w:r>
     </w:p>
     <w:p>
@@ -3835,7 +3835,7 @@
           <w:sz w:val="20"/>
           <w:szCs w:val="20"/>
         </w:rPr>
-        <w:t xml:space="preserve">P. Fare, et al. “A multi-fidelity machine learning approach to high-throughput materials screening.” npj Computational Materials 8, 257 (2022).</w:t>
+        <w:t xml:space="preserve">C. Fare, et al. “A multi-fidelity machine learning approach to high-throughput materials screening.” npj Computational Materials 8, 257 (2022).</w:t>
       </w:r>
     </w:p>
     <w:p>

--- a/paper/EIGENNEXUS_Phase3_Content.docx
+++ b/paper/EIGENNEXUS_Phase3_Content.docx
@@ -389,15 +389,33 @@
           <w:sz w:val="22"/>
           <w:szCs w:val="22"/>
         </w:rPr>
-        <w:t xml:space="preserve">(1) Tensor-network (MPS) simulation — proposed GPU scaling enabler (not yet executed). </w:t>
-      </w:r>
-      <w:r>
-        <w:rPr>
-          <w:rFonts w:ascii="Times New Roman" w:cs="Times New Roman" w:eastAsia="Times New Roman" w:hAnsi="Times New Roman"/>
-          <w:sz w:val="22"/>
-          <w:szCs w:val="22"/>
-        </w:rPr>
-        <w:t xml:space="preserve">CUDA-Q's tensornet-mps backend's memory scales with circuit entanglement rather than 2ⁿ, and near-equilibrium area-law structure bounds the bond dimension, so we propose it to carry exact circuit simulation past the ~32-qubit cuStateVec limit toward 40q+. We are explicit that this is the GPU deliverable (§5c [QBRAID-RUN]): no MPS run is executed in this submission. Our EXECUTED large-scale evidence instead comes from the determinant-space selected-CI/QSCI tier (pillar 2), which needs no full circuit simulation.</w:t>
+        <w:t xml:space="preserve">(1) Tensor-network (MPS) simulation — the GPU scaling enabler, bond-dimension argument now demonstrated on CPU. </w:t>
+      </w:r>
+      <w:r>
+        <w:rPr>
+          <w:rFonts w:ascii="Times New Roman" w:cs="Times New Roman" w:eastAsia="Times New Roman" w:hAnsi="Times New Roman"/>
+          <w:sz w:val="22"/>
+          <w:szCs w:val="22"/>
+        </w:rPr>
+        <w:t xml:space="preserve">CUDA-Q's tensornet-mps memory scales with entanglement, not 2ⁿ; we verify the enabling claim with block2 DMRG (the classical MPS analogue): </w:t>
+      </w:r>
+      <w:r>
+        <w:rPr>
+          <w:rFonts w:ascii="Times New Roman" w:cs="Times New Roman" w:eastAsia="Times New Roman" w:hAnsi="Times New Roman"/>
+          <w:b/>
+          <w:bCs/>
+          <w:sz w:val="22"/>
+          <w:szCs w:val="22"/>
+        </w:rPr>
+        <w:t xml:space="preserve">the bond dimension χ for chemical accuracy grows only modestly with size (χ≈50/100/400 at 20/28/40 qubits), and entanglement is area-law-bounded near equilibrium (Sₘₐₓ 0.39, χ=50) rising into strong correlation (Sₘₐₓ 4.43, χ=200)</w:t>
+      </w:r>
+      <w:r>
+        <w:rPr>
+          <w:rFonts w:ascii="Times New Roman" w:cs="Times New Roman" w:eastAsia="Times New Roman" w:hAnsi="Times New Roman"/>
+          <w:sz w:val="22"/>
+          <w:szCs w:val="22"/>
+        </w:rPr>
+        <w:t xml:space="preserve">. So at 40q, χ≈400 puts the MPS footprint (~n·χ²·d, megabytes) far below the ~16 TB exact statevector — quantifying the GPU memory win. The full GPU tensornet-mps run at 40q remains the owed deliverable (§5c [QBRAID-RUN]); the measured χ target above de-risks it.</w:t>
       </w:r>
     </w:p>
     <w:p>
@@ -612,7 +630,17 @@
           <w:sz w:val="22"/>
           <w:szCs w:val="22"/>
         </w:rPr>
-        <w:t xml:space="preserve">The classical transformer trains on GPU (PyTorch); circuit evaluations are dispatched across GPUs via CUDA-Q's mqpu in an asynchronous generate→evaluate→update loop. Quantum resources handle state preparation and energy estimation (MPS / QSCI); classical resources handle generation, optimization, and active-space selection. Stage 1 is sampling-bound and parallelizable; Stage 2 is gradient-bound and adjoint-efficient.</w:t>
+        <w:t xml:space="preserve">The classical transformer trains on GPU (PyTorch); circuit evaluations are dispatched across GPUs via CUDA-Q's mqpu in an asynchronous generate→evaluate→update loop. Quantum resources handle state preparation and energy estimation (MPS / QSCI); classical resources handle generation, optimization, and active-space selection. Stage 1 is sampling-bound and parallelizable; Stage 2 is gradient-bound and adjoint-efficient. </w:t>
+      </w:r>
+      <w:r>
+        <w:rPr>
+          <w:rFonts w:ascii="Times New Roman" w:cs="Times New Roman" w:eastAsia="Times New Roman" w:hAnsi="Times New Roman"/>
+          <w:b/>
+          <w:bCs/>
+          <w:sz w:val="22"/>
+          <w:szCs w:val="22"/>
+        </w:rPr>
+        <w:t xml:space="preserve">We validate this execution path on CUDA-Q itself: the UCCSD/QSCI pipeline runs through CUDA-Q's qpp-cpu backend and reproduces exact FCI on H₄ (VQE +0.012 mHa via cudaq.observe; QSCI +0.022 mHa via cudaq.sample), confirming the generated circuits compile and sample through the SDK; the 12–40-qubit regime is the owed GPU (cuStateVec/tensornet-mps) run.</w:t>
       </w:r>
     </w:p>
     <w:p>

--- a/paper/EIGENNEXUS_Phase3_Content.docx
+++ b/paper/EIGENNEXUS_Phase3_Content.docx
@@ -1962,7 +1962,7 @@
           <w:sz w:val="22"/>
           <w:szCs w:val="22"/>
         </w:rPr>
-        <w:t xml:space="preserve">On identical STO-6G Hₙ geometries, classical FCI wall-clock grows steeply (~5× from 20→24 qubits, 0.69 s → 3.58 s on a single CPU thread) and is intractable by 32q on CPU; CCSD(T) stays cheap but its error climbs with correlation and breaks down under strong correlation (at H₂₄/48q, classical DMRG is itself 6.83 mHa off CCSD(T)). Exact quantum-state simulation needs ~16 TB at 40 qubits — the wall the MPS + QSCI tiers remove (Table 2).</w:t>
+        <w:t xml:space="preserve">On identical STO-6G Hₙ geometries, classical FCI wall-clock grows steeply (~5× from 20→24 qubits, 0.69 s → 3.74 s on a single CPU thread) and is intractable by 32q on CPU; CCSD(T) stays cheap but its error climbs with correlation and breaks down under strong correlation (at H₂₄/48q, classical DMRG is itself 6.83 mHa off CCSD(T)). Exact quantum-state simulation needs ~16 TB at 40 qubits — the wall the MPS + QSCI tiers remove (Table 2).</w:t>
       </w:r>
     </w:p>
     <w:tbl>
@@ -2255,7 +2255,7 @@
                 <w:sz w:val="21"/>
                 <w:szCs w:val="21"/>
               </w:rPr>
-              <w:t xml:space="preserve">0.05 s</w:t>
+              <w:t xml:space="preserve">0.04 s</w:t>
             </w:r>
           </w:p>
         </w:tc>
@@ -2323,7 +2323,7 @@
                 <w:sz w:val="21"/>
                 <w:szCs w:val="21"/>
               </w:rPr>
-              <w:t xml:space="preserve">0.16 s</w:t>
+              <w:t xml:space="preserve">0.08 s</w:t>
             </w:r>
           </w:p>
         </w:tc>
@@ -2495,7 +2495,7 @@
                 <w:sz w:val="21"/>
                 <w:szCs w:val="21"/>
               </w:rPr>
-              <w:t xml:space="preserve">0.21 s</w:t>
+              <w:t xml:space="preserve">0.12 s</w:t>
             </w:r>
           </w:p>
         </w:tc>
@@ -2599,7 +2599,7 @@
                 <w:sz w:val="21"/>
                 <w:szCs w:val="21"/>
               </w:rPr>
-              <w:t xml:space="preserve">3.58 s</w:t>
+              <w:t xml:space="preserve">3.74 s</w:t>
             </w:r>
           </w:p>
         </w:tc>
@@ -2667,7 +2667,7 @@
                 <w:sz w:val="21"/>
                 <w:szCs w:val="21"/>
               </w:rPr>
-              <w:t xml:space="preserve">0.22 s</w:t>
+              <w:t xml:space="preserve">0.15 s</w:t>
             </w:r>
           </w:p>
         </w:tc>

--- a/paper/EIGENNEXUS_Phase3_Content.docx
+++ b/paper/EIGENNEXUS_Phase3_Content.docx
@@ -640,7 +640,7 @@
           <w:sz w:val="22"/>
           <w:szCs w:val="22"/>
         </w:rPr>
-        <w:t xml:space="preserve">We validate this execution path on CUDA-Q itself: the UCCSD/QSCI pipeline runs through CUDA-Q's qpp-cpu backend and reproduces exact FCI on H₄ (VQE +0.012 mHa via cudaq.observe; QSCI +0.022 mHa via cudaq.sample), confirming the generated circuits compile and sample through the SDK; the 12–40-qubit regime is the owed GPU (cuStateVec/tensornet-mps) run.</w:t>
+        <w:t xml:space="preserve">We validate this execution path on CUDA-Q itself: the UCCSD/QSCI pipeline runs through CUDA-Q's qpp-cpu backend and reproduces exact FCI on H₄ (VQE +0.012 mHa via cudaq.observe; QSCI also within chemical accuracy via cudaq.sample), confirming the generated circuits compile and sample through the SDK; the 12–40-qubit regime is the owed GPU (cuStateVec/tensornet-mps) run.</w:t>
       </w:r>
     </w:p>
     <w:p>

--- a/paper/EIGENNEXUS_Phase3_Content.docx
+++ b/paper/EIGENNEXUS_Phase3_Content.docx
@@ -1962,7 +1962,7 @@
           <w:sz w:val="22"/>
           <w:szCs w:val="22"/>
         </w:rPr>
-        <w:t xml:space="preserve">On identical STO-6G Hₙ geometries, classical FCI wall-clock grows steeply (~5× from 20→24 qubits, 0.69 s → 3.74 s on a single CPU thread) and is intractable by 32q on CPU; CCSD(T) stays cheap but its error climbs with correlation and breaks down under strong correlation (at H₂₄/48q, classical DMRG is itself 6.83 mHa off CCSD(T)). Exact quantum-state simulation needs ~16 TB at 40 qubits — the wall the MPS + QSCI tiers remove (Table 2).</w:t>
+        <w:t xml:space="preserve">On identical STO-6G Hₙ geometries, classical FCI wall-clock grows steeply (~5× from 20→24 qubits, 0.69 s → 3.74 s on a single CPU thread) and is intractable by 32q on CPU; CCSD(T) stays cheap but its error climbs with correlation and breaks down under strong correlation (at H₂₄/48q, classical DMRG is itself 6.83 mHa off CCSD(T)). Synthesizing our measured scaling, at 40 qubits the two classical walls are concrete: exact statevector needs ~16 TB vs ~0.2 GB for the MPS tier at our measured χ=400, and full CI spans ~3×10¹⁰ determinants vs ~10⁶ selected by QSCI (0.003%) — the memory and determinant walls the MPS + QSCI tiers remove (Table 2).</w:t>
       </w:r>
     </w:p>
     <w:tbl>

--- a/paper/EIGENNEXUS_Phase3_Content.docx
+++ b/paper/EIGENNEXUS_Phase3_Content.docx
@@ -236,7 +236,25 @@
           <w:sz w:val="22"/>
           <w:szCs w:val="22"/>
         </w:rPr>
-        <w:t xml:space="preserve">The same QSCI engine reaches chemical accuracy on real materials chemistry: Sn-oxide active spaces (Sn ECP-CASCI, validated on H₄ to 0.0000 mHa) — SnO chemical accuracy (≤0.5 mHa, 16q; exact value PySCF-version sensitive), SnO₂ 0.23 mHa (20q) — and genuine open-shell, multireference transition-metal oxides —</w:t>
+        <w:t xml:space="preserve">The same QSCI engine reaches chemical accuracy on real materials chemistry: Sn-oxide active spaces (Sn ECP-CASCI, validated on H₄ to 0.0000 mHa) — SnO chemical accuracy (≤0.5 mHa, 16q; exact value PySCF-version sensitive), SnO₂ 0.23 mHa (20q), and — to reach the genuine EUV motif rather than a diatomic — a bridged </w:t>
+      </w:r>
+      <w:r>
+        <w:rPr>
+          <w:rFonts w:ascii="Times New Roman" w:cs="Times New Roman" w:eastAsia="Times New Roman" w:hAnsi="Times New Roman"/>
+          <w:b/>
+          <w:bCs/>
+          <w:sz w:val="22"/>
+          <w:szCs w:val="22"/>
+        </w:rPr>
+        <w:t xml:space="preserve">Sn–O–Sn tin-oxo fragment (Sn₂O₂ rhombus) to 0.41 mHa at 16q</w:t>
+      </w:r>
+      <w:r>
+        <w:rPr>
+          <w:rFonts w:ascii="Times New Roman" w:cs="Times New Roman" w:eastAsia="Times New Roman" w:hAnsi="Times New Roman"/>
+          <w:sz w:val="22"/>
+          <w:szCs w:val="22"/>
+        </w:rPr>
+        <w:t xml:space="preserve">; and genuine open-shell, multireference transition-metal oxides —</w:t>
       </w:r>
       <w:r>
         <w:rPr>
@@ -438,7 +456,7 @@
           <w:sz w:val="22"/>
           <w:szCs w:val="22"/>
         </w:rPr>
-        <w:t xml:space="preserve">Quantum-Selected Configuration Interaction (Kanno et al. 2023): dominant configurations are sampled from the generated circuit and H is classically diagonalized in that subspace — intrinsically noise-robust (the device defines only the subspace; at 20q with 2×10⁶ shots the energy degrades gracefully to ≤3.3 mHa even with 30% of measurements corrupted).</w:t>
+        <w:t xml:space="preserve">Quantum-Selected Configuration Interaction (Kanno et al. 2023): dominant configurations are sampled from the generated circuit and H is classically diagonalized in that subspace — intrinsically noise-robust (the device defines only the subspace; at 20q with 2×10⁶ shots the energy degrades gracefully to ≤3.3 mHa even with 30% of measurements corrupted; and executed through CUDA-Q's density-matrix backend with a physical depolarizing channel, QSCI on H₄ holds chemical accuracy up to 5% per-gate noise).</w:t>
       </w:r>
     </w:p>
     <w:p>
@@ -602,7 +620,7 @@
           <w:sz w:val="22"/>
           <w:szCs w:val="22"/>
         </w:rPr>
-        <w:t xml:space="preserve">The same H-chain-trained generator, deployed to oxide active spaces (CO, SiO, BeO, SnO at 12q; CO, SnO at 20q), beats random on 4 of 6 targets (CO/SiO/CO-20q by +3–4 mHa, BeO a tie) but loses on SnO at both sizes (−2.2 mHa): heavy-element ECP chemistry is too dissimilar from the H-chain training. Target-specific MP2 selected-CI is the strongest selector on every target. The honest conclusion: cross-size transfer (same chemistry) is robust; cross-chemistry transfer works only when the target's electronic structure resembles training — a zero-cost prior, not a universal one. A same-size cross-molecule conditioning variant (a conditional-GQE design, cf. Minami, Nakaji et al. 2025) gave only a within-noise gain and is also reported as a negative.</w:t>
+        <w:t xml:space="preserve">The same H-chain-trained generator, deployed to oxide active spaces, beats random on 4 of 6 targets (CO/SiO/CO-20q) but loses on SnO (heavy-element ECP chemistry too dissimilar from training). Target-specific MP2 selected-CI is the strongest selector on every target. Honest conclusion: cross-size transfer is robust; cross-chemistry works only when the target resembles training — a zero-cost prior, not a universal one. A same-size conditional-GQE variant (cf. Minami, Nakaji et al. 2025) gave only a within-noise gain, also reported as a negative.</w:t>
       </w:r>
     </w:p>
     <w:p>
@@ -1962,7 +1980,7 @@
           <w:sz w:val="22"/>
           <w:szCs w:val="22"/>
         </w:rPr>
-        <w:t xml:space="preserve">On identical STO-6G Hₙ geometries, classical FCI wall-clock grows steeply (~5× from 20→24 qubits, 0.69 s → 3.74 s on a single CPU thread) and is intractable by 32q on CPU; CCSD(T) stays cheap but its error climbs with correlation and breaks down under strong correlation (at H₂₄/48q, classical DMRG is itself 6.83 mHa off CCSD(T)). Synthesizing our measured scaling, at 40 qubits the two classical walls are concrete: exact statevector needs ~16 TB vs ~0.2 GB for the MPS tier at our measured χ=400, and full CI spans ~3×10¹⁰ determinants vs ~10⁶ selected by QSCI (0.003%) — the memory and determinant walls the MPS + QSCI tiers remove (Table 2).</w:t>
+        <w:t xml:space="preserve">On identical STO-6G Hₙ geometries, classical FCI wall-clock grows steeply (~5× from 20→24 qubits, 0.69 s → 3.74 s on a single CPU thread) and is intractable by 32q on CPU; CCSD(T) stays cheap but its error climbs with correlation and breaks down under strong correlation (at H₂₄/48q, classical DMRG is itself 6.83 mHa off CCSD(T)). Exact statevector needs ~16 TB at 40q vs ~0.2 GB for the MPS tier (measured χ=400), and ~10⁶ QSCI determinants vs ~3×10¹⁰ for full CI — the memory and determinant walls the MPS + QSCI tiers remove (Table 2; quantified in results/crossover).</w:t>
       </w:r>
     </w:p>
     <w:tbl>
@@ -3191,7 +3209,7 @@
           <w:sz w:val="22"/>
           <w:szCs w:val="22"/>
         </w:rPr>
-        <w:t xml:space="preserve">Sweeping the QSCI-proxy determinant budget K at 20q/40q confirms the transfer advantage is budget-robust (the zero-shot generator beats random at essentially every K, reaching parity only at the largest budgets). Target-specific MP2-ranked selected-CI is the strongest selector and a generator+MP2 fusion is redundant with MP2 alone, so the honest reading is that the transferred generator sits between random and target-specific MP2 at </w:t>
+        <w:t xml:space="preserve">Sweeping the QSCI-proxy budget K confirms the transfer advantage is budget-robust (generator beats random at essentially every K). Target-specific MP2 selected-CI is the strongest selector and generator+MP2 fusion adds nothing — so the transferred generator sits between random and target-specific MP2 at </w:t>
       </w:r>
       <w:r>
         <w:rPr>
@@ -3209,7 +3227,7 @@
           <w:sz w:val="22"/>
           <w:szCs w:val="22"/>
         </w:rPr>
-        <w:t xml:space="preserve"> — a strong zero-shot prior for high-throughput screening, with MP2 selected-CI the right classical comparator where its per-candidate cost is affordable.</w:t>
+        <w:t xml:space="preserve">, a zero-shot prior for high-throughput screening.</w:t>
       </w:r>
     </w:p>
     <w:p>
@@ -3494,7 +3512,7 @@
           <w:sz w:val="22"/>
           <w:szCs w:val="22"/>
         </w:rPr>
-        <w:t xml:space="preserve">UCC excitations decompose to ≤2-qubit gates; with pool compression a length-8 generated circuit is shallow (tens of two-qubit gates), within MPS reach at bounded bond dimension near equilibrium. QSCI needs ~10³–10⁴ shots/circuit (we use 2,000 in simulation). The dominant cost is the generate→evaluate loop: a few hundred transformer updates, each dispatching a batch of GPU circuit evaluations. We estimate ~1–2 weeks single-GPU wall-clock for the full 24→40q sweep plus the oxide runs; the workflow is backend-agnostic and degrades gracefully to fewer qubits. Concrete per-run depth/shot/wall-clock: </w:t>
+        <w:t xml:space="preserve">UCC excitations decompose to ≤2-qubit gates; with pool compression a length-8 circuit is shallow (tens of two-qubit gates), within MPS reach near equilibrium. QSCI needs ~10³–10⁴ shots/circuit. We estimate ~1–2 weeks single-GPU wall-clock for the full 24→40q sweep plus the oxide runs; backend-agnostic, degrades gracefully. Concrete per-run depth/shot/wall-clock: </w:t>
       </w:r>
       <w:r>
         <w:rPr>

--- a/paper/EIGENNEXUS_Phase3_Content.docx
+++ b/paper/EIGENNEXUS_Phase3_Content.docx
@@ -59,7 +59,7 @@
           <w:sz w:val="22"/>
           <w:szCs w:val="22"/>
         </w:rPr>
-        <w:t xml:space="preserve">Ground-state energy estimation governs reaction thermodynamics, redox behavior, and excited-state properties across materials chemistry, yet classical methods scale exponentially with electron correlation and the gold-standard CCSD(T) costs O(N⁷). The Generative Quantum Eigensolver (GQE; Nakaji et al. 2024, with AIST) replaces variational circuit optimization with a classical generative transformer that proposes quantum circuits, side-stepping the barren-plateau problem that afflicts variational quantum eigensolvers (VQE; Tilly et al. 2022) — a property of GQE established by Nakaji et al. 2024 that we adopt rather than re-demonstrate — but statevector GQE stayed small-scale, and QSCI-paired GQE only recently reached 32 qubits (Kemmoku, Gao et al. 2026). </w:t>
+        <w:t xml:space="preserve">Ground-state energy estimation governs reaction thermodynamics, redox behavior, and excited-state properties across materials chemistry, yet classical methods scale exponentially with electron correlation and the gold-standard CCSD(T) costs O(N⁷). The Generative Quantum Eigensolver (GQE; Nakaji et al. 2024) replaces variational circuit optimization with a classical generative transformer that proposes quantum circuits, side-stepping the barren-plateau problem of VQE (Tilly et al. 2022; a GQE property established by Nakaji et al. 2024, adopted not re-demonstrated) — but statevector GQE stayed small-scale, and QSCI-paired GQE only recently reached 32 qubits (Kemmoku, Gao et al. 2026). </w:t>
       </w:r>
       <w:r>
         <w:rPr>
@@ -90,7 +90,7 @@
           <w:sz w:val="22"/>
           <w:szCs w:val="22"/>
         </w:rPr>
-        <w:t xml:space="preserve">Our target is EUV semiconductor photoresist chemistry (tin-oxo clusters; Sn, Hf, Zr oxides), whose open-shell, multi-reference character is where DFT's functional-dependent errors make candidate rankings unreliable, and which is the focus of an active quantum-simulation program by one of this challenge's providers (Kharazi et al., Xanadu &amp; Mitsubishi Chemical, 2026). We quantify the unreliability directly: across six standard functionals the CrO spin-state splitting spans 1.9 eV — PBE0 places the quintet 1.84 eV below the triplet while B3LYP inverts the order (−0.08 eV) — and even the milder NiO gap varies 0.11 eV, against a chemical-accuracy target of 0.044 eV. We resolve the ambiguity directly (Figure 1): CASCI and QSCI both place the quintet 1.89 eV below the triplet — agreeing with the experimental X⁵Π ground term — so B3LYP simply predicts the wrong ground state, and a single quantum-accurate number replaces the entire functional-choice band. The MATGEN-Q pipeline — AI proposes candidates → DFT filters → GQE refines with quantum accuracy → Bayesian optimization selects the next — generalizes beyond photoresists to battery electrolytes, catalysts, and polymers central to Mitsubishi Chemical and AIST. In an $800B+ semiconductor industry, multi-fidelity Bayesian screening has shown up to 3× cost reduction (Fare et al., 2022) — acceleration MATGEN-Q targets through quantum-accurate pre-selection.</w:t>
+        <w:t xml:space="preserve">Our target is EUV semiconductor photoresist chemistry (tin-oxo clusters; Sn, Hf, Zr oxides), whose open-shell, multi-reference character is where DFT's functional-dependent errors make candidate rankings unreliable, and which is the focus of an active quantum-simulation program by one of this challenge's providers (Kharazi et al., Xanadu &amp; Mitsubishi Chemical, 2026). We quantify the unreliability directly: across six standard functionals the CrO spin-state splitting spans 1.9 eV — PBE0 places the quintet 1.84 eV below the triplet while B3LYP inverts the order (−0.08 eV) — and even the milder NiO gap varies 0.11 eV, against a chemical-accuracy target of 0.044 eV. We resolve the ambiguity directly (Figure 1): CASCI and QSCI both place the quintet 1.89 eV below the triplet — agreeing with the experimental X⁵Π ground term — so B3LYP simply predicts the wrong ground state, and a single quantum-accurate number replaces the entire functional-choice band. The pipeline (AI proposes → DFT filters → GQE refines → Bayesian selects) generalizes to battery electrolytes, catalysts, and polymers central to Mitsubishi Chemical and AIST; in an $800B+ semiconductor industry, multi-fidelity screening economics (Fare et al., 2022) are the cost lever MATGEN-Q targets via quantum-accurate pre-selection.</w:t>
       </w:r>
     </w:p>
     <w:p>
@@ -236,7 +236,7 @@
           <w:sz w:val="22"/>
           <w:szCs w:val="22"/>
         </w:rPr>
-        <w:t xml:space="preserve">The same QSCI engine reaches chemical accuracy on real materials chemistry: Sn-oxide active spaces (Sn ECP-CASCI, validated on H₄ to 0.0000 mHa) — SnO chemical accuracy (≤0.5 mHa, 16q; exact value PySCF-version sensitive), SnO₂ 0.23 mHa (20q), and — to reach the genuine EUV motif rather than a diatomic — a bridged </w:t>
+        <w:t xml:space="preserve">The same QSCI engine reaches chemical accuracy on real materials chemistry: Sn-oxide active spaces (Sn ECP-CASCI, validated on H₄ to 0.0000 mHa) — SnO (16q) and SnO₂ (20q) to chemical accuracy (≤0.6 mHa asserted by reproduce.py; observed 0.11–0.45 / 0.18–0.23 across environments), and — to reach the genuine EUV motif rather than a diatomic — a bridged </w:t>
       </w:r>
       <w:r>
         <w:rPr>
@@ -272,7 +272,7 @@
           <w:sz w:val="22"/>
           <w:szCs w:val="22"/>
         </w:rPr>
-        <w:t xml:space="preserve">. We report these executed 20-qubit results; the 38-qubit regime is the GPU scaling target of §5, not a pre-claimed figure.</w:t>
+        <w:t xml:space="preserve">. We report these executed 20-qubit results; the 38-qubit regime is the GPU scaling target of §5, not a pre-claimed figure — explicitly superseding the aspirational ≤0.08 mHa @38q of our Phase 2 draft, which we do not claim.</w:t>
       </w:r>
     </w:p>
     <w:p>
@@ -456,7 +456,7 @@
           <w:sz w:val="22"/>
           <w:szCs w:val="22"/>
         </w:rPr>
-        <w:t xml:space="preserve">Quantum-Selected Configuration Interaction (Kanno et al. 2023): dominant configurations are sampled from the generated circuit and H is classically diagonalized in that subspace — intrinsically noise-robust (the device defines only the subspace; at 20q with 2×10⁶ shots the energy degrades gracefully to ≤3.3 mHa even with 30% of measurements corrupted; and executed through CUDA-Q's density-matrix backend with a physical depolarizing channel, QSCI on H₄ holds chemical accuracy up to 5% per-gate noise).</w:t>
+        <w:t xml:space="preserve">Quantum-Selected Configuration Interaction (Kanno et al. 2023): dominant configurations are sampled from the generated circuit and H is classically diagonalized in that subspace — intrinsically noise-robust (the device defines only the subspace; at 20q with 2×10⁶ shots the energy degrades gracefully to ≤3.3 mHa even with 30% of measurements corrupted; and executed through CUDA-Q's density-matrix backend with a physical depolarizing channel, QSCI on H₄ holds chemical accuracy up to 5% per-gate noise — a selection-principle robustness check on a small determinant space, not a hardware forecast).</w:t>
       </w:r>
     </w:p>
     <w:p>
@@ -620,7 +620,7 @@
           <w:sz w:val="22"/>
           <w:szCs w:val="22"/>
         </w:rPr>
-        <w:t xml:space="preserve">The same H-chain-trained generator, deployed to oxide active spaces, beats random on 4 of 6 targets (CO/SiO/CO-20q) but loses on SnO (heavy-element ECP chemistry too dissimilar from training). Target-specific MP2 selected-CI is the strongest selector on every target. Honest conclusion: cross-size transfer is robust; cross-chemistry works only when the target resembles training — a zero-cost prior, not a universal one. A same-size conditional-GQE variant (cf. Minami, Nakaji et al. 2025) gave only a within-noise gain, also reported as a negative.</w:t>
+        <w:t xml:space="preserve">The same H-chain-trained generator, deployed to oxide active spaces, beats random clearly on 3 of 6 targets (CO-12q/SiO/CO-20q), ties within noise on BeO, and loses on SnO (heavy-element ECP chemistry too dissimilar from training). Target-specific MP2 selected-CI is the strongest selector on every target. Honest conclusion: cross-size transfer is robust; cross-chemistry works only when the target resembles training — a zero-cost prior, not a universal one. A same-size conditional-GQE variant (cf. Minami, Nakaji et al. 2025) gave only a within-noise gain, also reported as a negative.</w:t>
       </w:r>
     </w:p>
     <w:p>
@@ -648,17 +648,17 @@
           <w:sz w:val="22"/>
           <w:szCs w:val="22"/>
         </w:rPr>
-        <w:t xml:space="preserve">The classical transformer trains on GPU (PyTorch); circuit evaluations are dispatched across GPUs via CUDA-Q's mqpu in an asynchronous generate→evaluate→update loop. Quantum resources handle state preparation and energy estimation (MPS / QSCI); classical resources handle generation, optimization, and active-space selection. Stage 1 is sampling-bound and parallelizable; Stage 2 is gradient-bound and adjoint-efficient. </w:t>
-      </w:r>
-      <w:r>
-        <w:rPr>
-          <w:rFonts w:ascii="Times New Roman" w:cs="Times New Roman" w:eastAsia="Times New Roman" w:hAnsi="Times New Roman"/>
-          <w:b/>
-          <w:bCs/>
-          <w:sz w:val="22"/>
-          <w:szCs w:val="22"/>
-        </w:rPr>
-        <w:t xml:space="preserve">We validate this execution path on CUDA-Q itself: the UCCSD/QSCI pipeline runs through CUDA-Q's qpp-cpu backend and reproduces exact FCI on H₄ (VQE +0.012 mHa via cudaq.observe; QSCI also within chemical accuracy via cudaq.sample), confirming the generated circuits compile and sample through the SDK; the 12–40-qubit regime is the owed GPU (cuStateVec/tensornet-mps) run.</w:t>
+        <w:t xml:space="preserve">The classical transformer trains on GPU (PyTorch); circuit evaluations are dispatched across GPUs via CUDA-Q's mqpu in an asynchronous generate→evaluate→update loop — quantum resources do state preparation and energy estimation (MPS/QSCI), classical resources do generation, optimization, and active-space selection. </w:t>
+      </w:r>
+      <w:r>
+        <w:rPr>
+          <w:rFonts w:ascii="Times New Roman" w:cs="Times New Roman" w:eastAsia="Times New Roman" w:hAnsi="Times New Roman"/>
+          <w:b/>
+          <w:bCs/>
+          <w:sz w:val="22"/>
+          <w:szCs w:val="22"/>
+        </w:rPr>
+        <w:t xml:space="preserve">We validate this execution path on CUDA-Q itself: the UCCSD/QSCI pipeline runs through CUDA-Q's qpp-cpu backend and reproduces exact FCI on H₄ (VQE within 0.02 mHa via cudaq.observe; QSCI within chemical accuracy via cudaq.sample), confirming the generated circuits compile and sample through the SDK; the 12–40-qubit regime is the owed GPU (cuStateVec/tensornet-mps) run.</w:t>
       </w:r>
     </w:p>
     <w:p>
@@ -688,13 +688,19 @@
           <w:sz w:val="22"/>
           <w:szCs w:val="22"/>
         </w:rPr>
-        <w:t xml:space="preserve">Verified results (CPU; reproduced from a clean checkout via </w:t>
-      </w:r>
-      <w:r>
-        <w:rPr>
-          <w:rFonts w:ascii="Times New Roman" w:cs="Times New Roman" w:eastAsia="Times New Roman" w:hAnsi="Times New Roman"/>
-          <w:b/>
-          <w:bCs/>
+        <w:t xml:space="preserve">Verified results (CPU).</w:t>
+      </w:r>
+      <w:r>
+        <w:rPr>
+          <w:rFonts w:ascii="Times New Roman" w:cs="Times New Roman" w:eastAsia="Times New Roman" w:hAnsi="Times New Roman"/>
+          <w:sz w:val="22"/>
+          <w:szCs w:val="22"/>
+        </w:rPr>
+        <w:t xml:space="preserve"> Core rows are re-executed end-to-end from a clean checkout by </w:t>
+      </w:r>
+      <w:r>
+        <w:rPr>
+          <w:rFonts w:ascii="Times New Roman" w:cs="Times New Roman" w:eastAsia="Times New Roman" w:hAnsi="Times New Roman"/>
           <w:i/>
           <w:iCs/>
           <w:sz w:val="22"/>
@@ -705,20 +711,10 @@
       <w:r>
         <w:rPr>
           <w:rFonts w:ascii="Times New Roman" w:cs="Times New Roman" w:eastAsia="Times New Roman" w:hAnsi="Times New Roman"/>
-          <w:b/>
-          <w:bCs/>
-          <w:sz w:val="22"/>
-          <w:szCs w:val="22"/>
-        </w:rPr>
-        <w:t xml:space="preserve">).</w:t>
-      </w:r>
-      <w:r>
-        <w:rPr>
-          <w:rFonts w:ascii="Times New Roman" w:cs="Times New Roman" w:eastAsia="Times New Roman" w:hAnsi="Times New Roman"/>
-          <w:sz w:val="22"/>
-          <w:szCs w:val="22"/>
-        </w:rPr>
-        <w:t xml:space="preserve"> All values below are reproduced against the committed result files (Table 1).</w:t>
+          <w:sz w:val="22"/>
+          <w:szCs w:val="22"/>
+        </w:rPr>
+        <w:t xml:space="preserve"> (13/13 PASS); every value traces to a committed result file (Table 1).</w:t>
       </w:r>
     </w:p>
     <w:tbl>
@@ -1699,7 +1695,7 @@
                 <w:sz w:val="21"/>
                 <w:szCs w:val="21"/>
               </w:rPr>
-              <w:t xml:space="preserve">≤0.5 / 0.23 mHa (chem. acc.)</w:t>
+              <w:t xml:space="preserve">chem. acc. ≤0.6 (obs. 0.11–0.45 / 0.18–0.23)</w:t>
             </w:r>
           </w:p>
         </w:tc>
@@ -1767,7 +1763,7 @@
                 <w:sz w:val="21"/>
                 <w:szCs w:val="21"/>
               </w:rPr>
-              <w:t xml:space="preserve">EUV target; SnO value PySCF-version sensitive</w:t>
+              <w:t xml:space="preserve">EUV target; values version/run sensitive</w:t>
             </w:r>
           </w:p>
         </w:tc>
@@ -1980,7 +1976,7 @@
           <w:sz w:val="22"/>
           <w:szCs w:val="22"/>
         </w:rPr>
-        <w:t xml:space="preserve">On identical STO-6G Hₙ geometries, classical FCI wall-clock grows steeply (~5× from 20→24 qubits, 0.69 s → 3.74 s on a single CPU thread) and is intractable by 32q on CPU; CCSD(T) stays cheap but its error climbs with correlation and breaks down under strong correlation (at H₂₄/48q, classical DMRG is itself 6.83 mHa off CCSD(T)). Exact statevector needs ~16 TB at 40q vs ~0.2 GB for the MPS tier (measured χ=400), and ~10⁶ QSCI determinants vs ~3×10¹⁰ for full CI — the memory and determinant walls the MPS + QSCI tiers remove (Table 2; quantified in results/crossover).</w:t>
+        <w:t xml:space="preserve">On identical STO-6G Hₙ geometries, classical FCI wall-clock grows steeply (~6× from 20→24 qubits, 0.60 s → 3.63 s on a single CPU thread) and is intractable by 32q on CPU; CCSD(T) stays cheap but its error climbs with correlation and breaks down under strong correlation (at H₂₄/48q, classical DMRG is itself 6.83 mHa off CCSD(T)). Exact statevector needs ~16 TB at 40q vs ~0.2 GB for the MPS tier (measured χ=400), and ~10⁶ QSCI determinants vs ~3×10¹⁰ for full CI — the memory and determinant walls the MPS + QSCI tiers remove (Table 2; quantified in results/crossover).</w:t>
       </w:r>
     </w:p>
     <w:tbl>
@@ -2445,7 +2441,7 @@
                 <w:sz w:val="21"/>
                 <w:szCs w:val="21"/>
               </w:rPr>
-              <w:t xml:space="preserve">0.69 s</w:t>
+              <w:t xml:space="preserve">0.60 s</w:t>
             </w:r>
           </w:p>
         </w:tc>
@@ -2513,7 +2509,7 @@
                 <w:sz w:val="21"/>
                 <w:szCs w:val="21"/>
               </w:rPr>
-              <w:t xml:space="preserve">0.12 s</w:t>
+              <w:t xml:space="preserve">0.17 s</w:t>
             </w:r>
           </w:p>
         </w:tc>
@@ -2617,7 +2613,7 @@
                 <w:sz w:val="21"/>
                 <w:szCs w:val="21"/>
               </w:rPr>
-              <w:t xml:space="preserve">3.74 s</w:t>
+              <w:t xml:space="preserve">3.63 s</w:t>
             </w:r>
           </w:p>
         </w:tc>
@@ -2685,7 +2681,7 @@
                 <w:sz w:val="21"/>
                 <w:szCs w:val="21"/>
               </w:rPr>
-              <w:t xml:space="preserve">0.15 s</w:t>
+              <w:t xml:space="preserve">0.21 s</w:t>
             </w:r>
           </w:p>
         </w:tc>
@@ -3062,7 +3058,15 @@
           <w:sz w:val="22"/>
           <w:szCs w:val="22"/>
         </w:rPr>
-        <w:t xml:space="preserve">Scaling results targeted on qBraid GPU (owed — not yet executed). </w:t>
+        <w:t xml:space="preserve">Scaling results targeted on qBraid GPU (owed — not yet executed, and pre-registered). </w:t>
+      </w:r>
+      <w:r>
+        <w:rPr>
+          <w:rFonts w:ascii="Times New Roman" w:cs="Times New Roman" w:eastAsia="Times New Roman" w:hAnsi="Times New Roman"/>
+          <w:sz w:val="22"/>
+          <w:szCs w:val="22"/>
+        </w:rPr>
+        <w:t xml:space="preserve">Each owed run carries a committed quantitative pass/fail prediction derived only from measured scaling (results/preregistration_v1.json, git-timestamped pre-access): a falsifiable test, not a post-hoc report. </w:t>
       </w:r>
       <w:r>
         <w:rPr>
@@ -3209,7 +3213,7 @@
           <w:sz w:val="22"/>
           <w:szCs w:val="22"/>
         </w:rPr>
-        <w:t xml:space="preserve">Sweeping the QSCI-proxy budget K confirms the transfer advantage is budget-robust (generator beats random at essentially every K). Target-specific MP2 selected-CI is the strongest selector and generator+MP2 fusion adds nothing — so the transferred generator sits between random and target-specific MP2 at </w:t>
+        <w:t xml:space="preserve">Sweeping the QSCI-proxy budget K: the generator beats random at every budget up to K=96 (at K=128 the two converge, random marginally ahead). Target-specific MP2 selected-CI is the strongest selector and generator+MP2 fusion adds nothing — the transferred generator sits between random and target-specific MP2 at </w:t>
       </w:r>
       <w:r>
         <w:rPr>
@@ -3273,7 +3277,7 @@
           <w:sz w:val="22"/>
           <w:szCs w:val="22"/>
         </w:rPr>
-        <w:t xml:space="preserve">Equilibrium benchmarks understate the problem — they live where classical methods already work. Stretching H₁₀ (20q) to dissociation drives genuine multireference character (Hartree–Fock weight in the exact wavefunction falls 0.93→0.06), and the classical gold standard fails qualitatively: CCSD(T) collapses </w:t>
+        <w:t xml:space="preserve">Stretching H₁₀ (20q) to dissociation drives genuine multireference character (Hartree–Fock weight in the exact wavefunction falls 0.93→0.06), and the classical gold standard fails qualitatively: CCSD(T) collapses </w:t>
       </w:r>
       <w:r>
         <w:rPr>
@@ -3327,25 +3331,25 @@
           <w:sz w:val="22"/>
           <w:szCs w:val="22"/>
         </w:rPr>
-        <w:t xml:space="preserve"> And we certify the gap rather than assert it: an Epstein–Nesbet PT2 correction brackets the exact FCI between </w:t>
-      </w:r>
-      <w:r>
-        <w:rPr>
-          <w:rFonts w:ascii="Times New Roman" w:cs="Times New Roman" w:eastAsia="Times New Roman" w:hAnsi="Times New Roman"/>
-          <w:b/>
-          <w:bCs/>
-          <w:sz w:val="22"/>
-          <w:szCs w:val="22"/>
-        </w:rPr>
-        <w:t xml:space="preserve">E_var (a rigorous variational upper bound) and E_var+PT2 (a second-order estimate, not a bound)</w:t>
-      </w:r>
-      <w:r>
-        <w:rPr>
-          <w:rFonts w:ascii="Times New Roman" w:cs="Times New Roman" w:eastAsia="Times New Roman" w:hAnsi="Times New Roman"/>
-          <w:sz w:val="22"/>
-          <w:szCs w:val="22"/>
-        </w:rPr>
-        <w:t xml:space="preserve"> — near equilibrium the CIPSI extrapolation reproduces FCI to ~4 mHa (R²=0.999), while under strong correlation the PT2 estimate degrades on coarse budgets, so there the robust statement is the bracket's direction (E_var above, E_var+PT2 below FCI — the correct side, unlike CCSD(T)'s non-variational collapse) rather than a tight magnitude. (Selected-CI here is classical on CPU; QSCI is its device-driven instantiation, with a quantum sampler as the determinant selector at scales where the selected space is large.) </w:t>
+        <w:t xml:space="preserve"> And we certify the error rather than assert it: an Epstein–Nesbet PT2 correction tightens the rigorous variational upper bound toward FCI — </w:t>
+      </w:r>
+      <w:r>
+        <w:rPr>
+          <w:rFonts w:ascii="Times New Roman" w:cs="Times New Roman" w:eastAsia="Times New Roman" w:hAnsi="Times New Roman"/>
+          <w:b/>
+          <w:bCs/>
+          <w:sz w:val="22"/>
+          <w:szCs w:val="22"/>
+        </w:rPr>
+        <w:t xml:space="preserve">E_var+PT2 is a second-order estimate (not a bound) that at our budgets converges to FCI from above</w:t>
+      </w:r>
+      <w:r>
+        <w:rPr>
+          <w:rFonts w:ascii="Times New Roman" w:cs="Times New Roman" w:eastAsia="Times New Roman" w:hAnsi="Times New Roman"/>
+          <w:sz w:val="22"/>
+          <w:szCs w:val="22"/>
+        </w:rPr>
+        <w:t xml:space="preserve">: near equilibrium the CIPSI extrapolation reproduces FCI to ~4 mHa (R²=0.999), and even at the strongest correlation (R=2.4 Å, 468 determinants) E_var+PT2 sits +10.9 mHa above FCI with the shrinking E_var↔E_var+PT2 gap as the convergence certificate — while CCSD(T) sits 217 mHa BELOW FCI with no error signal at all. (Selected-CI here is classical on CPU; QSCI is its device-driven instantiation, with a quantum sampler as the determinant selector at scales where the selected space is large.) </w:t>
       </w:r>
       <w:r>
         <w:rPr>
@@ -3363,6 +3367,7 @@
     </w:p>
     <w:p>
       <w:pPr>
+        <w:keepNext/>
         <w:spacing w:after="8" w:before="40" w:line="240" w:lineRule="auto"/>
         <w:jc w:val="center"/>
       </w:pPr>
@@ -3443,7 +3448,7 @@
           <w:sz w:val="22"/>
           <w:szCs w:val="22"/>
         </w:rPr>
-        <w:t xml:space="preserve">The scaling ladder uses a determinant-space selected-CI proxy; we confirm it tracks the real circuit-sampled pipeline by executing measured QSCI (qml.sample, 3,000 shots × 160 circuits) at 16q and 20q — measured energies match the proxy on the trained generator (16q: 26.6 vs 28.1; 20q: 49.3 vs 50.4 mHa), extending the sampled pipeline past the prior 12q point. One honest wrinkle: at this small shot budget, diffuse random-circuit sampling collects more distinct determinants than the peaked generator and edges it on absolute energy (measured-random 24.0/46.7 vs trained 28.1/50.4 mHa) — a low-shot coverage effect, not a generator-quality reversal: the deterministic proxy and the larger-budget sweeps both favour the generator. Determinants for chemical accuracy grow ~1.38× per qubit vs 2.0× for full FCI (log R²=0.99) — a vanishing fraction (75% at 8q → 0.15% at 28q) but still exponential (~10⁶ dets at 40q+, where device-driven selection becomes valuable); we do not claim polynomial scaling.</w:t>
+        <w:t xml:space="preserve">The scaling ladder uses a determinant-space selected-CI proxy; we confirm it tracks the real circuit-sampled pipeline by executing measured QSCI (qml.sample, 3,000 shots × 160 circuits) at 16q and 20q — measured energies match the proxy on the trained generator (16q: 28.1 measured vs 26.6 proxy; 20q: 50.4 vs 49.3 mHa), extending the sampled pipeline past the prior 12q point. One honest wrinkle: at this small shot budget, diffuse random-circuit sampling collects more distinct determinants than the peaked generator and edges it on absolute energy (measured-random 24.0/46.7 vs trained 28.1/50.4 mHa) — a low-shot coverage effect, not a generator-quality reversal: the deterministic proxy and the larger-budget sweeps both favour the generator. Determinants for chemical accuracy grow ~1.38× per qubit vs 2.0× for full FCI (log R²=0.99) — a vanishing fraction (75% at 8q → 0.15% at 28q) but still exponential (~10⁶ dets at 40q+, where device-driven selection becomes valuable); we do not claim polynomial scaling.</w:t>
       </w:r>
     </w:p>
     <w:p>
@@ -3633,7 +3638,7 @@
           <w:sz w:val="22"/>
           <w:szCs w:val="22"/>
         </w:rPr>
-        <w:t xml:space="preserve">cross-size transfer is a 3-seed-mean trend that narrows into noise beyond ~28q; cross-chemistry transfer works on 4 of 6 oxide targets and fails on the heaviest (SnO); target-specific MP2 beats the transferred prior. We claim a zero-cost transferable prior, not a universal or MP2-beating one. (v) </w:t>
+        <w:t xml:space="preserve">cross-size transfer is a 3-seed-mean trend that narrows into noise beyond ~28q; cross-chemistry transfer wins clearly on 3 of 6 oxide targets (BeO a within-noise tie) and fails on the heaviest (SnO); target-specific MP2 beats the transferred prior. We claim a zero-cost transferable prior, not a universal or MP2-beating one. (v) </w:t>
       </w:r>
       <w:r>
         <w:rPr>
@@ -3651,7 +3656,7 @@
           <w:sz w:val="22"/>
           <w:szCs w:val="22"/>
         </w:rPr>
-        <w:t xml:space="preserve">where single-reference CCSD(T) collapses (§5: H₁₀ and real CrO), the determinant-subspace method stays a rigorous variational bound and an EN-PT2 bracket, but reaching strict accuracy at the strongest correlation needs the large-subspace (device-sampled) regime — motivating the quantum approach. A clear-eyed reading: MATGEN-Q is a working, reproducible pipeline whose scaling mechanisms are demonstrated and whose decisive large-scale quantum-vs-classical comparison is the executed GPU work this phase enables.</w:t>
+        <w:t xml:space="preserve">where single-reference CCSD(T) collapses (§5: H₁₀ and real CrO), the determinant-subspace method stays a rigorous variational bound with an EN-PT2 estimate tightening it from above, but reaching strict accuracy at the strongest correlation needs the large-subspace (device-sampled) regime — motivating the quantum approach. A clear-eyed reading: MATGEN-Q is a working, reproducible pipeline whose scaling mechanisms are demonstrated and whose decisive large-scale quantum-vs-classical comparison is the executed GPU work this phase enables.</w:t>
       </w:r>
     </w:p>
     <w:p>

--- a/paper/EIGENNEXUS_Phase3_Content.docx
+++ b/paper/EIGENNEXUS_Phase3_Content.docx
@@ -175,7 +175,7 @@
           <w:sz w:val="22"/>
           <w:szCs w:val="22"/>
         </w:rPr>
-        <w:t xml:space="preserve">For Mitsubishi Chemical the value is a quantum-accurate filter ahead of expensive synthesis and lithographic testing, where DFT mis-ranks tin-oxo redox/bond-cleavage energetics; for AIST/G-QuAT it is a scalable, reproducible GQE workflow on NVIDIA CUDA-Q that extends the jointly-developed program past its size limits and composes with its excited-state work into one materials-informatics loop.</w:t>
+        <w:t xml:space="preserve">For Mitsubishi Chemical: a quantum-accurate filter ahead of costly synthesis and lithographic testing, where DFT mis-ranks tin-oxo energetics; for AIST/G-QuAT: a scalable, reproducible GQE workflow on CUDA-Q extending the jointly-developed program past its size limits.</w:t>
       </w:r>
     </w:p>
     <w:p>
@@ -213,7 +213,7 @@
           <w:sz w:val="22"/>
           <w:szCs w:val="22"/>
         </w:rPr>
-        <w:t xml:space="preserve">The linear hydrogen-chain series Hₙ (n = 2…20; 4–40 qubits, STO-6G, Jordan–Wigner) — the canonical strong-correlation benchmark; a single bond-length parameter tunes weak (area-law) to strong (volume-law) correlation, directly stressing the simulation layer that underpins any scaling claim.</w:t>
+        <w:t xml:space="preserve">The Hₙ chain series (n = 2…20; 4–40 qubits, STO-6G, Jordan–Wigner) — the canonical strong-correlation benchmark; one bond-length parameter tunes weak to strong correlation, stressing the simulation layer behind any scaling claim.</w:t>
       </w:r>
     </w:p>
     <w:p>
@@ -658,7 +658,7 @@
           <w:sz w:val="22"/>
           <w:szCs w:val="22"/>
         </w:rPr>
-        <w:t xml:space="preserve">We validate this execution path on CUDA-Q itself: the UCCSD/QSCI pipeline runs through CUDA-Q's qpp-cpu backend and reproduces exact FCI on H₄ (VQE within 0.02 mHa via cudaq.observe; QSCI within chemical accuracy via cudaq.sample), confirming the generated circuits compile and sample through the SDK; the 12–40-qubit regime is the owed GPU (cuStateVec/tensornet-mps) run.</w:t>
+        <w:t xml:space="preserve">We validate this execution path on CUDA-Q itself: the UCCSD/QSCI pipeline runs through CUDA-Q's qpp-cpu backend and reproduces exact FCI on H₄ (VQE within 0.02 mHa via cudaq.observe; QSCI within chemical accuracy via cudaq.sample), confirming the generated circuits compile and sample through the SDK — and the full QPU submission chain (export→submit→decode→QSCI) is executed end-to-end through the qBraid cloud runtime on its free simulator tier (+2.0 mHa vs FCI, job IDs committed); the 12–40-qubit GPU run and real QPU silicon remain owed.</w:t>
       </w:r>
     </w:p>
     <w:p>

--- a/paper/EIGENNEXUS_Phase3_Content.docx
+++ b/paper/EIGENNEXUS_Phase3_Content.docx
@@ -36,7 +36,7 @@
     </w:p>
     <w:p>
       <w:pPr>
-        <w:spacing w:after="40" w:before="90" w:line="240" w:lineRule="auto"/>
+        <w:spacing w:after="32" w:before="64" w:line="226" w:lineRule="auto"/>
       </w:pPr>
       <w:r>
         <w:rPr>
@@ -51,7 +51,7 @@
     </w:p>
     <w:p>
       <w:pPr>
-        <w:spacing w:after="60" w:line="240" w:lineRule="auto"/>
+        <w:spacing w:after="44" w:line="226" w:lineRule="auto"/>
       </w:pPr>
       <w:r>
         <w:rPr>
@@ -82,7 +82,7 @@
     </w:p>
     <w:p>
       <w:pPr>
-        <w:spacing w:after="60" w:line="240" w:lineRule="auto"/>
+        <w:spacing w:after="44" w:line="226" w:lineRule="auto"/>
       </w:pPr>
       <w:r>
         <w:rPr>
@@ -101,7 +101,7 @@
       <w:r>
         <w:drawing>
           <wp:inline distT="0" distB="0" distL="0" distR="0">
-            <wp:extent cx="2400300" cy="1524000"/>
+            <wp:extent cx="2162175" cy="1371600"/>
             <wp:effectExtent t="0" r="0" b="0" l="0"/>
             <wp:docPr id="1" name="" descr="" title=""/>
             <wp:cNvGraphicFramePr>
@@ -126,7 +126,7 @@
                   <pic:spPr bwMode="auto">
                     <a:xfrm>
                       <a:off x="0" y="0"/>
-                      <a:ext cx="2400300" cy="1524000"/>
+                      <a:ext cx="2162175" cy="1371600"/>
                     </a:xfrm>
                     <a:prstGeom prst="rect">
                       <a:avLst/>
@@ -157,7 +157,7 @@
     </w:p>
     <w:p>
       <w:pPr>
-        <w:spacing w:after="60" w:line="240" w:lineRule="auto"/>
+        <w:spacing w:after="44" w:line="226" w:lineRule="auto"/>
       </w:pPr>
       <w:r>
         <w:rPr>
@@ -180,7 +180,7 @@
     </w:p>
     <w:p>
       <w:pPr>
-        <w:spacing w:after="40" w:before="90" w:line="240" w:lineRule="auto"/>
+        <w:spacing w:after="32" w:before="64" w:line="226" w:lineRule="auto"/>
       </w:pPr>
       <w:r>
         <w:rPr>
@@ -195,7 +195,7 @@
     </w:p>
     <w:p>
       <w:pPr>
-        <w:spacing w:after="60" w:line="240" w:lineRule="auto"/>
+        <w:spacing w:after="44" w:line="226" w:lineRule="auto"/>
       </w:pPr>
       <w:r>
         <w:rPr>
@@ -218,7 +218,7 @@
     </w:p>
     <w:p>
       <w:pPr>
-        <w:spacing w:after="60" w:line="240" w:lineRule="auto"/>
+        <w:spacing w:after="44" w:line="226" w:lineRule="auto"/>
       </w:pPr>
       <w:r>
         <w:rPr>
@@ -277,7 +277,7 @@
     </w:p>
     <w:p>
       <w:pPr>
-        <w:spacing w:after="60" w:line="240" w:lineRule="auto"/>
+        <w:spacing w:after="44" w:line="226" w:lineRule="auto"/>
       </w:pPr>
       <w:r>
         <w:rPr>
@@ -318,7 +318,7 @@
     </w:p>
     <w:p>
       <w:pPr>
-        <w:spacing w:after="60" w:line="240" w:lineRule="auto"/>
+        <w:spacing w:after="44" w:line="226" w:lineRule="auto"/>
       </w:pPr>
       <w:r>
         <w:rPr>
@@ -341,7 +341,7 @@
     </w:p>
     <w:p>
       <w:pPr>
-        <w:spacing w:after="40" w:before="90" w:line="240" w:lineRule="auto"/>
+        <w:spacing w:after="32" w:before="64" w:line="226" w:lineRule="auto"/>
       </w:pPr>
       <w:r>
         <w:rPr>
@@ -356,7 +356,7 @@
     </w:p>
     <w:p>
       <w:pPr>
-        <w:spacing w:after="60" w:line="240" w:lineRule="auto"/>
+        <w:spacing w:after="44" w:line="226" w:lineRule="auto"/>
       </w:pPr>
       <w:r>
         <w:rPr>
@@ -397,7 +397,7 @@
     </w:p>
     <w:p>
       <w:pPr>
-        <w:spacing w:after="30" w:line="240" w:lineRule="auto"/>
+        <w:spacing w:after="30" w:line="226" w:lineRule="auto"/>
       </w:pPr>
       <w:r>
         <w:rPr>
@@ -433,12 +433,12 @@
           <w:sz w:val="22"/>
           <w:szCs w:val="22"/>
         </w:rPr>
-        <w:t xml:space="preserve">. So at 40q, χ≈400 puts the MPS footprint (~n·χ²·d, megabytes) far below the ~16 TB exact statevector — quantifying the GPU memory win. The full GPU tensornet-mps run at 40q remains the owed deliverable (§5c [QBRAID-RUN]); the measured χ target above de-risks it.</w:t>
-      </w:r>
-    </w:p>
-    <w:p>
-      <w:pPr>
-        <w:spacing w:after="30" w:line="240" w:lineRule="auto"/>
+        <w:t xml:space="preserve">. So at 40q, χ≈400 puts the MPS footprint (~n·χ²·d, megabytes) far below the ~16 TB exact statevector — quantifying the GPU memory win. The 20q and 28q GPU runs are executed on hardware to chemical accuracy (§5); the full 40q tensornet-mps run remains the primary owed deliverable, de-risked by the measured χ target and the ≈5× faster growth engine.</w:t>
+      </w:r>
+    </w:p>
+    <w:p>
+      <w:pPr>
+        <w:spacing w:after="30" w:line="226" w:lineRule="auto"/>
       </w:pPr>
       <w:r>
         <w:rPr>
@@ -461,7 +461,7 @@
     </w:p>
     <w:p>
       <w:pPr>
-        <w:spacing w:after="30" w:line="240" w:lineRule="auto"/>
+        <w:spacing w:after="30" w:line="226" w:lineRule="auto"/>
       </w:pPr>
       <w:r>
         <w:rPr>
@@ -502,7 +502,7 @@
     </w:p>
     <w:p>
       <w:pPr>
-        <w:spacing w:after="30" w:line="240" w:lineRule="auto"/>
+        <w:spacing w:after="30" w:line="226" w:lineRule="auto"/>
       </w:pPr>
       <w:r>
         <w:rPr>
@@ -525,7 +525,7 @@
     </w:p>
     <w:p>
       <w:pPr>
-        <w:spacing w:after="60" w:line="240" w:lineRule="auto"/>
+        <w:spacing w:after="44" w:line="226" w:lineRule="auto"/>
       </w:pPr>
       <w:r>
         <w:rPr>
@@ -602,7 +602,7 @@
     </w:p>
     <w:p>
       <w:pPr>
-        <w:spacing w:after="60" w:line="240" w:lineRule="auto"/>
+        <w:spacing w:after="44" w:line="226" w:lineRule="auto"/>
       </w:pPr>
       <w:r>
         <w:rPr>
@@ -625,7 +625,7 @@
     </w:p>
     <w:p>
       <w:pPr>
-        <w:spacing w:after="40" w:before="90" w:line="240" w:lineRule="auto"/>
+        <w:spacing w:after="32" w:before="64" w:line="226" w:lineRule="auto"/>
       </w:pPr>
       <w:r>
         <w:rPr>
@@ -640,7 +640,7 @@
     </w:p>
     <w:p>
       <w:pPr>
-        <w:spacing w:after="60" w:line="240" w:lineRule="auto"/>
+        <w:spacing w:after="44" w:line="226" w:lineRule="auto"/>
       </w:pPr>
       <w:r>
         <w:rPr>
@@ -658,12 +658,12 @@
           <w:sz w:val="22"/>
           <w:szCs w:val="22"/>
         </w:rPr>
-        <w:t xml:space="preserve">We validate this execution path on CUDA-Q itself: the UCCSD/QSCI pipeline runs through CUDA-Q's qpp-cpu backend and reproduces exact FCI on H₄ (VQE within 0.02 mHa via cudaq.observe; QSCI within chemical accuracy via cudaq.sample), confirming the generated circuits compile and sample through the SDK — and the full QPU submission chain (export→submit→decode→QSCI) is executed end-to-end through the qBraid cloud runtime on its free simulator tier (+2.0 mHa vs FCI, job IDs committed); the 12–40-qubit GPU run and real QPU silicon remain owed.</w:t>
-      </w:r>
-    </w:p>
-    <w:p>
-      <w:pPr>
-        <w:spacing w:after="40" w:before="90" w:line="240" w:lineRule="auto"/>
+        <w:t xml:space="preserve">We validate this execution path on CUDA-Q itself: the UCCSD/QSCI pipeline runs through CUDA-Q's qpp-cpu backend and reproduces exact FCI on H₄ (VQE within 0.02 mHa via cudaq.observe; QSCI within chemical accuracy via cudaq.sample), confirming the generated circuits compile and sample through the SDK — and the full QPU submission chain (export→submit→decode→QSCI) is executed end-to-end through the qBraid cloud runtime on its free simulator tier (+2.0 mHa vs FCI, job IDs committed); the 20q and 28q GPU runs are now executed on NVIDIA hardware through qBraid (§5), the 40q tensornet-mps run and real QPU silicon owed.</w:t>
+      </w:r>
+    </w:p>
+    <w:p>
+      <w:pPr>
+        <w:spacing w:after="32" w:before="64" w:line="226" w:lineRule="auto"/>
       </w:pPr>
       <w:r>
         <w:rPr>
@@ -678,7 +678,7 @@
     </w:p>
     <w:p>
       <w:pPr>
-        <w:spacing w:after="50" w:line="240" w:lineRule="auto"/>
+        <w:spacing w:after="50" w:line="226" w:lineRule="auto"/>
       </w:pPr>
       <w:r>
         <w:rPr>
@@ -1958,7 +1958,7 @@
     </w:p>
     <w:p>
       <w:pPr>
-        <w:spacing w:after="50" w:line="240" w:lineRule="auto"/>
+        <w:spacing w:after="50" w:line="226" w:lineRule="auto"/>
       </w:pPr>
       <w:r>
         <w:rPr>
@@ -3048,35 +3048,107 @@
     </w:p>
     <w:p>
       <w:pPr>
-        <w:spacing w:after="60" w:line="240" w:lineRule="auto"/>
-      </w:pPr>
-      <w:r>
-        <w:rPr>
-          <w:rFonts w:ascii="Times New Roman" w:cs="Times New Roman" w:eastAsia="Times New Roman" w:hAnsi="Times New Roman"/>
-          <w:b/>
-          <w:bCs/>
-          <w:sz w:val="22"/>
-          <w:szCs w:val="22"/>
-        </w:rPr>
-        <w:t xml:space="preserve">Scaling results targeted on qBraid GPU (owed — not yet executed, and pre-registered). </w:t>
-      </w:r>
-      <w:r>
-        <w:rPr>
-          <w:rFonts w:ascii="Times New Roman" w:cs="Times New Roman" w:eastAsia="Times New Roman" w:hAnsi="Times New Roman"/>
-          <w:sz w:val="22"/>
-          <w:szCs w:val="22"/>
-        </w:rPr>
-        <w:t xml:space="preserve">Each owed run carries a committed quantitative pass/fail prediction derived only from measured scaling (results/preregistration_v1.json, git-timestamped pre-access): a falsifiable test, not a post-hoc report. </w:t>
-      </w:r>
-      <w:r>
-        <w:rPr>
-          <w:rFonts w:ascii="Times New Roman" w:cs="Times New Roman" w:eastAsia="Times New Roman" w:hAnsi="Times New Roman"/>
-          <w:b/>
-          <w:bCs/>
-          <w:sz w:val="22"/>
-          <w:szCs w:val="22"/>
-        </w:rPr>
-        <w:t xml:space="preserve">40-qubit MPS GQE/QSCI on H₂₀ (primary criterion): </w:t>
+        <w:spacing w:after="44" w:line="226" w:lineRule="auto"/>
+      </w:pPr>
+      <w:r>
+        <w:rPr>
+          <w:rFonts w:ascii="Times New Roman" w:cs="Times New Roman" w:eastAsia="Times New Roman" w:hAnsi="Times New Roman"/>
+          <w:b/>
+          <w:bCs/>
+          <w:sz w:val="22"/>
+          <w:szCs w:val="22"/>
+        </w:rPr>
+        <w:t xml:space="preserve">Executed on qBraid GPU (real hardware runs, corrected incremental engine). </w:t>
+      </w:r>
+      <w:r>
+        <w:rPr>
+          <w:rFonts w:ascii="Times New Roman" w:cs="Times New Roman" w:eastAsia="Times New Roman" w:hAnsi="Times New Roman"/>
+          <w:sz w:val="22"/>
+          <w:szCs w:val="22"/>
+        </w:rPr>
+        <w:t xml:space="preserve">Two at-scale runs executed on NVIDIA GPU through qBraid, each judged against a reference committed before access (git-timestamped preregistration): </w:t>
+      </w:r>
+      <w:r>
+        <w:rPr>
+          <w:rFonts w:ascii="Times New Roman" w:cs="Times New Roman" w:eastAsia="Times New Roman" w:hAnsi="Times New Roman"/>
+          <w:b/>
+          <w:bCs/>
+          <w:sz w:val="22"/>
+          <w:szCs w:val="22"/>
+        </w:rPr>
+        <w:t xml:space="preserve">20q H₁₀ (cuStateVec) </w:t>
+      </w:r>
+      <w:r>
+        <w:rPr>
+          <w:rFonts w:ascii="Times New Roman" w:cs="Times New Roman" w:eastAsia="Times New Roman" w:hAnsi="Times New Roman"/>
+          <w:sz w:val="22"/>
+          <w:szCs w:val="22"/>
+        </w:rPr>
+        <w:t xml:space="preserve">reproduces full CI to </w:t>
+      </w:r>
+      <w:r>
+        <w:rPr>
+          <w:rFonts w:ascii="Times New Roman" w:cs="Times New Roman" w:eastAsia="Times New Roman" w:hAnsi="Times New Roman"/>
+          <w:b/>
+          <w:bCs/>
+          <w:sz w:val="22"/>
+          <w:szCs w:val="22"/>
+        </w:rPr>
+        <w:t xml:space="preserve">+0.000 mHa</w:t>
+      </w:r>
+      <w:r>
+        <w:rPr>
+          <w:rFonts w:ascii="Times New Roman" w:cs="Times New Roman" w:eastAsia="Times New Roman" w:hAnsi="Times New Roman"/>
+          <w:sz w:val="22"/>
+          <w:szCs w:val="22"/>
+        </w:rPr>
+        <w:t xml:space="preserve"> at 0.44 GB device memory — an exact GPU-execution anchor; </w:t>
+      </w:r>
+      <w:r>
+        <w:rPr>
+          <w:rFonts w:ascii="Times New Roman" w:cs="Times New Roman" w:eastAsia="Times New Roman" w:hAnsi="Times New Roman"/>
+          <w:b/>
+          <w:bCs/>
+          <w:sz w:val="22"/>
+          <w:szCs w:val="22"/>
+        </w:rPr>
+        <w:t xml:space="preserve">28q H₁₄ (cuStateVec) </w:t>
+      </w:r>
+      <w:r>
+        <w:rPr>
+          <w:rFonts w:ascii="Times New Roman" w:cs="Times New Roman" w:eastAsia="Times New Roman" w:hAnsi="Times New Roman"/>
+          <w:sz w:val="22"/>
+          <w:szCs w:val="22"/>
+        </w:rPr>
+        <w:t xml:space="preserve">— a device-sampled QSCI grown to 64,212 determinants — reaches </w:t>
+      </w:r>
+      <w:r>
+        <w:rPr>
+          <w:rFonts w:ascii="Times New Roman" w:cs="Times New Roman" w:eastAsia="Times New Roman" w:hAnsi="Times New Roman"/>
+          <w:b/>
+          <w:bCs/>
+          <w:sz w:val="22"/>
+          <w:szCs w:val="22"/>
+        </w:rPr>
+        <w:t xml:space="preserve">+0.395 mHa vs block2 DMRG(χ=400)</w:t>
+      </w:r>
+      <w:r>
+        <w:rPr>
+          <w:rFonts w:ascii="Times New Roman" w:cs="Times New Roman" w:eastAsia="Times New Roman" w:hAnsi="Times New Roman"/>
+          <w:sz w:val="22"/>
+          <w:szCs w:val="22"/>
+        </w:rPr>
+        <w:t xml:space="preserve"> at 2.82 GB device memory, chemical accuracy above the 20q scale on hardware. Both meet their pre-registered energy (P1) and device-memory (P3) criteria. </w:t>
+      </w:r>
+      <w:r>
+        <w:rPr>
+          <w:rFonts w:ascii="Times New Roman" w:cs="Times New Roman" w:eastAsia="Times New Roman" w:hAnsi="Times New Roman"/>
+          <w:b/>
+          <w:bCs/>
+          <w:sz w:val="22"/>
+          <w:szCs w:val="22"/>
+        </w:rPr>
+        <w:t xml:space="preserve">40q H₂₀ (tensornet-mps, primary criterion): </w:t>
       </w:r>
       <w:r>
         <w:rPr>
@@ -3089,25 +3161,25 @@
           <w:sz w:val="22"/>
           <w:szCs w:val="22"/>
         </w:rPr>
-        <w:t xml:space="preserve">[QBRAID-RUN: energy err vs DMRG, circuit depth, MPS bond dimension, shot budget, GPU wall-clock]</w:t>
-      </w:r>
-      <w:r>
-        <w:rPr>
-          <w:rFonts w:ascii="Times New Roman" w:cs="Times New Roman" w:eastAsia="Times New Roman" w:hAnsi="Times New Roman"/>
-          <w:sz w:val="22"/>
-          <w:szCs w:val="22"/>
-        </w:rPr>
-        <w:t xml:space="preserve"> (CPU baseline today: operational, converging through 39 mHa). </w:t>
-      </w:r>
-      <w:r>
-        <w:rPr>
-          <w:rFonts w:ascii="Times New Roman" w:cs="Times New Roman" w:eastAsia="Times New Roman" w:hAnsi="Times New Roman"/>
-          <w:b/>
-          <w:bCs/>
-          <w:sz w:val="22"/>
-          <w:szCs w:val="22"/>
-        </w:rPr>
-        <w:t xml:space="preserve">CrO/NiO near-38q on GPU: </w:t>
+        <w:t xml:space="preserve">[QBRAID-RUN: 40q frontier — dets, err vs DMRG, wall-clock]</w:t>
+      </w:r>
+      <w:r>
+        <w:rPr>
+          <w:rFonts w:ascii="Times New Roman" w:cs="Times New Roman" w:eastAsia="Times New Roman" w:hAnsi="Times New Roman"/>
+          <w:sz w:val="22"/>
+          <w:szCs w:val="22"/>
+        </w:rPr>
+        <w:t xml:space="preserve"> a first attempt was compute-limited (6k of the ~10⁶ determinants the P2 law requires; +14.8 mHa, non-converged); the ≈5× faster engine removing that bottleneck is now validated. </w:t>
+      </w:r>
+      <w:r>
+        <w:rPr>
+          <w:rFonts w:ascii="Times New Roman" w:cs="Times New Roman" w:eastAsia="Times New Roman" w:hAnsi="Times New Roman"/>
+          <w:b/>
+          <w:bCs/>
+          <w:sz w:val="22"/>
+          <w:szCs w:val="22"/>
+        </w:rPr>
+        <w:t xml:space="preserve">CrO near-38q: </w:t>
       </w:r>
       <w:r>
         <w:rPr>
@@ -3120,25 +3192,25 @@
           <w:sz w:val="22"/>
           <w:szCs w:val="22"/>
         </w:rPr>
-        <w:t xml:space="preserve">[QBRAID-RUN: accuracy + wall-clock]</w:t>
-      </w:r>
-      <w:r>
-        <w:rPr>
-          <w:rFonts w:ascii="Times New Roman" w:cs="Times New Roman" w:eastAsia="Times New Roman" w:hAnsi="Times New Roman"/>
-          <w:sz w:val="22"/>
-          <w:szCs w:val="22"/>
-        </w:rPr>
-        <w:t xml:space="preserve"> (scaling demonstration on real open-shell chemistry, building on the executed 20q results). </w:t>
-      </w:r>
-      <w:r>
-        <w:rPr>
-          <w:rFonts w:ascii="Times New Roman" w:cs="Times New Roman" w:eastAsia="Times New Roman" w:hAnsi="Times New Roman"/>
-          <w:b/>
-          <w:bCs/>
-          <w:sz w:val="22"/>
-          <w:szCs w:val="22"/>
-        </w:rPr>
-        <w:t xml:space="preserve">Quantum-vs-classical wall-clock: </w:t>
+        <w:t xml:space="preserve">[QBRAID-RUN]</w:t>
+      </w:r>
+      <w:r>
+        <w:rPr>
+          <w:rFonts w:ascii="Times New Roman" w:cs="Times New Roman" w:eastAsia="Times New Roman" w:hAnsi="Times New Roman"/>
+          <w:sz w:val="22"/>
+          <w:szCs w:val="22"/>
+        </w:rPr>
+        <w:t xml:space="preserve"> (open-shell oxide at scale vs same-CAS DMRG). </w:t>
+      </w:r>
+      <w:r>
+        <w:rPr>
+          <w:rFonts w:ascii="Times New Roman" w:cs="Times New Roman" w:eastAsia="Times New Roman" w:hAnsi="Times New Roman"/>
+          <w:b/>
+          <w:bCs/>
+          <w:sz w:val="22"/>
+          <w:szCs w:val="22"/>
+        </w:rPr>
+        <w:t xml:space="preserve">Real-QPU silicon (10–16q): </w:t>
       </w:r>
       <w:r>
         <w:rPr>
@@ -3151,69 +3223,102 @@
           <w:sz w:val="22"/>
           <w:szCs w:val="22"/>
         </w:rPr>
-        <w:t xml:space="preserve">[QBRAID-RUN: MPS/QSCI vs exact statevector vs VQE]</w:t>
-      </w:r>
-      <w:r>
-        <w:rPr>
-          <w:rFonts w:ascii="Times New Roman" w:cs="Times New Roman" w:eastAsia="Times New Roman" w:hAnsi="Times New Roman"/>
-          <w:sz w:val="22"/>
-          <w:szCs w:val="22"/>
-        </w:rPr>
-        <w:t xml:space="preserve">. </w:t>
-      </w:r>
-      <w:r>
-        <w:rPr>
-          <w:rFonts w:ascii="Times New Roman" w:cs="Times New Roman" w:eastAsia="Times New Roman" w:hAnsi="Times New Roman"/>
-          <w:b/>
-          <w:bCs/>
-          <w:sz w:val="22"/>
-          <w:szCs w:val="22"/>
-        </w:rPr>
-        <w:t xml:space="preserve">Hardware validation: </w:t>
-      </w:r>
-      <w:r>
-        <w:rPr>
-          <w:rFonts w:ascii="Times New Roman" w:cs="Times New Roman" w:eastAsia="Times New Roman" w:hAnsi="Times New Roman"/>
-          <w:b/>
-          <w:bCs/>
+        <w:t xml:space="preserve">[QBRAID-RUN]</w:t>
+      </w:r>
+      <w:r>
+        <w:rPr>
+          <w:rFonts w:ascii="Times New Roman" w:cs="Times New Roman" w:eastAsia="Times New Roman" w:hAnsi="Times New Roman"/>
+          <w:sz w:val="22"/>
+          <w:szCs w:val="22"/>
+        </w:rPr>
+        <w:t xml:space="preserve"> the one owed item beyond GPU.</w:t>
+      </w:r>
+    </w:p>
+    <w:p>
+      <w:pPr>
+        <w:spacing w:after="44" w:line="226" w:lineRule="auto"/>
+      </w:pPr>
+      <w:r>
+        <w:rPr>
+          <w:rFonts w:ascii="Times New Roman" w:cs="Times New Roman" w:eastAsia="Times New Roman" w:hAnsi="Times New Roman"/>
+          <w:b/>
+          <w:bCs/>
+          <w:sz w:val="22"/>
+          <w:szCs w:val="22"/>
+        </w:rPr>
+        <w:t xml:space="preserve">Determinant-budget sweep and a classical baseline. </w:t>
+      </w:r>
+      <w:r>
+        <w:rPr>
+          <w:rFonts w:ascii="Times New Roman" w:cs="Times New Roman" w:eastAsia="Times New Roman" w:hAnsi="Times New Roman"/>
+          <w:sz w:val="22"/>
+          <w:szCs w:val="22"/>
+        </w:rPr>
+        <w:t xml:space="preserve">Sweeping the QSCI-proxy budget K: the generator beats random at every budget up to K=96 (at K=128 the two converge, random marginally ahead). Target-specific MP2 selected-CI is the strongest selector and generator+MP2 fusion adds nothing — the transferred generator sits between random and target-specific MP2 at </w:t>
+      </w:r>
+      <w:r>
+        <w:rPr>
+          <w:rFonts w:ascii="Times New Roman" w:cs="Times New Roman" w:eastAsia="Times New Roman" w:hAnsi="Times New Roman"/>
           <w:i/>
           <w:iCs/>
-          <w:color w:val="A52A2A"/>
-          <w:sz w:val="22"/>
-          <w:szCs w:val="22"/>
-        </w:rPr>
-        <w:t xml:space="preserve">[QBRAID-RUN: IonQ/IBM at 10–16q]</w:t>
-      </w:r>
-      <w:r>
-        <w:rPr>
-          <w:rFonts w:ascii="Times New Roman" w:cs="Times New Roman" w:eastAsia="Times New Roman" w:hAnsi="Times New Roman"/>
-          <w:sz w:val="22"/>
-          <w:szCs w:val="22"/>
-        </w:rPr>
-        <w:t xml:space="preserve">.</w:t>
-      </w:r>
-    </w:p>
-    <w:p>
-      <w:pPr>
-        <w:spacing w:after="60" w:line="240" w:lineRule="auto"/>
-      </w:pPr>
-      <w:r>
-        <w:rPr>
-          <w:rFonts w:ascii="Times New Roman" w:cs="Times New Roman" w:eastAsia="Times New Roman" w:hAnsi="Times New Roman"/>
-          <w:b/>
-          <w:bCs/>
-          <w:sz w:val="22"/>
-          <w:szCs w:val="22"/>
-        </w:rPr>
-        <w:t xml:space="preserve">Determinant-budget sweep and a classical baseline. </w:t>
-      </w:r>
-      <w:r>
-        <w:rPr>
-          <w:rFonts w:ascii="Times New Roman" w:cs="Times New Roman" w:eastAsia="Times New Roman" w:hAnsi="Times New Roman"/>
-          <w:sz w:val="22"/>
-          <w:szCs w:val="22"/>
-        </w:rPr>
-        <w:t xml:space="preserve">Sweeping the QSCI-proxy budget K: the generator beats random at every budget up to K=96 (at K=128 the two converge, random marginally ahead). Target-specific MP2 selected-CI is the strongest selector and generator+MP2 fusion adds nothing — the transferred generator sits between random and target-specific MP2 at </w:t>
+          <w:sz w:val="22"/>
+          <w:szCs w:val="22"/>
+        </w:rPr>
+        <w:t xml:space="preserve">zero target-specific cost</w:t>
+      </w:r>
+      <w:r>
+        <w:rPr>
+          <w:rFonts w:ascii="Times New Roman" w:cs="Times New Roman" w:eastAsia="Times New Roman" w:hAnsi="Times New Roman"/>
+          <w:sz w:val="22"/>
+          <w:szCs w:val="22"/>
+        </w:rPr>
+        <w:t xml:space="preserve">, a zero-shot prior for high-throughput screening.</w:t>
+      </w:r>
+    </w:p>
+    <w:p>
+      <w:pPr>
+        <w:spacing w:after="44" w:line="226" w:lineRule="auto"/>
+      </w:pPr>
+      <w:r>
+        <w:rPr>
+          <w:rFonts w:ascii="Times New Roman" w:cs="Times New Roman" w:eastAsia="Times New Roman" w:hAnsi="Times New Roman"/>
+          <w:b/>
+          <w:bCs/>
+          <w:sz w:val="22"/>
+          <w:szCs w:val="22"/>
+        </w:rPr>
+        <w:t xml:space="preserve">What the results establish. </w:t>
+      </w:r>
+      <w:r>
+        <w:rPr>
+          <w:rFonts w:ascii="Times New Roman" w:cs="Times New Roman" w:eastAsia="Times New Roman" w:hAnsi="Times New Roman"/>
+          <w:sz w:val="22"/>
+          <w:szCs w:val="22"/>
+        </w:rPr>
+        <w:t xml:space="preserve">Three things are demonstrated, not asserted. (i) Correctness: the GQE/QSCI pipeline reproduces the FCI/CASCI reference to chemical accuracy on every instance we can run, including open-shell multireference oxides (CrO, NiO) and EUV-relevant Sn-oxides. (ii) Scalability: QSCI reaches chemical accuracy using a vanishing fraction of the CI space (3.8% at 20q, 0.15% at 28q), and operator-pool compression holds accuracy at 25–40% of the doubles pool — cost grows far slower than the Hilbert space. (iii) Transferable structure: a generator trained on small systems proposes good circuits for a larger one it never saw (§3). The honest boundary: at sizes classical FCI/DMRG still solve, we show correctness and favourable scaling, not a head-to-head speed win; that win is the 40q+ regime the GPU run targets, where exact classical methods break down (Table 2).</w:t>
+      </w:r>
+    </w:p>
+    <w:p>
+      <w:pPr>
+        <w:spacing w:after="44" w:line="226" w:lineRule="auto"/>
+      </w:pPr>
+      <w:r>
+        <w:rPr>
+          <w:rFonts w:ascii="Times New Roman" w:cs="Times New Roman" w:eastAsia="Times New Roman" w:hAnsi="Times New Roman"/>
+          <w:b/>
+          <w:bCs/>
+          <w:sz w:val="22"/>
+          <w:szCs w:val="22"/>
+        </w:rPr>
+        <w:t xml:space="preserve">Where it matters most: trust under strong correlation. </w:t>
+      </w:r>
+      <w:r>
+        <w:rPr>
+          <w:rFonts w:ascii="Times New Roman" w:cs="Times New Roman" w:eastAsia="Times New Roman" w:hAnsi="Times New Roman"/>
+          <w:sz w:val="22"/>
+          <w:szCs w:val="22"/>
+        </w:rPr>
+        <w:t xml:space="preserve">Stretching H₁₀ (20q) to dissociation drives genuine multireference character (Hartree–Fock weight in the exact wavefunction falls 0.93→0.06), and the classical gold standard fails qualitatively: CCSD(T) collapses </w:t>
       </w:r>
       <w:r>
         <w:rPr>
@@ -3223,70 +3328,6 @@
           <w:sz w:val="22"/>
           <w:szCs w:val="22"/>
         </w:rPr>
-        <w:t xml:space="preserve">zero target-specific cost</w:t>
-      </w:r>
-      <w:r>
-        <w:rPr>
-          <w:rFonts w:ascii="Times New Roman" w:cs="Times New Roman" w:eastAsia="Times New Roman" w:hAnsi="Times New Roman"/>
-          <w:sz w:val="22"/>
-          <w:szCs w:val="22"/>
-        </w:rPr>
-        <w:t xml:space="preserve">, a zero-shot prior for high-throughput screening.</w:t>
-      </w:r>
-    </w:p>
-    <w:p>
-      <w:pPr>
-        <w:spacing w:after="60" w:line="240" w:lineRule="auto"/>
-      </w:pPr>
-      <w:r>
-        <w:rPr>
-          <w:rFonts w:ascii="Times New Roman" w:cs="Times New Roman" w:eastAsia="Times New Roman" w:hAnsi="Times New Roman"/>
-          <w:b/>
-          <w:bCs/>
-          <w:sz w:val="22"/>
-          <w:szCs w:val="22"/>
-        </w:rPr>
-        <w:t xml:space="preserve">What the results establish. </w:t>
-      </w:r>
-      <w:r>
-        <w:rPr>
-          <w:rFonts w:ascii="Times New Roman" w:cs="Times New Roman" w:eastAsia="Times New Roman" w:hAnsi="Times New Roman"/>
-          <w:sz w:val="22"/>
-          <w:szCs w:val="22"/>
-        </w:rPr>
-        <w:t xml:space="preserve">Three things are demonstrated, not asserted. (i) Correctness: the GQE/QSCI pipeline reproduces the FCI/CASCI reference to chemical accuracy on every instance we can run, including open-shell multireference oxides (CrO, NiO) and EUV-relevant Sn-oxides. (ii) Scalability: QSCI reaches chemical accuracy using a vanishing fraction of the CI space (3.8% at 20q, 0.15% at 28q), and operator-pool compression holds accuracy at 25–40% of the doubles pool — cost grows far slower than the Hilbert space. (iii) Transferable structure: a generator trained on small systems proposes good circuits for a larger one it never saw (§3). The honest boundary: at sizes classical FCI/DMRG still solve, we show correctness and favourable scaling, not a head-to-head speed win; that win is the 40q+ regime the GPU run targets, where exact classical methods break down (Table 2).</w:t>
-      </w:r>
-    </w:p>
-    <w:p>
-      <w:pPr>
-        <w:spacing w:after="60" w:line="240" w:lineRule="auto"/>
-      </w:pPr>
-      <w:r>
-        <w:rPr>
-          <w:rFonts w:ascii="Times New Roman" w:cs="Times New Roman" w:eastAsia="Times New Roman" w:hAnsi="Times New Roman"/>
-          <w:b/>
-          <w:bCs/>
-          <w:sz w:val="22"/>
-          <w:szCs w:val="22"/>
-        </w:rPr>
-        <w:t xml:space="preserve">Where it matters most: trust under strong correlation. </w:t>
-      </w:r>
-      <w:r>
-        <w:rPr>
-          <w:rFonts w:ascii="Times New Roman" w:cs="Times New Roman" w:eastAsia="Times New Roman" w:hAnsi="Times New Roman"/>
-          <w:sz w:val="22"/>
-          <w:szCs w:val="22"/>
-        </w:rPr>
-        <w:t xml:space="preserve">Stretching H₁₀ (20q) to dissociation drives genuine multireference character (Hartree–Fock weight in the exact wavefunction falls 0.93→0.06), and the classical gold standard fails qualitatively: CCSD(T) collapses </w:t>
-      </w:r>
-      <w:r>
-        <w:rPr>
-          <w:rFonts w:ascii="Times New Roman" w:cs="Times New Roman" w:eastAsia="Times New Roman" w:hAnsi="Times New Roman"/>
-          <w:i/>
-          <w:iCs/>
-          <w:sz w:val="22"/>
-          <w:szCs w:val="22"/>
-        </w:rPr>
         <w:t xml:space="preserve">non-variationally</w:t>
       </w:r>
       <w:r>
@@ -3349,20 +3390,7 @@
           <w:sz w:val="22"/>
           <w:szCs w:val="22"/>
         </w:rPr>
-        <w:t xml:space="preserve">: near equilibrium the CIPSI extrapolation reproduces FCI to ~4 mHa (R²=0.999), and even at the strongest correlation (R=2.4 Å, 468 determinants) E_var+PT2 sits +10.9 mHa above FCI with the shrinking E_var↔E_var+PT2 gap as the convergence certificate — while CCSD(T) sits 217 mHa BELOW FCI with no error signal at all. (Selected-CI here is classical on CPU; QSCI is its device-driven instantiation, with a quantum sampler as the determinant selector at scales where the selected space is large.) </w:t>
-      </w:r>
-      <w:r>
-        <w:rPr>
-          <w:rFonts w:ascii="Times New Roman" w:cs="Times New Roman" w:eastAsia="Times New Roman" w:hAnsi="Times New Roman"/>
-          <w:b/>
-          <w:bCs/>
-          <w:i/>
-          <w:iCs/>
-          <w:color w:val="A52A2A"/>
-          <w:sz w:val="22"/>
-          <w:szCs w:val="22"/>
-        </w:rPr>
-        <w:t xml:space="preserve">[QBRAID-RUN: device-sampled selection at scale]</w:t>
+        <w:t xml:space="preserve">: near equilibrium the CIPSI extrapolation reproduces FCI to ~4 mHa (R²=0.999), and even at the strongest correlation (R=2.4 Å, 468 determinants) E_var+PT2 sits +10.9 mHa above FCI with the shrinking E_var↔E_var+PT2 gap as the convergence certificate — while CCSD(T) sits 217 mHa BELOW FCI with no error signal at all. (Selected-CI here is classical on CPU; QSCI is its device-driven instantiation, with a quantum sampler as the determinant selector at scales where the selected space is large — realized on GPU hardware by the 28q run, §5.)</w:t>
       </w:r>
     </w:p>
     <w:p>
@@ -3374,7 +3402,7 @@
       <w:r>
         <w:drawing>
           <wp:inline distT="0" distB="0" distL="0" distR="0">
-            <wp:extent cx="2381250" cy="1524000"/>
+            <wp:extent cx="2143125" cy="1371600"/>
             <wp:effectExtent t="0" r="0" b="0" l="0"/>
             <wp:docPr id="1" name="" descr="" title=""/>
             <wp:cNvGraphicFramePr>
@@ -3399,7 +3427,7 @@
                   <pic:spPr bwMode="auto">
                     <a:xfrm>
                       <a:off x="0" y="0"/>
-                      <a:ext cx="2381250" cy="1524000"/>
+                      <a:ext cx="2143125" cy="1371600"/>
                     </a:xfrm>
                     <a:prstGeom prst="rect">
                       <a:avLst/>
@@ -3430,7 +3458,7 @@
     </w:p>
     <w:p>
       <w:pPr>
-        <w:spacing w:after="60" w:line="240" w:lineRule="auto"/>
+        <w:spacing w:after="44" w:line="226" w:lineRule="auto"/>
       </w:pPr>
       <w:r>
         <w:rPr>
@@ -3448,12 +3476,12 @@
           <w:sz w:val="22"/>
           <w:szCs w:val="22"/>
         </w:rPr>
-        <w:t xml:space="preserve">The scaling ladder uses a determinant-space selected-CI proxy; we confirm it tracks the real circuit-sampled pipeline by executing measured QSCI (qml.sample, 3,000 shots × 160 circuits) at 16q and 20q — measured energies match the proxy on the trained generator (16q: 28.1 measured vs 26.6 proxy; 20q: 50.4 vs 49.3 mHa), extending the sampled pipeline past the prior 12q point. One honest wrinkle: at this small shot budget, diffuse random-circuit sampling collects more distinct determinants than the peaked generator and edges it on absolute energy (measured-random 24.0/46.7 vs trained 28.1/50.4 mHa) — a low-shot coverage effect, not a generator-quality reversal: the deterministic proxy and the larger-budget sweeps both favour the generator. Determinants for chemical accuracy grow ~1.38× per qubit vs 2.0× for full FCI (log R²=0.99) — a vanishing fraction (75% at 8q → 0.15% at 28q) but still exponential (~10⁶ dets at 40q+, where device-driven selection becomes valuable); we do not claim polynomial scaling.</w:t>
-      </w:r>
-    </w:p>
-    <w:p>
-      <w:pPr>
-        <w:spacing w:after="40" w:before="90" w:line="240" w:lineRule="auto"/>
+        <w:t xml:space="preserve">The scaling ladder uses a determinant-space selected-CI proxy; we confirm it tracks the real circuit-sampled pipeline by executing measured QSCI (qml.sample, 3,000 shots × 160 circuits) at 16q and 20q — measured energies match the proxy on the trained generator (16q: 28.1 measured vs 26.6 proxy; 20q: 50.4 vs 49.3 mHa), extending the sampled pipeline past the prior 12q point. One honest wrinkle: at this small shot budget diffuse random sampling collects more determinants and edges the generator on absolute energy (24.0/46.7 vs 28.1/50.4 mHa) — a low-shot coverage effect, not a quality reversal; proxy and larger-budget sweeps favour the generator. Determinants for chemical accuracy grow ~1.38× per qubit vs 2.0× for full FCI (log R²=0.99) — a vanishing fraction (75% at 8q → 0.15% at 28q) but still exponential (~10⁶ dets at 40q+, where device-driven selection becomes valuable); we do not claim polynomial scaling.</w:t>
+      </w:r>
+    </w:p>
+    <w:p>
+      <w:pPr>
+        <w:spacing w:after="32" w:before="64" w:line="226" w:lineRule="auto"/>
       </w:pPr>
       <w:r>
         <w:rPr>
@@ -3468,7 +3496,7 @@
     </w:p>
     <w:p>
       <w:pPr>
-        <w:spacing w:after="60" w:line="240" w:lineRule="auto"/>
+        <w:spacing w:after="44" w:line="226" w:lineRule="auto"/>
       </w:pPr>
       <w:r>
         <w:rPr>
@@ -3494,12 +3522,12 @@
           <w:sz w:val="22"/>
           <w:szCs w:val="22"/>
         </w:rPr>
-        <w:t xml:space="preserve"> with CUDA-Q: tensornet-mps for the 24–40-qubit tier and cuStateVec for exact validation to ~32 qubits. One high-memory GPU suffices for MPS; 4–8 GPUs (NVLink) enable distributed circuit evaluation (pillar 4) and the &gt;40-qubit bonus attempt; QPU (IonQ/IBM) for 10–16-qubit validation. The concrete platform value: the ~16 TB exact statevector at 40 qubits collapses onto a single 80 GB GPU through CUDA-Q MPS — a ~200× memory reduction that is what makes the 40-qubit tier reachable at all.</w:t>
-      </w:r>
-    </w:p>
-    <w:p>
-      <w:pPr>
-        <w:spacing w:after="60" w:line="240" w:lineRule="auto"/>
+        <w:t xml:space="preserve"> with CUDA-Q: tensornet-mps for the 24–40-qubit tier and cuStateVec for exact validation to ~32 qubits. One high-memory GPU suffices for MPS; 4–8 GPUs (NVLink) enable distributed circuit evaluation (pillar 4) and the &gt;40-qubit bonus attempt; QPU (IonQ/IBM) for 10–16-qubit validation. The ~16 TB exact statevector at 40q collapses onto one 80 GB GPU via CUDA-Q MPS (~200× memory reduction) — what makes the 40-qubit tier reachable.</w:t>
+      </w:r>
+    </w:p>
+    <w:p>
+      <w:pPr>
+        <w:spacing w:after="44" w:line="226" w:lineRule="auto"/>
       </w:pPr>
       <w:r>
         <w:rPr>
@@ -3517,180 +3545,159 @@
           <w:sz w:val="22"/>
           <w:szCs w:val="22"/>
         </w:rPr>
-        <w:t xml:space="preserve">UCC excitations decompose to ≤2-qubit gates; with pool compression a length-8 circuit is shallow (tens of two-qubit gates), within MPS reach near equilibrium. QSCI needs ~10³–10⁴ shots/circuit. We estimate ~1–2 weeks single-GPU wall-clock for the full 24→40q sweep plus the oxide runs; backend-agnostic, degrades gracefully. Concrete per-run depth/shot/wall-clock: </w:t>
-      </w:r>
-      <w:r>
-        <w:rPr>
-          <w:rFonts w:ascii="Times New Roman" w:cs="Times New Roman" w:eastAsia="Times New Roman" w:hAnsi="Times New Roman"/>
-          <w:b/>
-          <w:bCs/>
+        <w:t xml:space="preserve">UCC excitations decompose to ≤2-qubit gates; with pool compression a length-8 circuit is shallow (tens of two-qubit gates), within MPS reach near equilibrium. QSCI needs ~10³–10⁴ shots/circuit. We estimate ~1–2 weeks single-GPU wall-clock for the full 24→40q sweep plus the oxide runs; backend-agnostic, degrades gracefully. Measured: 20q 191 s, 28q 2,386 s total — GPU sampling 1–32 s, the rest classical determinant growth (the wall at scale, cut ≈5× by the incremental engine).</w:t>
+      </w:r>
+    </w:p>
+    <w:p>
+      <w:pPr>
+        <w:spacing w:after="32" w:before="64" w:line="226" w:lineRule="auto"/>
+      </w:pPr>
+      <w:r>
+        <w:rPr>
+          <w:rFonts w:ascii="Times New Roman" w:cs="Times New Roman" w:eastAsia="Times New Roman" w:hAnsi="Times New Roman"/>
+          <w:b/>
+          <w:bCs/>
+          <w:sz w:val="22"/>
+          <w:szCs w:val="22"/>
+        </w:rPr>
+        <w:t xml:space="preserve">7. Limitations and Honest Scope</w:t>
+      </w:r>
+    </w:p>
+    <w:p>
+      <w:pPr>
+        <w:spacing w:after="44" w:line="226" w:lineRule="auto"/>
+      </w:pPr>
+      <w:r>
+        <w:rPr>
+          <w:rFonts w:ascii="Times New Roman" w:cs="Times New Roman" w:eastAsia="Times New Roman" w:hAnsi="Times New Roman"/>
+          <w:sz w:val="22"/>
+          <w:szCs w:val="22"/>
+        </w:rPr>
+        <w:t xml:space="preserve">We state where the approach does and does not yet provide benefit. (i) </w:t>
+      </w:r>
+      <w:r>
+        <w:rPr>
+          <w:rFonts w:ascii="Times New Roman" w:cs="Times New Roman" w:eastAsia="Times New Roman" w:hAnsi="Times New Roman"/>
+          <w:b/>
+          <w:bCs/>
+          <w:sz w:val="22"/>
+          <w:szCs w:val="22"/>
+        </w:rPr>
+        <w:t xml:space="preserve">Measurement vs proxy: </w:t>
+      </w:r>
+      <w:r>
+        <w:rPr>
+          <w:rFonts w:ascii="Times New Roman" w:cs="Times New Roman" w:eastAsia="Times New Roman" w:hAnsi="Times New Roman"/>
+          <w:sz w:val="22"/>
+          <w:szCs w:val="22"/>
+        </w:rPr>
+        <w:t xml:space="preserve">the GQE→QSCI loop is measured at 12q and executed with real GPU sampling at 20q/28q (§5); larger QSCI numbers use a hardware-independent determinant-space proxy. (ii) </w:t>
+      </w:r>
+      <w:r>
+        <w:rPr>
+          <w:rFonts w:ascii="Times New Roman" w:cs="Times New Roman" w:eastAsia="Times New Roman" w:hAnsi="Times New Roman"/>
+          <w:b/>
+          <w:bCs/>
+          <w:sz w:val="22"/>
+          <w:szCs w:val="22"/>
+        </w:rPr>
+        <w:t xml:space="preserve">No classical-beating claim yet: </w:t>
+      </w:r>
+      <w:r>
+        <w:rPr>
+          <w:rFonts w:ascii="Times New Roman" w:cs="Times New Roman" w:eastAsia="Times New Roman" w:hAnsi="Times New Roman"/>
+          <w:sz w:val="22"/>
+          <w:szCs w:val="22"/>
+        </w:rPr>
+        <w:t xml:space="preserve">at ≤28 qubits classical FCI/DMRG already solve these instances, so we demonstrate correctness and favourable scaling, not a head-to-head speed advantage; that regime is 40q+ strong correlation where DMRG bond dimension explodes. (iii) </w:t>
+      </w:r>
+      <w:r>
+        <w:rPr>
+          <w:rFonts w:ascii="Times New Roman" w:cs="Times New Roman" w:eastAsia="Times New Roman" w:hAnsi="Times New Roman"/>
+          <w:b/>
+          <w:bCs/>
+          <w:sz w:val="22"/>
+          <w:szCs w:val="22"/>
+        </w:rPr>
+        <w:t xml:space="preserve">40q not yet converged: </w:t>
+      </w:r>
+      <w:r>
+        <w:rPr>
+          <w:rFonts w:ascii="Times New Roman" w:cs="Times New Roman" w:eastAsia="Times New Roman" w:hAnsi="Times New Roman"/>
+          <w:sz w:val="22"/>
+          <w:szCs w:val="22"/>
+        </w:rPr>
+        <w:t xml:space="preserve">attempt-1 was compute-limited (§5); convergence is the owed GPU deliverable. (iv) </w:t>
+      </w:r>
+      <w:r>
+        <w:rPr>
+          <w:rFonts w:ascii="Times New Roman" w:cs="Times New Roman" w:eastAsia="Times New Roman" w:hAnsi="Times New Roman"/>
+          <w:b/>
+          <w:bCs/>
+          <w:sz w:val="22"/>
+          <w:szCs w:val="22"/>
+        </w:rPr>
+        <w:t xml:space="preserve">Transfer scope: </w:t>
+      </w:r>
+      <w:r>
+        <w:rPr>
+          <w:rFonts w:ascii="Times New Roman" w:cs="Times New Roman" w:eastAsia="Times New Roman" w:hAnsi="Times New Roman"/>
+          <w:sz w:val="22"/>
+          <w:szCs w:val="22"/>
+        </w:rPr>
+        <w:t xml:space="preserve">cross-size transfer is a 3-seed-mean trend that narrows into noise beyond ~28q; cross-chemistry transfer wins clearly on 3 of 6 oxide targets (BeO a within-noise tie) and fails on the heaviest (SnO); target-specific MP2 beats the transferred prior. We claim a zero-cost transferable prior, not a universal or MP2-beating one. (v) </w:t>
+      </w:r>
+      <w:r>
+        <w:rPr>
+          <w:rFonts w:ascii="Times New Roman" w:cs="Times New Roman" w:eastAsia="Times New Roman" w:hAnsi="Times New Roman"/>
+          <w:b/>
+          <w:bCs/>
+          <w:sz w:val="22"/>
+          <w:szCs w:val="22"/>
+        </w:rPr>
+        <w:t xml:space="preserve">Strong-correlation regime: </w:t>
+      </w:r>
+      <w:r>
+        <w:rPr>
+          <w:rFonts w:ascii="Times New Roman" w:cs="Times New Roman" w:eastAsia="Times New Roman" w:hAnsi="Times New Roman"/>
+          <w:sz w:val="22"/>
+          <w:szCs w:val="22"/>
+        </w:rPr>
+        <w:t xml:space="preserve">where CCSD(T) collapses (§5: H₁₀, real CrO), the determinant-subspace method stays a rigorous variational bound (EN-PT2 tightening from above), but strict accuracy at the strongest correlation needs the large-subspace device-sampled regime.</w:t>
+      </w:r>
+    </w:p>
+    <w:p>
+      <w:pPr>
+        <w:spacing w:after="32" w:before="64" w:line="226" w:lineRule="auto"/>
+      </w:pPr>
+      <w:r>
+        <w:rPr>
+          <w:rFonts w:ascii="Times New Roman" w:cs="Times New Roman" w:eastAsia="Times New Roman" w:hAnsi="Times New Roman"/>
+          <w:b/>
+          <w:bCs/>
+          <w:sz w:val="22"/>
+          <w:szCs w:val="22"/>
+        </w:rPr>
+        <w:t xml:space="preserve">8. Conclusion and Reproducibility</w:t>
+      </w:r>
+    </w:p>
+    <w:p>
+      <w:pPr>
+        <w:spacing w:after="44" w:line="226" w:lineRule="auto"/>
+      </w:pPr>
+      <w:r>
+        <w:rPr>
+          <w:rFonts w:ascii="Times New Roman" w:cs="Times New Roman" w:eastAsia="Times New Roman" w:hAnsi="Times New Roman"/>
+          <w:sz w:val="22"/>
+          <w:szCs w:val="22"/>
+        </w:rPr>
+        <w:t xml:space="preserve">MATGEN-Q is a working two-stage GQE — tensor-network + QSCI tiers with MP2 pool compression — targeting the 40-qubit regime on a single GPU, every claim third-party reproducible: a one-command driver (</w:t>
+      </w:r>
+      <w:r>
+        <w:rPr>
+          <w:rFonts w:ascii="Times New Roman" w:cs="Times New Roman" w:eastAsia="Times New Roman" w:hAnsi="Times New Roman"/>
           <w:i/>
           <w:iCs/>
-          <w:color w:val="A52A2A"/>
-          <w:sz w:val="22"/>
-          <w:szCs w:val="22"/>
-        </w:rPr>
-        <w:t xml:space="preserve">[QBRAID-RUN: from §5]</w:t>
-      </w:r>
-      <w:r>
-        <w:rPr>
-          <w:rFonts w:ascii="Times New Roman" w:cs="Times New Roman" w:eastAsia="Times New Roman" w:hAnsi="Times New Roman"/>
-          <w:sz w:val="22"/>
-          <w:szCs w:val="22"/>
-        </w:rPr>
-        <w:t xml:space="preserve">.</w:t>
-      </w:r>
-    </w:p>
-    <w:p>
-      <w:pPr>
-        <w:spacing w:after="40" w:before="90" w:line="240" w:lineRule="auto"/>
-      </w:pPr>
-      <w:r>
-        <w:rPr>
-          <w:rFonts w:ascii="Times New Roman" w:cs="Times New Roman" w:eastAsia="Times New Roman" w:hAnsi="Times New Roman"/>
-          <w:b/>
-          <w:bCs/>
-          <w:sz w:val="22"/>
-          <w:szCs w:val="22"/>
-        </w:rPr>
-        <w:t xml:space="preserve">7. Limitations and Honest Scope</w:t>
-      </w:r>
-    </w:p>
-    <w:p>
-      <w:pPr>
-        <w:spacing w:after="60" w:line="240" w:lineRule="auto"/>
-      </w:pPr>
-      <w:r>
-        <w:rPr>
-          <w:rFonts w:ascii="Times New Roman" w:cs="Times New Roman" w:eastAsia="Times New Roman" w:hAnsi="Times New Roman"/>
-          <w:sz w:val="22"/>
-          <w:szCs w:val="22"/>
-        </w:rPr>
-        <w:t xml:space="preserve">We state where the approach does and does not yet provide benefit. (i) </w:t>
-      </w:r>
-      <w:r>
-        <w:rPr>
-          <w:rFonts w:ascii="Times New Roman" w:cs="Times New Roman" w:eastAsia="Times New Roman" w:hAnsi="Times New Roman"/>
-          <w:b/>
-          <w:bCs/>
-          <w:sz w:val="22"/>
-          <w:szCs w:val="22"/>
-        </w:rPr>
-        <w:t xml:space="preserve">Measurement vs proxy: </w:t>
-      </w:r>
-      <w:r>
-        <w:rPr>
-          <w:rFonts w:ascii="Times New Roman" w:cs="Times New Roman" w:eastAsia="Times New Roman" w:hAnsi="Times New Roman"/>
-          <w:sz w:val="22"/>
-          <w:szCs w:val="22"/>
-        </w:rPr>
-        <w:t xml:space="preserve">the integrated GQE→QSCI loop is measured at 12q and validated against measured QSCI at 16q/20q; larger QSCI numbers use a hardware-independent determinant-space proxy — quantum-inspired at scale until executed with real sampling on qBraid. (ii) </w:t>
-      </w:r>
-      <w:r>
-        <w:rPr>
-          <w:rFonts w:ascii="Times New Roman" w:cs="Times New Roman" w:eastAsia="Times New Roman" w:hAnsi="Times New Roman"/>
-          <w:b/>
-          <w:bCs/>
-          <w:sz w:val="22"/>
-          <w:szCs w:val="22"/>
-        </w:rPr>
-        <w:t xml:space="preserve">No classical-beating claim yet: </w:t>
-      </w:r>
-      <w:r>
-        <w:rPr>
-          <w:rFonts w:ascii="Times New Roman" w:cs="Times New Roman" w:eastAsia="Times New Roman" w:hAnsi="Times New Roman"/>
-          <w:sz w:val="22"/>
-          <w:szCs w:val="22"/>
-        </w:rPr>
-        <w:t xml:space="preserve">at ≤28 qubits classical FCI/DMRG already solve these instances, so we demonstrate correctness and favourable scaling, not a head-to-head speed advantage; that regime is 40q+ strong correlation where DMRG bond dimension explodes (visible at H₂₄/48q, where DMRG is 6.83 mHa off CCSD(T)). (iii) </w:t>
-      </w:r>
-      <w:r>
-        <w:rPr>
-          <w:rFonts w:ascii="Times New Roman" w:cs="Times New Roman" w:eastAsia="Times New Roman" w:hAnsi="Times New Roman"/>
-          <w:b/>
-          <w:bCs/>
-          <w:sz w:val="22"/>
-          <w:szCs w:val="22"/>
-        </w:rPr>
-        <w:t xml:space="preserve">40q is operational, not converged: </w:t>
-      </w:r>
-      <w:r>
-        <w:rPr>
-          <w:rFonts w:ascii="Times New Roman" w:cs="Times New Roman" w:eastAsia="Times New Roman" w:hAnsi="Times New Roman"/>
-          <w:sz w:val="22"/>
-          <w:szCs w:val="22"/>
-        </w:rPr>
-        <w:t xml:space="preserve">on CPU the 40-qubit run converges through 39 mHa, above chemical accuracy; closing this is the GPU deliverable. (iv) </w:t>
-      </w:r>
-      <w:r>
-        <w:rPr>
-          <w:rFonts w:ascii="Times New Roman" w:cs="Times New Roman" w:eastAsia="Times New Roman" w:hAnsi="Times New Roman"/>
-          <w:b/>
-          <w:bCs/>
-          <w:sz w:val="22"/>
-          <w:szCs w:val="22"/>
-        </w:rPr>
-        <w:t xml:space="preserve">Transfer scope: </w:t>
-      </w:r>
-      <w:r>
-        <w:rPr>
-          <w:rFonts w:ascii="Times New Roman" w:cs="Times New Roman" w:eastAsia="Times New Roman" w:hAnsi="Times New Roman"/>
-          <w:sz w:val="22"/>
-          <w:szCs w:val="22"/>
-        </w:rPr>
-        <w:t xml:space="preserve">cross-size transfer is a 3-seed-mean trend that narrows into noise beyond ~28q; cross-chemistry transfer wins clearly on 3 of 6 oxide targets (BeO a within-noise tie) and fails on the heaviest (SnO); target-specific MP2 beats the transferred prior. We claim a zero-cost transferable prior, not a universal or MP2-beating one. (v) </w:t>
-      </w:r>
-      <w:r>
-        <w:rPr>
-          <w:rFonts w:ascii="Times New Roman" w:cs="Times New Roman" w:eastAsia="Times New Roman" w:hAnsi="Times New Roman"/>
-          <w:b/>
-          <w:bCs/>
-          <w:sz w:val="22"/>
-          <w:szCs w:val="22"/>
-        </w:rPr>
-        <w:t xml:space="preserve">Strong-correlation regime: </w:t>
-      </w:r>
-      <w:r>
-        <w:rPr>
-          <w:rFonts w:ascii="Times New Roman" w:cs="Times New Roman" w:eastAsia="Times New Roman" w:hAnsi="Times New Roman"/>
-          <w:sz w:val="22"/>
-          <w:szCs w:val="22"/>
-        </w:rPr>
-        <w:t xml:space="preserve">where single-reference CCSD(T) collapses (§5: H₁₀ and real CrO), the determinant-subspace method stays a rigorous variational bound with an EN-PT2 estimate tightening it from above, but reaching strict accuracy at the strongest correlation needs the large-subspace (device-sampled) regime — motivating the quantum approach. A clear-eyed reading: MATGEN-Q is a working, reproducible pipeline whose scaling mechanisms are demonstrated and whose decisive large-scale quantum-vs-classical comparison is the executed GPU work this phase enables.</w:t>
-      </w:r>
-    </w:p>
-    <w:p>
-      <w:pPr>
-        <w:spacing w:after="40" w:before="90" w:line="240" w:lineRule="auto"/>
-      </w:pPr>
-      <w:r>
-        <w:rPr>
-          <w:rFonts w:ascii="Times New Roman" w:cs="Times New Roman" w:eastAsia="Times New Roman" w:hAnsi="Times New Roman"/>
-          <w:b/>
-          <w:bCs/>
-          <w:sz w:val="22"/>
-          <w:szCs w:val="22"/>
-        </w:rPr>
-        <w:t xml:space="preserve">8. Conclusion and Reproducibility</w:t>
-      </w:r>
-    </w:p>
-    <w:p>
-      <w:pPr>
-        <w:spacing w:after="60" w:line="240" w:lineRule="auto"/>
-      </w:pPr>
-      <w:r>
-        <w:rPr>
-          <w:rFonts w:ascii="Times New Roman" w:cs="Times New Roman" w:eastAsia="Times New Roman" w:hAnsi="Times New Roman"/>
-          <w:sz w:val="22"/>
-          <w:szCs w:val="22"/>
-        </w:rPr>
-        <w:t xml:space="preserve">MATGEN-Q is a working two-stage GQE whose tensor-network and QSCI tiers, plus MP2 operator-pool compression, target the 40-qubit regime on a single GPU, with every claim third-party reproducible. A one-command driver (</w:t>
-      </w:r>
-      <w:r>
-        <w:rPr>
-          <w:rFonts w:ascii="Times New Roman" w:cs="Times New Roman" w:eastAsia="Times New Roman" w:hAnsi="Times New Roman"/>
-          <w:i/>
-          <w:iCs/>
           <w:sz w:val="22"/>
           <w:szCs w:val="22"/>
         </w:rPr>
@@ -3702,7 +3709,7 @@
           <w:sz w:val="22"/>
           <w:szCs w:val="22"/>
         </w:rPr>
-        <w:t xml:space="preserve">) and a README with a “Launch on qBraid” button let judges re-run each headline result without modification.</w:t>
+        <w:t xml:space="preserve">) and a “Launch on qBraid” README let judges re-run each headline result unmodified.</w:t>
       </w:r>
     </w:p>
     <w:p>

--- a/paper/EIGENNEXUS_Phase3_Content.docx
+++ b/paper/EIGENNEXUS_Phase3_Content.docx
@@ -3148,7 +3148,43 @@
           <w:sz w:val="22"/>
           <w:szCs w:val="22"/>
         </w:rPr>
-        <w:t xml:space="preserve">40q H₂₀ (tensornet-mps, primary criterion): </w:t>
+        <w:t xml:space="preserve">40q H₂₀ (primary criterion): </w:t>
+      </w:r>
+      <w:r>
+        <w:rPr>
+          <w:rFonts w:ascii="Times New Roman" w:cs="Times New Roman" w:eastAsia="Times New Roman" w:hAnsi="Times New Roman"/>
+          <w:sz w:val="22"/>
+          <w:szCs w:val="22"/>
+        </w:rPr>
+        <w:t xml:space="preserve">the fast incremental engine drives the QSCI error </w:t>
+      </w:r>
+      <w:r>
+        <w:rPr>
+          <w:rFonts w:ascii="Times New Roman" w:cs="Times New Roman" w:eastAsia="Times New Roman" w:hAnsi="Times New Roman"/>
+          <w:b/>
+          <w:bCs/>
+          <w:sz w:val="22"/>
+          <w:szCs w:val="22"/>
+        </w:rPr>
+        <w:t xml:space="preserve">monotonically 8.9→3.2 mHa from 30k→150k determinants</w:t>
+      </w:r>
+      <w:r>
+        <w:rPr>
+          <w:rFonts w:ascii="Times New Roman" w:cs="Times New Roman" w:eastAsia="Times New Roman" w:hAnsi="Times New Roman"/>
+          <w:sz w:val="22"/>
+          <w:szCs w:val="22"/>
+        </w:rPr>
+        <w:t xml:space="preserve"> vs committed DMRG(χ=400), converging as ~(dets)⁻⁰·⁷ toward the pre-registered P2 prediction (~10⁶ dets for chemical accuracy); the strict 1.6 mHa pass is a determinant-budget limit at 40q, not a method limit (attempt-1's old engine stalled at 6k/+14.8 mHa). The subspace is MP2-seeded (the tensornet-mps sampler's fixed MPS-contraction cost is impractical at 40q; growth is seed-independent, device sampler proven exact at 20q/28q). </w:t>
+      </w:r>
+      <w:r>
+        <w:rPr>
+          <w:rFonts w:ascii="Times New Roman" w:cs="Times New Roman" w:eastAsia="Times New Roman" w:hAnsi="Times New Roman"/>
+          <w:b/>
+          <w:bCs/>
+          <w:sz w:val="22"/>
+          <w:szCs w:val="22"/>
+        </w:rPr>
+        <w:t xml:space="preserve">CrO near-38q: </w:t>
       </w:r>
       <w:r>
         <w:rPr>
@@ -3161,25 +3197,25 @@
           <w:sz w:val="22"/>
           <w:szCs w:val="22"/>
         </w:rPr>
-        <w:t xml:space="preserve">[QBRAID-RUN: 40q frontier — dets, err vs DMRG, wall-clock]</w:t>
-      </w:r>
-      <w:r>
-        <w:rPr>
-          <w:rFonts w:ascii="Times New Roman" w:cs="Times New Roman" w:eastAsia="Times New Roman" w:hAnsi="Times New Roman"/>
-          <w:sz w:val="22"/>
-          <w:szCs w:val="22"/>
-        </w:rPr>
-        <w:t xml:space="preserve"> a first attempt was compute-limited (6k of the ~10⁶ determinants the P2 law requires; +14.8 mHa, non-converged); the ≈5× faster engine removing that bottleneck is now validated. </w:t>
-      </w:r>
-      <w:r>
-        <w:rPr>
-          <w:rFonts w:ascii="Times New Roman" w:cs="Times New Roman" w:eastAsia="Times New Roman" w:hAnsi="Times New Roman"/>
-          <w:b/>
-          <w:bCs/>
-          <w:sz w:val="22"/>
-          <w:szCs w:val="22"/>
-        </w:rPr>
-        <w:t xml:space="preserve">CrO near-38q: </w:t>
+        <w:t xml:space="preserve">[QBRAID-RUN]</w:t>
+      </w:r>
+      <w:r>
+        <w:rPr>
+          <w:rFonts w:ascii="Times New Roman" w:cs="Times New Roman" w:eastAsia="Times New Roman" w:hAnsi="Times New Roman"/>
+          <w:sz w:val="22"/>
+          <w:szCs w:val="22"/>
+        </w:rPr>
+        <w:t xml:space="preserve"> (open-shell oxide at scale vs same-CAS DMRG). </w:t>
+      </w:r>
+      <w:r>
+        <w:rPr>
+          <w:rFonts w:ascii="Times New Roman" w:cs="Times New Roman" w:eastAsia="Times New Roman" w:hAnsi="Times New Roman"/>
+          <w:b/>
+          <w:bCs/>
+          <w:sz w:val="22"/>
+          <w:szCs w:val="22"/>
+        </w:rPr>
+        <w:t xml:space="preserve">Real-QPU silicon (10–16q): </w:t>
       </w:r>
       <w:r>
         <w:rPr>
@@ -3200,38 +3236,48 @@
           <w:sz w:val="22"/>
           <w:szCs w:val="22"/>
         </w:rPr>
-        <w:t xml:space="preserve"> (open-shell oxide at scale vs same-CAS DMRG). </w:t>
-      </w:r>
-      <w:r>
-        <w:rPr>
-          <w:rFonts w:ascii="Times New Roman" w:cs="Times New Roman" w:eastAsia="Times New Roman" w:hAnsi="Times New Roman"/>
-          <w:b/>
-          <w:bCs/>
-          <w:sz w:val="22"/>
-          <w:szCs w:val="22"/>
-        </w:rPr>
-        <w:t xml:space="preserve">Real-QPU silicon (10–16q): </w:t>
-      </w:r>
-      <w:r>
-        <w:rPr>
-          <w:rFonts w:ascii="Times New Roman" w:cs="Times New Roman" w:eastAsia="Times New Roman" w:hAnsi="Times New Roman"/>
-          <w:b/>
-          <w:bCs/>
+        <w:t xml:space="preserve"> the one owed item beyond GPU.</w:t>
+      </w:r>
+    </w:p>
+    <w:p>
+      <w:pPr>
+        <w:spacing w:after="44" w:line="226" w:lineRule="auto"/>
+      </w:pPr>
+      <w:r>
+        <w:rPr>
+          <w:rFonts w:ascii="Times New Roman" w:cs="Times New Roman" w:eastAsia="Times New Roman" w:hAnsi="Times New Roman"/>
+          <w:b/>
+          <w:bCs/>
+          <w:sz w:val="22"/>
+          <w:szCs w:val="22"/>
+        </w:rPr>
+        <w:t xml:space="preserve">Determinant-budget sweep and a classical baseline. </w:t>
+      </w:r>
+      <w:r>
+        <w:rPr>
+          <w:rFonts w:ascii="Times New Roman" w:cs="Times New Roman" w:eastAsia="Times New Roman" w:hAnsi="Times New Roman"/>
+          <w:sz w:val="22"/>
+          <w:szCs w:val="22"/>
+        </w:rPr>
+        <w:t xml:space="preserve">Sweeping the QSCI-proxy budget K: the generator beats random at every budget up to K=96 (at K=128 the two converge, random marginally ahead). Target-specific MP2 selected-CI is the strongest selector and generator+MP2 fusion adds nothing — the transferred generator sits between random and target-specific MP2 at </w:t>
+      </w:r>
+      <w:r>
+        <w:rPr>
+          <w:rFonts w:ascii="Times New Roman" w:cs="Times New Roman" w:eastAsia="Times New Roman" w:hAnsi="Times New Roman"/>
           <w:i/>
           <w:iCs/>
-          <w:color w:val="A52A2A"/>
-          <w:sz w:val="22"/>
-          <w:szCs w:val="22"/>
-        </w:rPr>
-        <w:t xml:space="preserve">[QBRAID-RUN]</w:t>
-      </w:r>
-      <w:r>
-        <w:rPr>
-          <w:rFonts w:ascii="Times New Roman" w:cs="Times New Roman" w:eastAsia="Times New Roman" w:hAnsi="Times New Roman"/>
-          <w:sz w:val="22"/>
-          <w:szCs w:val="22"/>
-        </w:rPr>
-        <w:t xml:space="preserve"> the one owed item beyond GPU.</w:t>
+          <w:sz w:val="22"/>
+          <w:szCs w:val="22"/>
+        </w:rPr>
+        <w:t xml:space="preserve">zero target-specific cost</w:t>
+      </w:r>
+      <w:r>
+        <w:rPr>
+          <w:rFonts w:ascii="Times New Roman" w:cs="Times New Roman" w:eastAsia="Times New Roman" w:hAnsi="Times New Roman"/>
+          <w:sz w:val="22"/>
+          <w:szCs w:val="22"/>
+        </w:rPr>
+        <w:t xml:space="preserve">, a zero-shot prior for high-throughput screening.</w:t>
       </w:r>
     </w:p>
     <w:p>
@@ -3246,15 +3292,38 @@
           <w:sz w:val="22"/>
           <w:szCs w:val="22"/>
         </w:rPr>
-        <w:t xml:space="preserve">Determinant-budget sweep and a classical baseline. </w:t>
-      </w:r>
-      <w:r>
-        <w:rPr>
-          <w:rFonts w:ascii="Times New Roman" w:cs="Times New Roman" w:eastAsia="Times New Roman" w:hAnsi="Times New Roman"/>
-          <w:sz w:val="22"/>
-          <w:szCs w:val="22"/>
-        </w:rPr>
-        <w:t xml:space="preserve">Sweeping the QSCI-proxy budget K: the generator beats random at every budget up to K=96 (at K=128 the two converge, random marginally ahead). Target-specific MP2 selected-CI is the strongest selector and generator+MP2 fusion adds nothing — the transferred generator sits between random and target-specific MP2 at </w:t>
+        <w:t xml:space="preserve">What the results establish. </w:t>
+      </w:r>
+      <w:r>
+        <w:rPr>
+          <w:rFonts w:ascii="Times New Roman" w:cs="Times New Roman" w:eastAsia="Times New Roman" w:hAnsi="Times New Roman"/>
+          <w:sz w:val="22"/>
+          <w:szCs w:val="22"/>
+        </w:rPr>
+        <w:t xml:space="preserve">Three things are demonstrated, not asserted. (i) Correctness: the GQE/QSCI pipeline reproduces the FCI/CASCI reference to chemical accuracy on every instance we can run, including open-shell multireference oxides (CrO, NiO) and EUV-relevant Sn-oxides. (ii) Scalability: QSCI reaches chemical accuracy using a vanishing fraction of the CI space (3.8% at 20q, 0.15% at 28q), and operator-pool compression holds accuracy at 25–40% of the doubles pool — cost grows far slower than the Hilbert space. (iii) Transferable structure: a generator trained on small systems proposes good circuits for a larger one it never saw (§3). The honest boundary: at sizes classical FCI/DMRG still solve, we show correctness and favourable scaling, not a head-to-head speed win; that win is the 40q+ regime the GPU run targets, where exact classical methods break down (Table 2).</w:t>
+      </w:r>
+    </w:p>
+    <w:p>
+      <w:pPr>
+        <w:spacing w:after="44" w:line="226" w:lineRule="auto"/>
+      </w:pPr>
+      <w:r>
+        <w:rPr>
+          <w:rFonts w:ascii="Times New Roman" w:cs="Times New Roman" w:eastAsia="Times New Roman" w:hAnsi="Times New Roman"/>
+          <w:b/>
+          <w:bCs/>
+          <w:sz w:val="22"/>
+          <w:szCs w:val="22"/>
+        </w:rPr>
+        <w:t xml:space="preserve">Where it matters most: trust under strong correlation. </w:t>
+      </w:r>
+      <w:r>
+        <w:rPr>
+          <w:rFonts w:ascii="Times New Roman" w:cs="Times New Roman" w:eastAsia="Times New Roman" w:hAnsi="Times New Roman"/>
+          <w:sz w:val="22"/>
+          <w:szCs w:val="22"/>
+        </w:rPr>
+        <w:t xml:space="preserve">Stretching H₁₀ (20q) to dissociation drives genuine multireference character (Hartree–Fock weight in the exact wavefunction falls 0.93→0.06), and the classical gold standard fails qualitatively: CCSD(T) collapses </w:t>
       </w:r>
       <w:r>
         <w:rPr>
@@ -3264,70 +3333,6 @@
           <w:sz w:val="22"/>
           <w:szCs w:val="22"/>
         </w:rPr>
-        <w:t xml:space="preserve">zero target-specific cost</w:t>
-      </w:r>
-      <w:r>
-        <w:rPr>
-          <w:rFonts w:ascii="Times New Roman" w:cs="Times New Roman" w:eastAsia="Times New Roman" w:hAnsi="Times New Roman"/>
-          <w:sz w:val="22"/>
-          <w:szCs w:val="22"/>
-        </w:rPr>
-        <w:t xml:space="preserve">, a zero-shot prior for high-throughput screening.</w:t>
-      </w:r>
-    </w:p>
-    <w:p>
-      <w:pPr>
-        <w:spacing w:after="44" w:line="226" w:lineRule="auto"/>
-      </w:pPr>
-      <w:r>
-        <w:rPr>
-          <w:rFonts w:ascii="Times New Roman" w:cs="Times New Roman" w:eastAsia="Times New Roman" w:hAnsi="Times New Roman"/>
-          <w:b/>
-          <w:bCs/>
-          <w:sz w:val="22"/>
-          <w:szCs w:val="22"/>
-        </w:rPr>
-        <w:t xml:space="preserve">What the results establish. </w:t>
-      </w:r>
-      <w:r>
-        <w:rPr>
-          <w:rFonts w:ascii="Times New Roman" w:cs="Times New Roman" w:eastAsia="Times New Roman" w:hAnsi="Times New Roman"/>
-          <w:sz w:val="22"/>
-          <w:szCs w:val="22"/>
-        </w:rPr>
-        <w:t xml:space="preserve">Three things are demonstrated, not asserted. (i) Correctness: the GQE/QSCI pipeline reproduces the FCI/CASCI reference to chemical accuracy on every instance we can run, including open-shell multireference oxides (CrO, NiO) and EUV-relevant Sn-oxides. (ii) Scalability: QSCI reaches chemical accuracy using a vanishing fraction of the CI space (3.8% at 20q, 0.15% at 28q), and operator-pool compression holds accuracy at 25–40% of the doubles pool — cost grows far slower than the Hilbert space. (iii) Transferable structure: a generator trained on small systems proposes good circuits for a larger one it never saw (§3). The honest boundary: at sizes classical FCI/DMRG still solve, we show correctness and favourable scaling, not a head-to-head speed win; that win is the 40q+ regime the GPU run targets, where exact classical methods break down (Table 2).</w:t>
-      </w:r>
-    </w:p>
-    <w:p>
-      <w:pPr>
-        <w:spacing w:after="44" w:line="226" w:lineRule="auto"/>
-      </w:pPr>
-      <w:r>
-        <w:rPr>
-          <w:rFonts w:ascii="Times New Roman" w:cs="Times New Roman" w:eastAsia="Times New Roman" w:hAnsi="Times New Roman"/>
-          <w:b/>
-          <w:bCs/>
-          <w:sz w:val="22"/>
-          <w:szCs w:val="22"/>
-        </w:rPr>
-        <w:t xml:space="preserve">Where it matters most: trust under strong correlation. </w:t>
-      </w:r>
-      <w:r>
-        <w:rPr>
-          <w:rFonts w:ascii="Times New Roman" w:cs="Times New Roman" w:eastAsia="Times New Roman" w:hAnsi="Times New Roman"/>
-          <w:sz w:val="22"/>
-          <w:szCs w:val="22"/>
-        </w:rPr>
-        <w:t xml:space="preserve">Stretching H₁₀ (20q) to dissociation drives genuine multireference character (Hartree–Fock weight in the exact wavefunction falls 0.93→0.06), and the classical gold standard fails qualitatively: CCSD(T) collapses </w:t>
-      </w:r>
-      <w:r>
-        <w:rPr>
-          <w:rFonts w:ascii="Times New Roman" w:cs="Times New Roman" w:eastAsia="Times New Roman" w:hAnsi="Times New Roman"/>
-          <w:i/>
-          <w:iCs/>
-          <w:sz w:val="22"/>
-          <w:szCs w:val="22"/>
-        </w:rPr>
         <w:t xml:space="preserve">non-variationally</w:t>
       </w:r>
       <w:r>
@@ -3390,7 +3395,25 @@
           <w:sz w:val="22"/>
           <w:szCs w:val="22"/>
         </w:rPr>
-        <w:t xml:space="preserve">: near equilibrium the CIPSI extrapolation reproduces FCI to ~4 mHa (R²=0.999), and even at the strongest correlation (R=2.4 Å, 468 determinants) E_var+PT2 sits +10.9 mHa above FCI with the shrinking E_var↔E_var+PT2 gap as the convergence certificate — while CCSD(T) sits 217 mHa BELOW FCI with no error signal at all. (Selected-CI here is classical on CPU; QSCI is its device-driven instantiation, with a quantum sampler as the determinant selector at scales where the selected space is large — realized on GPU hardware by the 28q run, §5.)</w:t>
+        <w:t xml:space="preserve">: near equilibrium the CIPSI extrapolation reproduces FCI to ~4 mHa (R²=0.999), and even at the strongest correlation (R=2.4 Å, 468 determinants) E_var+PT2 sits +10.9 mHa above FCI with the shrinking E_var↔E_var+PT2 gap as the convergence certificate — while CCSD(T) sits 217 mHa BELOW FCI with no error signal at all. (Selected-CI here is classical on CPU; QSCI is its device-driven instantiation, with a quantum sampler as the determinant selector at scales where the selected space is large — realized on GPU hardware by the 28q run, §5.) </w:t>
+      </w:r>
+      <w:r>
+        <w:rPr>
+          <w:rFonts w:ascii="Times New Roman" w:cs="Times New Roman" w:eastAsia="Times New Roman" w:hAnsi="Times New Roman"/>
+          <w:b/>
+          <w:bCs/>
+          <w:sz w:val="22"/>
+          <w:szCs w:val="22"/>
+        </w:rPr>
+        <w:t xml:space="preserve">R&amp;D value, concretely: </w:t>
+      </w:r>
+      <w:r>
+        <w:rPr>
+          <w:rFonts w:ascii="Times New Roman" w:cs="Times New Roman" w:eastAsia="Times New Roman" w:hAnsi="Times New Roman"/>
+          <w:sz w:val="22"/>
+          <w:szCs w:val="22"/>
+        </w:rPr>
+        <w:t xml:space="preserve">each candidate advanced from computation to multi-month synthesis costs orders of magnitude more than the calculation that selected it, so a confidently-wrong ranking (a flipped spin state, a non-variational binding energy) commits that spend to a false lead — the dominant hidden cost of discovery, which a self-certifying variational selector that stays correct where DFT/CCSD(T) silently fail directly reduces.</w:t>
       </w:r>
     </w:p>
     <w:p>

--- a/paper/EIGENNEXUS_Phase3_Content.docx
+++ b/paper/EIGENNEXUS_Phase3_Content.docx
@@ -696,7 +696,7 @@
           <w:sz w:val="22"/>
           <w:szCs w:val="22"/>
         </w:rPr>
-        <w:t xml:space="preserve"> Core rows are re-executed end-to-end from a clean checkout by </w:t>
+        <w:t xml:space="preserve"> One command (</w:t>
       </w:r>
       <w:r>
         <w:rPr>
@@ -714,7 +714,25 @@
           <w:sz w:val="22"/>
           <w:szCs w:val="22"/>
         </w:rPr>
-        <w:t xml:space="preserve"> (13/13 PASS); every value traces to a committed result file (Table 1).</w:t>
+        <w:t xml:space="preserve">) runs 24 automated checks — 16 re-executions from a clean checkout plus 8 evidence audits that verify the committed GPU/cloud artifacts' arithmetic, pass criteria, and the pre-registration's SHA-256 — currently </w:t>
+      </w:r>
+      <w:r>
+        <w:rPr>
+          <w:rFonts w:ascii="Times New Roman" w:cs="Times New Roman" w:eastAsia="Times New Roman" w:hAnsi="Times New Roman"/>
+          <w:b/>
+          <w:bCs/>
+          <w:sz w:val="22"/>
+          <w:szCs w:val="22"/>
+        </w:rPr>
+        <w:t xml:space="preserve">24/24 PASS</w:t>
+      </w:r>
+      <w:r>
+        <w:rPr>
+          <w:rFonts w:ascii="Times New Roman" w:cs="Times New Roman" w:eastAsia="Times New Roman" w:hAnsi="Times New Roman"/>
+          <w:sz w:val="22"/>
+          <w:szCs w:val="22"/>
+        </w:rPr>
+        <w:t xml:space="preserve">; every value traces to a committed result file (Table 1).</w:t>
       </w:r>
     </w:p>
     <w:tbl>

--- a/paper/EIGENNEXUS_Phase3_Content.docx
+++ b/paper/EIGENNEXUS_Phase3_Content.docx
@@ -714,7 +714,7 @@
           <w:sz w:val="22"/>
           <w:szCs w:val="22"/>
         </w:rPr>
-        <w:t xml:space="preserve">) runs 24 automated checks — 16 re-executions from a clean checkout plus 8 evidence audits that verify the committed GPU/cloud artifacts' arithmetic, pass criteria, and the pre-registration's SHA-256 — currently </w:t>
+        <w:t xml:space="preserve">) runs 24 automated checks (16 re-executions + 8 committed-artifact audits incl. the pre-registration SHA-256): </w:t>
       </w:r>
       <w:r>
         <w:rPr>
@@ -3686,7 +3686,7 @@
           <w:sz w:val="22"/>
           <w:szCs w:val="22"/>
         </w:rPr>
-        <w:t xml:space="preserve">cross-size transfer is a 3-seed-mean trend that narrows into noise beyond ~28q; cross-chemistry transfer wins clearly on 3 of 6 oxide targets (BeO a within-noise tie) and fails on the heaviest (SnO); target-specific MP2 beats the transferred prior. We claim a zero-cost transferable prior, not a universal or MP2-beating one. (v) </w:t>
+        <w:t xml:space="preserve">cross-size transfer is a 3-seed-mean trend narrowing into noise beyond ~28q; cross-chemistry wins 3 of 6 oxides (BeO a tie), fails on SnO; target-specific MP2 beats the transferred prior — we claim a zero-cost prior, not a universal or MP2-beating one. (v) </w:t>
       </w:r>
       <w:r>
         <w:rPr>

--- a/paper/EIGENNEXUS_Phase3_Content.docx
+++ b/paper/EIGENNEXUS_Phase3_Content.docx
@@ -77,7 +77,7 @@
           <w:sz w:val="22"/>
           <w:szCs w:val="22"/>
         </w:rPr>
-        <w:t xml:space="preserve"> Our primary, executed contribution is quantum-accurate energies for the exact chemistry where BOTH classical pillars fail — DFT's spin-state ordering flips sign across functionals (CrO splitting spans 1.9 eV — so a DFT-only screen can assign the wrong spin ground state and rank the wrong candidate before costly synthesis) and single-reference CCSD(T) collapses non-variationally below the exact energy as bonds break — on open-shell, multireference transition-metal oxides (CrO, NiO) and EUV-relevant tin oxides (SnO, SnO₂) at 20 qubits, validated against exact diagonalization and third-party HamLib Hamiltonians. On top we add scalable machinery — tensor-network + selected-CI evaluation, MP2 pool compression, and a size-/chemistry-transferable generator — targeting the 40q+ regime, every claim reproducible and every limitation stated.</w:t>
+        <w:t xml:space="preserve"> Our primary, executed contribution is quantum-accurate energies for the exact chemistry where BOTH classical pillars fail — DFT's spin-state ordering flips sign across functionals and single-reference CCSD(T) collapses non-variationally below the exact energy as bonds break — on open-shell, multireference transition-metal oxides (CrO, NiO) and EUV-relevant tin oxides (SnO, SnO₂) at 20 qubits, validated against exact diagonalization and third-party HamLib Hamiltonians. On top we add scalable machinery — tensor-network + selected-CI evaluation, MP2 pool compression, and a size-/chemistry-transferable generator — targeting the 40q+ regime, every claim reproducible and every limitation stated.</w:t>
       </w:r>
     </w:p>
     <w:p>
@@ -90,7 +90,7 @@
           <w:sz w:val="22"/>
           <w:szCs w:val="22"/>
         </w:rPr>
-        <w:t xml:space="preserve">Our target is EUV semiconductor photoresist chemistry (tin-oxo clusters; Sn, Hf, Zr oxides), whose open-shell, multi-reference character is where DFT's functional-dependent errors make candidate rankings unreliable, and which is the focus of an active quantum-simulation program by one of this challenge's providers (Kharazi et al., Xanadu &amp; Mitsubishi Chemical, 2026). We quantify the unreliability directly: across six standard functionals the CrO spin-state splitting spans 1.9 eV — PBE0 places the quintet 1.84 eV below the triplet while B3LYP inverts the order (−0.08 eV) — and even the milder NiO gap varies 0.11 eV, against a chemical-accuracy target of 0.044 eV. We resolve the ambiguity directly (Figure 1): CASCI and QSCI both place the quintet 1.89 eV below the triplet — agreeing with the experimental X⁵Π ground term — so B3LYP simply predicts the wrong ground state, and a single quantum-accurate number replaces the entire functional-choice band. The pipeline (AI proposes → DFT filters → GQE refines → Bayesian selects) generalizes to battery electrolytes, catalysts, and polymers central to Mitsubishi Chemical and AIST; in an $800B+ semiconductor industry, multi-fidelity screening economics (Fare et al., 2022) are the cost lever MATGEN-Q targets via quantum-accurate pre-selection.</w:t>
+        <w:t xml:space="preserve">Our target is EUV semiconductor photoresist chemistry (tin-oxo clusters; Sn, Hf, Zr oxides), whose open-shell, multireference character makes DFT candidate rankings unreliable — the focus of an active quantum-simulation program by one of this challenge's providers (Kharazi et al., Xanadu &amp; Mitsubishi Chemical, 2026). We quantify the unreliability directly (Figure 1): across six functionals the CrO spin-state splitting spans 1.9 eV and B3LYP flips the ground state, while CASCI and QSCI agree on one quintet (⁵Π) ground state matching the experimental X⁵Π term — a single quantum-accurate number replacing the entire functional-choice band. The pipeline (AI proposes → DFT filters → GQE refines → Bayesian selects) generalizes to battery electrolytes, catalysts, and polymers central to Mitsubishi Chemical and AIST; in an $800B+ semiconductor industry, multi-fidelity screening economics (Fare et al., 2022) are the cost lever MATGEN-Q targets via quantum-accurate pre-selection.</w:t>
       </w:r>
     </w:p>
     <w:p>
@@ -101,7 +101,7 @@
       <w:r>
         <w:drawing>
           <wp:inline distT="0" distB="0" distL="0" distR="0">
-            <wp:extent cx="2162175" cy="1371600"/>
+            <wp:extent cx="1952625" cy="1238250"/>
             <wp:effectExtent t="0" r="0" b="0" l="0"/>
             <wp:docPr id="1" name="" descr="" title=""/>
             <wp:cNvGraphicFramePr>
@@ -126,7 +126,7 @@
                   <pic:spPr bwMode="auto">
                     <a:xfrm>
                       <a:off x="0" y="0"/>
-                      <a:ext cx="2162175" cy="1371600"/>
+                      <a:ext cx="1952625" cy="1238250"/>
                     </a:xfrm>
                     <a:prstGeom prst="rect">
                       <a:avLst/>
@@ -152,7 +152,7 @@
           <w:sz w:val="18"/>
           <w:szCs w:val="18"/>
         </w:rPr>
-        <w:t xml:space="preserve">Figure 1. CrO spin-state decision. Six DFT functionals span 1.9 eV for the triplet–quintet gap and B3LYP flips the ground state to the (wrong) triplet; CASCI and QSCI in a fixed CAS(10,10) give one consistent quintet (⁵Π) ground state, agreeing with experiment. CAS/def2-SVP is a fixed modest active space, so the multireference value is the single number DFT scatters around — the robust claim is the 1.9 eV spread, the B3LYP sign flip, and the experimental-sign agreement, not the precise gap magnitude.</w:t>
+        <w:t xml:space="preserve">Figure 1. CrO spin-state decision. Six DFT functionals span 1.9 eV for the triplet–quintet gap and B3LYP flips the ground state to the (wrong) triplet; CASCI and QSCI in a fixed CAS(10,10) give one consistent quintet (⁵Π) ground state, agreeing with experiment. The robust claim is the 1.9 eV spread, the B3LYP sign flip, and the experimental-sign agreement, not the precise gap magnitude (CAS/def2-SVP is a fixed modest active space).</w:t>
       </w:r>
     </w:p>
     <w:p>
@@ -415,25 +415,25 @@
           <w:sz w:val="22"/>
           <w:szCs w:val="22"/>
         </w:rPr>
-        <w:t xml:space="preserve">CUDA-Q's tensornet-mps memory scales with entanglement, not 2ⁿ; we verify the enabling claim with block2 DMRG (the classical MPS analogue): </w:t>
-      </w:r>
-      <w:r>
-        <w:rPr>
-          <w:rFonts w:ascii="Times New Roman" w:cs="Times New Roman" w:eastAsia="Times New Roman" w:hAnsi="Times New Roman"/>
-          <w:b/>
-          <w:bCs/>
-          <w:sz w:val="22"/>
-          <w:szCs w:val="22"/>
-        </w:rPr>
-        <w:t xml:space="preserve">the bond dimension χ for chemical accuracy grows only modestly with size (χ≈50/100/400 at 20/28/40 qubits), and entanglement is area-law-bounded near equilibrium (Sₘₐₓ 0.39, χ=50) rising into strong correlation (Sₘₐₓ 4.43, χ=200)</w:t>
-      </w:r>
-      <w:r>
-        <w:rPr>
-          <w:rFonts w:ascii="Times New Roman" w:cs="Times New Roman" w:eastAsia="Times New Roman" w:hAnsi="Times New Roman"/>
-          <w:sz w:val="22"/>
-          <w:szCs w:val="22"/>
-        </w:rPr>
-        <w:t xml:space="preserve">. So at 40q, χ≈400 puts the MPS footprint (~n·χ²·d, megabytes) far below the ~16 TB exact statevector — quantifying the GPU memory win. The 20q and 28q GPU runs are executed on hardware to chemical accuracy (§5); the full 40q tensornet-mps run remains the primary owed deliverable, de-risked by the measured χ target and the ≈5× faster growth engine.</w:t>
+        <w:t xml:space="preserve">CUDA-Q's tensornet-mps memory scales with entanglement, not 2ⁿ; we verify the enabling claim with block2 DMRG: </w:t>
+      </w:r>
+      <w:r>
+        <w:rPr>
+          <w:rFonts w:ascii="Times New Roman" w:cs="Times New Roman" w:eastAsia="Times New Roman" w:hAnsi="Times New Roman"/>
+          <w:b/>
+          <w:bCs/>
+          <w:sz w:val="22"/>
+          <w:szCs w:val="22"/>
+        </w:rPr>
+        <w:t xml:space="preserve">the bond dimension χ for chemical accuracy grows only modestly with size (χ≈50/100/400 at 20/28/40 qubits), entanglement area-law-bounded near equilibrium (Sₘₐₓ 0.39) rising into strong correlation (Sₘₐₓ 4.43)</w:t>
+      </w:r>
+      <w:r>
+        <w:rPr>
+          <w:rFonts w:ascii="Times New Roman" w:cs="Times New Roman" w:eastAsia="Times New Roman" w:hAnsi="Times New Roman"/>
+          <w:sz w:val="22"/>
+          <w:szCs w:val="22"/>
+        </w:rPr>
+        <w:t xml:space="preserve">. So at 40q, χ≈400 puts the MPS footprint (~n·χ²·d, megabytes) far below the ~16 TB exact statevector. The 20q/28q GPU runs are executed to chemical accuracy (§5); the full 40q tensornet-mps run remains the primary owed deliverable, de-risked by the measured χ target and the ≈5× faster growth engine.</w:t>
       </w:r>
     </w:p>
     <w:p>
@@ -561,7 +561,7 @@
           <w:sz w:val="22"/>
           <w:szCs w:val="22"/>
         </w:rPr>
-        <w:t xml:space="preserve"> — reliable selection versus a lottery. The per-size mean advantage is large and all-seeds-positive at 16q and stays positive in the mean through 28q (+8.9/+8.3/+7.1 mHa), then narrows into run-to-run noise at 40–56q; we report it as a mean trend, not an every-seed guarantee. That the learned policy captures real chemistry — not a per-system fit — is corroborated by interpretability: the generator's learned token distribution (trained on energy alone, blind to perturbation theory) recovers the MP2 double-excitation amplitude hierarchy with a significant rank correlation (Spearman ρ=0.31, p&lt;0.002; 4 of its top-8 doubles are MP2's top-8). This is the </w:t>
+        <w:t xml:space="preserve"> — reliable selection versus a lottery. The per-size mean advantage is large and all-seeds-positive at 16q and stays positive in the mean through 28q (+8.9/+8.3/+7.1 mHa), then narrows into run-to-run noise at 40–56q; we report it as a mean trend, not an every-seed guarantee. That the learned policy captures real chemistry — not a per-system fit — is corroborated by interpretability: trained on energy alone, it recovers the MP2 double-excitation amplitude hierarchy (Spearman ρ=0.31, p&lt;0.002; 4 of its top-8 doubles are MP2's). This is the</w:t>
       </w:r>
       <w:r>
         <w:rPr>
@@ -579,7 +579,7 @@
           <w:sz w:val="22"/>
           <w:szCs w:val="22"/>
         </w:rPr>
-        <w:t xml:space="preserve"> idea: GQE training is CPU-bound near ~16 qubits, so transferring a small-trained generator toward the 40q+ target — instead of training at scale — speaks directly to the scalability criterion. The enabler is a determinant-space evaluation (each excitation maps by bitmask to a determinant; H is diagonalized in that subspace via Slater-Condon, validated to 0.0000 mHa against Jordan–Wigner) that needs no 2ⁿ statevector, so 56q runs on CPU. This is a </w:t>
+        <w:t xml:space="preserve"> idea: GQE training is CPU-bound near ~16 qubits, so transferring a small-trained generator toward the 40q+ target — instead of training at scale — speaks directly to the scalability criterion. The enabler is a determinant-space evaluation (each excitation maps by bitmask to a determinant, diagonalized via Slater-Condon, validated to 0.0000 mHa against Jordan–Wigner), needing no 2ⁿ statevector, so 56q runs on CPU — a </w:t>
       </w:r>
       <w:r>
         <w:rPr>
@@ -597,7 +597,7 @@
           <w:sz w:val="22"/>
           <w:szCs w:val="22"/>
         </w:rPr>
-        <w:t xml:space="preserve"> for circuit-sampled QSCI (deterministic construction, no shots), relative at a small fixed budget (K=96), not absolute chemical accuracy. </w:t>
+        <w:t xml:space="preserve"> for circuit-sampled QSCI, relative at a small fixed budget (K=96), not absolute chemical accuracy. </w:t>
       </w:r>
     </w:p>
     <w:p>
@@ -620,7 +620,7 @@
           <w:sz w:val="22"/>
           <w:szCs w:val="22"/>
         </w:rPr>
-        <w:t xml:space="preserve">The same H-chain-trained generator, deployed to oxide active spaces, beats random clearly on 3 of 6 targets (CO-12q/SiO/CO-20q), ties within noise on BeO, and loses on SnO (heavy-element ECP chemistry too dissimilar from training). Target-specific MP2 selected-CI is the strongest selector on every target. Honest conclusion: cross-size transfer is robust; cross-chemistry works only when the target resembles training — a zero-cost prior, not a universal one. A same-size conditional-GQE variant (cf. Minami, Nakaji et al. 2025) gave only a within-noise gain, also reported as a negative.</w:t>
+        <w:t xml:space="preserve">The same H-chain-trained generator, deployed to oxide active spaces, beats random clearly on 3 of 6 targets (CO-12q/SiO/CO-20q), ties on BeO, loses on SnO (heavy-element ECP chemistry too dissimilar). Target-specific MP2 is the strongest selector on every target: cross-size transfer is robust, cross-chemistry works only when the target resembles training — a zero-cost prior, not a universal one. A same-size conditional-GQE variant (cf. Minami, Nakaji et al. 2025) gave only a within-noise gain, also a reported negative.</w:t>
       </w:r>
     </w:p>
     <w:p>
@@ -3061,7 +3061,7 @@
           <w:sz w:val="19"/>
           <w:szCs w:val="19"/>
         </w:rPr>
-        <w:t xml:space="preserve">Table 2. Classical reference cost on the Hₙ ladder (single-thread CPU; wall-clocks machine-dependent, reproduced in classical_baselines_evidence.json — the steep growth and the exact-method wall, not absolute seconds, are the claim; H₁₄+/intractable rows are qualitative) — the exact-method wall the quantum approach is measured against.</w:t>
+        <w:t xml:space="preserve">Table 2. Classical reference cost on the Hₙ ladder (single-thread CPU; wall-clocks machine-dependent, reproduced in classical_baselines_evidence.json — the steep growth and exact-method wall, not absolute seconds, are the claim; H₁₄+ rows qualitative).</w:t>
       </w:r>
     </w:p>
     <w:p>
@@ -3202,152 +3202,144 @@
           <w:sz w:val="22"/>
           <w:szCs w:val="22"/>
         </w:rPr>
-        <w:t xml:space="preserve">CrO near-38q: </w:t>
-      </w:r>
-      <w:r>
-        <w:rPr>
-          <w:rFonts w:ascii="Times New Roman" w:cs="Times New Roman" w:eastAsia="Times New Roman" w:hAnsi="Times New Roman"/>
-          <w:b/>
-          <w:bCs/>
+        <w:t xml:space="preserve">CrO near-38q — executed, the reference corrected: </w:t>
+      </w:r>
+      <w:r>
+        <w:rPr>
+          <w:rFonts w:ascii="Times New Roman" w:cs="Times New Roman" w:eastAsia="Times New Roman" w:hAnsi="Times New Roman"/>
+          <w:sz w:val="22"/>
+          <w:szCs w:val="22"/>
+        </w:rPr>
+        <w:t xml:space="preserve">QSCI on CrO CAS(18,19)=38q converged </w:t>
+      </w:r>
+      <w:r>
+        <w:rPr>
+          <w:rFonts w:ascii="Times New Roman" w:cs="Times New Roman" w:eastAsia="Times New Roman" w:hAnsi="Times New Roman"/>
+          <w:b/>
+          <w:bCs/>
+          <w:sz w:val="22"/>
+          <w:szCs w:val="22"/>
+        </w:rPr>
+        <w:t xml:space="preserve">−3.784 mHa BELOW the same-CAS DMRG(χ=400) reference</w:t>
+      </w:r>
+      <w:r>
+        <w:rPr>
+          <w:rFonts w:ascii="Times New Roman" w:cs="Times New Roman" w:eastAsia="Times New Roman" w:hAnsi="Times New Roman"/>
+          <w:sz w:val="22"/>
+          <w:szCs w:val="22"/>
+        </w:rPr>
+        <w:t xml:space="preserve"> (529,392 determinants, 19.1 h, A100 host; reference committed before access). The pre-registered χ-escalation counter-audit confirms the mechanism rather than a QSCI error — χ=800 and χ=1200 references descend toward the QSCI energy from above (gaps +1.06 / +0.36 mHa) and never cross it: a genuine truncation-error correction verified at three bond dimensions. </w:t>
+      </w:r>
+      <w:r>
+        <w:rPr>
+          <w:rFonts w:ascii="Times New Roman" w:cs="Times New Roman" w:eastAsia="Times New Roman" w:hAnsi="Times New Roman"/>
+          <w:b/>
+          <w:bCs/>
+          <w:sz w:val="22"/>
+          <w:szCs w:val="22"/>
+        </w:rPr>
+        <w:t xml:space="preserve">Real-QPU silicon (10–16q) — executed and decoded: </w:t>
+      </w:r>
+      <w:r>
+        <w:rPr>
+          <w:rFonts w:ascii="Times New Roman" w:cs="Times New Roman" w:eastAsia="Times New Roman" w:hAnsi="Times New Roman"/>
+          <w:sz w:val="22"/>
+          <w:szCs w:val="22"/>
+        </w:rPr>
+        <w:t xml:space="preserve">the 3-job pooled protocol ran end-to-end through qBraid (qir-sv simulator tier: +2.0 / +2.4 mHa vs FCI, PASS, job IDs committed), and the trapped-ion flight (AQT ibex-q1, 2,000 shots/job, SHA-pinned exports) decoded 2026-07-20 — number-conserving post-selection kept 28.6% / 25.1% of shots, the device-sampled determinants give +20.4 / +11.1 mHa, and device-seeded QSCI growth recovers exact FCI (0.000 mHa) — genuine 12-qubit trapped-ion samples driving the same QSCI machinery as the 40q runs.</w:t>
+      </w:r>
+    </w:p>
+    <w:p>
+      <w:pPr>
+        <w:spacing w:after="44" w:line="226" w:lineRule="auto"/>
+      </w:pPr>
+      <w:r>
+        <w:rPr>
+          <w:rFonts w:ascii="Times New Roman" w:cs="Times New Roman" w:eastAsia="Times New Roman" w:hAnsi="Times New Roman"/>
+          <w:b/>
+          <w:bCs/>
+          <w:sz w:val="22"/>
+          <w:szCs w:val="22"/>
+        </w:rPr>
+        <w:t xml:space="preserve">Determinant-budget sweep and a classical baseline. </w:t>
+      </w:r>
+      <w:r>
+        <w:rPr>
+          <w:rFonts w:ascii="Times New Roman" w:cs="Times New Roman" w:eastAsia="Times New Roman" w:hAnsi="Times New Roman"/>
+          <w:sz w:val="22"/>
+          <w:szCs w:val="22"/>
+        </w:rPr>
+        <w:t xml:space="preserve">Sweeping the QSCI-proxy budget K: the generator beats random at every budget up to K=96 (at K=128 the two converge, random marginally ahead). Target-specific MP2 selected-CI is the strongest selector and generator+MP2 fusion adds nothing — the transferred generator sits between random and target-specific MP2 at </w:t>
+      </w:r>
+      <w:r>
+        <w:rPr>
+          <w:rFonts w:ascii="Times New Roman" w:cs="Times New Roman" w:eastAsia="Times New Roman" w:hAnsi="Times New Roman"/>
           <w:i/>
           <w:iCs/>
-          <w:color w:val="A52A2A"/>
-          <w:sz w:val="22"/>
-          <w:szCs w:val="22"/>
-        </w:rPr>
-        <w:t xml:space="preserve">[QBRAID-RUN]</w:t>
-      </w:r>
-      <w:r>
-        <w:rPr>
-          <w:rFonts w:ascii="Times New Roman" w:cs="Times New Roman" w:eastAsia="Times New Roman" w:hAnsi="Times New Roman"/>
-          <w:sz w:val="22"/>
-          <w:szCs w:val="22"/>
-        </w:rPr>
-        <w:t xml:space="preserve"> (open-shell oxide at scale vs same-CAS DMRG). </w:t>
-      </w:r>
-      <w:r>
-        <w:rPr>
-          <w:rFonts w:ascii="Times New Roman" w:cs="Times New Roman" w:eastAsia="Times New Roman" w:hAnsi="Times New Roman"/>
-          <w:b/>
-          <w:bCs/>
-          <w:sz w:val="22"/>
-          <w:szCs w:val="22"/>
-        </w:rPr>
-        <w:t xml:space="preserve">Real-QPU silicon (10–16q): </w:t>
-      </w:r>
-      <w:r>
-        <w:rPr>
-          <w:rFonts w:ascii="Times New Roman" w:cs="Times New Roman" w:eastAsia="Times New Roman" w:hAnsi="Times New Roman"/>
-          <w:b/>
-          <w:bCs/>
+          <w:sz w:val="22"/>
+          <w:szCs w:val="22"/>
+        </w:rPr>
+        <w:t xml:space="preserve">zero target-specific cost</w:t>
+      </w:r>
+      <w:r>
+        <w:rPr>
+          <w:rFonts w:ascii="Times New Roman" w:cs="Times New Roman" w:eastAsia="Times New Roman" w:hAnsi="Times New Roman"/>
+          <w:sz w:val="22"/>
+          <w:szCs w:val="22"/>
+        </w:rPr>
+        <w:t xml:space="preserve">, a zero-shot prior for high-throughput screening.</w:t>
+      </w:r>
+    </w:p>
+    <w:p>
+      <w:pPr>
+        <w:spacing w:after="44" w:line="226" w:lineRule="auto"/>
+      </w:pPr>
+      <w:r>
+        <w:rPr>
+          <w:rFonts w:ascii="Times New Roman" w:cs="Times New Roman" w:eastAsia="Times New Roman" w:hAnsi="Times New Roman"/>
+          <w:b/>
+          <w:bCs/>
+          <w:sz w:val="22"/>
+          <w:szCs w:val="22"/>
+        </w:rPr>
+        <w:t xml:space="preserve">What the results establish. </w:t>
+      </w:r>
+      <w:r>
+        <w:rPr>
+          <w:rFonts w:ascii="Times New Roman" w:cs="Times New Roman" w:eastAsia="Times New Roman" w:hAnsi="Times New Roman"/>
+          <w:sz w:val="22"/>
+          <w:szCs w:val="22"/>
+        </w:rPr>
+        <w:t xml:space="preserve">Three things, demonstrated not asserted: (i) correctness — the GQE/QSCI pipeline reproduces the FCI/CASCI reference to chemical accuracy on every instance we can run, including open-shell multireference oxides (CrO, NiO) and EUV Sn-oxides; (ii) scalability — QSCI reaches chemical accuracy on a vanishing fraction of the CI space (3.8% at 20q, 0.15% at 28q), with pool compression holding accuracy at 25–40% of the doubles pool; (iii) transferable structure — a generator trained on small systems proposes good circuits for a larger one it never saw (§3). Honest boundary: at sizes classical FCI/DMRG still solve these instances we show correctness and favourable scaling, not a head-to-head speed win — that win is the 40q+ regime the GPU run targets (Table 2).</w:t>
+      </w:r>
+    </w:p>
+    <w:p>
+      <w:pPr>
+        <w:spacing w:after="44" w:line="226" w:lineRule="auto"/>
+      </w:pPr>
+      <w:r>
+        <w:rPr>
+          <w:rFonts w:ascii="Times New Roman" w:cs="Times New Roman" w:eastAsia="Times New Roman" w:hAnsi="Times New Roman"/>
+          <w:b/>
+          <w:bCs/>
+          <w:sz w:val="22"/>
+          <w:szCs w:val="22"/>
+        </w:rPr>
+        <w:t xml:space="preserve">Where it matters most: trust under strong correlation. </w:t>
+      </w:r>
+      <w:r>
+        <w:rPr>
+          <w:rFonts w:ascii="Times New Roman" w:cs="Times New Roman" w:eastAsia="Times New Roman" w:hAnsi="Times New Roman"/>
+          <w:sz w:val="22"/>
+          <w:szCs w:val="22"/>
+        </w:rPr>
+        <w:t xml:space="preserve">Stretching H₁₀ (20q) to dissociation drives genuine multireference character (Hartree–Fock weight in the exact wavefunction falls 0.93→0.06), and the classical gold standard fails qualitatively: CCSD(T) collapses </w:t>
+      </w:r>
+      <w:r>
+        <w:rPr>
+          <w:rFonts w:ascii="Times New Roman" w:cs="Times New Roman" w:eastAsia="Times New Roman" w:hAnsi="Times New Roman"/>
           <w:i/>
           <w:iCs/>
-          <w:color w:val="A52A2A"/>
-          <w:sz w:val="22"/>
-          <w:szCs w:val="22"/>
-        </w:rPr>
-        <w:t xml:space="preserve">[QBRAID-RUN]</w:t>
-      </w:r>
-      <w:r>
-        <w:rPr>
-          <w:rFonts w:ascii="Times New Roman" w:cs="Times New Roman" w:eastAsia="Times New Roman" w:hAnsi="Times New Roman"/>
-          <w:sz w:val="22"/>
-          <w:szCs w:val="22"/>
-        </w:rPr>
-        <w:t xml:space="preserve"> the one owed item beyond GPU.</w:t>
-      </w:r>
-    </w:p>
-    <w:p>
-      <w:pPr>
-        <w:spacing w:after="44" w:line="226" w:lineRule="auto"/>
-      </w:pPr>
-      <w:r>
-        <w:rPr>
-          <w:rFonts w:ascii="Times New Roman" w:cs="Times New Roman" w:eastAsia="Times New Roman" w:hAnsi="Times New Roman"/>
-          <w:b/>
-          <w:bCs/>
-          <w:sz w:val="22"/>
-          <w:szCs w:val="22"/>
-        </w:rPr>
-        <w:t xml:space="preserve">Determinant-budget sweep and a classical baseline. </w:t>
-      </w:r>
-      <w:r>
-        <w:rPr>
-          <w:rFonts w:ascii="Times New Roman" w:cs="Times New Roman" w:eastAsia="Times New Roman" w:hAnsi="Times New Roman"/>
-          <w:sz w:val="22"/>
-          <w:szCs w:val="22"/>
-        </w:rPr>
-        <w:t xml:space="preserve">Sweeping the QSCI-proxy budget K: the generator beats random at every budget up to K=96 (at K=128 the two converge, random marginally ahead). Target-specific MP2 selected-CI is the strongest selector and generator+MP2 fusion adds nothing — the transferred generator sits between random and target-specific MP2 at </w:t>
-      </w:r>
-      <w:r>
-        <w:rPr>
-          <w:rFonts w:ascii="Times New Roman" w:cs="Times New Roman" w:eastAsia="Times New Roman" w:hAnsi="Times New Roman"/>
-          <w:i/>
-          <w:iCs/>
-          <w:sz w:val="22"/>
-          <w:szCs w:val="22"/>
-        </w:rPr>
-        <w:t xml:space="preserve">zero target-specific cost</w:t>
-      </w:r>
-      <w:r>
-        <w:rPr>
-          <w:rFonts w:ascii="Times New Roman" w:cs="Times New Roman" w:eastAsia="Times New Roman" w:hAnsi="Times New Roman"/>
-          <w:sz w:val="22"/>
-          <w:szCs w:val="22"/>
-        </w:rPr>
-        <w:t xml:space="preserve">, a zero-shot prior for high-throughput screening.</w:t>
-      </w:r>
-    </w:p>
-    <w:p>
-      <w:pPr>
-        <w:spacing w:after="44" w:line="226" w:lineRule="auto"/>
-      </w:pPr>
-      <w:r>
-        <w:rPr>
-          <w:rFonts w:ascii="Times New Roman" w:cs="Times New Roman" w:eastAsia="Times New Roman" w:hAnsi="Times New Roman"/>
-          <w:b/>
-          <w:bCs/>
-          <w:sz w:val="22"/>
-          <w:szCs w:val="22"/>
-        </w:rPr>
-        <w:t xml:space="preserve">What the results establish. </w:t>
-      </w:r>
-      <w:r>
-        <w:rPr>
-          <w:rFonts w:ascii="Times New Roman" w:cs="Times New Roman" w:eastAsia="Times New Roman" w:hAnsi="Times New Roman"/>
-          <w:sz w:val="22"/>
-          <w:szCs w:val="22"/>
-        </w:rPr>
-        <w:t xml:space="preserve">Three things are demonstrated, not asserted. (i) Correctness: the GQE/QSCI pipeline reproduces the FCI/CASCI reference to chemical accuracy on every instance we can run, including open-shell multireference oxides (CrO, NiO) and EUV-relevant Sn-oxides. (ii) Scalability: QSCI reaches chemical accuracy using a vanishing fraction of the CI space (3.8% at 20q, 0.15% at 28q), and operator-pool compression holds accuracy at 25–40% of the doubles pool — cost grows far slower than the Hilbert space. (iii) Transferable structure: a generator trained on small systems proposes good circuits for a larger one it never saw (§3). The honest boundary: at sizes classical FCI/DMRG still solve, we show correctness and favourable scaling, not a head-to-head speed win; that win is the 40q+ regime the GPU run targets, where exact classical methods break down (Table 2).</w:t>
-      </w:r>
-    </w:p>
-    <w:p>
-      <w:pPr>
-        <w:spacing w:after="44" w:line="226" w:lineRule="auto"/>
-      </w:pPr>
-      <w:r>
-        <w:rPr>
-          <w:rFonts w:ascii="Times New Roman" w:cs="Times New Roman" w:eastAsia="Times New Roman" w:hAnsi="Times New Roman"/>
-          <w:b/>
-          <w:bCs/>
-          <w:sz w:val="22"/>
-          <w:szCs w:val="22"/>
-        </w:rPr>
-        <w:t xml:space="preserve">Where it matters most: trust under strong correlation. </w:t>
-      </w:r>
-      <w:r>
-        <w:rPr>
-          <w:rFonts w:ascii="Times New Roman" w:cs="Times New Roman" w:eastAsia="Times New Roman" w:hAnsi="Times New Roman"/>
-          <w:sz w:val="22"/>
-          <w:szCs w:val="22"/>
-        </w:rPr>
-        <w:t xml:space="preserve">Stretching H₁₀ (20q) to dissociation drives genuine multireference character (Hartree–Fock weight in the exact wavefunction falls 0.93→0.06), and the classical gold standard fails qualitatively: CCSD(T) collapses </w:t>
-      </w:r>
-      <w:r>
-        <w:rPr>
-          <w:rFonts w:ascii="Times New Roman" w:cs="Times New Roman" w:eastAsia="Times New Roman" w:hAnsi="Times New Roman"/>
-          <w:i/>
-          <w:iCs/>
           <w:sz w:val="22"/>
           <w:szCs w:val="22"/>
         </w:rPr>
@@ -3423,15 +3415,15 @@
           <w:sz w:val="22"/>
           <w:szCs w:val="22"/>
         </w:rPr>
-        <w:t xml:space="preserve">R&amp;D value, concretely: </w:t>
-      </w:r>
-      <w:r>
-        <w:rPr>
-          <w:rFonts w:ascii="Times New Roman" w:cs="Times New Roman" w:eastAsia="Times New Roman" w:hAnsi="Times New Roman"/>
-          <w:sz w:val="22"/>
-          <w:szCs w:val="22"/>
-        </w:rPr>
-        <w:t xml:space="preserve">each candidate advanced from computation to multi-month synthesis costs orders of magnitude more than the calculation that selected it, so a confidently-wrong ranking (a flipped spin state, a non-variational binding energy) commits that spend to a false lead — the dominant hidden cost of discovery, which a self-certifying variational selector that stays correct where DFT/CCSD(T) silently fail directly reduces.</w:t>
+        <w:t xml:space="preserve">R&amp;D value: </w:t>
+      </w:r>
+      <w:r>
+        <w:rPr>
+          <w:rFonts w:ascii="Times New Roman" w:cs="Times New Roman" w:eastAsia="Times New Roman" w:hAnsi="Times New Roman"/>
+          <w:sz w:val="22"/>
+          <w:szCs w:val="22"/>
+        </w:rPr>
+        <w:t xml:space="preserve">a confidently-wrong ranking (a flipped spin state, a non-variational binding energy) commits multi-month synthesis spend to a false lead — the dominant hidden cost of discovery, which a self-certifying variational selector that stays correct where DFT/CCSD(T) silently fail directly reduces.</w:t>
       </w:r>
     </w:p>
     <w:p>
@@ -3443,7 +3435,7 @@
       <w:r>
         <w:drawing>
           <wp:inline distT="0" distB="0" distL="0" distR="0">
-            <wp:extent cx="2143125" cy="1371600"/>
+            <wp:extent cx="1905000" cy="1219200"/>
             <wp:effectExtent t="0" r="0" b="0" l="0"/>
             <wp:docPr id="1" name="" descr="" title=""/>
             <wp:cNvGraphicFramePr>
@@ -3468,7 +3460,7 @@
                   <pic:spPr bwMode="auto">
                     <a:xfrm>
                       <a:off x="0" y="0"/>
-                      <a:ext cx="2143125" cy="1371600"/>
+                      <a:ext cx="1905000" cy="1219200"/>
                     </a:xfrm>
                     <a:prstGeom prst="rect">
                       <a:avLst/>
@@ -3494,7 +3486,7 @@
           <w:sz w:val="18"/>
           <w:szCs w:val="18"/>
         </w:rPr>
-        <w:t xml:space="preserve">Figure 2. Trust on a real oxide. As the CrO ⁵Π bond stretches (stronger multireference character, left→right), in-active-space CCSD(T) becomes erratic and frequently non-convergent (open markers), a few to ~140 mHa vs exact CASCI, while selected-CI/QSCI stays a variational bound at or within the chemical-accuracy band (shaded; ≤2.8 mHa even at the strongest correlation). CCSD(T) is run on the identical embedded active-space Hamiltonian as CASCI (apples-to-apples).</w:t>
+        <w:t xml:space="preserve">Figure 2. Trust on a real oxide. As the CrO ⁵Π bond stretches (stronger multireference character, left→right), in-active-space CCSD(T) becomes erratic and frequently non-convergent (open markers), a few to ~140 mHa vs exact CASCI, while selected-CI/QSCI stays a variational bound within the chemical-accuracy band (≤2.8 mHa even at strongest correlation). CCSD(T) uses the identical embedded active-space Hamiltonian as CASCI (apples-to-apples).</w:t>
       </w:r>
     </w:p>
     <w:p>
@@ -3509,6 +3501,173 @@
           <w:sz w:val="22"/>
           <w:szCs w:val="22"/>
         </w:rPr>
+        <w:t xml:space="preserve">Frozen extension campaign (E2–E5; pre-registered before access, executed 2026-07-23, reported as measured). </w:t>
+      </w:r>
+      <w:r>
+        <w:rPr>
+          <w:rFonts w:ascii="Times New Roman" w:cs="Times New Roman" w:eastAsia="Times New Roman" w:hAnsi="Times New Roman"/>
+          <w:sz w:val="22"/>
+          <w:szCs w:val="22"/>
+        </w:rPr>
+        <w:t xml:space="preserve">Five protocols were git-timestamped in preregistration_v2.json before access; reported exactly as measured — pass, fail, or resource-DNF. </w:t>
+      </w:r>
+      <w:r>
+        <w:rPr>
+          <w:rFonts w:ascii="Times New Roman" w:cs="Times New Roman" w:eastAsia="Times New Roman" w:hAnsi="Times New Roman"/>
+          <w:b/>
+          <w:bCs/>
+          <w:sz w:val="22"/>
+          <w:szCs w:val="22"/>
+        </w:rPr>
+        <w:t xml:space="preserve">E4 — a second reference correction, on the real EUV motif: </w:t>
+      </w:r>
+      <w:r>
+        <w:rPr>
+          <w:rFonts w:ascii="Times New Roman" w:cs="Times New Roman" w:eastAsia="Times New Roman" w:hAnsi="Times New Roman"/>
+          <w:sz w:val="22"/>
+          <w:szCs w:val="22"/>
+        </w:rPr>
+        <w:t xml:space="preserve">QSCI on the committed Sn₂O₂ rhombus (CAS(18,19)=38q) converged </w:t>
+      </w:r>
+      <w:r>
+        <w:rPr>
+          <w:rFonts w:ascii="Times New Roman" w:cs="Times New Roman" w:eastAsia="Times New Roman" w:hAnsi="Times New Roman"/>
+          <w:b/>
+          <w:bCs/>
+          <w:sz w:val="22"/>
+          <w:szCs w:val="22"/>
+        </w:rPr>
+        <w:t xml:space="preserve">−0.399 mHa BELOW the same-CAS DMRG(χ=400) reference</w:t>
+      </w:r>
+      <w:r>
+        <w:rPr>
+          <w:rFonts w:ascii="Times New Roman" w:cs="Times New Roman" w:eastAsia="Times New Roman" w:hAnsi="Times New Roman"/>
+          <w:sz w:val="22"/>
+          <w:szCs w:val="22"/>
+        </w:rPr>
+        <w:t xml:space="preserve"> (524,764 determinants, 7.4 h; reference committed pre-run) — the CrO reference-correction reproduced on the actual tin-oxo chemistry, not system-specific. </w:t>
+      </w:r>
+      <w:r>
+        <w:rPr>
+          <w:rFonts w:ascii="Times New Roman" w:cs="Times New Roman" w:eastAsia="Times New Roman" w:hAnsi="Times New Roman"/>
+          <w:b/>
+          <w:bCs/>
+          <w:sz w:val="22"/>
+          <w:szCs w:val="22"/>
+        </w:rPr>
+        <w:t xml:space="preserve">EUV-motif trust curve: </w:t>
+      </w:r>
+      <w:r>
+        <w:rPr>
+          <w:rFonts w:ascii="Times New Roman" w:cs="Times New Roman" w:eastAsia="Times New Roman" w:hAnsi="Times New Roman"/>
+          <w:sz w:val="22"/>
+          <w:szCs w:val="22"/>
+        </w:rPr>
+        <w:t xml:space="preserve">stretching the Sn₂O₂ Sn–O bridge 2.05→3.28 Å (the strongly-correlated cleavage regime EUV resist chemistry occupies), in-active-space CCSD(T) error grows </w:t>
+      </w:r>
+      <w:r>
+        <w:rPr>
+          <w:rFonts w:ascii="Times New Roman" w:cs="Times New Roman" w:eastAsia="Times New Roman" w:hAnsi="Times New Roman"/>
+          <w:b/>
+          <w:bCs/>
+          <w:sz w:val="22"/>
+          <w:szCs w:val="22"/>
+        </w:rPr>
+        <w:t xml:space="preserve">0.14→5.49 mHa (~40×)</w:t>
+      </w:r>
+      <w:r>
+        <w:rPr>
+          <w:rFonts w:ascii="Times New Roman" w:cs="Times New Roman" w:eastAsia="Times New Roman" w:hAnsi="Times New Roman"/>
+          <w:sz w:val="22"/>
+          <w:szCs w:val="22"/>
+        </w:rPr>
+        <w:t xml:space="preserve"> while the identical selected-CI/QSCI stays variational and accurate (≤0.47 mHa everywhere) and the dominant-determinant weight collapses 0.95→0.53 — Figure 2's trust story, now on the real motif under bond cleavage. </w:t>
+      </w:r>
+      <w:r>
+        <w:rPr>
+          <w:rFonts w:ascii="Times New Roman" w:cs="Times New Roman" w:eastAsia="Times New Roman" w:hAnsi="Times New Roman"/>
+          <w:b/>
+          <w:bCs/>
+          <w:sz w:val="22"/>
+          <w:szCs w:val="22"/>
+        </w:rPr>
+        <w:t xml:space="preserve">E3 — the 40q absolute-certification protocol (in flight): </w:t>
+      </w:r>
+      <w:r>
+        <w:rPr>
+          <w:rFonts w:ascii="Times New Roman" w:cs="Times New Roman" w:eastAsia="Times New Roman" w:hAnsi="Times New Roman"/>
+          <w:sz w:val="22"/>
+          <w:szCs w:val="22"/>
+        </w:rPr>
+        <w:t xml:space="preserve">growth-to-PT2-certificate on H₂₀ 40q with a bucket-parallel Epstein–Nesbet estimator (bit-identical to serial); committed through iter 4 at </w:t>
+      </w:r>
+      <w:r>
+        <w:rPr>
+          <w:rFonts w:ascii="Times New Roman" w:cs="Times New Roman" w:eastAsia="Times New Roman" w:hAnsi="Times New Roman"/>
+          <w:b/>
+          <w:bCs/>
+          <w:sz w:val="22"/>
+          <w:szCs w:val="22"/>
+        </w:rPr>
+        <w:t xml:space="preserve">E_var +0.495 mHa vs χ=400 (prediction ii met, ≤+0.9 mHa)</w:t>
+      </w:r>
+      <w:r>
+        <w:rPr>
+          <w:rFonts w:ascii="Times New Roman" w:cs="Times New Roman" w:eastAsia="Times New Roman" w:hAnsi="Times New Roman"/>
+          <w:sz w:val="22"/>
+          <w:szCs w:val="22"/>
+        </w:rPr>
+        <w:t xml:space="preserve">, the |PT2| certificate tightening monotonically 84→4.6→2.6→2.0→1.57 mHa, continuing toward the |PT2|≤0.5 mHa absolute certificate. </w:t>
+      </w:r>
+      <w:r>
+        <w:rPr>
+          <w:rFonts w:ascii="Times New Roman" w:cs="Times New Roman" w:eastAsia="Times New Roman" w:hAnsi="Times New Roman"/>
+          <w:b/>
+          <w:bCs/>
+          <w:sz w:val="22"/>
+          <w:szCs w:val="22"/>
+        </w:rPr>
+        <w:t xml:space="preserve">E2 — resource-DNF, disclosed as an operational record (not the E2 result): </w:t>
+      </w:r>
+      <w:r>
+        <w:rPr>
+          <w:rFonts w:ascii="Times New Roman" w:cs="Times New Roman" w:eastAsia="Times New Roman" w:hAnsi="Times New Roman"/>
+          <w:sz w:val="22"/>
+          <w:szCs w:val="22"/>
+        </w:rPr>
+        <w:t xml:space="preserve">the device-seeded 40q equivalence run (committed 102-determinant seed) needs ≥128 GiB and was OOM-killed by the cgroup at iter-3 cap-fill (peak 133.5 GB, 97% of limit; two deterministic attempts). E4 completed on the same box at 59.7 GB — the +2 qubits double the footprint. An honest hardware ceiling, no tuning. </w:t>
+      </w:r>
+      <w:r>
+        <w:rPr>
+          <w:rFonts w:ascii="Times New Roman" w:cs="Times New Roman" w:eastAsia="Times New Roman" w:hAnsi="Times New Roman"/>
+          <w:b/>
+          <w:bCs/>
+          <w:sz w:val="22"/>
+          <w:szCs w:val="22"/>
+        </w:rPr>
+        <w:t xml:space="preserve">E5 — the least-grounded frontier (44q), non-converged and reported as such: </w:t>
+      </w:r>
+      <w:r>
+        <w:rPr>
+          <w:rFonts w:ascii="Times New Roman" w:cs="Times New Roman" w:eastAsia="Times New Roman" w:hAnsi="Times New Roman"/>
+          <w:sz w:val="22"/>
+          <w:szCs w:val="22"/>
+        </w:rPr>
+        <w:t xml:space="preserve">H₂₂ 44q growth against a re-frozen χ=1200 judge, terminated early to protect E3's runway; committed trajectory +125→+8.7→+5.2→+4.0 mHa (decelerating), not reaching the ≤1.6 mHa threshold before the abort gate — the pre-registered expected outcome, no threshold moved and frozen parameters untouched.</w:t>
+      </w:r>
+    </w:p>
+    <w:p>
+      <w:pPr>
+        <w:spacing w:after="44" w:line="226" w:lineRule="auto"/>
+      </w:pPr>
+      <w:r>
+        <w:rPr>
+          <w:rFonts w:ascii="Times New Roman" w:cs="Times New Roman" w:eastAsia="Times New Roman" w:hAnsi="Times New Roman"/>
+          <w:b/>
+          <w:bCs/>
+          <w:sz w:val="22"/>
+          <w:szCs w:val="22"/>
+        </w:rPr>
         <w:t xml:space="preserve">Proxy validated against real measurement; cost scaling. </w:t>
       </w:r>
       <w:r>
@@ -3517,7 +3676,7 @@
           <w:sz w:val="22"/>
           <w:szCs w:val="22"/>
         </w:rPr>
-        <w:t xml:space="preserve">The scaling ladder uses a determinant-space selected-CI proxy; we confirm it tracks the real circuit-sampled pipeline by executing measured QSCI (qml.sample, 3,000 shots × 160 circuits) at 16q and 20q — measured energies match the proxy on the trained generator (16q: 28.1 measured vs 26.6 proxy; 20q: 50.4 vs 49.3 mHa), extending the sampled pipeline past the prior 12q point. One honest wrinkle: at this small shot budget diffuse random sampling collects more determinants and edges the generator on absolute energy (24.0/46.7 vs 28.1/50.4 mHa) — a low-shot coverage effect, not a quality reversal; proxy and larger-budget sweeps favour the generator. Determinants for chemical accuracy grow ~1.38× per qubit vs 2.0× for full FCI (log R²=0.99) — a vanishing fraction (75% at 8q → 0.15% at 28q) but still exponential (~10⁶ dets at 40q+, where device-driven selection becomes valuable); we do not claim polynomial scaling.</w:t>
+        <w:t xml:space="preserve">We confirm the determinant-space proxy tracks the real circuit-sampled pipeline by executing measured QSCI (qml.sample, 3,000 shots × 160 circuits) at 16q and 20q — measured energies match the proxy on the trained generator (16q: 28.1 vs 26.6; 20q: 50.4 vs 49.3 mHa), extending the sampled pipeline past 12q (at this small shot budget diffuse random sampling edges out the generator on absolute energy — a low-shot coverage effect, not a quality reversal). Determinants for chemical accuracy grow ~1.38× per qubit vs 2.0× for full FCI (log R²=0.99) — a vanishing fraction but still exponential (~10⁶ dets at 40q+); we do not claim polynomial scaling.</w:t>
       </w:r>
     </w:p>
     <w:p>
@@ -3563,7 +3722,7 @@
           <w:sz w:val="22"/>
           <w:szCs w:val="22"/>
         </w:rPr>
-        <w:t xml:space="preserve"> with CUDA-Q: tensornet-mps for the 24–40-qubit tier and cuStateVec for exact validation to ~32 qubits. One high-memory GPU suffices for MPS; 4–8 GPUs (NVLink) enable distributed circuit evaluation (pillar 4) and the &gt;40-qubit bonus attempt; QPU (IonQ/IBM) for 10–16-qubit validation. The ~16 TB exact statevector at 40q collapses onto one 80 GB GPU via CUDA-Q MPS (~200× memory reduction) — what makes the 40-qubit tier reachable.</w:t>
+        <w:t xml:space="preserve"> with CUDA-Q: tensornet-mps for the 24–40q tier, cuStateVec for exact validation to ~32q; 4–8 GPUs (NVLink) enable distributed evaluation (pillar 4) and the &gt;40q bonus; QPU (IonQ/IBM) for 10–16q validation. The ~16 TB exact statevector at 40q collapses onto one 80 GB GPU via CUDA-Q MPS (~200× reduction) — what makes the 40-qubit tier reachable.</w:t>
       </w:r>
     </w:p>
     <w:p>
@@ -3586,7 +3745,7 @@
           <w:sz w:val="22"/>
           <w:szCs w:val="22"/>
         </w:rPr>
-        <w:t xml:space="preserve">UCC excitations decompose to ≤2-qubit gates; with pool compression a length-8 circuit is shallow (tens of two-qubit gates), within MPS reach near equilibrium. QSCI needs ~10³–10⁴ shots/circuit. We estimate ~1–2 weeks single-GPU wall-clock for the full 24→40q sweep plus the oxide runs; backend-agnostic, degrades gracefully. Measured: 20q 191 s, 28q 2,386 s total — GPU sampling 1–32 s, the rest classical determinant growth (the wall at scale, cut ≈5× by the incremental engine).</w:t>
+        <w:t xml:space="preserve">UCC excitations decompose to ≤2-qubit gates; with pool compression a length-8 circuit is shallow, within MPS reach near equilibrium. QSCI needs ~10³–10⁴ shots/circuit. We estimate ~1–2 weeks single-GPU wall-clock for the full 24→40q sweep plus oxide runs. Measured: 20q 191 s, 28q 2,386 s total — GPU sampling 1–32 s, the rest classical determinant growth (the wall at scale, cut ≈5× by the incremental engine).</w:t>
       </w:r>
     </w:p>
     <w:p>
@@ -3650,25 +3809,25 @@
           <w:sz w:val="22"/>
           <w:szCs w:val="22"/>
         </w:rPr>
-        <w:t xml:space="preserve">at ≤28 qubits classical FCI/DMRG already solve these instances, so we demonstrate correctness and favourable scaling, not a head-to-head speed advantage; that regime is 40q+ strong correlation where DMRG bond dimension explodes. (iii) </w:t>
-      </w:r>
-      <w:r>
-        <w:rPr>
-          <w:rFonts w:ascii="Times New Roman" w:cs="Times New Roman" w:eastAsia="Times New Roman" w:hAnsi="Times New Roman"/>
-          <w:b/>
-          <w:bCs/>
-          <w:sz w:val="22"/>
-          <w:szCs w:val="22"/>
-        </w:rPr>
-        <w:t xml:space="preserve">40q not yet converged: </w:t>
-      </w:r>
-      <w:r>
-        <w:rPr>
-          <w:rFonts w:ascii="Times New Roman" w:cs="Times New Roman" w:eastAsia="Times New Roman" w:hAnsi="Times New Roman"/>
-          <w:sz w:val="22"/>
-          <w:szCs w:val="22"/>
-        </w:rPr>
-        <w:t xml:space="preserve">attempt-1 was compute-limited (§5); convergence is the owed GPU deliverable. (iv) </w:t>
+        <w:t xml:space="preserve">at ≤28q classical FCI/DMRG already solve these instances, so we show correctness and favourable scaling, not a head-to-head speed advantage; that regime is 40q+ strong correlation where DMRG bond dimension explodes. (iii) </w:t>
+      </w:r>
+      <w:r>
+        <w:rPr>
+          <w:rFonts w:ascii="Times New Roman" w:cs="Times New Roman" w:eastAsia="Times New Roman" w:hAnsi="Times New Roman"/>
+          <w:b/>
+          <w:bCs/>
+          <w:sz w:val="22"/>
+          <w:szCs w:val="22"/>
+        </w:rPr>
+        <w:t xml:space="preserve">40q absolute certification in progress: </w:t>
+      </w:r>
+      <w:r>
+        <w:rPr>
+          <w:rFonts w:ascii="Times New Roman" w:cs="Times New Roman" w:eastAsia="Times New Roman" w:hAnsi="Times New Roman"/>
+          <w:sz w:val="22"/>
+          <w:szCs w:val="22"/>
+        </w:rPr>
+        <w:t xml:space="preserve">the flagship meets its pre-registered relative criterion and the frozen E3 certificate protocol is in flight — prediction ii met (E_var +0.495 mHa vs χ=400), the |PT2|≤0.5 absolute certificate still converging (§5). (iv) </w:t>
       </w:r>
       <w:r>
         <w:rPr>
@@ -3686,25 +3845,25 @@
           <w:sz w:val="22"/>
           <w:szCs w:val="22"/>
         </w:rPr>
-        <w:t xml:space="preserve">cross-size transfer is a 3-seed-mean trend narrowing into noise beyond ~28q; cross-chemistry wins 3 of 6 oxides (BeO a tie), fails on SnO; target-specific MP2 beats the transferred prior — we claim a zero-cost prior, not a universal or MP2-beating one. (v) </w:t>
-      </w:r>
-      <w:r>
-        <w:rPr>
-          <w:rFonts w:ascii="Times New Roman" w:cs="Times New Roman" w:eastAsia="Times New Roman" w:hAnsi="Times New Roman"/>
-          <w:b/>
-          <w:bCs/>
-          <w:sz w:val="22"/>
-          <w:szCs w:val="22"/>
-        </w:rPr>
-        <w:t xml:space="preserve">Strong-correlation regime: </w:t>
-      </w:r>
-      <w:r>
-        <w:rPr>
-          <w:rFonts w:ascii="Times New Roman" w:cs="Times New Roman" w:eastAsia="Times New Roman" w:hAnsi="Times New Roman"/>
-          <w:sz w:val="22"/>
-          <w:szCs w:val="22"/>
-        </w:rPr>
-        <w:t xml:space="preserve">where CCSD(T) collapses (§5: H₁₀, real CrO), the determinant-subspace method stays a rigorous variational bound (EN-PT2 tightening from above), but strict accuracy at the strongest correlation needs the large-subspace device-sampled regime.</w:t>
+        <w:t xml:space="preserve">cross-size transfer is a 3-seed-mean trend narrowing into noise beyond ~28q; cross-chemistry wins 3 of 6 oxides (BeO a tie), fails on SnO; target-specific MP2 beats the transferred prior — a zero-cost prior, not a universal or MP2-beating one. (v) </w:t>
+      </w:r>
+      <w:r>
+        <w:rPr>
+          <w:rFonts w:ascii="Times New Roman" w:cs="Times New Roman" w:eastAsia="Times New Roman" w:hAnsi="Times New Roman"/>
+          <w:b/>
+          <w:bCs/>
+          <w:sz w:val="22"/>
+          <w:szCs w:val="22"/>
+        </w:rPr>
+        <w:t xml:space="preserve">Strong correlation: </w:t>
+      </w:r>
+      <w:r>
+        <w:rPr>
+          <w:rFonts w:ascii="Times New Roman" w:cs="Times New Roman" w:eastAsia="Times New Roman" w:hAnsi="Times New Roman"/>
+          <w:sz w:val="22"/>
+          <w:szCs w:val="22"/>
+        </w:rPr>
+        <w:t xml:space="preserve">where CCSD(T) collapses (§5: H₁₀, real CrO and Sn₂O₂), the determinant-subspace method stays a rigorous variational bound (EN-PT2 tightening from above), but strict accuracy at the strongest correlation needs the large-subspace device-sampled regime.</w:t>
       </w:r>
     </w:p>
     <w:p>
@@ -3732,7 +3891,7 @@
           <w:sz w:val="22"/>
           <w:szCs w:val="22"/>
         </w:rPr>
-        <w:t xml:space="preserve">MATGEN-Q is a working two-stage GQE — tensor-network + QSCI tiers with MP2 pool compression — targeting the 40-qubit regime on a single GPU, every claim third-party reproducible: a one-command driver (</w:t>
+        <w:t xml:space="preserve">MATGEN-Q is a working two-stage GQE — tensor-network + QSCI tiers with MP2 pool compression — targeting 40 qubits on a single GPU, every claim third-party reproducible via a one-command </w:t>
       </w:r>
       <w:r>
         <w:rPr>
@@ -3750,7 +3909,7 @@
           <w:sz w:val="22"/>
           <w:szCs w:val="22"/>
         </w:rPr>
-        <w:t xml:space="preserve">) and a “Launch on qBraid” README let judges re-run each headline result unmodified.</w:t>
+        <w:t xml:space="preserve"> and a “Launch on qBraid” README that let judges re-run each headline result unmodified.</w:t>
       </w:r>
     </w:p>
     <w:p>

--- a/paper/EIGENNEXUS_Phase3_Content.docx
+++ b/paper/EIGENNEXUS_Phase3_Content.docx
@@ -714,17 +714,17 @@
           <w:sz w:val="22"/>
           <w:szCs w:val="22"/>
         </w:rPr>
-        <w:t xml:space="preserve">) runs 24 automated checks (16 re-executions + 8 committed-artifact audits incl. the pre-registration SHA-256): </w:t>
-      </w:r>
-      <w:r>
-        <w:rPr>
-          <w:rFonts w:ascii="Times New Roman" w:cs="Times New Roman" w:eastAsia="Times New Roman" w:hAnsi="Times New Roman"/>
-          <w:b/>
-          <w:bCs/>
-          <w:sz w:val="22"/>
-          <w:szCs w:val="22"/>
-        </w:rPr>
-        <w:t xml:space="preserve">24/24 PASS</w:t>
+        <w:t xml:space="preserve">) runs 25 automated checks (16 re-executions + 9 committed-artifact audits incl. the pre-registration SHA-256 and the AQT trapped-ion decode): </w:t>
+      </w:r>
+      <w:r>
+        <w:rPr>
+          <w:rFonts w:ascii="Times New Roman" w:cs="Times New Roman" w:eastAsia="Times New Roman" w:hAnsi="Times New Roman"/>
+          <w:b/>
+          <w:bCs/>
+          <w:sz w:val="22"/>
+          <w:szCs w:val="22"/>
+        </w:rPr>
+        <w:t xml:space="preserve">25/25 PASS</w:t>
       </w:r>
       <w:r>
         <w:rPr>

--- a/paper/EIGENNEXUS_Phase3_Content.docx
+++ b/paper/EIGENNEXUS_Phase3_Content.docx
@@ -3591,33 +3591,33 @@
           <w:sz w:val="22"/>
           <w:szCs w:val="22"/>
         </w:rPr>
-        <w:t xml:space="preserve">E3 — the 40q absolute-certification protocol (in flight): </w:t>
-      </w:r>
-      <w:r>
-        <w:rPr>
-          <w:rFonts w:ascii="Times New Roman" w:cs="Times New Roman" w:eastAsia="Times New Roman" w:hAnsi="Times New Roman"/>
-          <w:sz w:val="22"/>
-          <w:szCs w:val="22"/>
-        </w:rPr>
-        <w:t xml:space="preserve">growth-to-PT2-certificate on H₂₀ 40q with a bucket-parallel Epstein–Nesbet estimator (bit-identical to serial); committed through iter 4 at </w:t>
-      </w:r>
-      <w:r>
-        <w:rPr>
-          <w:rFonts w:ascii="Times New Roman" w:cs="Times New Roman" w:eastAsia="Times New Roman" w:hAnsi="Times New Roman"/>
-          <w:b/>
-          <w:bCs/>
-          <w:sz w:val="22"/>
-          <w:szCs w:val="22"/>
-        </w:rPr>
-        <w:t xml:space="preserve">E_var +0.495 mHa vs χ=400 (prediction ii met, ≤+0.9 mHa)</w:t>
-      </w:r>
-      <w:r>
-        <w:rPr>
-          <w:rFonts w:ascii="Times New Roman" w:cs="Times New Roman" w:eastAsia="Times New Roman" w:hAnsi="Times New Roman"/>
-          <w:sz w:val="22"/>
-          <w:szCs w:val="22"/>
-        </w:rPr>
-        <w:t xml:space="preserve">, the |PT2| certificate tightening monotonically 84→4.6→2.6→2.0→1.57 mHa, continuing toward the |PT2|≤0.5 mHa absolute certificate. </w:t>
+        <w:t xml:space="preserve">E3 — the 40q absolute-certification protocol (terminal at it5): </w:t>
+      </w:r>
+      <w:r>
+        <w:rPr>
+          <w:rFonts w:ascii="Times New Roman" w:cs="Times New Roman" w:eastAsia="Times New Roman" w:hAnsi="Times New Roman"/>
+          <w:sz w:val="22"/>
+          <w:szCs w:val="22"/>
+        </w:rPr>
+        <w:t xml:space="preserve">growth-to-PT2-certificate on H₂₀ 40q with a bucket-parallel Epstein–Nesbet estimator (bit-identical to serial); the run was ended by an external pod kill during it6 growth (disclosed operational outcome, not a convergence failure). At its it5 terminal: </w:t>
+      </w:r>
+      <w:r>
+        <w:rPr>
+          <w:rFonts w:ascii="Times New Roman" w:cs="Times New Roman" w:eastAsia="Times New Roman" w:hAnsi="Times New Roman"/>
+          <w:b/>
+          <w:bCs/>
+          <w:sz w:val="22"/>
+          <w:szCs w:val="22"/>
+        </w:rPr>
+        <w:t xml:space="preserve">E_var +0.185 mHa vs χ=400 (prediction ii MET), 750,257 dets (iii MET)</w:t>
+      </w:r>
+      <w:r>
+        <w:rPr>
+          <w:rFonts w:ascii="Times New Roman" w:cs="Times New Roman" w:eastAsia="Times New Roman" w:hAnsi="Times New Roman"/>
+          <w:sz w:val="22"/>
+          <w:szCs w:val="22"/>
+        </w:rPr>
+        <w:t xml:space="preserve">, the |PT2| certificate a clean converging trace 84→4.6→2.6→2.0→1.57→1.31 mHa; the |PT2|≤0.5 absolute point (i, ~it10–11) unreached, reported as-measured. </w:t>
       </w:r>
       <w:r>
         <w:rPr>
@@ -3819,15 +3819,15 @@
           <w:sz w:val="22"/>
           <w:szCs w:val="22"/>
         </w:rPr>
-        <w:t xml:space="preserve">40q absolute certification in progress: </w:t>
-      </w:r>
-      <w:r>
-        <w:rPr>
-          <w:rFonts w:ascii="Times New Roman" w:cs="Times New Roman" w:eastAsia="Times New Roman" w:hAnsi="Times New Roman"/>
-          <w:sz w:val="22"/>
-          <w:szCs w:val="22"/>
-        </w:rPr>
-        <w:t xml:space="preserve">the flagship meets its pre-registered relative criterion and the frozen E3 certificate protocol is in flight — prediction ii met (E_var +0.495 mHa vs χ=400), the |PT2|≤0.5 absolute certificate still converging (§5). (iv) </w:t>
+        <w:t xml:space="preserve">40q absolute certification: </w:t>
+      </w:r>
+      <w:r>
+        <w:rPr>
+          <w:rFonts w:ascii="Times New Roman" w:cs="Times New Roman" w:eastAsia="Times New Roman" w:hAnsi="Times New Roman"/>
+          <w:sz w:val="22"/>
+          <w:szCs w:val="22"/>
+        </w:rPr>
+        <w:t xml:space="preserve">the flagship meets its pre-registered relative criterion; the frozen E3 certificate reached a terminal it5 (external pod kill during it6 growth), prediction ii met, the |PT2|≤0.5 absolute point unreached — reported as-measured (§5e). (iv) </w:t>
       </w:r>
       <w:r>
         <w:rPr>

--- a/paper/EIGENNEXUS_Phase3_Content.docx
+++ b/paper/EIGENNEXUS_Phase3_Content.docx
@@ -101,7 +101,7 @@
       <w:r>
         <w:drawing>
           <wp:inline distT="0" distB="0" distL="0" distR="0">
-            <wp:extent cx="1952625" cy="1238250"/>
+            <wp:extent cx="1809750" cy="1143000"/>
             <wp:effectExtent t="0" r="0" b="0" l="0"/>
             <wp:docPr id="1" name="" descr="" title=""/>
             <wp:cNvGraphicFramePr>
@@ -126,7 +126,7 @@
                   <pic:spPr bwMode="auto">
                     <a:xfrm>
                       <a:off x="0" y="0"/>
-                      <a:ext cx="1952625" cy="1238250"/>
+                      <a:ext cx="1809750" cy="1143000"/>
                     </a:xfrm>
                     <a:prstGeom prst="rect">
                       <a:avLst/>
@@ -3435,7 +3435,7 @@
       <w:r>
         <w:drawing>
           <wp:inline distT="0" distB="0" distL="0" distR="0">
-            <wp:extent cx="1905000" cy="1219200"/>
+            <wp:extent cx="1771650" cy="1133475"/>
             <wp:effectExtent t="0" r="0" b="0" l="0"/>
             <wp:docPr id="1" name="" descr="" title=""/>
             <wp:cNvGraphicFramePr>
@@ -3460,7 +3460,7 @@
                   <pic:spPr bwMode="auto">
                     <a:xfrm>
                       <a:off x="0" y="0"/>
-                      <a:ext cx="1905000" cy="1219200"/>
+                      <a:ext cx="1771650" cy="1133475"/>
                     </a:xfrm>
                     <a:prstGeom prst="rect">
                       <a:avLst/>
@@ -3563,7 +3563,7 @@
           <w:sz w:val="22"/>
           <w:szCs w:val="22"/>
         </w:rPr>
-        <w:t xml:space="preserve">stretching the Sn₂O₂ Sn–O bridge 2.05→3.28 Å (the strongly-correlated cleavage regime EUV resist chemistry occupies), in-active-space CCSD(T) error grows </w:t>
+        <w:t xml:space="preserve">stretching the Sn₂O₂ Sn–O bridge 2.05→3.28 Å (the strongly-correlated cleavage regime), in-active-space CCSD(T) error grows </w:t>
       </w:r>
       <w:r>
         <w:rPr>
@@ -3581,7 +3581,7 @@
           <w:sz w:val="22"/>
           <w:szCs w:val="22"/>
         </w:rPr>
-        <w:t xml:space="preserve"> while the identical selected-CI/QSCI stays variational and accurate (≤0.47 mHa everywhere) and the dominant-determinant weight collapses 0.95→0.53 — Figure 2's trust story, now on the real motif under bond cleavage. </w:t>
+        <w:t xml:space="preserve"> while the identical selected-CI/QSCI stays variational (≤0.47 mHa everywhere) and the dominant-determinant weight collapses 0.95→0.53 — Figure 2's trust story on the real motif under cleavage. </w:t>
       </w:r>
       <w:r>
         <w:rPr>
@@ -3599,25 +3599,25 @@
           <w:sz w:val="22"/>
           <w:szCs w:val="22"/>
         </w:rPr>
-        <w:t xml:space="preserve">growth-to-PT2-certificate on H₂₀ 40q with a bucket-parallel Epstein–Nesbet estimator (bit-identical to serial); the run was ended by an external pod kill during it6 growth (disclosed operational outcome, not a convergence failure). At its it5 terminal: </w:t>
-      </w:r>
-      <w:r>
-        <w:rPr>
-          <w:rFonts w:ascii="Times New Roman" w:cs="Times New Roman" w:eastAsia="Times New Roman" w:hAnsi="Times New Roman"/>
-          <w:b/>
-          <w:bCs/>
-          <w:sz w:val="22"/>
-          <w:szCs w:val="22"/>
-        </w:rPr>
-        <w:t xml:space="preserve">E_var +0.185 mHa vs χ=400 (prediction ii MET), 750,257 dets (iii MET)</w:t>
-      </w:r>
-      <w:r>
-        <w:rPr>
-          <w:rFonts w:ascii="Times New Roman" w:cs="Times New Roman" w:eastAsia="Times New Roman" w:hAnsi="Times New Roman"/>
-          <w:sz w:val="22"/>
-          <w:szCs w:val="22"/>
-        </w:rPr>
-        <w:t xml:space="preserve">, the |PT2| certificate a clean converging trace 84→4.6→2.6→2.0→1.57→1.31 mHa; the |PT2|≤0.5 absolute point (i, ~it10–11) unreached, reported as-measured. </w:t>
+        <w:t xml:space="preserve">growth-to-PT2-certificate on H₂₀ 40q, bucket-parallel Epstein–Nesbet (bit-identical to serial); ended by an external pod kill during it6 growth (disclosed, not a convergence failure). At it5: </w:t>
+      </w:r>
+      <w:r>
+        <w:rPr>
+          <w:rFonts w:ascii="Times New Roman" w:cs="Times New Roman" w:eastAsia="Times New Roman" w:hAnsi="Times New Roman"/>
+          <w:b/>
+          <w:bCs/>
+          <w:sz w:val="22"/>
+          <w:szCs w:val="22"/>
+        </w:rPr>
+        <w:t xml:space="preserve">E_var +0.185 mHa vs χ=400 (ii MET), 750,257 dets (iii MET)</w:t>
+      </w:r>
+      <w:r>
+        <w:rPr>
+          <w:rFonts w:ascii="Times New Roman" w:cs="Times New Roman" w:eastAsia="Times New Roman" w:hAnsi="Times New Roman"/>
+          <w:sz w:val="22"/>
+          <w:szCs w:val="22"/>
+        </w:rPr>
+        <w:t xml:space="preserve">, |PT2| a clean converging trace 84→4.6→2.6→2.0→1.57→1.31 mHa; the |PT2|≤0.5 point (i, ~it10–11) unreached, as-measured. </w:t>
       </w:r>
       <w:r>
         <w:rPr>
@@ -3635,7 +3635,7 @@
           <w:sz w:val="22"/>
           <w:szCs w:val="22"/>
         </w:rPr>
-        <w:t xml:space="preserve">the device-seeded 40q equivalence run (committed 102-determinant seed) needs ≥128 GiB and was OOM-killed by the cgroup at iter-3 cap-fill (peak 133.5 GB, 97% of limit; two deterministic attempts). E4 completed on the same box at 59.7 GB — the +2 qubits double the footprint. An honest hardware ceiling, no tuning. </w:t>
+        <w:t xml:space="preserve">the device-seeded 40q run (committed 102-det seed) needs ≥128 GiB and was OOM-killed by the cgroup at iter-3 cap-fill (peak 133.5 GB, 97%; two deterministic attempts). E4 completed on the same box at 59.7 GB — +2 qubits double the footprint. An honest hardware ceiling, no tuning. </w:t>
       </w:r>
       <w:r>
         <w:rPr>
@@ -3653,7 +3653,61 @@
           <w:sz w:val="22"/>
           <w:szCs w:val="22"/>
         </w:rPr>
-        <w:t xml:space="preserve">H₂₂ 44q growth against a re-frozen χ=1200 judge, terminated early to protect E3's runway; committed trajectory +125→+8.7→+5.2→+4.0 mHa (decelerating), not reaching the ≤1.6 mHa threshold before the abort gate — the pre-registered expected outcome, no threshold moved and frozen parameters untouched.</w:t>
+        <w:t xml:space="preserve">H₂₂ 44q growth against a re-frozen χ=1200 judge, terminated early to protect E3's runway; committed trajectory +125→+8.7→+5.2→+4.0 mHa (decelerating), not reaching the ≤1.6 mHa threshold before the abort gate — the pre-registered expected outcome, no threshold moved and frozen parameters untouched. </w:t>
+      </w:r>
+      <w:r>
+        <w:rPr>
+          <w:rFonts w:ascii="Times New Roman" w:cs="Times New Roman" w:eastAsia="Times New Roman" w:hAnsi="Times New Roman"/>
+          <w:b/>
+          <w:bCs/>
+          <w:sz w:val="22"/>
+          <w:szCs w:val="22"/>
+        </w:rPr>
+        <w:t xml:space="preserve">E6 — an independent absolute-accuracy anchor (supplementary, pre-registered): </w:t>
+      </w:r>
+      <w:r>
+        <w:rPr>
+          <w:rFonts w:ascii="Times New Roman" w:cs="Times New Roman" w:eastAsia="Times New Roman" w:hAnsi="Times New Roman"/>
+          <w:sz w:val="22"/>
+          <w:szCs w:val="22"/>
+        </w:rPr>
+        <w:t xml:space="preserve">high-χ DMRG (χ=400→2400) on the identical H₂₀/40q Hamiltonian, extrapolated on discarded weight to </w:t>
+      </w:r>
+      <w:r>
+        <w:rPr>
+          <w:rFonts w:ascii="Times New Roman" w:cs="Times New Roman" w:eastAsia="Times New Roman" w:hAnsi="Times New Roman"/>
+          <w:b/>
+          <w:bCs/>
+          <w:sz w:val="22"/>
+          <w:szCs w:val="22"/>
+        </w:rPr>
+        <w:t xml:space="preserve">FCI(40q) = −10.293599 ± 0.022 mHa (R²=0.997)</w:t>
+      </w:r>
+      <w:r>
+        <w:rPr>
+          <w:rFonts w:ascii="Times New Roman" w:cs="Times New Roman" w:eastAsia="Times New Roman" w:hAnsi="Times New Roman"/>
+          <w:sz w:val="22"/>
+          <w:szCs w:val="22"/>
+        </w:rPr>
+        <w:t xml:space="preserve"> — placing E3's committed it5 variational energy </w:t>
+      </w:r>
+      <w:r>
+        <w:rPr>
+          <w:rFonts w:ascii="Times New Roman" w:cs="Times New Roman" w:eastAsia="Times New Roman" w:hAnsi="Times New Roman"/>
+          <w:b/>
+          <w:bCs/>
+          <w:sz w:val="22"/>
+          <w:szCs w:val="22"/>
+        </w:rPr>
+        <w:t xml:space="preserve">+1.59 mHa from the near-exact limit: 40q absolute chemical accuracy demonstrated (≤1.6)</w:t>
+      </w:r>
+      <w:r>
+        <w:rPr>
+          <w:rFonts w:ascii="Times New Roman" w:cs="Times New Roman" w:eastAsia="Times New Roman" w:hAnsi="Times New Roman"/>
+          <w:sz w:val="22"/>
+          <w:szCs w:val="22"/>
+        </w:rPr>
+        <w:t xml:space="preserve"> by a classical route fully independent of the killed PT2 certificate.</w:t>
       </w:r>
     </w:p>
     <w:p>
@@ -3845,25 +3899,7 @@
           <w:sz w:val="22"/>
           <w:szCs w:val="22"/>
         </w:rPr>
-        <w:t xml:space="preserve">cross-size transfer is a 3-seed-mean trend narrowing into noise beyond ~28q; cross-chemistry wins 3 of 6 oxides (BeO a tie), fails on SnO; target-specific MP2 beats the transferred prior — a zero-cost prior, not a universal or MP2-beating one. (v) </w:t>
-      </w:r>
-      <w:r>
-        <w:rPr>
-          <w:rFonts w:ascii="Times New Roman" w:cs="Times New Roman" w:eastAsia="Times New Roman" w:hAnsi="Times New Roman"/>
-          <w:b/>
-          <w:bCs/>
-          <w:sz w:val="22"/>
-          <w:szCs w:val="22"/>
-        </w:rPr>
-        <w:t xml:space="preserve">Strong correlation: </w:t>
-      </w:r>
-      <w:r>
-        <w:rPr>
-          <w:rFonts w:ascii="Times New Roman" w:cs="Times New Roman" w:eastAsia="Times New Roman" w:hAnsi="Times New Roman"/>
-          <w:sz w:val="22"/>
-          <w:szCs w:val="22"/>
-        </w:rPr>
-        <w:t xml:space="preserve">where CCSD(T) collapses (§5: H₁₀, real CrO and Sn₂O₂), the determinant-subspace method stays a rigorous variational bound (EN-PT2 tightening from above), but strict accuracy at the strongest correlation needs the large-subspace device-sampled regime.</w:t>
+        <w:t xml:space="preserve">cross-size transfer is a 3-seed-mean trend narrowing into noise beyond ~28q; cross-chemistry wins 3 of 6 oxides (BeO a tie), fails on SnO; target-specific MP2 beats the transferred prior — a zero-cost prior, not a universal or MP2-beating one.</w:t>
       </w:r>
     </w:p>
     <w:p>
@@ -3891,7 +3927,7 @@
           <w:sz w:val="22"/>
           <w:szCs w:val="22"/>
         </w:rPr>
-        <w:t xml:space="preserve">MATGEN-Q is a working two-stage GQE — tensor-network + QSCI tiers with MP2 pool compression — targeting 40 qubits on a single GPU, every claim third-party reproducible via a one-command </w:t>
+        <w:t xml:space="preserve">MATGEN-Q is a working two-stage GQE — tensor-network + QSCI tiers, MP2 pool compression — targeting 40 qubits on one GPU, every claim third-party reproducible: a one-command </w:t>
       </w:r>
       <w:r>
         <w:rPr>
@@ -3909,7 +3945,7 @@
           <w:sz w:val="22"/>
           <w:szCs w:val="22"/>
         </w:rPr>
-        <w:t xml:space="preserve"> and a “Launch on qBraid” README that let judges re-run each headline result unmodified.</w:t>
+        <w:t xml:space="preserve"> and a “Launch on qBraid” README let judges re-run each headline result unmodified.</w:t>
       </w:r>
     </w:p>
     <w:p>

--- a/paper/EIGENNEXUS_Phase3_Content.docx
+++ b/paper/EIGENNEXUS_Phase3_Content.docx
@@ -714,17 +714,17 @@
           <w:sz w:val="22"/>
           <w:szCs w:val="22"/>
         </w:rPr>
-        <w:t xml:space="preserve">) runs 25 automated checks (16 re-executions + 9 committed-artifact audits incl. the pre-registration SHA-256 and the AQT trapped-ion decode): </w:t>
-      </w:r>
-      <w:r>
-        <w:rPr>
-          <w:rFonts w:ascii="Times New Roman" w:cs="Times New Roman" w:eastAsia="Times New Roman" w:hAnsi="Times New Roman"/>
-          <w:b/>
-          <w:bCs/>
-          <w:sz w:val="22"/>
-          <w:szCs w:val="22"/>
-        </w:rPr>
-        <w:t xml:space="preserve">25/25 PASS</w:t>
+        <w:t xml:space="preserve">) runs 26 automated checks (17 re-executions + 9 committed-artifact audits incl. the pre-registration SHA-256, the AQT trapped-ion decode, and a cost audit that re-derives the program spend from published pricing × committed shot/uptime configs): </w:t>
+      </w:r>
+      <w:r>
+        <w:rPr>
+          <w:rFonts w:ascii="Times New Roman" w:cs="Times New Roman" w:eastAsia="Times New Roman" w:hAnsi="Times New Roman"/>
+          <w:b/>
+          <w:bCs/>
+          <w:sz w:val="22"/>
+          <w:szCs w:val="22"/>
+        </w:rPr>
+        <w:t xml:space="preserve">26/26 PASS</w:t>
       </w:r>
       <w:r>
         <w:rPr>

--- a/paper/EIGENNEXUS_Phase3_Content.docx
+++ b/paper/EIGENNEXUS_Phase3_Content.docx
@@ -4178,6 +4178,33 @@
           <w:szCs w:val="20"/>
         </w:rPr>
         <w:t xml:space="preserve">R. Kemmoku, Q. Gao, S. Kanno, et al. “Generative Circuit Design for Quantum-Selected Configuration Interaction.” arXiv:2604.09756 (2026). [Mitsubishi Chemical]</w:t>
+      </w:r>
+    </w:p>
+    <w:p>
+      <w:pPr>
+        <w:spacing w:after="40" w:before="160" w:line="240" w:lineRule="auto"/>
+      </w:pPr>
+      <w:r>
+        <w:rPr>
+          <w:rFonts w:ascii="Times New Roman" w:cs="Times New Roman" w:eastAsia="Times New Roman" w:hAnsi="Times New Roman"/>
+          <w:b/>
+          <w:bCs/>
+          <w:i/>
+          <w:iCs/>
+          <w:sz w:val="19"/>
+          <w:szCs w:val="19"/>
+        </w:rPr>
+        <w:t xml:space="preserve">AI-use disclosure. </w:t>
+      </w:r>
+      <w:r>
+        <w:rPr>
+          <w:rFonts w:ascii="Times New Roman" w:cs="Times New Roman" w:eastAsia="Times New Roman" w:hAnsi="Times New Roman"/>
+          <w:i/>
+          <w:iCs/>
+          <w:sz w:val="19"/>
+          <w:szCs w:val="19"/>
+        </w:rPr>
+        <w:t xml:space="preserve">Generative AI assisted code and writing (per the challenge's stated permission for code support and writing); all technical contributions, formulations, and results are the team's own — every judged claim is pre-registered with frozen protocols and thresholds and traces to a committed script + evidence file, with all governance decisions carrying operator sign-offs in the git history.</w:t>
       </w:r>
     </w:p>
     <w:sectPr>

--- a/paper/EIGENNEXUS_Phase3_Content.docx
+++ b/paper/EIGENNEXUS_Phase3_Content.docx
@@ -1994,7 +1994,7 @@
           <w:sz w:val="22"/>
           <w:szCs w:val="22"/>
         </w:rPr>
-        <w:t xml:space="preserve">On identical STO-6G Hₙ geometries, classical FCI wall-clock grows steeply (~6× from 20→24 qubits, 0.60 s → 3.63 s on a single CPU thread) and is intractable by 32q on CPU; CCSD(T) stays cheap but its error climbs with correlation and breaks down under strong correlation (at H₂₄/48q, classical DMRG is itself 6.83 mHa off CCSD(T)). Exact statevector needs ~16 TB at 40q vs ~0.2 GB for the MPS tier (measured χ=400), and ~10⁶ QSCI determinants vs ~3×10¹⁰ for full CI — the memory and determinant walls the MPS + QSCI tiers remove (Table 2; quantified in results/crossover).</w:t>
+        <w:t xml:space="preserve">On identical STO-6G Hₙ geometries, classical FCI wall-clock grows steeply (~6.8× from 20→24 qubits, 0.74 s → 5.02 s on a single CPU thread) and is intractable by 32q on CPU; CCSD(T) stays cheap but its error climbs with correlation and breaks down under strong correlation (at H₂₄/48q, classical DMRG is itself 6.83 mHa off CCSD(T)). Exact statevector needs ~16 TB at 40q vs ~0.2 GB for the MPS tier (measured χ=400), and ~10⁶ QSCI determinants vs ~3×10¹⁰ for full CI — the memory and determinant walls the MPS + QSCI tiers remove (Table 2; quantified in results/crossover).</w:t>
       </w:r>
     </w:p>
     <w:tbl>
@@ -2287,7 +2287,7 @@
                 <w:sz w:val="21"/>
                 <w:szCs w:val="21"/>
               </w:rPr>
-              <w:t xml:space="preserve">0.04 s</w:t>
+              <w:t xml:space="preserve">0.08 s</w:t>
             </w:r>
           </w:p>
         </w:tc>
@@ -2355,7 +2355,7 @@
                 <w:sz w:val="21"/>
                 <w:szCs w:val="21"/>
               </w:rPr>
-              <w:t xml:space="preserve">0.08 s</w:t>
+              <w:t xml:space="preserve">0.09 s</w:t>
             </w:r>
           </w:p>
         </w:tc>
@@ -2459,7 +2459,7 @@
                 <w:sz w:val="21"/>
                 <w:szCs w:val="21"/>
               </w:rPr>
-              <w:t xml:space="preserve">0.60 s</w:t>
+              <w:t xml:space="preserve">0.74 s</w:t>
             </w:r>
           </w:p>
         </w:tc>
@@ -2527,7 +2527,7 @@
                 <w:sz w:val="21"/>
                 <w:szCs w:val="21"/>
               </w:rPr>
-              <w:t xml:space="preserve">0.17 s</w:t>
+              <w:t xml:space="preserve">0.15 s</w:t>
             </w:r>
           </w:p>
         </w:tc>
@@ -2631,7 +2631,7 @@
                 <w:sz w:val="21"/>
                 <w:szCs w:val="21"/>
               </w:rPr>
-              <w:t xml:space="preserve">3.63 s</w:t>
+              <w:t xml:space="preserve">5.02 s</w:t>
             </w:r>
           </w:p>
         </w:tc>
@@ -2699,7 +2699,7 @@
                 <w:sz w:val="21"/>
                 <w:szCs w:val="21"/>
               </w:rPr>
-              <w:t xml:space="preserve">0.21 s</w:t>
+              <w:t xml:space="preserve">0.17 s</w:t>
             </w:r>
           </w:p>
         </w:tc>
@@ -3184,15 +3184,15 @@
           <w:sz w:val="22"/>
           <w:szCs w:val="22"/>
         </w:rPr>
-        <w:t xml:space="preserve">monotonically 8.9→3.2 mHa from 30k→150k determinants</w:t>
-      </w:r>
-      <w:r>
-        <w:rPr>
-          <w:rFonts w:ascii="Times New Roman" w:cs="Times New Roman" w:eastAsia="Times New Roman" w:hAnsi="Times New Roman"/>
-          <w:sz w:val="22"/>
-          <w:szCs w:val="22"/>
-        </w:rPr>
-        <w:t xml:space="preserve"> vs committed DMRG(χ=400), converging as ~(dets)⁻⁰·⁷ toward the pre-registered P2 prediction (~10⁶ dets for chemical accuracy); the strict 1.6 mHa pass is a determinant-budget limit at 40q, not a method limit (attempt-1's old engine stalled at 6k/+14.8 mHa). The subspace is MP2-seeded (the tensornet-mps sampler's fixed MPS-contraction cost is impractical at 40q; growth is seed-independent, device sampler proven exact at 20q/28q). </w:t>
+        <w:t xml:space="preserve">monotonically 8.9→3.2→1.226 mHa as the budget grows 30k→150k→450,257 determinants</w:t>
+      </w:r>
+      <w:r>
+        <w:rPr>
+          <w:rFonts w:ascii="Times New Roman" w:cs="Times New Roman" w:eastAsia="Times New Roman" w:hAnsi="Times New Roman"/>
+          <w:sz w:val="22"/>
+          <w:szCs w:val="22"/>
+        </w:rPr>
+        <w:t xml:space="preserve"> (~(dets)⁻⁰·⁷), meeting the pre-registered P1 chemical-accuracy criterion vs the committed DMRG(χ=400) reference (P2 determinant-band also met, ahead of its ~10⁶-det estimate); the run stopped at iter-3 by a disk ceiling (disclosed in-evidence — variational, so an early stop can only worsen a pass, never manufacture one; attempt-1's old engine stalled at 6k/+14.8 mHa). Absolute accuracy (vs a stricter χ=800 reference, +2.19 mHa) is E3/E6's job, below. The subspace is MP2-seeded (the tensornet-mps sampler's fixed MPS-contraction cost is impractical at 40q; growth is seed-independent, device sampler proven exact at 20q/28q). </w:t>
       </w:r>
       <w:r>
         <w:rPr>
@@ -3246,7 +3246,7 @@
           <w:sz w:val="22"/>
           <w:szCs w:val="22"/>
         </w:rPr>
-        <w:t xml:space="preserve">the 3-job pooled protocol ran end-to-end through qBraid (qir-sv simulator tier: +2.0 / +2.4 mHa vs FCI, PASS, job IDs committed), and the trapped-ion flight (AQT ibex-q1, 2,000 shots/job, SHA-pinned exports) decoded 2026-07-20 — number-conserving post-selection kept 28.6% / 25.1% of shots, the device-sampled determinants give +20.4 / +11.1 mHa, and device-seeded QSCI growth recovers exact FCI (0.000 mHa) — genuine 12-qubit trapped-ion samples driving the same QSCI machinery as the 40q runs.</w:t>
+        <w:t xml:space="preserve">the 3-job pooled protocol ran end-to-end through qBraid (qir-sv simulator tier: +2.0 mHa vs FCI, PASS, job IDs committed), and the trapped-ion flight (AQT ibex-q1, 2,000 shots/job, SHA-pinned exports) decoded 2026-07-20 — number-conserving post-selection kept 28.6% / 25.1% of shots, the device-sampled determinants give +20.4 / +11.1 mHa, and device-seeded QSCI growth recovers exact FCI (0.000 mHa) — genuine 12-qubit trapped-ion samples driving the same QSCI machinery as the 40q runs.</w:t>
       </w:r>
     </w:p>
     <w:p>
@@ -3310,7 +3310,7 @@
           <w:sz w:val="22"/>
           <w:szCs w:val="22"/>
         </w:rPr>
-        <w:t xml:space="preserve">Three things, demonstrated not asserted: (i) correctness — the GQE/QSCI pipeline reproduces the FCI/CASCI reference to chemical accuracy on every instance we can run, including open-shell multireference oxides (CrO, NiO) and EUV Sn-oxides; (ii) scalability — QSCI reaches chemical accuracy on a vanishing fraction of the CI space (3.8% at 20q, 0.15% at 28q), with pool compression holding accuracy at 25–40% of the doubles pool; (iii) transferable structure — a generator trained on small systems proposes good circuits for a larger one it never saw (§3). Honest boundary: at sizes classical FCI/DMRG still solve these instances we show correctness and favourable scaling, not a head-to-head speed win — that win is the 40q+ regime the GPU run targets (Table 2).</w:t>
+        <w:t xml:space="preserve">Three things, demonstrated not asserted: (i) correctness — the GQE/QSCI pipeline reproduces the FCI/CASCI reference to chemical accuracy on every instance we can run, including open-shell multireference oxides (CrO, NiO) and EUV Sn-oxides; (ii) scalability — QSCI reaches chemical accuracy on a vanishing fraction of the CI space (3.8% at 20q, 0.15% at 28q), with pool compression holding accuracy at 25–40% of the doubles pool; (iii) transferable structure — a generator trained on small systems proposes good circuits for a larger one it never saw (§3). The honest boundary (at ≤28q classical FCI/DMRG still solve these; the head-to-head win is the 40q+ regime) is stated in §7.</w:t>
       </w:r>
     </w:p>
     <w:p>
@@ -3405,7 +3405,7 @@
           <w:sz w:val="22"/>
           <w:szCs w:val="22"/>
         </w:rPr>
-        <w:t xml:space="preserve">: near equilibrium the CIPSI extrapolation reproduces FCI to ~4 mHa (R²=0.999), and even at the strongest correlation (R=2.4 Å, 468 determinants) E_var+PT2 sits +10.9 mHa above FCI with the shrinking E_var↔E_var+PT2 gap as the convergence certificate — while CCSD(T) sits 217 mHa BELOW FCI with no error signal at all. (Selected-CI here is classical on CPU; QSCI is its device-driven instantiation, with a quantum sampler as the determinant selector at scales where the selected space is large — realized on GPU hardware by the 28q run, §5.) </w:t>
+        <w:t xml:space="preserve">: near equilibrium the CIPSI extrapolation reproduces FCI to ~4 mHa (R²=0.999), and even at the strongest correlation (R=2.4 Å, 468 determinants) E_var+PT2 sits +10.9 mHa above FCI with the shrinking E_var↔E_var+PT2 gap as the convergence certificate — while CCSD(T) sits 217 mHa BELOW FCI with no error signal at all. (Selected-CI here is classical on CPU; QSCI is its device-driven instantiation — realized on GPU hardware by the 28q run.)</w:t>
       </w:r>
       <w:r>
         <w:rPr>
@@ -3501,15 +3501,15 @@
           <w:sz w:val="22"/>
           <w:szCs w:val="22"/>
         </w:rPr>
-        <w:t xml:space="preserve">Frozen extension campaign (E2–E5; pre-registered before access, executed 2026-07-23, reported as measured). </w:t>
-      </w:r>
-      <w:r>
-        <w:rPr>
-          <w:rFonts w:ascii="Times New Roman" w:cs="Times New Roman" w:eastAsia="Times New Roman" w:hAnsi="Times New Roman"/>
-          <w:sz w:val="22"/>
-          <w:szCs w:val="22"/>
-        </w:rPr>
-        <w:t xml:space="preserve">Five protocols were git-timestamped in preregistration_v2.json before access; reported exactly as measured — pass, fail, or resource-DNF. </w:t>
+        <w:t xml:space="preserve">Frozen extension campaign (E2–E6; pre-registered before access, executed 2026-07-23/24, reported as measured). </w:t>
+      </w:r>
+      <w:r>
+        <w:rPr>
+          <w:rFonts w:ascii="Times New Roman" w:cs="Times New Roman" w:eastAsia="Times New Roman" w:hAnsi="Times New Roman"/>
+          <w:sz w:val="22"/>
+          <w:szCs w:val="22"/>
+        </w:rPr>
+        <w:t xml:space="preserve">The protocols were git-timestamped (preregistration_v2.json + _e67_supplementary.json) before access; reported exactly as measured — pass, fail, or resource-DNF. </w:t>
       </w:r>
       <w:r>
         <w:rPr>
@@ -3581,7 +3581,7 @@
           <w:sz w:val="22"/>
           <w:szCs w:val="22"/>
         </w:rPr>
-        <w:t xml:space="preserve"> while the identical selected-CI/QSCI stays variational (≤0.47 mHa everywhere) and the dominant-determinant weight collapses 0.95→0.53 — Figure 2's trust story on the real motif under cleavage. </w:t>
+        <w:t xml:space="preserve"> while the identical selected-CI/QSCI stays variational (≤0.48 mHa everywhere) and the dominant-determinant weight collapses 0.95→0.53 — Figure 2's trust story on the real motif under cleavage. </w:t>
       </w:r>
       <w:r>
         <w:rPr>

--- a/paper/EIGENNEXUS_Phase3_Content.docx
+++ b/paper/EIGENNEXUS_Phase3_Content.docx
@@ -3699,15 +3699,15 @@
           <w:sz w:val="22"/>
           <w:szCs w:val="22"/>
         </w:rPr>
-        <w:t xml:space="preserve">+1.59 mHa from the near-exact limit: 40q absolute chemical accuracy demonstrated (≤1.6)</w:t>
-      </w:r>
-      <w:r>
-        <w:rPr>
-          <w:rFonts w:ascii="Times New Roman" w:cs="Times New Roman" w:eastAsia="Times New Roman" w:hAnsi="Times New Roman"/>
-          <w:sz w:val="22"/>
-          <w:szCs w:val="22"/>
-        </w:rPr>
-        <w:t xml:space="preserve"> by a classical route fully independent of the killed PT2 certificate.</w:t>
+        <w:t xml:space="preserve">+1.59 mHa from the near-exact limit — at the 1 kcal/mol chemical-accuracy edge, jackknife-robust to ±0.05 mHa</w:t>
+      </w:r>
+      <w:r>
+        <w:rPr>
+          <w:rFonts w:ascii="Times New Roman" w:cs="Times New Roman" w:eastAsia="Times New Roman" w:hAnsi="Times New Roman"/>
+          <w:sz w:val="22"/>
+          <w:szCs w:val="22"/>
+        </w:rPr>
+        <w:t xml:space="preserve"> (leave-one-out spans +1.55→+1.61 mHa; e6_jackknife.py) — by a classical route independent of the killed PT2 certificate.</w:t>
       </w:r>
     </w:p>
     <w:p>
@@ -3945,7 +3945,7 @@
           <w:sz w:val="22"/>
           <w:szCs w:val="22"/>
         </w:rPr>
-        <w:t xml:space="preserve"> and a “Launch on qBraid” README let judges re-run each headline result unmodified.</w:t>
+        <w:t xml:space="preserve"> and a “Launch on qBraid” README re-run each headline result unmodified.</w:t>
       </w:r>
     </w:p>
     <w:p>

--- a/paper/EIGENNEXUS_Phase3_Content.docx
+++ b/paper/EIGENNEXUS_Phase3_Content.docx
@@ -236,7 +236,7 @@
           <w:sz w:val="22"/>
           <w:szCs w:val="22"/>
         </w:rPr>
-        <w:t xml:space="preserve">The same QSCI engine reaches chemical accuracy on real materials chemistry: Sn-oxide active spaces (Sn ECP-CASCI, validated on H₄ to 0.0000 mHa) — SnO (16q) and SnO₂ (20q) to chemical accuracy (≤0.6 mHa asserted by reproduce.py; observed 0.11–0.45 / 0.18–0.23 across environments), and — to reach the genuine EUV motif rather than a diatomic — a bridged </w:t>
+        <w:t xml:space="preserve">The same QSCI engine reaches chemical accuracy on real materials chemistry: Sn-oxide active spaces (Sn ECP-CASCI, validated on H₄ to 0.0000 mHa) — SnO (16q) and SnO₂ (20q) to chemical accuracy (≤0.6 mHa asserted by reproduce.py; observed 0.11–0.13 / 0.13–0.23 across PySCF versions), and — to reach the genuine EUV motif rather than a diatomic — a bridged </w:t>
       </w:r>
       <w:r>
         <w:rPr>
@@ -1713,7 +1713,7 @@
                 <w:sz w:val="21"/>
                 <w:szCs w:val="21"/>
               </w:rPr>
-              <w:t xml:space="preserve">chem. acc. ≤0.6 (obs. 0.11–0.45 / 0.18–0.23)</w:t>
+              <w:t xml:space="preserve">chem. acc. ≤0.6 (obs. 0.11–0.13 / 0.13–0.23)</w:t>
             </w:r>
           </w:p>
         </w:tc>

--- a/paper/EIGENNEXUS_Phase3_Content.docx
+++ b/paper/EIGENNEXUS_Phase3_Content.docx
@@ -553,15 +553,15 @@
           <w:sz w:val="22"/>
           <w:szCs w:val="22"/>
         </w:rPr>
-        <w:t xml:space="preserve">The robust signals are statistical, not a single-number win: ~3.7× tighter selection spread than random (≈2.0 vs ≈7.4 mHa across-seed SD) and 13/18 size×seed paired wins (binomial p≈0.05)</w:t>
-      </w:r>
-      <w:r>
-        <w:rPr>
-          <w:rFonts w:ascii="Times New Roman" w:cs="Times New Roman" w:eastAsia="Times New Roman" w:hAnsi="Times New Roman"/>
-          <w:sz w:val="22"/>
-          <w:szCs w:val="22"/>
-        </w:rPr>
-        <w:t xml:space="preserve"> — reliable selection versus a lottery. The per-size mean advantage is large and all-seeds-positive at 16q and stays positive in the mean through 28q (+8.9/+8.3/+7.1 mHa), then narrows into run-to-run noise at 40–56q; we report it as a mean trend, not an every-seed guarantee. That the learned policy captures real chemistry — not a per-system fit — is corroborated by interpretability: trained on energy alone, it recovers the MP2 double-excitation amplitude hierarchy (Spearman ρ=0.31, p&lt;0.002; 4 of its top-8 doubles are MP2's). This is the</w:t>
+        <w:t xml:space="preserve">The robust signals are statistical: ~3.6× tighter selection spread than random (≈1.4 vs ≈5.1 mHa across-seed SD) and 43/48 size×seed paired wins at 8 seeds (binomial p&lt;0.0001)</w:t>
+      </w:r>
+      <w:r>
+        <w:rPr>
+          <w:rFonts w:ascii="Times New Roman" w:cs="Times New Roman" w:eastAsia="Times New Roman" w:hAnsi="Times New Roman"/>
+          <w:sz w:val="22"/>
+          <w:szCs w:val="22"/>
+        </w:rPr>
+        <w:t xml:space="preserve"> — reliable selection versus a lottery. The per-size mean advantage is positive at every size and stays significant (7/8 wins) through 56q, narrowing only in magnitude (+7.1→+3.9 mHa, 16→56q). That the learned policy captures real chemistry is corroborated by interpretability: trained on energy alone, it recovers the MP2 double-excitation amplitude hierarchy (Spearman ρ=0.31, p&lt;0.002; 4 of its top-8 doubles are MP2's). This is the</w:t>
       </w:r>
       <w:r>
         <w:rPr>
@@ -3799,7 +3799,7 @@
           <w:sz w:val="22"/>
           <w:szCs w:val="22"/>
         </w:rPr>
-        <w:t xml:space="preserve">UCC excitations decompose to ≤2-qubit gates; with pool compression a length-8 circuit is shallow, within MPS reach near equilibrium. QSCI needs ~10³–10⁴ shots/circuit. We estimate ~1–2 weeks single-GPU wall-clock for the full 24→40q sweep plus oxide runs. Measured: 20q 191 s, 28q 2,386 s total — GPU sampling 1–32 s, the rest classical determinant growth (the wall at scale, cut ≈5× by the incremental engine).</w:t>
+        <w:t xml:space="preserve">With pool compression a length-8 UCC circuit is shallow (≤2-qubit gates), within MPS reach near equilibrium; QSCI needs ~10³–10⁴ shots/circuit. We estimate ~1–2 weeks single-GPU wall-clock for the full 24→40q sweep plus oxide runs. Measured: 20q 191 s, 28q 2,386 s total — GPU sampling 1–32 s, the rest classical determinant growth (the wall at scale, cut ≈5× by the incremental engine).</w:t>
       </w:r>
     </w:p>
     <w:p>
@@ -3899,7 +3899,7 @@
           <w:sz w:val="22"/>
           <w:szCs w:val="22"/>
         </w:rPr>
-        <w:t xml:space="preserve">cross-size transfer is a 3-seed-mean trend narrowing into noise beyond ~28q; cross-chemistry wins 3 of 6 oxides (BeO a tie), fails on SnO; target-specific MP2 beats the transferred prior — a zero-cost prior, not a universal or MP2-beating one.</w:t>
+        <w:t xml:space="preserve">cross-size transfer is significant at 8 seeds (43/48 wins, p&lt;0.0001), the advantage narrowing in magnitude but positive through 56q; cross-chemistry wins 3 of 6 oxides (BeO a tie), fails on SnO; target-specific MP2 beats the transferred prior — a zero-cost prior, not a universal or MP2-beating one.</w:t>
       </w:r>
     </w:p>
     <w:p>
@@ -3927,7 +3927,7 @@
           <w:sz w:val="22"/>
           <w:szCs w:val="22"/>
         </w:rPr>
-        <w:t xml:space="preserve">MATGEN-Q is a working two-stage GQE — tensor-network + QSCI tiers, MP2 pool compression — targeting 40 qubits on one GPU, every claim third-party reproducible: a one-command </w:t>
+        <w:t xml:space="preserve">MATGEN-Q is a working two-stage GQE (tensor-network + QSCI tiers) targeting 40 qubits on one GPU, every claim third-party reproducible: a one-command </w:t>
       </w:r>
       <w:r>
         <w:rPr>

--- a/paper/EIGENNEXUS_Phase3_Content.docx
+++ b/paper/EIGENNEXUS_Phase3_Content.docx
@@ -3865,7 +3865,25 @@
           <w:sz w:val="22"/>
           <w:szCs w:val="22"/>
         </w:rPr>
-        <w:t xml:space="preserve">MATGEN-Q is a working two-stage GQE (tensor-network + QSCI tiers) targeting 40 qubits on one GPU, every claim third-party reproducible: a one-command </w:t>
+        <w:t xml:space="preserve">MATGEN-Q contributes on four axes. </w:t>
+      </w:r>
+      <w:r>
+        <w:rPr>
+          <w:rFonts w:ascii="Times New Roman" w:cs="Times New Roman" w:eastAsia="Times New Roman" w:hAnsi="Times New Roman"/>
+          <w:b/>
+          <w:bCs/>
+          <w:sz w:val="22"/>
+          <w:szCs w:val="22"/>
+        </w:rPr>
+        <w:t xml:space="preserve">AI: </w:t>
+      </w:r>
+      <w:r>
+        <w:rPr>
+          <w:rFonts w:ascii="Times New Roman" w:cs="Times New Roman" w:eastAsia="Times New Roman" w:hAnsi="Times New Roman"/>
+          <w:sz w:val="22"/>
+          <w:szCs w:val="22"/>
+        </w:rPr>
+        <w:t xml:space="preserve">a classical generative transformer that designs quantum circuits and </w:t>
       </w:r>
       <w:r>
         <w:rPr>
@@ -3875,6 +3893,132 @@
           <w:sz w:val="22"/>
           <w:szCs w:val="22"/>
         </w:rPr>
+        <w:t xml:space="preserve">transfers</w:t>
+      </w:r>
+      <w:r>
+        <w:rPr>
+          <w:rFonts w:ascii="Times New Roman" w:cs="Times New Roman" w:eastAsia="Times New Roman" w:hAnsi="Times New Roman"/>
+          <w:sz w:val="22"/>
+          <w:szCs w:val="22"/>
+        </w:rPr>
+        <w:t xml:space="preserve"> — trained on 8q+12q, deployed zero-shot to 56q (43/48 paired wins, p&lt;0.0001), recovering the MP2 amplitude hierarchy it was never shown. </w:t>
+      </w:r>
+      <w:r>
+        <w:rPr>
+          <w:rFonts w:ascii="Times New Roman" w:cs="Times New Roman" w:eastAsia="Times New Roman" w:hAnsi="Times New Roman"/>
+          <w:b/>
+          <w:bCs/>
+          <w:sz w:val="22"/>
+          <w:szCs w:val="22"/>
+        </w:rPr>
+        <w:t xml:space="preserve">Quantum: </w:t>
+      </w:r>
+      <w:r>
+        <w:rPr>
+          <w:rFonts w:ascii="Times New Roman" w:cs="Times New Roman" w:eastAsia="Times New Roman" w:hAnsi="Times New Roman"/>
+          <w:sz w:val="22"/>
+          <w:szCs w:val="22"/>
+        </w:rPr>
+        <w:t xml:space="preserve">that generative loop paired with QSCI and executed at scale on real hardware — 40q chemically accurate vs its frozen reference, 20q/28q on NVIDIA GPU, trapped-ion silicon decoded, and two 38q runs that </w:t>
+      </w:r>
+      <w:r>
+        <w:rPr>
+          <w:rFonts w:ascii="Times New Roman" w:cs="Times New Roman" w:eastAsia="Times New Roman" w:hAnsi="Times New Roman"/>
+          <w:i/>
+          <w:iCs/>
+          <w:sz w:val="22"/>
+          <w:szCs w:val="22"/>
+        </w:rPr>
+        <w:t xml:space="preserve">correct</w:t>
+      </w:r>
+      <w:r>
+        <w:rPr>
+          <w:rFonts w:ascii="Times New Roman" w:cs="Times New Roman" w:eastAsia="Times New Roman" w:hAnsi="Times New Roman"/>
+          <w:sz w:val="22"/>
+          <w:szCs w:val="22"/>
+        </w:rPr>
+        <w:t xml:space="preserve"> their DMRG references. </w:t>
+      </w:r>
+      <w:r>
+        <w:rPr>
+          <w:rFonts w:ascii="Times New Roman" w:cs="Times New Roman" w:eastAsia="Times New Roman" w:hAnsi="Times New Roman"/>
+          <w:b/>
+          <w:bCs/>
+          <w:sz w:val="22"/>
+          <w:szCs w:val="22"/>
+        </w:rPr>
+        <w:t xml:space="preserve">Business: </w:t>
+      </w:r>
+      <w:r>
+        <w:rPr>
+          <w:rFonts w:ascii="Times New Roman" w:cs="Times New Roman" w:eastAsia="Times New Roman" w:hAnsi="Times New Roman"/>
+          <w:sz w:val="22"/>
+          <w:szCs w:val="22"/>
+        </w:rPr>
+        <w:t xml:space="preserve">a pre-synthesis trust gate. Where the classical gold standard CCSD(T) is </w:t>
+      </w:r>
+      <w:r>
+        <w:rPr>
+          <w:rFonts w:ascii="Times New Roman" w:cs="Times New Roman" w:eastAsia="Times New Roman" w:hAnsi="Times New Roman"/>
+          <w:i/>
+          <w:iCs/>
+          <w:sz w:val="22"/>
+          <w:szCs w:val="22"/>
+        </w:rPr>
+        <w:t xml:space="preserve">confidently wrong</w:t>
+      </w:r>
+      <w:r>
+        <w:rPr>
+          <w:rFonts w:ascii="Times New Roman" w:cs="Times New Roman" w:eastAsia="Times New Roman" w:hAnsi="Times New Roman"/>
+          <w:sz w:val="22"/>
+          <w:szCs w:val="22"/>
+        </w:rPr>
+        <w:t xml:space="preserve"> on strongly-correlated oxide chemistry (non-variational, no error signal), QSCI is variational and self-certifying — it never returns a confidently-wrong answer, so months of synthesis are not committed to a false lead. </w:t>
+      </w:r>
+      <w:r>
+        <w:rPr>
+          <w:rFonts w:ascii="Times New Roman" w:cs="Times New Roman" w:eastAsia="Times New Roman" w:hAnsi="Times New Roman"/>
+          <w:b/>
+          <w:bCs/>
+          <w:sz w:val="22"/>
+          <w:szCs w:val="22"/>
+        </w:rPr>
+        <w:t xml:space="preserve">Scientific: </w:t>
+      </w:r>
+      <w:r>
+        <w:rPr>
+          <w:rFonts w:ascii="Times New Roman" w:cs="Times New Roman" w:eastAsia="Times New Roman" w:hAnsi="Times New Roman"/>
+          <w:sz w:val="22"/>
+          <w:szCs w:val="22"/>
+        </w:rPr>
+        <w:t xml:space="preserve">every judged claim pre-registered with git-timestamped thresholds and reported as measured — passes, a resource-DNF, a non-convergence, and two claims we tested and </w:t>
+      </w:r>
+      <w:r>
+        <w:rPr>
+          <w:rFonts w:ascii="Times New Roman" w:cs="Times New Roman" w:eastAsia="Times New Roman" w:hAnsi="Times New Roman"/>
+          <w:i/>
+          <w:iCs/>
+          <w:sz w:val="22"/>
+          <w:szCs w:val="22"/>
+        </w:rPr>
+        <w:t xml:space="preserve">withdrew</w:t>
+      </w:r>
+      <w:r>
+        <w:rPr>
+          <w:rFonts w:ascii="Times New Roman" w:cs="Times New Roman" w:eastAsia="Times New Roman" w:hAnsi="Times New Roman"/>
+          <w:sz w:val="22"/>
+          <w:szCs w:val="22"/>
+        </w:rPr>
+        <w:t xml:space="preserve"> (an active-space-fragile ranking, an SCF-artefact DFT sign flip). One command (</w:t>
+      </w:r>
+      <w:r>
+        <w:rPr>
+          <w:rFonts w:ascii="Times New Roman" w:cs="Times New Roman" w:eastAsia="Times New Roman" w:hAnsi="Times New Roman"/>
+          <w:i/>
+          <w:iCs/>
+          <w:sz w:val="22"/>
+          <w:szCs w:val="22"/>
+        </w:rPr>
         <w:t xml:space="preserve">reproduce.py</w:t>
       </w:r>
       <w:r>
@@ -3883,7 +4027,7 @@
           <w:sz w:val="22"/>
           <w:szCs w:val="22"/>
         </w:rPr>
-        <w:t xml:space="preserve"> and a “Launch on qBraid” README re-run each headline result unmodified.</w:t>
+        <w:t xml:space="preserve">, 26/26) and a “Launch on qBraid” README let a judge re-run every headline result unmodified.</w:t>
       </w:r>
     </w:p>
     <w:p>

--- a/paper/EIGENNEXUS_Phase3_Content.docx
+++ b/paper/EIGENNEXUS_Phase3_Content.docx
@@ -3140,7 +3140,7 @@
           <w:sz w:val="22"/>
           <w:szCs w:val="22"/>
         </w:rPr>
-        <w:t xml:space="preserve">CrO near-38q — executed, the reference corrected: </w:t>
+        <w:t xml:space="preserve">CrO near-38q — we corrected the classical reference (Figure 2): </w:t>
       </w:r>
       <w:r>
         <w:rPr>
@@ -3166,7 +3166,25 @@
           <w:sz w:val="22"/>
           <w:szCs w:val="22"/>
         </w:rPr>
-        <w:t xml:space="preserve"> (529,392 determinants, 19.1 h, A100 host; reference committed before access). The pre-registered χ-escalation counter-audit confirms the mechanism rather than a QSCI error — χ=800 and χ=1200 references descend toward the QSCI energy from above (gaps +1.06 / +0.36 mHa) and never cross it: a genuine truncation-error correction verified at three bond dimensions. </w:t>
+        <w:t xml:space="preserve"> (529,392 determinants, 19.1 h; reference committed before access). Both are </w:t>
+      </w:r>
+      <w:r>
+        <w:rPr>
+          <w:rFonts w:ascii="Times New Roman" w:cs="Times New Roman" w:eastAsia="Times New Roman" w:hAnsi="Times New Roman"/>
+          <w:b/>
+          <w:bCs/>
+          <w:sz w:val="22"/>
+          <w:szCs w:val="22"/>
+        </w:rPr>
+        <w:t xml:space="preserve">variational upper bounds on the identical Hamiltonian</w:t>
+      </w:r>
+      <w:r>
+        <w:rPr>
+          <w:rFonts w:ascii="Times New Roman" w:cs="Times New Roman" w:eastAsia="Times New Roman" w:hAnsi="Times New Roman"/>
+          <w:sz w:val="22"/>
+          <w:szCs w:val="22"/>
+        </w:rPr>
+        <w:t xml:space="preserve">, so the lower energy is strictly the more accurate one, and the pre-registered χ-escalation confirms it (Figure 2). This is the P4 criterion FAILING as-measured (|Δ|&gt;1.6 mHa) — because it assumed DMRG(χ=400) was truth, and the result disproved that assumption. </w:t>
       </w:r>
       <w:r>
         <w:rPr>
@@ -3199,15 +3217,15 @@
           <w:sz w:val="22"/>
           <w:szCs w:val="22"/>
         </w:rPr>
-        <w:t xml:space="preserve">Determinant-budget sweep and a classical baseline. </w:t>
-      </w:r>
-      <w:r>
-        <w:rPr>
-          <w:rFonts w:ascii="Times New Roman" w:cs="Times New Roman" w:eastAsia="Times New Roman" w:hAnsi="Times New Roman"/>
-          <w:sz w:val="22"/>
-          <w:szCs w:val="22"/>
-        </w:rPr>
-        <w:t xml:space="preserve">Sweeping the QSCI-proxy budget K: the generator beats random at every budget up to K=96 (at K=128 the two converge, random marginally ahead). Target-specific MP2 selected-CI is the strongest selector and generator+MP2 fusion adds nothing — the transferred generator sits between random and target-specific MP2 at </w:t>
+        <w:t xml:space="preserve">Determinant-budget sweep. </w:t>
+      </w:r>
+      <w:r>
+        <w:rPr>
+          <w:rFonts w:ascii="Times New Roman" w:cs="Times New Roman" w:eastAsia="Times New Roman" w:hAnsi="Times New Roman"/>
+          <w:sz w:val="22"/>
+          <w:szCs w:val="22"/>
+        </w:rPr>
+        <w:t xml:space="preserve">The generator beats random at every budget up to K=96 (at K=128 they converge, random marginally ahead); target-specific MP2 remains the strongest selector, so the transferred prior is a </w:t>
       </w:r>
       <w:r>
         <w:rPr>
@@ -3217,15 +3235,15 @@
           <w:sz w:val="22"/>
           <w:szCs w:val="22"/>
         </w:rPr>
-        <w:t xml:space="preserve">zero target-specific cost</w:t>
-      </w:r>
-      <w:r>
-        <w:rPr>
-          <w:rFonts w:ascii="Times New Roman" w:cs="Times New Roman" w:eastAsia="Times New Roman" w:hAnsi="Times New Roman"/>
-          <w:sz w:val="22"/>
-          <w:szCs w:val="22"/>
-        </w:rPr>
-        <w:t xml:space="preserve">, a zero-shot prior for high-throughput screening.</w:t>
+        <w:t xml:space="preserve">zero-cost head start, not a winner</w:t>
+      </w:r>
+      <w:r>
+        <w:rPr>
+          <w:rFonts w:ascii="Times New Roman" w:cs="Times New Roman" w:eastAsia="Times New Roman" w:hAnsi="Times New Roman"/>
+          <w:sz w:val="22"/>
+          <w:szCs w:val="22"/>
+        </w:rPr>
+        <w:t xml:space="preserve">.</w:t>
       </w:r>
     </w:p>
     <w:p>
@@ -3248,7 +3266,7 @@
           <w:sz w:val="22"/>
           <w:szCs w:val="22"/>
         </w:rPr>
-        <w:t xml:space="preserve">Three things, demonstrated not asserted: (i) correctness — the GQE/QSCI pipeline reproduces the FCI/CASCI reference to chemical accuracy on every instance we can run, including open-shell multireference oxides (CrO, NiO) and EUV Sn-oxides; (ii) scalability — QSCI reaches chemical accuracy on a vanishing fraction of the CI space (3.8% at 20q, 0.15% at 28q), with pool compression holding accuracy at 25–40% of the doubles pool; (iii) transferable structure — a generator trained on small systems proposes good circuits for a larger one it never saw (§3). The honest boundary (at ≤28q classical FCI/DMRG still solve these; the head-to-head win is the 40q+ regime) is stated in §7.</w:t>
+        <w:t xml:space="preserve">Three things, demonstrated not asserted: (i) correctness — the pipeline reproduces the FCI/CASCI reference to chemical accuracy on every instance we can run, including multireference oxides and EUV Sn-oxides; (ii) scalability — QSCI reaches chemical accuracy on a vanishing fraction of the CI space (3.8% at 20q, 0.15% at 28q); (iii) transferable structure (§3). The honest boundary is stated in §7.</w:t>
       </w:r>
     </w:p>
     <w:p>
@@ -3373,7 +3391,7 @@
       <w:r>
         <w:drawing>
           <wp:inline distT="0" distB="0" distL="0" distR="0">
-            <wp:extent cx="1771650" cy="1133475"/>
+            <wp:extent cx="1504950" cy="962025"/>
             <wp:effectExtent t="0" r="0" b="0" l="0"/>
             <wp:docPr id="1" name="" descr="" title=""/>
             <wp:cNvGraphicFramePr>
@@ -3398,7 +3416,7 @@
                   <pic:spPr bwMode="auto">
                     <a:xfrm>
                       <a:off x="0" y="0"/>
-                      <a:ext cx="1771650" cy="1133475"/>
+                      <a:ext cx="1504950" cy="962025"/>
                     </a:xfrm>
                     <a:prstGeom prst="rect">
                       <a:avLst/>
@@ -3424,502 +3442,529 @@
           <w:sz w:val="18"/>
           <w:szCs w:val="18"/>
         </w:rPr>
-        <w:t xml:space="preserve">Figure 1. Trust on a real oxide. As the CrO ⁵Π bond stretches (stronger multireference character, left→right), in-active-space CCSD(T) becomes erratic and frequently non-convergent (open markers), a few to ~140 mHa vs exact CASCI, while selected-CI/QSCI stays a variational bound within the chemical-accuracy band (≤2.8 mHa even at strongest correlation). CCSD(T) uses the identical embedded active-space Hamiltonian as CASCI (apples-to-apples).</w:t>
-      </w:r>
-    </w:p>
-    <w:p>
-      <w:pPr>
-        <w:spacing w:after="44" w:line="226" w:lineRule="auto"/>
-      </w:pPr>
-      <w:r>
-        <w:rPr>
-          <w:rFonts w:ascii="Times New Roman" w:cs="Times New Roman" w:eastAsia="Times New Roman" w:hAnsi="Times New Roman"/>
-          <w:b/>
-          <w:bCs/>
-          <w:sz w:val="22"/>
-          <w:szCs w:val="22"/>
-        </w:rPr>
-        <w:t xml:space="preserve">Frozen extension campaign (E2–E6; pre-registered before access, executed 2026-07-23/24, reported as measured). </w:t>
-      </w:r>
-      <w:r>
-        <w:rPr>
-          <w:rFonts w:ascii="Times New Roman" w:cs="Times New Roman" w:eastAsia="Times New Roman" w:hAnsi="Times New Roman"/>
-          <w:sz w:val="22"/>
-          <w:szCs w:val="22"/>
-        </w:rPr>
-        <w:t xml:space="preserve">The protocols were git-timestamped (preregistration_v2.json + _e67_supplementary.json) before access; reported exactly as measured — pass, fail, or resource-DNF. </w:t>
-      </w:r>
-      <w:r>
-        <w:rPr>
-          <w:rFonts w:ascii="Times New Roman" w:cs="Times New Roman" w:eastAsia="Times New Roman" w:hAnsi="Times New Roman"/>
-          <w:b/>
-          <w:bCs/>
-          <w:sz w:val="22"/>
-          <w:szCs w:val="22"/>
-        </w:rPr>
-        <w:t xml:space="preserve">E4 — a second reference correction, on the real EUV motif: </w:t>
-      </w:r>
-      <w:r>
-        <w:rPr>
-          <w:rFonts w:ascii="Times New Roman" w:cs="Times New Roman" w:eastAsia="Times New Roman" w:hAnsi="Times New Roman"/>
-          <w:sz w:val="22"/>
-          <w:szCs w:val="22"/>
-        </w:rPr>
-        <w:t xml:space="preserve">QSCI on the committed Sn₂O₂ rhombus (CAS(18,19)=38q) converged </w:t>
-      </w:r>
-      <w:r>
-        <w:rPr>
-          <w:rFonts w:ascii="Times New Roman" w:cs="Times New Roman" w:eastAsia="Times New Roman" w:hAnsi="Times New Roman"/>
-          <w:b/>
-          <w:bCs/>
-          <w:sz w:val="22"/>
-          <w:szCs w:val="22"/>
-        </w:rPr>
-        <w:t xml:space="preserve">−0.399 mHa BELOW the same-CAS DMRG(χ=400) reference</w:t>
-      </w:r>
-      <w:r>
-        <w:rPr>
-          <w:rFonts w:ascii="Times New Roman" w:cs="Times New Roman" w:eastAsia="Times New Roman" w:hAnsi="Times New Roman"/>
-          <w:sz w:val="22"/>
-          <w:szCs w:val="22"/>
-        </w:rPr>
-        <w:t xml:space="preserve"> (524,764 determinants, 7.4 h; reference committed pre-run) — the CrO reference-correction reproduced on the actual tin-oxo chemistry, not system-specific. </w:t>
-      </w:r>
-      <w:r>
-        <w:rPr>
-          <w:rFonts w:ascii="Times New Roman" w:cs="Times New Roman" w:eastAsia="Times New Roman" w:hAnsi="Times New Roman"/>
-          <w:b/>
-          <w:bCs/>
-          <w:sz w:val="22"/>
-          <w:szCs w:val="22"/>
-        </w:rPr>
-        <w:t xml:space="preserve">EUV-motif trust curve: </w:t>
-      </w:r>
-      <w:r>
-        <w:rPr>
-          <w:rFonts w:ascii="Times New Roman" w:cs="Times New Roman" w:eastAsia="Times New Roman" w:hAnsi="Times New Roman"/>
-          <w:sz w:val="22"/>
-          <w:szCs w:val="22"/>
-        </w:rPr>
-        <w:t xml:space="preserve">stretching the Sn₂O₂ Sn–O bridge 2.05→3.28 Å (the strongly-correlated cleavage regime), in-active-space CCSD(T) error grows </w:t>
-      </w:r>
-      <w:r>
-        <w:rPr>
-          <w:rFonts w:ascii="Times New Roman" w:cs="Times New Roman" w:eastAsia="Times New Roman" w:hAnsi="Times New Roman"/>
-          <w:b/>
-          <w:bCs/>
-          <w:sz w:val="22"/>
-          <w:szCs w:val="22"/>
-        </w:rPr>
-        <w:t xml:space="preserve">0.14→5.49 mHa (~40×)</w:t>
-      </w:r>
-      <w:r>
-        <w:rPr>
-          <w:rFonts w:ascii="Times New Roman" w:cs="Times New Roman" w:eastAsia="Times New Roman" w:hAnsi="Times New Roman"/>
-          <w:sz w:val="22"/>
-          <w:szCs w:val="22"/>
-        </w:rPr>
-        <w:t xml:space="preserve"> while the identical selected-CI/QSCI stays variational (≤0.48 mHa everywhere) and the dominant-determinant weight collapses 0.95→0.53 — Figure 1's trust story on the real motif under cleavage. </w:t>
-      </w:r>
-      <w:r>
-        <w:rPr>
-          <w:rFonts w:ascii="Times New Roman" w:cs="Times New Roman" w:eastAsia="Times New Roman" w:hAnsi="Times New Roman"/>
-          <w:b/>
-          <w:bCs/>
-          <w:sz w:val="22"/>
-          <w:szCs w:val="22"/>
-        </w:rPr>
-        <w:t xml:space="preserve">E3 — the 40q absolute-certification protocol (terminal at it5): </w:t>
-      </w:r>
-      <w:r>
-        <w:rPr>
-          <w:rFonts w:ascii="Times New Roman" w:cs="Times New Roman" w:eastAsia="Times New Roman" w:hAnsi="Times New Roman"/>
-          <w:sz w:val="22"/>
-          <w:szCs w:val="22"/>
-        </w:rPr>
-        <w:t xml:space="preserve">growth-to-PT2-certificate on H₂₀ 40q, bucket-parallel Epstein–Nesbet (bit-identical to serial); ended by an external pod kill during it6 growth (disclosed, not a convergence failure). At it5: </w:t>
-      </w:r>
-      <w:r>
-        <w:rPr>
-          <w:rFonts w:ascii="Times New Roman" w:cs="Times New Roman" w:eastAsia="Times New Roman" w:hAnsi="Times New Roman"/>
-          <w:b/>
-          <w:bCs/>
-          <w:sz w:val="22"/>
-          <w:szCs w:val="22"/>
-        </w:rPr>
-        <w:t xml:space="preserve">E_var +0.185 mHa vs χ=400 (ii MET), 750,257 dets (iii MET)</w:t>
-      </w:r>
-      <w:r>
-        <w:rPr>
-          <w:rFonts w:ascii="Times New Roman" w:cs="Times New Roman" w:eastAsia="Times New Roman" w:hAnsi="Times New Roman"/>
-          <w:sz w:val="22"/>
-          <w:szCs w:val="22"/>
-        </w:rPr>
-        <w:t xml:space="preserve">, |PT2| a clean converging trace 84→4.6→2.6→2.0→1.57→1.31 mHa; the |PT2|≤0.5 point (i, ~it10–11) unreached, as-measured. </w:t>
-      </w:r>
-      <w:r>
-        <w:rPr>
-          <w:rFonts w:ascii="Times New Roman" w:cs="Times New Roman" w:eastAsia="Times New Roman" w:hAnsi="Times New Roman"/>
-          <w:b/>
-          <w:bCs/>
-          <w:sz w:val="22"/>
-          <w:szCs w:val="22"/>
-        </w:rPr>
-        <w:t xml:space="preserve">E2 — resource-DNF, disclosed as an operational record (not the E2 result): </w:t>
-      </w:r>
-      <w:r>
-        <w:rPr>
-          <w:rFonts w:ascii="Times New Roman" w:cs="Times New Roman" w:eastAsia="Times New Roman" w:hAnsi="Times New Roman"/>
-          <w:sz w:val="22"/>
-          <w:szCs w:val="22"/>
-        </w:rPr>
-        <w:t xml:space="preserve">the device-seeded 40q run (committed 102-det seed) needs ≥128 GiB and was OOM-killed by the cgroup at iter-3 cap-fill (peak 133.5 GB, 97%; two deterministic attempts). E4 completed on the same box at 59.7 GB — +2 qubits double the footprint. An honest hardware ceiling, no tuning. </w:t>
-      </w:r>
-      <w:r>
-        <w:rPr>
-          <w:rFonts w:ascii="Times New Roman" w:cs="Times New Roman" w:eastAsia="Times New Roman" w:hAnsi="Times New Roman"/>
-          <w:b/>
-          <w:bCs/>
-          <w:sz w:val="22"/>
-          <w:szCs w:val="22"/>
-        </w:rPr>
-        <w:t xml:space="preserve">E5 — the least-grounded frontier (44q), non-converged and reported as such: </w:t>
-      </w:r>
-      <w:r>
-        <w:rPr>
-          <w:rFonts w:ascii="Times New Roman" w:cs="Times New Roman" w:eastAsia="Times New Roman" w:hAnsi="Times New Roman"/>
-          <w:sz w:val="22"/>
-          <w:szCs w:val="22"/>
-        </w:rPr>
-        <w:t xml:space="preserve">H₂₂ 44q growth against a re-frozen χ=1200 judge, terminated early to protect E3's runway; committed trajectory +125→+8.7→+5.2→+4.0 mHa (decelerating), not reaching the ≤1.6 mHa threshold before the abort gate — the pre-registered expected outcome, no threshold moved and frozen parameters untouched. </w:t>
-      </w:r>
-      <w:r>
-        <w:rPr>
-          <w:rFonts w:ascii="Times New Roman" w:cs="Times New Roman" w:eastAsia="Times New Roman" w:hAnsi="Times New Roman"/>
-          <w:b/>
-          <w:bCs/>
-          <w:sz w:val="22"/>
-          <w:szCs w:val="22"/>
-        </w:rPr>
-        <w:t xml:space="preserve">E6 — an independent absolute-accuracy anchor (supplementary, pre-registered): </w:t>
-      </w:r>
-      <w:r>
-        <w:rPr>
-          <w:rFonts w:ascii="Times New Roman" w:cs="Times New Roman" w:eastAsia="Times New Roman" w:hAnsi="Times New Roman"/>
-          <w:sz w:val="22"/>
-          <w:szCs w:val="22"/>
-        </w:rPr>
-        <w:t xml:space="preserve">high-χ DMRG (χ=400→2400) on the identical H₂₀/40q Hamiltonian, extrapolated on discarded weight to </w:t>
-      </w:r>
-      <w:r>
-        <w:rPr>
-          <w:rFonts w:ascii="Times New Roman" w:cs="Times New Roman" w:eastAsia="Times New Roman" w:hAnsi="Times New Roman"/>
-          <w:b/>
-          <w:bCs/>
-          <w:sz w:val="22"/>
-          <w:szCs w:val="22"/>
-        </w:rPr>
-        <w:t xml:space="preserve">FCI(40q) = −10.293599 ± 0.022 mHa (R²=0.997)</w:t>
-      </w:r>
-      <w:r>
-        <w:rPr>
-          <w:rFonts w:ascii="Times New Roman" w:cs="Times New Roman" w:eastAsia="Times New Roman" w:hAnsi="Times New Roman"/>
-          <w:sz w:val="22"/>
-          <w:szCs w:val="22"/>
-        </w:rPr>
-        <w:t xml:space="preserve"> — placing E3's committed it5 variational energy </w:t>
-      </w:r>
-      <w:r>
-        <w:rPr>
-          <w:rFonts w:ascii="Times New Roman" w:cs="Times New Roman" w:eastAsia="Times New Roman" w:hAnsi="Times New Roman"/>
-          <w:b/>
-          <w:bCs/>
-          <w:sz w:val="22"/>
-          <w:szCs w:val="22"/>
-        </w:rPr>
-        <w:t xml:space="preserve">+1.59 mHa from the near-exact limit — at the 1 kcal/mol chemical-accuracy edge, jackknife-robust to ±0.05 mHa</w:t>
-      </w:r>
-      <w:r>
-        <w:rPr>
-          <w:rFonts w:ascii="Times New Roman" w:cs="Times New Roman" w:eastAsia="Times New Roman" w:hAnsi="Times New Roman"/>
-          <w:sz w:val="22"/>
-          <w:szCs w:val="22"/>
-        </w:rPr>
-        <w:t xml:space="preserve"> (leave-one-out spans +1.55→+1.61 mHa; e6_jackknife.py) — by a classical route independent of the killed PT2 certificate.</w:t>
-      </w:r>
-    </w:p>
-    <w:p>
-      <w:pPr>
-        <w:spacing w:after="44" w:line="226" w:lineRule="auto"/>
-      </w:pPr>
-      <w:r>
-        <w:rPr>
-          <w:rFonts w:ascii="Times New Roman" w:cs="Times New Roman" w:eastAsia="Times New Roman" w:hAnsi="Times New Roman"/>
-          <w:b/>
-          <w:bCs/>
-          <w:sz w:val="22"/>
-          <w:szCs w:val="22"/>
-        </w:rPr>
-        <w:t xml:space="preserve">Proxy validated against real measurement; cost scaling. </w:t>
-      </w:r>
-      <w:r>
-        <w:rPr>
-          <w:rFonts w:ascii="Times New Roman" w:cs="Times New Roman" w:eastAsia="Times New Roman" w:hAnsi="Times New Roman"/>
-          <w:sz w:val="22"/>
-          <w:szCs w:val="22"/>
-        </w:rPr>
-        <w:t xml:space="preserve">We confirm the determinant-space proxy tracks the real circuit-sampled pipeline by executing measured QSCI (qml.sample, 3,000 shots × 160 circuits) at 16q and 20q — measured energies match the proxy on the trained generator (16q: 28.1 vs 26.6; 20q: 50.4 vs 49.3 mHa), extending the sampled pipeline past 12q (at this small shot budget diffuse random sampling edges out the generator on absolute energy — a low-shot coverage effect, not a quality reversal). Determinants for chemical accuracy grow ~1.38× per qubit vs 2.0× for full FCI (log R²=0.99) — a vanishing fraction but still exponential (~10⁶ dets at 40q+); we do not claim polynomial scaling.</w:t>
-      </w:r>
-    </w:p>
-    <w:p>
-      <w:pPr>
-        <w:spacing w:after="32" w:before="64" w:line="226" w:lineRule="auto"/>
-      </w:pPr>
-      <w:r>
-        <w:rPr>
-          <w:rFonts w:ascii="Times New Roman" w:cs="Times New Roman" w:eastAsia="Times New Roman" w:hAnsi="Times New Roman"/>
-          <w:b/>
-          <w:bCs/>
-          <w:sz w:val="22"/>
-          <w:szCs w:val="22"/>
-        </w:rPr>
-        <w:t xml:space="preserve">6. Platform Use and Resourcing</w:t>
-      </w:r>
-    </w:p>
-    <w:p>
-      <w:pPr>
-        <w:spacing w:after="44" w:line="226" w:lineRule="auto"/>
-      </w:pPr>
-      <w:r>
-        <w:rPr>
-          <w:rFonts w:ascii="Times New Roman" w:cs="Times New Roman" w:eastAsia="Times New Roman" w:hAnsi="Times New Roman"/>
-          <w:sz w:val="22"/>
-          <w:szCs w:val="22"/>
-        </w:rPr>
-        <w:t xml:space="preserve">qBraid provides classical (CPU/GPU) and quantum (QPU) credits. We use </w:t>
-      </w:r>
-      <w:r>
-        <w:rPr>
-          <w:rFonts w:ascii="Times New Roman" w:cs="Times New Roman" w:eastAsia="Times New Roman" w:hAnsi="Times New Roman"/>
-          <w:b/>
-          <w:bCs/>
-          <w:sz w:val="22"/>
-          <w:szCs w:val="22"/>
-        </w:rPr>
-        <w:t xml:space="preserve">NVIDIA H100/A100 (80 GB)</w:t>
-      </w:r>
-      <w:r>
-        <w:rPr>
-          <w:rFonts w:ascii="Times New Roman" w:cs="Times New Roman" w:eastAsia="Times New Roman" w:hAnsi="Times New Roman"/>
-          <w:sz w:val="22"/>
-          <w:szCs w:val="22"/>
-        </w:rPr>
-        <w:t xml:space="preserve"> with CUDA-Q: tensornet-mps for the 24–40q tier, cuStateVec for exact validation to ~32q; 4–8 GPUs (NVLink) enable distributed evaluation (pillar 4) and the &gt;40q bonus; QPU (IonQ/IBM) for 10–16q validation. The ~16 TB exact statevector at 40q collapses onto one 80 GB GPU via CUDA-Q MPS (~200× reduction) — what makes the 40-qubit tier reachable.</w:t>
-      </w:r>
-    </w:p>
-    <w:p>
-      <w:pPr>
-        <w:spacing w:after="44" w:line="226" w:lineRule="auto"/>
-      </w:pPr>
-      <w:r>
-        <w:rPr>
-          <w:rFonts w:ascii="Times New Roman" w:cs="Times New Roman" w:eastAsia="Times New Roman" w:hAnsi="Times New Roman"/>
-          <w:b/>
-          <w:bCs/>
-          <w:sz w:val="22"/>
-          <w:szCs w:val="22"/>
-        </w:rPr>
-        <w:t xml:space="preserve">Resource estimate. </w:t>
-      </w:r>
-      <w:r>
-        <w:rPr>
-          <w:rFonts w:ascii="Times New Roman" w:cs="Times New Roman" w:eastAsia="Times New Roman" w:hAnsi="Times New Roman"/>
-          <w:sz w:val="22"/>
-          <w:szCs w:val="22"/>
-        </w:rPr>
-        <w:t xml:space="preserve">With pool compression a length-8 UCC circuit is shallow (≤2-qubit gates), within MPS reach near equilibrium; QSCI needs ~10³–10⁴ shots/circuit. We estimate ~1–2 weeks single-GPU wall-clock for the full 24→40q sweep plus oxide runs. Measured: 20q 191 s, 28q 2,386 s total — GPU sampling 1–32 s, the rest classical determinant growth (the wall at scale, cut ≈5× by the incremental engine).</w:t>
-      </w:r>
-    </w:p>
-    <w:p>
-      <w:pPr>
-        <w:spacing w:after="32" w:before="64" w:line="226" w:lineRule="auto"/>
-      </w:pPr>
-      <w:r>
-        <w:rPr>
-          <w:rFonts w:ascii="Times New Roman" w:cs="Times New Roman" w:eastAsia="Times New Roman" w:hAnsi="Times New Roman"/>
-          <w:b/>
-          <w:bCs/>
-          <w:sz w:val="22"/>
-          <w:szCs w:val="22"/>
-        </w:rPr>
-        <w:t xml:space="preserve">7. Limitations and Honest Scope</w:t>
-      </w:r>
-    </w:p>
-    <w:p>
-      <w:pPr>
-        <w:spacing w:after="44" w:line="226" w:lineRule="auto"/>
-      </w:pPr>
-      <w:r>
-        <w:rPr>
-          <w:rFonts w:ascii="Times New Roman" w:cs="Times New Roman" w:eastAsia="Times New Roman" w:hAnsi="Times New Roman"/>
-          <w:sz w:val="22"/>
-          <w:szCs w:val="22"/>
-        </w:rPr>
-        <w:t xml:space="preserve">We state where the approach does and does not yet provide benefit. (i) </w:t>
-      </w:r>
-      <w:r>
-        <w:rPr>
-          <w:rFonts w:ascii="Times New Roman" w:cs="Times New Roman" w:eastAsia="Times New Roman" w:hAnsi="Times New Roman"/>
-          <w:b/>
-          <w:bCs/>
-          <w:sz w:val="22"/>
-          <w:szCs w:val="22"/>
-        </w:rPr>
-        <w:t xml:space="preserve">Measurement vs proxy: </w:t>
-      </w:r>
-      <w:r>
-        <w:rPr>
-          <w:rFonts w:ascii="Times New Roman" w:cs="Times New Roman" w:eastAsia="Times New Roman" w:hAnsi="Times New Roman"/>
-          <w:sz w:val="22"/>
-          <w:szCs w:val="22"/>
-        </w:rPr>
-        <w:t xml:space="preserve">the GQE→QSCI loop is measured at 12q and executed with real GPU sampling at 20q/28q (§5); larger QSCI numbers use a hardware-independent determinant-space proxy. (ii) </w:t>
-      </w:r>
-      <w:r>
-        <w:rPr>
-          <w:rFonts w:ascii="Times New Roman" w:cs="Times New Roman" w:eastAsia="Times New Roman" w:hAnsi="Times New Roman"/>
-          <w:b/>
-          <w:bCs/>
-          <w:sz w:val="22"/>
-          <w:szCs w:val="22"/>
-        </w:rPr>
-        <w:t xml:space="preserve">No classical-beating claim yet: </w:t>
-      </w:r>
-      <w:r>
-        <w:rPr>
-          <w:rFonts w:ascii="Times New Roman" w:cs="Times New Roman" w:eastAsia="Times New Roman" w:hAnsi="Times New Roman"/>
-          <w:sz w:val="22"/>
-          <w:szCs w:val="22"/>
-        </w:rPr>
-        <w:t xml:space="preserve">at ≤28q classical FCI/DMRG already solve these instances, so we show correctness and favourable scaling, not a head-to-head speed advantage; that regime is 40q+ strong correlation where DMRG bond dimension explodes. (iii) </w:t>
-      </w:r>
-      <w:r>
-        <w:rPr>
-          <w:rFonts w:ascii="Times New Roman" w:cs="Times New Roman" w:eastAsia="Times New Roman" w:hAnsi="Times New Roman"/>
-          <w:b/>
-          <w:bCs/>
-          <w:sz w:val="22"/>
-          <w:szCs w:val="22"/>
-        </w:rPr>
-        <w:t xml:space="preserve">40q absolute certification: </w:t>
-      </w:r>
-      <w:r>
-        <w:rPr>
-          <w:rFonts w:ascii="Times New Roman" w:cs="Times New Roman" w:eastAsia="Times New Roman" w:hAnsi="Times New Roman"/>
-          <w:sz w:val="22"/>
-          <w:szCs w:val="22"/>
-        </w:rPr>
-        <w:t xml:space="preserve">the flagship meets its pre-registered relative criterion; the frozen E3 certificate reached a terminal it5 (external pod kill during it6 growth), prediction ii met, the |PT2|≤0.5 absolute point unreached — reported as-measured (§5e). (iv) </w:t>
-      </w:r>
-      <w:r>
-        <w:rPr>
-          <w:rFonts w:ascii="Times New Roman" w:cs="Times New Roman" w:eastAsia="Times New Roman" w:hAnsi="Times New Roman"/>
-          <w:b/>
-          <w:bCs/>
-          <w:sz w:val="22"/>
-          <w:szCs w:val="22"/>
-        </w:rPr>
-        <w:t xml:space="preserve">Transfer scope: </w:t>
-      </w:r>
-      <w:r>
-        <w:rPr>
-          <w:rFonts w:ascii="Times New Roman" w:cs="Times New Roman" w:eastAsia="Times New Roman" w:hAnsi="Times New Roman"/>
-          <w:sz w:val="22"/>
-          <w:szCs w:val="22"/>
-        </w:rPr>
-        <w:t xml:space="preserve">cross-size transfer is significant at 8 seeds (43/48 wins, p&lt;0.0001), the advantage narrowing in magnitude but positive through 56q; cross-chemistry wins 3 of 6 oxides (BeO a tie), fails on SnO; target-specific MP2 beats the transferred prior — a zero-cost prior, not a universal or MP2-beating one.</w:t>
-      </w:r>
-    </w:p>
-    <w:p>
-      <w:pPr>
-        <w:spacing w:after="32" w:before="64" w:line="226" w:lineRule="auto"/>
-      </w:pPr>
-      <w:r>
-        <w:rPr>
-          <w:rFonts w:ascii="Times New Roman" w:cs="Times New Roman" w:eastAsia="Times New Roman" w:hAnsi="Times New Roman"/>
-          <w:b/>
-          <w:bCs/>
-          <w:sz w:val="22"/>
-          <w:szCs w:val="22"/>
-        </w:rPr>
-        <w:t xml:space="preserve">8. Conclusion and Reproducibility</w:t>
-      </w:r>
-    </w:p>
-    <w:p>
-      <w:pPr>
-        <w:spacing w:after="44" w:line="226" w:lineRule="auto"/>
-      </w:pPr>
-      <w:r>
-        <w:rPr>
-          <w:rFonts w:ascii="Times New Roman" w:cs="Times New Roman" w:eastAsia="Times New Roman" w:hAnsi="Times New Roman"/>
-          <w:sz w:val="22"/>
-          <w:szCs w:val="22"/>
-        </w:rPr>
-        <w:t xml:space="preserve">MATGEN-Q contributes on four axes. </w:t>
-      </w:r>
-      <w:r>
-        <w:rPr>
-          <w:rFonts w:ascii="Times New Roman" w:cs="Times New Roman" w:eastAsia="Times New Roman" w:hAnsi="Times New Roman"/>
-          <w:b/>
-          <w:bCs/>
-          <w:sz w:val="22"/>
-          <w:szCs w:val="22"/>
-        </w:rPr>
-        <w:t xml:space="preserve">AI: </w:t>
-      </w:r>
-      <w:r>
-        <w:rPr>
-          <w:rFonts w:ascii="Times New Roman" w:cs="Times New Roman" w:eastAsia="Times New Roman" w:hAnsi="Times New Roman"/>
-          <w:sz w:val="22"/>
-          <w:szCs w:val="22"/>
-        </w:rPr>
-        <w:t xml:space="preserve">a classical generative transformer that designs quantum circuits and </w:t>
-      </w:r>
+        <w:t xml:space="preserve">Figure 1. Trust on a real oxide. As the CrO ⁵Π bond stretches (left→right), in-active-space CCSD(T) becomes erratic and frequently non-convergent (open markers), a few to ~140 mHa vs exact CASCI, while selected-CI/QSCI stays a variational bound within chemical accuracy (≤2.8 mHa). CCSD(T) uses the identical embedded Hamiltonian as CASCI (apples-to-apples).</w:t>
+      </w:r>
+    </w:p>
+    <w:p>
+      <w:pPr>
+        <w:keepNext/>
+        <w:spacing w:after="8" w:before="40" w:line="240" w:lineRule="auto"/>
+        <w:jc w:val="center"/>
+      </w:pPr>
+      <w:r>
+        <w:drawing>
+          <wp:inline distT="0" distB="0" distL="0" distR="0">
+            <wp:extent cx="1333500" cy="771525"/>
+            <wp:effectExtent t="0" r="0" b="0" l="0"/>
+            <wp:docPr id="1" name="" descr="" title=""/>
+            <wp:cNvGraphicFramePr>
+              <a:graphicFrameLocks xmlns:a="http://schemas.openxmlformats.org/drawingml/2006/main" noChangeAspect="1"/>
+            </wp:cNvGraphicFramePr>
+            <a:graphic xmlns:a="http://schemas.openxmlformats.org/drawingml/2006/main">
+              <a:graphicData uri="http://schemas.openxmlformats.org/drawingml/2006/picture">
+                <pic:pic xmlns:pic="http://schemas.openxmlformats.org/drawingml/2006/picture">
+                  <pic:nvPicPr>
+                    <pic:cNvPr id="0" name="" descr=""/>
+                    <pic:cNvPicPr>
+                      <a:picLocks noChangeAspect="1" noChangeArrowheads="1"/>
+                    </pic:cNvPicPr>
+                  </pic:nvPicPr>
+                  <pic:blipFill>
+                    <a:blip r:embed="rId8" cstate="none"/>
+                    <a:srcRect/>
+                    <a:stretch>
+                      <a:fillRect/>
+                    </a:stretch>
+                  </pic:blipFill>
+                  <pic:spPr bwMode="auto">
+                    <a:xfrm>
+                      <a:off x="0" y="0"/>
+                      <a:ext cx="1333500" cy="771525"/>
+                    </a:xfrm>
+                    <a:prstGeom prst="rect">
+                      <a:avLst/>
+                    </a:prstGeom>
+                  </pic:spPr>
+                </pic:pic>
+              </a:graphicData>
+            </a:graphic>
+          </wp:inline>
+        </w:drawing>
+      </w:r>
+    </w:p>
+    <w:p>
+      <w:pPr>
+        <w:spacing w:after="60" w:before="0" w:line="240" w:lineRule="auto"/>
+        <w:jc w:val="center"/>
+      </w:pPr>
       <w:r>
         <w:rPr>
           <w:rFonts w:ascii="Times New Roman" w:cs="Times New Roman" w:eastAsia="Times New Roman" w:hAnsi="Times New Roman"/>
           <w:i/>
           <w:iCs/>
-          <w:sz w:val="22"/>
-          <w:szCs w:val="22"/>
-        </w:rPr>
-        <w:t xml:space="preserve">transfers</w:t>
-      </w:r>
-      <w:r>
-        <w:rPr>
-          <w:rFonts w:ascii="Times New Roman" w:cs="Times New Roman" w:eastAsia="Times New Roman" w:hAnsi="Times New Roman"/>
-          <w:sz w:val="22"/>
-          <w:szCs w:val="22"/>
-        </w:rPr>
-        <w:t xml:space="preserve"> — trained on 8q+12q, deployed zero-shot to 56q (43/48 paired wins, p&lt;0.0001), recovering the MP2 amplitude hierarchy it was never shown. </w:t>
-      </w:r>
-      <w:r>
-        <w:rPr>
-          <w:rFonts w:ascii="Times New Roman" w:cs="Times New Roman" w:eastAsia="Times New Roman" w:hAnsi="Times New Roman"/>
-          <w:b/>
-          <w:bCs/>
-          <w:sz w:val="22"/>
-          <w:szCs w:val="22"/>
-        </w:rPr>
-        <w:t xml:space="preserve">Quantum: </w:t>
-      </w:r>
-      <w:r>
-        <w:rPr>
-          <w:rFonts w:ascii="Times New Roman" w:cs="Times New Roman" w:eastAsia="Times New Roman" w:hAnsi="Times New Roman"/>
-          <w:sz w:val="22"/>
-          <w:szCs w:val="22"/>
-        </w:rPr>
-        <w:t xml:space="preserve">that generative loop paired with QSCI and executed at scale on real hardware — 40q chemically accurate vs its frozen reference, 20q/28q on NVIDIA GPU, trapped-ion silicon decoded, and two 38q runs that </w:t>
+          <w:sz w:val="18"/>
+          <w:szCs w:val="18"/>
+        </w:rPr>
+        <w:t xml:space="preserve">Figure 2. Correcting the classical reference at 38q. Escalating the bond dimension walks DMRG down toward our QSCI energy (+3.78 → +1.06 → +0.36 mHa at χ=400/800/1200), never crossing it. Both bound the same CAS(18,19) Hamiltonian from above, so the lower energy is strictly more accurate: the committed χ=400 reference carried a silent truncation error.</w:t>
+      </w:r>
+    </w:p>
+    <w:p>
+      <w:pPr>
+        <w:spacing w:after="44" w:line="226" w:lineRule="auto"/>
+      </w:pPr>
+      <w:r>
+        <w:rPr>
+          <w:rFonts w:ascii="Times New Roman" w:cs="Times New Roman" w:eastAsia="Times New Roman" w:hAnsi="Times New Roman"/>
+          <w:b/>
+          <w:bCs/>
+          <w:sz w:val="22"/>
+          <w:szCs w:val="22"/>
+        </w:rPr>
+        <w:t xml:space="preserve">Frozen extension campaign (E2–E6; pre-registered before access, executed 2026-07-23/24, reported as measured). </w:t>
+      </w:r>
+      <w:r>
+        <w:rPr>
+          <w:rFonts w:ascii="Times New Roman" w:cs="Times New Roman" w:eastAsia="Times New Roman" w:hAnsi="Times New Roman"/>
+          <w:sz w:val="22"/>
+          <w:szCs w:val="22"/>
+        </w:rPr>
+        <w:t xml:space="preserve">The protocols were git-timestamped (preregistration_v2.json + _e67_supplementary.json) before access; reported exactly as measured — pass, fail, or resource-DNF. </w:t>
+      </w:r>
+      <w:r>
+        <w:rPr>
+          <w:rFonts w:ascii="Times New Roman" w:cs="Times New Roman" w:eastAsia="Times New Roman" w:hAnsi="Times New Roman"/>
+          <w:b/>
+          <w:bCs/>
+          <w:sz w:val="22"/>
+          <w:szCs w:val="22"/>
+        </w:rPr>
+        <w:t xml:space="preserve">E4 — a second reference correction, on the real EUV motif: </w:t>
+      </w:r>
+      <w:r>
+        <w:rPr>
+          <w:rFonts w:ascii="Times New Roman" w:cs="Times New Roman" w:eastAsia="Times New Roman" w:hAnsi="Times New Roman"/>
+          <w:sz w:val="22"/>
+          <w:szCs w:val="22"/>
+        </w:rPr>
+        <w:t xml:space="preserve">QSCI on the committed Sn₂O₂ rhombus (CAS(18,19)=38q) converged </w:t>
+      </w:r>
+      <w:r>
+        <w:rPr>
+          <w:rFonts w:ascii="Times New Roman" w:cs="Times New Roman" w:eastAsia="Times New Roman" w:hAnsi="Times New Roman"/>
+          <w:b/>
+          <w:bCs/>
+          <w:sz w:val="22"/>
+          <w:szCs w:val="22"/>
+        </w:rPr>
+        <w:t xml:space="preserve">−0.399 mHa BELOW the same-CAS DMRG(χ=400) reference</w:t>
+      </w:r>
+      <w:r>
+        <w:rPr>
+          <w:rFonts w:ascii="Times New Roman" w:cs="Times New Roman" w:eastAsia="Times New Roman" w:hAnsi="Times New Roman"/>
+          <w:sz w:val="22"/>
+          <w:szCs w:val="22"/>
+        </w:rPr>
+        <w:t xml:space="preserve"> (524,764 dets, 7.4 h; reference committed pre-run) — the correction reproduced on the actual tin-oxo chemistry. </w:t>
+      </w:r>
+      <w:r>
+        <w:rPr>
+          <w:rFonts w:ascii="Times New Roman" w:cs="Times New Roman" w:eastAsia="Times New Roman" w:hAnsi="Times New Roman"/>
+          <w:b/>
+          <w:bCs/>
+          <w:sz w:val="22"/>
+          <w:szCs w:val="22"/>
+        </w:rPr>
+        <w:t xml:space="preserve">EUV-motif trust curve: </w:t>
+      </w:r>
+      <w:r>
+        <w:rPr>
+          <w:rFonts w:ascii="Times New Roman" w:cs="Times New Roman" w:eastAsia="Times New Roman" w:hAnsi="Times New Roman"/>
+          <w:sz w:val="22"/>
+          <w:szCs w:val="22"/>
+        </w:rPr>
+        <w:t xml:space="preserve">stretching the Sn₂O₂ Sn–O bridge 2.05→3.28 Å (the strongly-correlated cleavage regime), in-active-space CCSD(T) error grows </w:t>
+      </w:r>
+      <w:r>
+        <w:rPr>
+          <w:rFonts w:ascii="Times New Roman" w:cs="Times New Roman" w:eastAsia="Times New Roman" w:hAnsi="Times New Roman"/>
+          <w:b/>
+          <w:bCs/>
+          <w:sz w:val="22"/>
+          <w:szCs w:val="22"/>
+        </w:rPr>
+        <w:t xml:space="preserve">0.14→5.49 mHa (~40×)</w:t>
+      </w:r>
+      <w:r>
+        <w:rPr>
+          <w:rFonts w:ascii="Times New Roman" w:cs="Times New Roman" w:eastAsia="Times New Roman" w:hAnsi="Times New Roman"/>
+          <w:sz w:val="22"/>
+          <w:szCs w:val="22"/>
+        </w:rPr>
+        <w:t xml:space="preserve"> while the identical selected-CI/QSCI stays variational (≤0.48 mHa everywhere) and the dominant-determinant weight collapses 0.95→0.53 — Figure 1's trust story on the real motif under cleavage. </w:t>
+      </w:r>
+      <w:r>
+        <w:rPr>
+          <w:rFonts w:ascii="Times New Roman" w:cs="Times New Roman" w:eastAsia="Times New Roman" w:hAnsi="Times New Roman"/>
+          <w:b/>
+          <w:bCs/>
+          <w:sz w:val="22"/>
+          <w:szCs w:val="22"/>
+        </w:rPr>
+        <w:t xml:space="preserve">E3 — the 40q absolute-certification protocol (terminal at it5): </w:t>
+      </w:r>
+      <w:r>
+        <w:rPr>
+          <w:rFonts w:ascii="Times New Roman" w:cs="Times New Roman" w:eastAsia="Times New Roman" w:hAnsi="Times New Roman"/>
+          <w:sz w:val="22"/>
+          <w:szCs w:val="22"/>
+        </w:rPr>
+        <w:t xml:space="preserve">growth-to-PT2-certificate on H₂₀ 40q, bucket-parallel Epstein–Nesbet (bit-identical to serial); ended by an external pod kill during it6 growth (disclosed, not a convergence failure). At it5: </w:t>
+      </w:r>
+      <w:r>
+        <w:rPr>
+          <w:rFonts w:ascii="Times New Roman" w:cs="Times New Roman" w:eastAsia="Times New Roman" w:hAnsi="Times New Roman"/>
+          <w:b/>
+          <w:bCs/>
+          <w:sz w:val="22"/>
+          <w:szCs w:val="22"/>
+        </w:rPr>
+        <w:t xml:space="preserve">E_var +0.185 mHa vs χ=400 (ii MET), 750,257 dets (iii MET)</w:t>
+      </w:r>
+      <w:r>
+        <w:rPr>
+          <w:rFonts w:ascii="Times New Roman" w:cs="Times New Roman" w:eastAsia="Times New Roman" w:hAnsi="Times New Roman"/>
+          <w:sz w:val="22"/>
+          <w:szCs w:val="22"/>
+        </w:rPr>
+        <w:t xml:space="preserve">, |PT2| a clean converging trace 84→4.6→2.6→2.0→1.57→1.31 mHa; the |PT2|≤0.5 point (i, ~it10–11) unreached, as-measured. </w:t>
+      </w:r>
+      <w:r>
+        <w:rPr>
+          <w:rFonts w:ascii="Times New Roman" w:cs="Times New Roman" w:eastAsia="Times New Roman" w:hAnsi="Times New Roman"/>
+          <w:b/>
+          <w:bCs/>
+          <w:sz w:val="22"/>
+          <w:szCs w:val="22"/>
+        </w:rPr>
+        <w:t xml:space="preserve">E2 — resource-DNF, disclosed as an operational record (not the E2 result): </w:t>
+      </w:r>
+      <w:r>
+        <w:rPr>
+          <w:rFonts w:ascii="Times New Roman" w:cs="Times New Roman" w:eastAsia="Times New Roman" w:hAnsi="Times New Roman"/>
+          <w:sz w:val="22"/>
+          <w:szCs w:val="22"/>
+        </w:rPr>
+        <w:t xml:space="preserve">the device-seeded 40q run (committed 102-det seed) needs ≥128 GiB and was OOM-killed by the cgroup at iter-3 cap-fill (peak 133.5 GB, 97%; two deterministic attempts). E4 completed on the same box at 59.7 GB — +2 qubits double the footprint. An honest hardware ceiling, no tuning. </w:t>
+      </w:r>
+      <w:r>
+        <w:rPr>
+          <w:rFonts w:ascii="Times New Roman" w:cs="Times New Roman" w:eastAsia="Times New Roman" w:hAnsi="Times New Roman"/>
+          <w:b/>
+          <w:bCs/>
+          <w:sz w:val="22"/>
+          <w:szCs w:val="22"/>
+        </w:rPr>
+        <w:t xml:space="preserve">E5 — the least-grounded frontier (44q), non-converged and reported as such: </w:t>
+      </w:r>
+      <w:r>
+        <w:rPr>
+          <w:rFonts w:ascii="Times New Roman" w:cs="Times New Roman" w:eastAsia="Times New Roman" w:hAnsi="Times New Roman"/>
+          <w:sz w:val="22"/>
+          <w:szCs w:val="22"/>
+        </w:rPr>
+        <w:t xml:space="preserve">H₂₂ 44q growth against a re-frozen χ=1200 judge, terminated early to protect E3's runway; committed trajectory +125→+8.7→+5.2→+4.0 mHa (decelerating), not reaching the ≤1.6 mHa threshold before the abort gate — the pre-registered expected outcome, no threshold moved and frozen parameters untouched. </w:t>
+      </w:r>
+      <w:r>
+        <w:rPr>
+          <w:rFonts w:ascii="Times New Roman" w:cs="Times New Roman" w:eastAsia="Times New Roman" w:hAnsi="Times New Roman"/>
+          <w:b/>
+          <w:bCs/>
+          <w:sz w:val="22"/>
+          <w:szCs w:val="22"/>
+        </w:rPr>
+        <w:t xml:space="preserve">E6 — an independent absolute-accuracy anchor (supplementary, pre-registered): </w:t>
+      </w:r>
+      <w:r>
+        <w:rPr>
+          <w:rFonts w:ascii="Times New Roman" w:cs="Times New Roman" w:eastAsia="Times New Roman" w:hAnsi="Times New Roman"/>
+          <w:sz w:val="22"/>
+          <w:szCs w:val="22"/>
+        </w:rPr>
+        <w:t xml:space="preserve">high-χ DMRG (χ=400→2400) on the identical H₂₀/40q Hamiltonian, extrapolated on discarded weight to </w:t>
+      </w:r>
+      <w:r>
+        <w:rPr>
+          <w:rFonts w:ascii="Times New Roman" w:cs="Times New Roman" w:eastAsia="Times New Roman" w:hAnsi="Times New Roman"/>
+          <w:b/>
+          <w:bCs/>
+          <w:sz w:val="22"/>
+          <w:szCs w:val="22"/>
+        </w:rPr>
+        <w:t xml:space="preserve">FCI(40q) = −10.293599 ± 0.022 mHa (R²=0.997)</w:t>
+      </w:r>
+      <w:r>
+        <w:rPr>
+          <w:rFonts w:ascii="Times New Roman" w:cs="Times New Roman" w:eastAsia="Times New Roman" w:hAnsi="Times New Roman"/>
+          <w:sz w:val="22"/>
+          <w:szCs w:val="22"/>
+        </w:rPr>
+        <w:t xml:space="preserve"> — placing E3's committed it5 variational energy </w:t>
+      </w:r>
+      <w:r>
+        <w:rPr>
+          <w:rFonts w:ascii="Times New Roman" w:cs="Times New Roman" w:eastAsia="Times New Roman" w:hAnsi="Times New Roman"/>
+          <w:b/>
+          <w:bCs/>
+          <w:sz w:val="22"/>
+          <w:szCs w:val="22"/>
+        </w:rPr>
+        <w:t xml:space="preserve">+1.59 mHa from the near-exact limit — at the 1 kcal/mol chemical-accuracy edge, jackknife-robust to ±0.05 mHa</w:t>
+      </w:r>
+      <w:r>
+        <w:rPr>
+          <w:rFonts w:ascii="Times New Roman" w:cs="Times New Roman" w:eastAsia="Times New Roman" w:hAnsi="Times New Roman"/>
+          <w:sz w:val="22"/>
+          <w:szCs w:val="22"/>
+        </w:rPr>
+        <w:t xml:space="preserve"> (leave-one-out spans +1.55→+1.61 mHa; e6_jackknife.py) — by a classical route independent of the killed PT2 certificate.</w:t>
+      </w:r>
+    </w:p>
+    <w:p>
+      <w:pPr>
+        <w:spacing w:after="44" w:line="226" w:lineRule="auto"/>
+      </w:pPr>
+      <w:r>
+        <w:rPr>
+          <w:rFonts w:ascii="Times New Roman" w:cs="Times New Roman" w:eastAsia="Times New Roman" w:hAnsi="Times New Roman"/>
+          <w:b/>
+          <w:bCs/>
+          <w:sz w:val="22"/>
+          <w:szCs w:val="22"/>
+        </w:rPr>
+        <w:t xml:space="preserve">Proxy validated against real measurement; cost scaling. </w:t>
+      </w:r>
+      <w:r>
+        <w:rPr>
+          <w:rFonts w:ascii="Times New Roman" w:cs="Times New Roman" w:eastAsia="Times New Roman" w:hAnsi="Times New Roman"/>
+          <w:sz w:val="22"/>
+          <w:szCs w:val="22"/>
+        </w:rPr>
+        <w:t xml:space="preserve">We confirm the determinant-space proxy tracks the real circuit-sampled pipeline by executing measured QSCI (qml.sample, 3,000 shots × 160 circuits) at 16q and 20q — measured matches proxy (16q: 28.1 vs 26.6; 20q: 50.4 vs 49.3 mHa), extending the sampled pipeline past 12q (at this shot budget diffuse random sampling edges out the generator — a low-shot coverage effect, not a quality reversal). Determinants for chemical accuracy grow ~1.38× per qubit vs 2.0× for FCI (log R²=0.99) — vanishing but still exponential; we do not claim polynomial scaling.</w:t>
+      </w:r>
+    </w:p>
+    <w:p>
+      <w:pPr>
+        <w:spacing w:after="32" w:before="64" w:line="226" w:lineRule="auto"/>
+      </w:pPr>
+      <w:r>
+        <w:rPr>
+          <w:rFonts w:ascii="Times New Roman" w:cs="Times New Roman" w:eastAsia="Times New Roman" w:hAnsi="Times New Roman"/>
+          <w:b/>
+          <w:bCs/>
+          <w:sz w:val="22"/>
+          <w:szCs w:val="22"/>
+        </w:rPr>
+        <w:t xml:space="preserve">6. Platform Use and Resourcing</w:t>
+      </w:r>
+    </w:p>
+    <w:p>
+      <w:pPr>
+        <w:spacing w:after="44" w:line="226" w:lineRule="auto"/>
+      </w:pPr>
+      <w:r>
+        <w:rPr>
+          <w:rFonts w:ascii="Times New Roman" w:cs="Times New Roman" w:eastAsia="Times New Roman" w:hAnsi="Times New Roman"/>
+          <w:sz w:val="22"/>
+          <w:szCs w:val="22"/>
+        </w:rPr>
+        <w:t xml:space="preserve">We use </w:t>
+      </w:r>
+      <w:r>
+        <w:rPr>
+          <w:rFonts w:ascii="Times New Roman" w:cs="Times New Roman" w:eastAsia="Times New Roman" w:hAnsi="Times New Roman"/>
+          <w:b/>
+          <w:bCs/>
+          <w:sz w:val="22"/>
+          <w:szCs w:val="22"/>
+        </w:rPr>
+        <w:t xml:space="preserve">NVIDIA H100/A100 (80 GB)</w:t>
+      </w:r>
+      <w:r>
+        <w:rPr>
+          <w:rFonts w:ascii="Times New Roman" w:cs="Times New Roman" w:eastAsia="Times New Roman" w:hAnsi="Times New Roman"/>
+          <w:sz w:val="22"/>
+          <w:szCs w:val="22"/>
+        </w:rPr>
+        <w:t xml:space="preserve"> with CUDA-Q: tensornet-mps for the 24–40q tier, cuStateVec for exact validation to ~32q; multi-GPU (NVLink) enables distributed evaluation and the &gt;40q bonus; QPU for 10–16q validation. The ~16 TB exact statevector at 40q collapses onto one 80 GB GPU via CUDA-Q MPS (~200× reduction) — what makes the 40-qubit tier reachable.</w:t>
+      </w:r>
+    </w:p>
+    <w:p>
+      <w:pPr>
+        <w:spacing w:after="44" w:line="226" w:lineRule="auto"/>
+      </w:pPr>
+      <w:r>
+        <w:rPr>
+          <w:rFonts w:ascii="Times New Roman" w:cs="Times New Roman" w:eastAsia="Times New Roman" w:hAnsi="Times New Roman"/>
+          <w:b/>
+          <w:bCs/>
+          <w:sz w:val="22"/>
+          <w:szCs w:val="22"/>
+        </w:rPr>
+        <w:t xml:space="preserve">Resource estimate. </w:t>
+      </w:r>
+      <w:r>
+        <w:rPr>
+          <w:rFonts w:ascii="Times New Roman" w:cs="Times New Roman" w:eastAsia="Times New Roman" w:hAnsi="Times New Roman"/>
+          <w:sz w:val="22"/>
+          <w:szCs w:val="22"/>
+        </w:rPr>
+        <w:t xml:space="preserve">With pool compression a length-8 UCC circuit is shallow (≤2-qubit gates), within MPS reach near equilibrium; QSCI needs ~10³–10⁴ shots/circuit. We estimate ~1–2 weeks single-GPU wall-clock for the full 24→40q sweep plus oxide runs. Measured: 20q 191 s, 28q 2,386 s total — GPU sampling 1–32 s, the rest classical determinant growth (the wall at scale, cut ≈5× by the incremental engine).</w:t>
+      </w:r>
+    </w:p>
+    <w:p>
+      <w:pPr>
+        <w:spacing w:after="32" w:before="64" w:line="226" w:lineRule="auto"/>
+      </w:pPr>
+      <w:r>
+        <w:rPr>
+          <w:rFonts w:ascii="Times New Roman" w:cs="Times New Roman" w:eastAsia="Times New Roman" w:hAnsi="Times New Roman"/>
+          <w:b/>
+          <w:bCs/>
+          <w:sz w:val="22"/>
+          <w:szCs w:val="22"/>
+        </w:rPr>
+        <w:t xml:space="preserve">7. Limitations and Honest Scope</w:t>
+      </w:r>
+    </w:p>
+    <w:p>
+      <w:pPr>
+        <w:spacing w:after="44" w:line="226" w:lineRule="auto"/>
+      </w:pPr>
+      <w:r>
+        <w:rPr>
+          <w:rFonts w:ascii="Times New Roman" w:cs="Times New Roman" w:eastAsia="Times New Roman" w:hAnsi="Times New Roman"/>
+          <w:sz w:val="22"/>
+          <w:szCs w:val="22"/>
+        </w:rPr>
+        <w:t xml:space="preserve">We state where the approach does and does not yet provide benefit. (i) </w:t>
+      </w:r>
+      <w:r>
+        <w:rPr>
+          <w:rFonts w:ascii="Times New Roman" w:cs="Times New Roman" w:eastAsia="Times New Roman" w:hAnsi="Times New Roman"/>
+          <w:b/>
+          <w:bCs/>
+          <w:sz w:val="22"/>
+          <w:szCs w:val="22"/>
+        </w:rPr>
+        <w:t xml:space="preserve">Measurement vs proxy: </w:t>
+      </w:r>
+      <w:r>
+        <w:rPr>
+          <w:rFonts w:ascii="Times New Roman" w:cs="Times New Roman" w:eastAsia="Times New Roman" w:hAnsi="Times New Roman"/>
+          <w:sz w:val="22"/>
+          <w:szCs w:val="22"/>
+        </w:rPr>
+        <w:t xml:space="preserve">the GQE→QSCI loop is measured at 12q and executed with real GPU sampling at 20q/28q (§5); larger QSCI numbers use a hardware-independent determinant-space proxy. (ii) </w:t>
+      </w:r>
+      <w:r>
+        <w:rPr>
+          <w:rFonts w:ascii="Times New Roman" w:cs="Times New Roman" w:eastAsia="Times New Roman" w:hAnsi="Times New Roman"/>
+          <w:b/>
+          <w:bCs/>
+          <w:sz w:val="22"/>
+          <w:szCs w:val="22"/>
+        </w:rPr>
+        <w:t xml:space="preserve">No classical-beating claim yet: </w:t>
+      </w:r>
+      <w:r>
+        <w:rPr>
+          <w:rFonts w:ascii="Times New Roman" w:cs="Times New Roman" w:eastAsia="Times New Roman" w:hAnsi="Times New Roman"/>
+          <w:sz w:val="22"/>
+          <w:szCs w:val="22"/>
+        </w:rPr>
+        <w:t xml:space="preserve">at ≤28q classical FCI/DMRG already solve these instances, so we show correctness and favourable scaling, not a head-to-head speed advantage; that regime is 40q+ strong correlation where DMRG bond dimension explodes. (iii) </w:t>
+      </w:r>
+      <w:r>
+        <w:rPr>
+          <w:rFonts w:ascii="Times New Roman" w:cs="Times New Roman" w:eastAsia="Times New Roman" w:hAnsi="Times New Roman"/>
+          <w:b/>
+          <w:bCs/>
+          <w:sz w:val="22"/>
+          <w:szCs w:val="22"/>
+        </w:rPr>
+        <w:t xml:space="preserve">40q absolute certification: </w:t>
+      </w:r>
+      <w:r>
+        <w:rPr>
+          <w:rFonts w:ascii="Times New Roman" w:cs="Times New Roman" w:eastAsia="Times New Roman" w:hAnsi="Times New Roman"/>
+          <w:sz w:val="22"/>
+          <w:szCs w:val="22"/>
+        </w:rPr>
+        <w:t xml:space="preserve">the flagship meets its pre-registered relative criterion; the frozen E3 certificate reached a terminal it5 (external pod kill during it6 growth), prediction ii met, the |PT2|≤0.5 absolute point unreached — reported as-measured (§5e). (iv) </w:t>
+      </w:r>
+      <w:r>
+        <w:rPr>
+          <w:rFonts w:ascii="Times New Roman" w:cs="Times New Roman" w:eastAsia="Times New Roman" w:hAnsi="Times New Roman"/>
+          <w:b/>
+          <w:bCs/>
+          <w:sz w:val="22"/>
+          <w:szCs w:val="22"/>
+        </w:rPr>
+        <w:t xml:space="preserve">Transfer scope: </w:t>
+      </w:r>
+      <w:r>
+        <w:rPr>
+          <w:rFonts w:ascii="Times New Roman" w:cs="Times New Roman" w:eastAsia="Times New Roman" w:hAnsi="Times New Roman"/>
+          <w:sz w:val="22"/>
+          <w:szCs w:val="22"/>
+        </w:rPr>
+        <w:t xml:space="preserve">cross-size transfer is significant at 8 seeds (43/48 wins, p&lt;0.0001), the advantage narrowing in magnitude but positive through 56q; cross-chemistry wins 3 of 6 oxides (BeO a tie), fails on SnO; target-specific MP2 beats the transferred prior — a zero-cost prior, not a universal or MP2-beating one.</w:t>
+      </w:r>
+    </w:p>
+    <w:p>
+      <w:pPr>
+        <w:spacing w:after="32" w:before="64" w:line="226" w:lineRule="auto"/>
+      </w:pPr>
+      <w:r>
+        <w:rPr>
+          <w:rFonts w:ascii="Times New Roman" w:cs="Times New Roman" w:eastAsia="Times New Roman" w:hAnsi="Times New Roman"/>
+          <w:b/>
+          <w:bCs/>
+          <w:sz w:val="22"/>
+          <w:szCs w:val="22"/>
+        </w:rPr>
+        <w:t xml:space="preserve">8. Conclusion and Reproducibility</w:t>
+      </w:r>
+    </w:p>
+    <w:p>
+      <w:pPr>
+        <w:spacing w:after="44" w:line="226" w:lineRule="auto"/>
+      </w:pPr>
+      <w:r>
+        <w:rPr>
+          <w:rFonts w:ascii="Times New Roman" w:cs="Times New Roman" w:eastAsia="Times New Roman" w:hAnsi="Times New Roman"/>
+          <w:sz w:val="22"/>
+          <w:szCs w:val="22"/>
+        </w:rPr>
+        <w:t xml:space="preserve">MATGEN-Q contributes on four axes. </w:t>
+      </w:r>
+      <w:r>
+        <w:rPr>
+          <w:rFonts w:ascii="Times New Roman" w:cs="Times New Roman" w:eastAsia="Times New Roman" w:hAnsi="Times New Roman"/>
+          <w:b/>
+          <w:bCs/>
+          <w:sz w:val="22"/>
+          <w:szCs w:val="22"/>
+        </w:rPr>
+        <w:t xml:space="preserve">AI: </w:t>
+      </w:r>
+      <w:r>
+        <w:rPr>
+          <w:rFonts w:ascii="Times New Roman" w:cs="Times New Roman" w:eastAsia="Times New Roman" w:hAnsi="Times New Roman"/>
+          <w:sz w:val="22"/>
+          <w:szCs w:val="22"/>
+        </w:rPr>
+        <w:t xml:space="preserve">a classical generative transformer designs the circuits and </w:t>
       </w:r>
       <w:r>
         <w:rPr>
@@ -3929,33 +3974,33 @@
           <w:sz w:val="22"/>
           <w:szCs w:val="22"/>
         </w:rPr>
-        <w:t xml:space="preserve">correct</w:t>
-      </w:r>
-      <w:r>
-        <w:rPr>
-          <w:rFonts w:ascii="Times New Roman" w:cs="Times New Roman" w:eastAsia="Times New Roman" w:hAnsi="Times New Roman"/>
-          <w:sz w:val="22"/>
-          <w:szCs w:val="22"/>
-        </w:rPr>
-        <w:t xml:space="preserve"> their DMRG references. </w:t>
-      </w:r>
-      <w:r>
-        <w:rPr>
-          <w:rFonts w:ascii="Times New Roman" w:cs="Times New Roman" w:eastAsia="Times New Roman" w:hAnsi="Times New Roman"/>
-          <w:b/>
-          <w:bCs/>
-          <w:sz w:val="22"/>
-          <w:szCs w:val="22"/>
-        </w:rPr>
-        <w:t xml:space="preserve">Business: </w:t>
-      </w:r>
-      <w:r>
-        <w:rPr>
-          <w:rFonts w:ascii="Times New Roman" w:cs="Times New Roman" w:eastAsia="Times New Roman" w:hAnsi="Times New Roman"/>
-          <w:sz w:val="22"/>
-          <w:szCs w:val="22"/>
-        </w:rPr>
-        <w:t xml:space="preserve">a pre-synthesis trust gate. Where the classical gold standard CCSD(T) is </w:t>
+        <w:t xml:space="preserve">transfers</w:t>
+      </w:r>
+      <w:r>
+        <w:rPr>
+          <w:rFonts w:ascii="Times New Roman" w:cs="Times New Roman" w:eastAsia="Times New Roman" w:hAnsi="Times New Roman"/>
+          <w:sz w:val="22"/>
+          <w:szCs w:val="22"/>
+        </w:rPr>
+        <w:t xml:space="preserve"> — trained at 8q+12q, deployed zero-shot to 56q (43/48 wins, p&lt;0.0001). </w:t>
+      </w:r>
+      <w:r>
+        <w:rPr>
+          <w:rFonts w:ascii="Times New Roman" w:cs="Times New Roman" w:eastAsia="Times New Roman" w:hAnsi="Times New Roman"/>
+          <w:b/>
+          <w:bCs/>
+          <w:sz w:val="22"/>
+          <w:szCs w:val="22"/>
+        </w:rPr>
+        <w:t xml:space="preserve">Quantum: </w:t>
+      </w:r>
+      <w:r>
+        <w:rPr>
+          <w:rFonts w:ascii="Times New Roman" w:cs="Times New Roman" w:eastAsia="Times New Roman" w:hAnsi="Times New Roman"/>
+          <w:sz w:val="22"/>
+          <w:szCs w:val="22"/>
+        </w:rPr>
+        <w:t xml:space="preserve">paired with QSCI and executed on hardware — 40q chemically accurate vs its frozen reference, 20q/28q GPU, trapped-ion silicon, and two 38q runs that </w:t>
       </w:r>
       <w:r>
         <w:rPr>
@@ -3965,33 +4010,33 @@
           <w:sz w:val="22"/>
           <w:szCs w:val="22"/>
         </w:rPr>
-        <w:t xml:space="preserve">confidently wrong</w:t>
-      </w:r>
-      <w:r>
-        <w:rPr>
-          <w:rFonts w:ascii="Times New Roman" w:cs="Times New Roman" w:eastAsia="Times New Roman" w:hAnsi="Times New Roman"/>
-          <w:sz w:val="22"/>
-          <w:szCs w:val="22"/>
-        </w:rPr>
-        <w:t xml:space="preserve"> on strongly-correlated oxide chemistry (non-variational, no error signal), QSCI is variational and self-certifying — it never returns a confidently-wrong answer, so months of synthesis are not committed to a false lead. </w:t>
-      </w:r>
-      <w:r>
-        <w:rPr>
-          <w:rFonts w:ascii="Times New Roman" w:cs="Times New Roman" w:eastAsia="Times New Roman" w:hAnsi="Times New Roman"/>
-          <w:b/>
-          <w:bCs/>
-          <w:sz w:val="22"/>
-          <w:szCs w:val="22"/>
-        </w:rPr>
-        <w:t xml:space="preserve">Scientific: </w:t>
-      </w:r>
-      <w:r>
-        <w:rPr>
-          <w:rFonts w:ascii="Times New Roman" w:cs="Times New Roman" w:eastAsia="Times New Roman" w:hAnsi="Times New Roman"/>
-          <w:sz w:val="22"/>
-          <w:szCs w:val="22"/>
-        </w:rPr>
-        <w:t xml:space="preserve">every judged claim pre-registered with git-timestamped thresholds and reported as measured — passes, a resource-DNF, a non-convergence, and two claims we tested and </w:t>
+        <w:t xml:space="preserve">correct</w:t>
+      </w:r>
+      <w:r>
+        <w:rPr>
+          <w:rFonts w:ascii="Times New Roman" w:cs="Times New Roman" w:eastAsia="Times New Roman" w:hAnsi="Times New Roman"/>
+          <w:sz w:val="22"/>
+          <w:szCs w:val="22"/>
+        </w:rPr>
+        <w:t xml:space="preserve"> their DMRG references. </w:t>
+      </w:r>
+      <w:r>
+        <w:rPr>
+          <w:rFonts w:ascii="Times New Roman" w:cs="Times New Roman" w:eastAsia="Times New Roman" w:hAnsi="Times New Roman"/>
+          <w:b/>
+          <w:bCs/>
+          <w:sz w:val="22"/>
+          <w:szCs w:val="22"/>
+        </w:rPr>
+        <w:t xml:space="preserve">Business: </w:t>
+      </w:r>
+      <w:r>
+        <w:rPr>
+          <w:rFonts w:ascii="Times New Roman" w:cs="Times New Roman" w:eastAsia="Times New Roman" w:hAnsi="Times New Roman"/>
+          <w:sz w:val="22"/>
+          <w:szCs w:val="22"/>
+        </w:rPr>
+        <w:t xml:space="preserve">a pre-synthesis trust gate — where CCSD(T) is </w:t>
       </w:r>
       <w:r>
         <w:rPr>
@@ -4001,15 +4046,33 @@
           <w:sz w:val="22"/>
           <w:szCs w:val="22"/>
         </w:rPr>
-        <w:t xml:space="preserve">withdrew</w:t>
-      </w:r>
-      <w:r>
-        <w:rPr>
-          <w:rFonts w:ascii="Times New Roman" w:cs="Times New Roman" w:eastAsia="Times New Roman" w:hAnsi="Times New Roman"/>
-          <w:sz w:val="22"/>
-          <w:szCs w:val="22"/>
-        </w:rPr>
-        <w:t xml:space="preserve"> (an active-space-fragile ranking, an SCF-artefact DFT sign flip). One command (</w:t>
+        <w:t xml:space="preserve">confidently wrong</w:t>
+      </w:r>
+      <w:r>
+        <w:rPr>
+          <w:rFonts w:ascii="Times New Roman" w:cs="Times New Roman" w:eastAsia="Times New Roman" w:hAnsi="Times New Roman"/>
+          <w:sz w:val="22"/>
+          <w:szCs w:val="22"/>
+        </w:rPr>
+        <w:t xml:space="preserve">, QSCI is variational and self-certifying, so synthesis spend is not committed to a false lead. </w:t>
+      </w:r>
+      <w:r>
+        <w:rPr>
+          <w:rFonts w:ascii="Times New Roman" w:cs="Times New Roman" w:eastAsia="Times New Roman" w:hAnsi="Times New Roman"/>
+          <w:b/>
+          <w:bCs/>
+          <w:sz w:val="22"/>
+          <w:szCs w:val="22"/>
+        </w:rPr>
+        <w:t xml:space="preserve">Scientific: </w:t>
+      </w:r>
+      <w:r>
+        <w:rPr>
+          <w:rFonts w:ascii="Times New Roman" w:cs="Times New Roman" w:eastAsia="Times New Roman" w:hAnsi="Times New Roman"/>
+          <w:sz w:val="22"/>
+          <w:szCs w:val="22"/>
+        </w:rPr>
+        <w:t xml:space="preserve">every judged claim pre-registered and reported as measured, including a resource-DNF, a non-convergence, and two claims we </w:t>
       </w:r>
       <w:r>
         <w:rPr>
@@ -4019,6 +4082,24 @@
           <w:sz w:val="22"/>
           <w:szCs w:val="22"/>
         </w:rPr>
+        <w:t xml:space="preserve">withdrew</w:t>
+      </w:r>
+      <w:r>
+        <w:rPr>
+          <w:rFonts w:ascii="Times New Roman" w:cs="Times New Roman" w:eastAsia="Times New Roman" w:hAnsi="Times New Roman"/>
+          <w:sz w:val="22"/>
+          <w:szCs w:val="22"/>
+        </w:rPr>
+        <w:t xml:space="preserve">; one command (</w:t>
+      </w:r>
+      <w:r>
+        <w:rPr>
+          <w:rFonts w:ascii="Times New Roman" w:cs="Times New Roman" w:eastAsia="Times New Roman" w:hAnsi="Times New Roman"/>
+          <w:i/>
+          <w:iCs/>
+          <w:sz w:val="22"/>
+          <w:szCs w:val="22"/>
+        </w:rPr>
         <w:t xml:space="preserve">reproduce.py</w:t>
       </w:r>
       <w:r>
@@ -4027,7 +4108,7 @@
           <w:sz w:val="22"/>
           <w:szCs w:val="22"/>
         </w:rPr>
-        <w:t xml:space="preserve">, 26/26) and a “Launch on qBraid” README let a judge re-run every headline result unmodified.</w:t>
+        <w:t xml:space="preserve">, 26/26) re-runs every headline result.</w:t>
       </w:r>
     </w:p>
     <w:p>

--- a/paper/EIGENNEXUS_Phase3_Content.docx
+++ b/paper/EIGENNEXUS_Phase3_Content.docx
@@ -3166,7 +3166,7 @@
           <w:sz w:val="22"/>
           <w:szCs w:val="22"/>
         </w:rPr>
-        <w:t xml:space="preserve"> (529,392 determinants, 19.1 h; reference committed before access). Both are </w:t>
+        <w:t xml:space="preserve"> (529,392 determinants, 19.1 h; reference committed before access) — both are </w:t>
       </w:r>
       <w:r>
         <w:rPr>
@@ -3184,7 +3184,7 @@
           <w:sz w:val="22"/>
           <w:szCs w:val="22"/>
         </w:rPr>
-        <w:t xml:space="preserve">, so the lower energy is strictly the more accurate one, and the pre-registered χ-escalation confirms it (Figure 2). This is the P4 criterion FAILING as-measured (|Δ|&gt;1.6 mHa) — because it assumed DMRG(χ=400) was truth, and the result disproved that assumption. </w:t>
+        <w:t xml:space="preserve">, so lower is strictly more accurate, and the pre-registered χ-escalation confirms it. This is the P4 criterion FAILING as-measured (|Δ|&gt;1.6 mHa): it assumed DMRG(χ=400) was truth, and the result disproved that. </w:t>
       </w:r>
       <w:r>
         <w:rPr>
@@ -3202,7 +3202,7 @@
           <w:sz w:val="22"/>
           <w:szCs w:val="22"/>
         </w:rPr>
-        <w:t xml:space="preserve">the 3-job pooled protocol ran end-to-end through qBraid (qir-sv simulator tier: +2.0 mHa vs FCI, PASS, job IDs committed), and the trapped-ion flight (AQT ibex-q1, 2,000 shots/job, SHA-pinned exports) decoded 2026-07-20 — number-conserving post-selection kept 28.6% / 25.1% of shots, the device-sampled determinants give +20.4 / +11.1 mHa, and device-seeded QSCI growth recovers exact FCI (0.000 mHa) — genuine 12-qubit trapped-ion samples driving the same QSCI machinery as the 40q runs.</w:t>
+        <w:t xml:space="preserve">the 3-job pooled protocol ran end-to-end through qBraid (qir-sv tier: +2.0 mHa vs FCI, PASS, job IDs committed), and the trapped-ion flight (AQT ibex-q1, 2,000 shots/job, SHA-pinned exports) decoded 2026-07-20 — number-conserving post-selection kept 28.6% / 25.1% of shots, device-sampled determinants give +20.4 / +11.1 mHa, and device-seeded QSCI growth recovers exact FCI (0.000 mHa): genuine trapped-ion samples driving the same machinery as the 40q runs.</w:t>
       </w:r>
     </w:p>
     <w:p>
@@ -3505,7 +3505,7 @@
           <w:sz w:val="18"/>
           <w:szCs w:val="18"/>
         </w:rPr>
-        <w:t xml:space="preserve">Figure 2. Correcting the classical reference at 38q. Escalating the bond dimension walks DMRG down toward our QSCI energy (+3.78 → +1.06 → +0.36 mHa at χ=400/800/1200), never crossing it. Both bound the same CAS(18,19) Hamiltonian from above, so the lower energy is strictly more accurate: the committed χ=400 reference carried a silent truncation error.</w:t>
+        <w:t xml:space="preserve">Figure 2. Correcting the classical reference at 38q. Escalating the bond dimension walks DMRG down toward our QSCI energy (+3.78 → +1.06 → +0.36 mHa at χ=400/800/1200), never crossing it. Both bound the same CAS(18,19) Hamiltonian from above, so the lower energy is strictly more accurate: the committed χ=400 reference carried a silent truncation error. Selection is classical at this size (disclosed proxy; device-sampled at 20q/28q).</w:t>
       </w:r>
     </w:p>
     <w:p>
@@ -3528,7 +3528,7 @@
           <w:sz w:val="22"/>
           <w:szCs w:val="22"/>
         </w:rPr>
-        <w:t xml:space="preserve">The protocols were git-timestamped (preregistration_v2.json + _e67_supplementary.json) before access; reported exactly as measured — pass, fail, or resource-DNF. </w:t>
+        <w:t xml:space="preserve">Protocols were git-timestamped (preregistration_v2.json + _e67_supplementary.json) before access; reported as measured — pass, fail, or resource-DNF. </w:t>
       </w:r>
       <w:r>
         <w:rPr>

--- a/paper/EIGENNEXUS_Phase3_Content.docx
+++ b/paper/EIGENNEXUS_Phase3_Content.docx
@@ -251,7 +251,7 @@
           <w:sz w:val="22"/>
           <w:szCs w:val="22"/>
         </w:rPr>
-        <w:t xml:space="preserve"> (differing only by a spectrum-invariant orbital-phase convention) — third-party reproducible.</w:t>
+        <w:t xml:space="preserve"> (differing only by a spectrum-invariant orbital-phase convention).</w:t>
       </w:r>
     </w:p>
     <w:p>
@@ -535,7 +535,7 @@
           <w:sz w:val="22"/>
           <w:szCs w:val="22"/>
         </w:rPr>
-        <w:t xml:space="preserve"> for circuit-sampled QSCI, relative at a small fixed budget (K=96), not absolute chemical accuracy. </w:t>
+        <w:t xml:space="preserve"> for circuit-sampled QSCI, relative at a small fixed budget (K=96, where the generator beats random at every budget up to K=96 but converges with it by K=128), not absolute chemical accuracy. </w:t>
       </w:r>
     </w:p>
     <w:p>
@@ -3203,47 +3203,6 @@
           <w:szCs w:val="22"/>
         </w:rPr>
         <w:t xml:space="preserve">the 3-job pooled protocol ran end-to-end through qBraid (qir-sv tier: +2.0 mHa vs FCI, PASS, job IDs committed), and the trapped-ion flight (AQT ibex-q1, 2,000 shots/job, SHA-pinned exports) decoded 2026-07-20 — number-conserving post-selection kept 28.6% / 25.1% of shots, device-sampled determinants give +20.4 / +11.1 mHa, and device-seeded QSCI growth recovers exact FCI (0.000 mHa): genuine trapped-ion samples driving the same machinery as the 40q runs.</w:t>
-      </w:r>
-    </w:p>
-    <w:p>
-      <w:pPr>
-        <w:spacing w:after="44" w:line="226" w:lineRule="auto"/>
-      </w:pPr>
-      <w:r>
-        <w:rPr>
-          <w:rFonts w:ascii="Times New Roman" w:cs="Times New Roman" w:eastAsia="Times New Roman" w:hAnsi="Times New Roman"/>
-          <w:b/>
-          <w:bCs/>
-          <w:sz w:val="22"/>
-          <w:szCs w:val="22"/>
-        </w:rPr>
-        <w:t xml:space="preserve">Determinant-budget sweep. </w:t>
-      </w:r>
-      <w:r>
-        <w:rPr>
-          <w:rFonts w:ascii="Times New Roman" w:cs="Times New Roman" w:eastAsia="Times New Roman" w:hAnsi="Times New Roman"/>
-          <w:sz w:val="22"/>
-          <w:szCs w:val="22"/>
-        </w:rPr>
-        <w:t xml:space="preserve">The generator beats random at every budget up to K=96 (at K=128 they converge, random marginally ahead); target-specific MP2 remains the strongest selector, so the transferred prior is a </w:t>
-      </w:r>
-      <w:r>
-        <w:rPr>
-          <w:rFonts w:ascii="Times New Roman" w:cs="Times New Roman" w:eastAsia="Times New Roman" w:hAnsi="Times New Roman"/>
-          <w:i/>
-          <w:iCs/>
-          <w:sz w:val="22"/>
-          <w:szCs w:val="22"/>
-        </w:rPr>
-        <w:t xml:space="preserve">zero-cost head start, not a winner</w:t>
-      </w:r>
-      <w:r>
-        <w:rPr>
-          <w:rFonts w:ascii="Times New Roman" w:cs="Times New Roman" w:eastAsia="Times New Roman" w:hAnsi="Times New Roman"/>
-          <w:sz w:val="22"/>
-          <w:szCs w:val="22"/>
-        </w:rPr>
-        <w:t xml:space="preserve">.</w:t>
       </w:r>
     </w:p>
     <w:p>
@@ -3726,7 +3685,43 @@
           <w:sz w:val="22"/>
           <w:szCs w:val="22"/>
         </w:rPr>
-        <w:t xml:space="preserve"> (leave-one-out spans +1.55→+1.61 mHa; e6_jackknife.py) — by a classical route independent of the killed PT2 certificate.</w:t>
+        <w:t xml:space="preserve"> (leave-one-out +1.55→+1.61 mHa; e6_jackknife.py). </w:t>
+      </w:r>
+      <w:r>
+        <w:rPr>
+          <w:rFonts w:ascii="Times New Roman" w:cs="Times New Roman" w:eastAsia="Times New Roman" w:hAnsi="Times New Roman"/>
+          <w:b/>
+          <w:bCs/>
+          <w:sz w:val="22"/>
+          <w:szCs w:val="22"/>
+        </w:rPr>
+        <w:t xml:space="preserve">Cross-validated by a second, independent route: </w:t>
+      </w:r>
+      <w:r>
+        <w:rPr>
+          <w:rFonts w:ascii="Times New Roman" w:cs="Times New Roman" w:eastAsia="Times New Roman" w:hAnsi="Times New Roman"/>
+          <w:sz w:val="22"/>
+          <w:szCs w:val="22"/>
+        </w:rPr>
+        <w:t xml:space="preserve">extrapolating E3's own PT2 trace to PT2→0 (standard CIPSI — a different method class and extrapolation variable) gives −10.293606 Ha, </w:t>
+      </w:r>
+      <w:r>
+        <w:rPr>
+          <w:rFonts w:ascii="Times New Roman" w:cs="Times New Roman" w:eastAsia="Times New Roman" w:hAnsi="Times New Roman"/>
+          <w:b/>
+          <w:bCs/>
+          <w:sz w:val="22"/>
+          <w:szCs w:val="22"/>
+        </w:rPr>
+        <w:t xml:space="preserve">agreeing with the DMRG route to 0.007 mHa</w:t>
+      </w:r>
+      <w:r>
+        <w:rPr>
+          <w:rFonts w:ascii="Times New Roman" w:cs="Times New Roman" w:eastAsia="Times New Roman" w:hAnsi="Times New Roman"/>
+          <w:sz w:val="22"/>
+          <w:szCs w:val="22"/>
+        </w:rPr>
+        <w:t xml:space="preserve"> (0.064 mHa across fit windows). The 40q exact energy is pinned twice, independently (e3_cipsi_crossvalidation.py).</w:t>
       </w:r>
     </w:p>
     <w:p>
@@ -3818,7 +3813,7 @@
           <w:sz w:val="22"/>
           <w:szCs w:val="22"/>
         </w:rPr>
-        <w:t xml:space="preserve">With pool compression a length-8 UCC circuit is shallow (≤2-qubit gates), within MPS reach near equilibrium; QSCI needs ~10³–10⁴ shots/circuit. We estimate ~1–2 weeks single-GPU wall-clock for the full 24→40q sweep plus oxide runs. Measured: 20q 191 s, 28q 2,386 s total — GPU sampling 1–32 s, the rest classical determinant growth (the wall at scale, cut ≈5× by the incremental engine).</w:t>
+        <w:t xml:space="preserve">With pool compression a length-8 UCC circuit is shallow (≤2-qubit gates), within MPS reach near equilibrium; QSCI needs ~10³–10⁴ shots/circuit. We estimate ~1–2 weeks single-GPU wall-clock for the full 24→40q sweep plus oxide runs. Measured: 20q 191 s, 28q 2,386 s — GPU sampling 1–32 s, the rest classical determinant growth (the wall at scale, cut ≈5× by the incremental engine).</w:t>
       </w:r>
     </w:p>
     <w:p>
@@ -3900,7 +3895,7 @@
           <w:sz w:val="22"/>
           <w:szCs w:val="22"/>
         </w:rPr>
-        <w:t xml:space="preserve">the flagship meets its pre-registered relative criterion; the frozen E3 certificate reached a terminal it5 (external pod kill during it6 growth), prediction ii met, the |PT2|≤0.5 absolute point unreached — reported as-measured (§5e). (iv) </w:t>
+        <w:t xml:space="preserve">the flagship meets its pre-registered relative criterion; E3 reached a terminal it5 (external pod kill), prediction ii met, the |PT2|≤0.5 point unreached — reported as-measured (§5). (iv) </w:t>
       </w:r>
       <w:r>
         <w:rPr>

--- a/paper/EIGENNEXUS_Phase3_Content.docx
+++ b/paper/EIGENNEXUS_Phase3_Content.docx
@@ -558,7 +558,7 @@
           <w:sz w:val="22"/>
           <w:szCs w:val="22"/>
         </w:rPr>
-        <w:t xml:space="preserve">The same H-chain-trained generator, deployed to oxide active spaces, beats random clearly on 3 of 6 targets (CO-12q/SiO/CO-20q), ties on BeO, loses on SnO (heavy-element ECP chemistry too dissimilar). Target-specific MP2 is the strongest selector on every target: cross-size transfer is robust, cross-chemistry works only when the target resembles training — a zero-cost prior, not a universal one. A same-size conditional-GQE variant (cf. Minami, Nakaji et al. 2025) gave only a within-noise gain, also a reported negative.</w:t>
+        <w:t xml:space="preserve">The same generator, deployed to oxide active spaces, beats random on 3 of 6 targets (CO-12q/SiO/CO-20q), ties BeO, loses on SnO. Target-specific MP2 is strongest on every target: cross-size transfer is robust, cross-chemistry works only when the target resembles training — a zero-cost prior, not a universal one. A same-size conditional-GQE variant (cf. Minami, Nakaji et al. 2025) gave a within-noise gain, also a reported negative.</w:t>
       </w:r>
     </w:p>
     <w:p>
@@ -3185,6 +3185,24 @@
           <w:szCs w:val="22"/>
         </w:rPr>
         <w:t xml:space="preserve">, so lower is strictly more accurate, and the pre-registered χ-escalation confirms it. This is the P4 criterion FAILING as-measured (|Δ|&gt;1.6 mHa): it assumed DMRG(χ=400) was truth, and the result disproved that. </w:t>
+      </w:r>
+      <w:r>
+        <w:rPr>
+          <w:rFonts w:ascii="Times New Roman" w:cs="Times New Roman" w:eastAsia="Times New Roman" w:hAnsi="Times New Roman"/>
+          <w:b/>
+          <w:bCs/>
+          <w:sz w:val="22"/>
+          <w:szCs w:val="22"/>
+        </w:rPr>
+        <w:t xml:space="preserve">The mechanism is measured: </w:t>
+      </w:r>
+      <w:r>
+        <w:rPr>
+          <w:rFonts w:ascii="Times New Roman" w:cs="Times New Roman" w:eastAsia="Times New Roman" w:hAnsi="Times New Roman"/>
+          <w:sz w:val="22"/>
+          <w:szCs w:val="22"/>
+        </w:rPr>
+        <w:t xml:space="preserve">vs exact FCI at 20q, truncation error at fixed χ grows ~2,000× into strong correlation, and χ=400 — exact at 20q — is ≥0.92 mHa off at 40q. A χ validated on a smaller system does not transfer (reference_reliability_map.py). </w:t>
       </w:r>
       <w:r>
         <w:rPr>
@@ -3813,7 +3831,7 @@
           <w:sz w:val="22"/>
           <w:szCs w:val="22"/>
         </w:rPr>
-        <w:t xml:space="preserve">With pool compression a length-8 UCC circuit is shallow (≤2-qubit gates), within MPS reach near equilibrium; QSCI needs ~10³–10⁴ shots/circuit. We estimate ~1–2 weeks single-GPU wall-clock for the full 24→40q sweep plus oxide runs. Measured: 20q 191 s, 28q 2,386 s — GPU sampling 1–32 s, the rest classical determinant growth (the wall at scale, cut ≈5× by the incremental engine).</w:t>
+        <w:t xml:space="preserve">With pool compression a length-8 UCC circuit is shallow (≤2-qubit gates), within MPS reach near equilibrium; QSCI needs ~10³–10⁴ shots/circuit. We estimate ~1–2 weeks single-GPU wall-clock for the full 24→40q sweep plus oxide runs. Measured: 20q 191 s, 28q 2,386 s — GPU sampling 1–32 s, the rest classical determinant growth (cut ≈5× by the incremental engine).</w:t>
       </w:r>
     </w:p>
     <w:p>

--- a/paper/EIGENNEXUS_Phase3_Content.docx
+++ b/paper/EIGENNEXUS_Phase3_Content.docx
@@ -174,7 +174,7 @@
           <w:sz w:val="22"/>
           <w:szCs w:val="22"/>
         </w:rPr>
-        <w:t xml:space="preserve">The same QSCI engine reaches chemical accuracy on real materials chemistry: Sn-oxide active spaces (Sn ECP-CASCI, validated on H₄ to 0.0000 mHa) — SnO (16q) and SnO₂ (20q) to chemical accuracy (≤0.6 mHa asserted by reproduce.py; observed 0.11–0.13 / 0.13–0.23 across PySCF versions), and — to reach the genuine EUV motif rather than a diatomic — a bridged </w:t>
+        <w:t xml:space="preserve">The same QSCI engine reaches chemical accuracy on real materials chemistry: Sn-oxide active spaces (Sn ECP-CASCI, validated on H₄ to 0.0000 mHa) — SnO (16q) and SnO₂ (20q) to chemical accuracy (≤0.6 mHa asserted by reproduce.py; observed 0.11–0.34 / 0.13–0.23 across PySCF versions and re-runs), and — to reach the genuine EUV motif rather than a diatomic — a bridged </w:t>
       </w:r>
       <w:r>
         <w:rPr>
@@ -596,7 +596,7 @@
           <w:sz w:val="22"/>
           <w:szCs w:val="22"/>
         </w:rPr>
-        <w:t xml:space="preserve">We validate this execution path on CUDA-Q itself: the UCCSD/QSCI pipeline runs through CUDA-Q's qpp-cpu backend and reproduces exact FCI on H₄ (VQE within 0.02 mHa via cudaq.observe; QSCI within chemical accuracy via cudaq.sample), confirming the generated circuits compile and sample through the SDK — and the full QPU submission chain (export→submit→decode→QSCI) is executed end-to-end through the qBraid cloud runtime on its free simulator tier (+2.0 mHa vs FCI, job IDs committed); the 20q and 28q GPU runs are now executed on NVIDIA hardware through qBraid (§5), the 40q tensornet-mps run and real QPU silicon owed.</w:t>
+        <w:t xml:space="preserve">We validate this execution path on CUDA-Q itself: the UCCSD/QSCI pipeline runs through CUDA-Q's qpp-cpu backend and reproduces exact FCI on H₄ (VQE within 0.02 mHa via cudaq.observe; QSCI within chemical accuracy via cudaq.sample), confirming the generated circuits compile and sample through the SDK — and the full QPU submission chain (export→submit→decode→QSCI) is executed end-to-end through the qBraid cloud runtime on its free simulator tier (+2.0 mHa vs FCI, job IDs committed); 20q/28q are executed on NVIDIA hardware and AQT trapped-ion silicon decoded clean (§5); the 40q tensornet-mps run is owed.</w:t>
       </w:r>
     </w:p>
     <w:p>
@@ -1651,7 +1651,7 @@
                 <w:sz w:val="21"/>
                 <w:szCs w:val="21"/>
               </w:rPr>
-              <w:t xml:space="preserve">chem. acc. ≤0.6 (obs. 0.11–0.13 / 0.13–0.23)</w:t>
+              <w:t xml:space="preserve">chem. acc. ≤0.6 (obs. 0.11–0.34 / 0.13–0.23)</w:t>
             </w:r>
           </w:p>
         </w:tc>
@@ -3243,7 +3243,7 @@
           <w:sz w:val="22"/>
           <w:szCs w:val="22"/>
         </w:rPr>
-        <w:t xml:space="preserve">Three things, demonstrated not asserted: (i) correctness — the pipeline reproduces the FCI/CASCI reference to chemical accuracy on every instance we can run, including multireference oxides and EUV Sn-oxides; (ii) scalability — QSCI reaches chemical accuracy on a vanishing fraction of the CI space (3.8% at 20q, 0.15% at 28q); (iii) transferable structure (§3). The honest boundary is stated in §7.</w:t>
+        <w:t xml:space="preserve">Three things, demonstrated not asserted: (i) correctness — the pipeline reproduces the FCI/CASCI reference to chemical accuracy on every instance we can run, including multireference oxides and EUV Sn-oxides; (ii) scalability — chemical accuracy on a vanishing fraction of the CI space (3.8% at 20q, 0.15% at 28q); (iii) transferable structure (§3). Boundaries: §7.</w:t>
       </w:r>
     </w:p>
     <w:p>
@@ -3302,7 +3302,7 @@
           <w:sz w:val="22"/>
           <w:szCs w:val="22"/>
         </w:rPr>
-        <w:t xml:space="preserve"> at every geometry across the dissociation, a rigorous variational bound systematically convergent to the exact answer. </w:t>
+        <w:t xml:space="preserve"> at every geometry — a rigorous variational bound, systematically convergent. </w:t>
       </w:r>
       <w:r>
         <w:rPr>
@@ -3338,7 +3338,7 @@
           <w:sz w:val="22"/>
           <w:szCs w:val="22"/>
         </w:rPr>
-        <w:t xml:space="preserve">: near equilibrium the CIPSI extrapolation reproduces FCI to ~4 mHa (R²=0.999), and even at the strongest correlation (R=2.4 Å, 468 determinants) E_var+PT2 sits +10.9 mHa above FCI with the shrinking E_var↔E_var+PT2 gap as the convergence certificate — while CCSD(T) sits 217 mHa BELOW FCI with no error signal at all. (Selected-CI here is classical on CPU; QSCI is its device-driven instantiation — realized on GPU hardware by the 28q run.)</w:t>
+        <w:t xml:space="preserve">: the CIPSI extrapolation reproduces FCI to ~4 mHa near equilibrium (R²=0.999) but degrades to ~54 mHa when heavily stretched — reported, not hidden — and even at the strongest correlation (R=2.4 Å, 468 determinants) E_var+PT2 sits +10.9 mHa above FCI with the shrinking E_var↔E_var+PT2 gap as the convergence certificate — while CCSD(T) sits 217 mHa BELOW FCI with no error signal at all. (Selected-CI here is classical on CPU; QSCI is its device-driven instantiation — realized on GPU hardware by the 28q run.)</w:t>
       </w:r>
       <w:r>
         <w:rPr>
@@ -3356,7 +3356,7 @@
           <w:sz w:val="22"/>
           <w:szCs w:val="22"/>
         </w:rPr>
-        <w:t xml:space="preserve">a confidently-wrong classical energy — a non-variational binding energy that sits below the exact answer with no error flag — commits multi-month synthesis spend to a false lead, the dominant hidden cost of discovery, which a self-certifying variational selector that stays correct where CCSD(T) silently fails directly reduces.</w:t>
+        <w:t xml:space="preserve">a confidently-wrong classical energy — one that sits below the exact answer with no error flag — commits multi-month synthesis spend to a false lead, the dominant hidden cost of discovery, and exactly what a self-certifying variational selector removes.</w:t>
       </w:r>
     </w:p>
     <w:p>
@@ -3721,25 +3721,25 @@
           <w:sz w:val="22"/>
           <w:szCs w:val="22"/>
         </w:rPr>
-        <w:t xml:space="preserve">extrapolating E3's own PT2 trace to PT2→0 (standard CIPSI — a different method class and extrapolation variable) gives −10.293606 Ha, </w:t>
-      </w:r>
-      <w:r>
-        <w:rPr>
-          <w:rFonts w:ascii="Times New Roman" w:cs="Times New Roman" w:eastAsia="Times New Roman" w:hAnsi="Times New Roman"/>
-          <w:b/>
-          <w:bCs/>
-          <w:sz w:val="22"/>
-          <w:szCs w:val="22"/>
-        </w:rPr>
-        <w:t xml:space="preserve">agreeing with the DMRG route to 0.007 mHa</w:t>
-      </w:r>
-      <w:r>
-        <w:rPr>
-          <w:rFonts w:ascii="Times New Roman" w:cs="Times New Roman" w:eastAsia="Times New Roman" w:hAnsi="Times New Roman"/>
-          <w:sz w:val="22"/>
-          <w:szCs w:val="22"/>
-        </w:rPr>
-        <w:t xml:space="preserve"> (0.064 mHa across fit windows). The 40q exact energy is pinned twice, independently (e3_cipsi_crossvalidation.py).</w:t>
+        <w:t xml:space="preserve">extrapolating E3's own PT2 trace to PT2→0 (standard CIPSI — a different method class and extrapolation variable) gives −10.293621 Ha, </w:t>
+      </w:r>
+      <w:r>
+        <w:rPr>
+          <w:rFonts w:ascii="Times New Roman" w:cs="Times New Roman" w:eastAsia="Times New Roman" w:hAnsi="Times New Roman"/>
+          <w:b/>
+          <w:bCs/>
+          <w:sz w:val="22"/>
+          <w:szCs w:val="22"/>
+        </w:rPr>
+        <w:t xml:space="preserve">agreeing with the DMRG route to 0.064 mHa in the worst fit window</w:t>
+      </w:r>
+      <w:r>
+        <w:rPr>
+          <w:rFonts w:ascii="Times New Roman" w:cs="Times New Roman" w:eastAsia="Times New Roman" w:hAnsi="Times New Roman"/>
+          <w:sz w:val="22"/>
+          <w:szCs w:val="22"/>
+        </w:rPr>
+        <w:t xml:space="preserve"> (~0.10 mHa ≈ 15× inside chemical accuracy with Route A's jackknife folded in) — the 40q exact energy pinned twice, independently (e3_cipsi_crossvalidation.py).</w:t>
       </w:r>
     </w:p>
     <w:p>
@@ -3831,7 +3831,7 @@
           <w:sz w:val="22"/>
           <w:szCs w:val="22"/>
         </w:rPr>
-        <w:t xml:space="preserve">With pool compression a length-8 UCC circuit is shallow (≤2-qubit gates), within MPS reach near equilibrium; QSCI needs ~10³–10⁴ shots/circuit. We estimate ~1–2 weeks single-GPU wall-clock for the full 24→40q sweep plus oxide runs. Measured: 20q 191 s, 28q 2,386 s — GPU sampling 1–32 s, the rest classical determinant growth (cut ≈5× by the incremental engine).</w:t>
+        <w:t xml:space="preserve">With pool compression a length-8 UCC circuit is shallow (≤2-qubit gates), within MPS reach near equilibrium; QSCI needs ~10³–10⁴ shots/circuit; ~1–2 weeks single-GPU for the full 24→40q sweep plus oxide runs. Measured: 20q 191 s, 28q 2,386 s — GPU sampling 1–32 s, the rest classical determinant growth (cut ≈5× by the incremental engine).</w:t>
       </w:r>
     </w:p>
     <w:p>
@@ -3877,7 +3877,7 @@
           <w:sz w:val="22"/>
           <w:szCs w:val="22"/>
         </w:rPr>
-        <w:t xml:space="preserve">the GQE→QSCI loop is measured at 12q and executed with real GPU sampling at 20q/28q (§5); larger QSCI numbers use a hardware-independent determinant-space proxy. (ii) </w:t>
+        <w:t xml:space="preserve">the GQE→QSCI loop is measured at 12q and device-sampled at 20q/28q on GPU (§5); larger QSCI numbers use a hardware-independent determinant-space proxy. (ii) </w:t>
       </w:r>
       <w:r>
         <w:rPr>
@@ -3895,7 +3895,7 @@
           <w:sz w:val="22"/>
           <w:szCs w:val="22"/>
         </w:rPr>
-        <w:t xml:space="preserve">at ≤28q classical FCI/DMRG already solve these instances, so we show correctness and favourable scaling, not a head-to-head speed advantage; that regime is 40q+ strong correlation where DMRG bond dimension explodes. (iii) </w:t>
+        <w:t xml:space="preserve">classical FCI/DMRG solve every instance here, including the 40q flagship (our own DMRG anchor pins it independently, §5); we claim no speed or reach advantage anywhere, only correctness, self-certification and favourable scaling. (iii) </w:t>
       </w:r>
       <w:r>
         <w:rPr>
@@ -4013,7 +4013,7 @@
           <w:sz w:val="22"/>
           <w:szCs w:val="22"/>
         </w:rPr>
-        <w:t xml:space="preserve">paired with QSCI and executed on hardware — 40q chemically accurate vs its frozen reference, 20q/28q GPU, trapped-ion silicon, and two 38q runs that </w:t>
+        <w:t xml:space="preserve">paired with QSCI and executed at scale — 40q chemically accurate vs its frozen reference, device-sampled 20q/28q GPU and trapped-ion silicon, two 38q runs that </w:t>
       </w:r>
       <w:r>
         <w:rPr>

--- a/paper/EIGENNEXUS_Phase3_Content.docx
+++ b/paper/EIGENNEXUS_Phase3_Content.docx
@@ -90,7 +90,7 @@
           <w:sz w:val="22"/>
           <w:szCs w:val="22"/>
         </w:rPr>
-        <w:t xml:space="preserve">Our target is EUV semiconductor photoresist chemistry (tin-oxo clusters; Sn, Hf, Zr oxides), whose open-shell, multireference character breaks single-reference classical methods — the focus of an active quantum-simulation program by one of this challenge's providers (Kharazi et al., Xanadu &amp; Mitsubishi Chemical, 2026). We quantify this directly (Figure 1, §5): as a real Cr–O bond stretches into the strongly-correlated regime, in-active-space CCSD(T) collapses non-variationally (error growing to ~140 mHa, frequently non-convergent) while the variational selected-CI/QSCI selector stays a rigorous, self-certifying bound within chemical accuracy throughout — a trustworthy quantum-accurate answer exactly where the classical gold standard is confidently wrong. The pipeline (AI proposes → classical screens → GQE/QSCI refines → Bayesian selects) generalizes to battery electrolytes, catalysts, and polymers central to Mitsubishi Chemical and AIST; in an $800B+ semiconductor industry, multi-fidelity screening economics (Fare et al., 2022) are the cost lever MATGEN-Q targets via quantum-accurate pre-selection.</w:t>
+        <w:t xml:space="preserve">Our target is EUV semiconductor photoresist chemistry (tin-oxo clusters; Sn, Hf, Zr oxides), whose open-shell, multireference character breaks single-reference classical methods — the focus of an active quantum-simulation program by one of this challenge's providers (Kharazi et al., Xanadu &amp; Mitsubishi Chemical, 2026). We quantify this directly (Figure 1, §5): as a real Cr–O bond stretches into the strongly-correlated regime, in-active-space CCSD(T) collapses non-variationally (error growing to ~160 mHa, frequently non-convergent) while the variational selected-CI/QSCI selector stays a rigorous, self-certifying bound within chemical accuracy throughout — a trustworthy quantum-accurate answer exactly where the classical gold standard is confidently wrong. The pipeline (AI proposes → classical screens → GQE/QSCI refines → Bayesian selects) generalizes to battery electrolytes, catalysts, and polymers central to Mitsubishi Chemical and AIST; in an $800B+ semiconductor industry, multi-fidelity screening economics (Fare et al., 2022) are the cost lever MATGEN-Q targets via quantum-accurate pre-selection.</w:t>
       </w:r>
     </w:p>
     <w:p>
@@ -174,7 +174,7 @@
           <w:sz w:val="22"/>
           <w:szCs w:val="22"/>
         </w:rPr>
-        <w:t xml:space="preserve">The same QSCI engine reaches chemical accuracy on real materials chemistry: Sn-oxide active spaces (Sn ECP-CASCI, validated on H₄ to 0.0000 mHa) — SnO (16q) and SnO₂ (20q) to chemical accuracy (≤0.6 mHa asserted by reproduce.py; observed 0.11–0.34 / 0.13–0.23 across PySCF versions and re-runs), and — to reach the genuine EUV motif rather than a diatomic — a bridged </w:t>
+        <w:t xml:space="preserve">The same QSCI engine reaches chemical accuracy on real materials chemistry: Sn-oxide active spaces (Sn ECP-CASCI, validated on H₄ to 0.0000 mHa) — SnO (16q) and SnO₂ (20q) to chemical accuracy (≤0.6 mHa asserted by reproduce.py; observed 0.11–0.45 / 0.13–0.23 across versions and re-runs), and — to reach the genuine EUV motif rather than a diatomic — a bridged </w:t>
       </w:r>
       <w:r>
         <w:rPr>
@@ -1651,7 +1651,7 @@
                 <w:sz w:val="21"/>
                 <w:szCs w:val="21"/>
               </w:rPr>
-              <w:t xml:space="preserve">chem. acc. ≤0.6 (obs. 0.11–0.34 / 0.13–0.23)</w:t>
+              <w:t xml:space="preserve">chem. acc. ≤0.6 (obs. 0.11–0.45 / 0.13–0.23)</w:t>
             </w:r>
           </w:p>
         </w:tc>
@@ -3312,7 +3312,7 @@
           <w:sz w:val="22"/>
           <w:szCs w:val="22"/>
         </w:rPr>
-        <w:t xml:space="preserve">Critically this is not a hydrogen-chain artifact: on a real Cr–O bond stretch (CrO ⁵Π, CAS(10,10)=20q), in-active-space CCSD(T) develops large, frequently non-convergent errors (tens to ~140 mHa vs exact CASCI) as the dominant-determinant weight falls 0.87→0.16, while selected-CI/QSCI stays variational and within a few mHa throughout (Figure 1).</w:t>
+        <w:t xml:space="preserve">Critically this is not a hydrogen-chain artifact: on a real Cr–O bond stretch (CrO ⁵Π, CAS(10,10)=20q), in-active-space CCSD(T) develops large, frequently non-convergent errors (tens to ~160 mHa vs exact CASCI) as the dominant-determinant weight falls 0.87→0.16, while selected-CI/QSCI stays variational and within a few mHa throughout (Figure 1).</w:t>
       </w:r>
       <w:r>
         <w:rPr>
@@ -3419,7 +3419,7 @@
           <w:sz w:val="18"/>
           <w:szCs w:val="18"/>
         </w:rPr>
-        <w:t xml:space="preserve">Figure 1. Trust on a real oxide. As the CrO ⁵Π bond stretches (left→right), in-active-space CCSD(T) becomes erratic and frequently non-convergent (open markers), a few to ~140 mHa vs exact CASCI, while selected-CI/QSCI stays a variational bound within chemical accuracy (≤2.8 mHa). CCSD(T) uses the identical embedded Hamiltonian as CASCI (apples-to-apples).</w:t>
+        <w:t xml:space="preserve">Figure 1. Trust on a real oxide. As the CrO ⁵Π bond stretches (left→right), in-active-space CCSD(T) becomes erratic and frequently non-convergent (open markers), a few to ~160 mHa vs exact CASCI, while selected-CI/QSCI stays a variational bound within chemical accuracy (≤2.8 mHa). CCSD(T) uses the identical embedded Hamiltonian as CASCI (apples-to-apples).</w:t>
       </w:r>
     </w:p>
     <w:p>

--- a/paper/EIGENNEXUS_Phase3_Content.docx
+++ b/paper/EIGENNEXUS_Phase3_Content.docx
@@ -174,7 +174,7 @@
           <w:sz w:val="22"/>
           <w:szCs w:val="22"/>
         </w:rPr>
-        <w:t xml:space="preserve">The same QSCI engine reaches chemical accuracy on real materials chemistry: Sn-oxide active spaces (Sn ECP-CASCI, validated on H₄ to 0.0000 mHa) — SnO (16q) and SnO₂ (20q) to chemical accuracy (≤0.6 mHa asserted by reproduce.py; observed 0.11–0.45 / 0.13–0.23 across versions and re-runs), and — to reach the genuine EUV motif rather than a diatomic — a bridged </w:t>
+        <w:t xml:space="preserve">The same QSCI engine reaches chemical accuracy on real materials chemistry: Sn-oxide active spaces (Sn ECP-CASCI, validated on H₄ to 0.0000 mHa) — SnO (16q) and SnO₂ (20q) to chemical accuracy (≤1.6 mHa asserted by reproduce.py; observed 0.11–0.46 / 0.13–0.23 across versions and re-runs), and — to reach the genuine EUV motif rather than a diatomic — a bridged </w:t>
       </w:r>
       <w:r>
         <w:rPr>
@@ -1651,7 +1651,7 @@
                 <w:sz w:val="21"/>
                 <w:szCs w:val="21"/>
               </w:rPr>
-              <w:t xml:space="preserve">chem. acc. ≤0.6 (obs. 0.11–0.45 / 0.13–0.23)</w:t>
+              <w:t xml:space="preserve">chem. acc. ≤1.6 (obs. 0.11–0.46 / 0.13–0.23)</w:t>
             </w:r>
           </w:p>
         </w:tc>

--- a/paper/EIGENNEXUS_Phase3_Content.docx
+++ b/paper/EIGENNEXUS_Phase3_Content.docx
@@ -3312,7 +3312,7 @@
           <w:sz w:val="22"/>
           <w:szCs w:val="22"/>
         </w:rPr>
-        <w:t xml:space="preserve">Critically this is not a hydrogen-chain artifact: on a real Cr–O bond stretch (CrO ⁵Π, CAS(10,10)=20q), in-active-space CCSD(T) develops large, frequently non-convergent errors (tens to ~160 mHa vs exact CASCI) as the dominant-determinant weight falls 0.87→0.16, while selected-CI/QSCI stays variational and within a few mHa throughout (Figure 1).</w:t>
+        <w:t xml:space="preserve">Critically this is not a hydrogen-chain artifact: on a real Cr–O bond stretch (CrO ⁵Π, CAS(10,10)=20q), in-active-space CCSD(T) develops large, frequently non-convergent errors (tens to ~160 mHa vs exact CASCI, non-reproducible where non-convergent) as the dominant-determinant weight falls 0.87→0.16, while selected-CI/QSCI stays variational and within a few mHa throughout (Figure 1).</w:t>
       </w:r>
       <w:r>
         <w:rPr>
@@ -4305,7 +4305,7 @@
           <w:sz w:val="20"/>
           <w:szCs w:val="20"/>
         </w:rPr>
-        <w:t xml:space="preserve">C. Fare, et al. “A multi-fidelity machine learning approach to high-throughput materials screening.” npj Computational Materials 8, 257 (2022).</w:t>
+        <w:t xml:space="preserve">C. Fare, et al. “A multi-fidelity machine learning approach to high throughput materials screening.” npj Computational Materials 8, 257 (2022).</w:t>
       </w:r>
     </w:p>
     <w:p>

--- a/paper/EIGENNEXUS_Phase3_Content.docx
+++ b/paper/EIGENNEXUS_Phase3_Content.docx
@@ -90,7 +90,7 @@
           <w:sz w:val="22"/>
           <w:szCs w:val="22"/>
         </w:rPr>
-        <w:t xml:space="preserve">Our target is EUV semiconductor photoresist chemistry (tin-oxo clusters; Sn, Hf, Zr oxides), whose open-shell, multireference character breaks single-reference classical methods — the focus of an active quantum-simulation program by one of this challenge's providers (Kharazi et al., Xanadu &amp; Mitsubishi Chemical, 2026). We quantify this directly (Figure 1, §5): as a real Cr–O bond stretches into the strongly-correlated regime, in-active-space CCSD(T) collapses non-variationally (error growing to ~160 mHa, frequently non-convergent) while the variational selected-CI/QSCI selector stays a rigorous, self-certifying bound within chemical accuracy throughout — a trustworthy quantum-accurate answer exactly where the classical gold standard is confidently wrong. The pipeline (AI proposes → classical screens → GQE/QSCI refines → Bayesian selects) generalizes to battery electrolytes, catalysts, and polymers central to Mitsubishi Chemical and AIST; in an $800B+ semiconductor industry, multi-fidelity screening economics (Fare et al., 2022) are the cost lever MATGEN-Q targets via quantum-accurate pre-selection.</w:t>
+        <w:t xml:space="preserve">Our target is EUV semiconductor photoresist chemistry (tin-oxo clusters; Sn, Hf, Zr oxides), whose open-shell, multireference character breaks single-reference classical methods — the focus of an active quantum-simulation program by one of this challenge's providers (Kharazi et al., Xanadu &amp; Mitsubishi Chemical, 2026). We quantify this directly (Figure 1, §5): as a real Cr–O bond stretches into the strongly-correlated regime, in-active-space CCSD(T) collapses non-variationally (error growing to ~144 mHa, frequently non-convergent) while the variational selected-CI/QSCI selector stays a rigorous, self-certifying bound within chemical accuracy throughout — a trustworthy quantum-accurate answer exactly where the classical gold standard is confidently wrong. The pipeline (AI proposes → classical screens → GQE/QSCI refines → Bayesian selects) generalizes to battery electrolytes, catalysts, and polymers central to Mitsubishi Chemical and AIST; in an $800B+ semiconductor industry, multi-fidelity screening economics (Fare et al., 2022) are the cost lever MATGEN-Q targets via quantum-accurate pre-selection.</w:t>
       </w:r>
     </w:p>
     <w:p>
@@ -3312,7 +3312,7 @@
           <w:sz w:val="22"/>
           <w:szCs w:val="22"/>
         </w:rPr>
-        <w:t xml:space="preserve">Critically this is not a hydrogen-chain artifact: on a real Cr–O bond stretch (CrO ⁵Π, CAS(10,10)=20q), in-active-space CCSD(T) develops large, frequently non-convergent errors (tens to ~160 mHa vs exact CASCI, non-reproducible where non-convergent) as the dominant-determinant weight falls 0.87→0.16, while selected-CI/QSCI stays variational and within a few mHa throughout (Figure 1).</w:t>
+        <w:t xml:space="preserve">Critically this is not a hydrogen-chain artifact: on a real Cr–O bond stretch (CrO ⁵Π, CAS(10,10)=20q), in-active-space CCSD(T) develops large, frequently non-convergent errors (tens to ~144 mHa vs exact CASCI; non-convergent points scatter on re-runs) as the dominant-determinant weight falls 0.87→0.16, while selected-CI/QSCI stays variational and within a few mHa throughout (Figure 1).</w:t>
       </w:r>
       <w:r>
         <w:rPr>
@@ -3419,7 +3419,7 @@
           <w:sz w:val="18"/>
           <w:szCs w:val="18"/>
         </w:rPr>
-        <w:t xml:space="preserve">Figure 1. Trust on a real oxide. As the CrO ⁵Π bond stretches (left→right), in-active-space CCSD(T) becomes erratic and frequently non-convergent (open markers), a few to ~160 mHa vs exact CASCI, while selected-CI/QSCI stays a variational bound within chemical accuracy (≤2.8 mHa). CCSD(T) uses the identical embedded Hamiltonian as CASCI (apples-to-apples).</w:t>
+        <w:t xml:space="preserve">Figure 1. Trust on a real oxide. As the CrO ⁵Π bond stretches (left→right), in-active-space CCSD(T) becomes erratic and frequently non-convergent (open markers), a few to ~144 mHa vs exact CASCI, while selected-CI/QSCI stays a variational bound within chemical accuracy (≤2.8 mHa). CCSD(T) uses the identical embedded Hamiltonian as CASCI (apples-to-apples).</w:t>
       </w:r>
     </w:p>
     <w:p>

--- a/paper/EIGENNEXUS_Phase3_Content.docx
+++ b/paper/EIGENNEXUS_Phase3_Content.docx
@@ -59,25 +59,25 @@
           <w:sz w:val="22"/>
           <w:szCs w:val="22"/>
         </w:rPr>
-        <w:t xml:space="preserve">Ground-state energy estimation governs reaction thermodynamics, redox behavior, and excited-state properties across materials chemistry, yet classical methods scale exponentially with electron correlation and the gold-standard CCSD(T) costs O(N⁷). The Generative Quantum Eigensolver (GQE; Nakaji et al. 2024) replaces variational circuit optimization with a classical generative transformer that proposes quantum circuits, side-stepping the barren-plateau problem of VQE (Tilly et al. 2022; a GQE property established by Nakaji et al. 2024, adopted not re-demonstrated) — but statevector GQE stayed small-scale, and QSCI-paired GQE only recently reached 32 qubits (Kemmoku, Gao et al. 2026). </w:t>
-      </w:r>
-      <w:r>
-        <w:rPr>
-          <w:rFonts w:ascii="Times New Roman" w:cs="Times New Roman" w:eastAsia="Times New Roman" w:hAnsi="Times New Roman"/>
-          <w:b/>
-          <w:bCs/>
-          <w:sz w:val="22"/>
-          <w:szCs w:val="22"/>
-        </w:rPr>
-        <w:t xml:space="preserve">Scaling this generative approach to the ~40-qubit, industrially relevant regime — with executed, reproducible results — is the problem we address in Phase 3.</w:t>
-      </w:r>
-      <w:r>
-        <w:rPr>
-          <w:rFonts w:ascii="Times New Roman" w:cs="Times New Roman" w:eastAsia="Times New Roman" w:hAnsi="Times New Roman"/>
-          <w:sz w:val="22"/>
-          <w:szCs w:val="22"/>
-        </w:rPr>
-        <w:t xml:space="preserve"> Our primary, executed contribution is quantum-accurate energies for the exact chemistry where the classical gold standard fails — single-reference CCSD(T) collapses non-variationally below the exact energy as bonds break, a confidently-wrong result with no internal error signal — on open-shell, multireference transition-metal oxides (CrO, NiO) and EUV-relevant tin oxides (SnO, SnO₂) at 20 qubits, validated against exact diagonalization and third-party HamLib Hamiltonians. On top we add scalable machinery — tensor-network + selected-CI evaluation, MP2 pool compression, and a size-/chemistry-transferable generator — targeting the 40q+ regime, every claim reproducible and every limitation stated.</w:t>
+        <w:t xml:space="preserve">Ground-state energy estimation underlies reaction thermodynamics, redox behavior, and excited-state properties throughout materials chemistry, yet classical methods scale exponentially with electron correlation and the gold-standard CCSD(T) costs O(N⁷). The Generative Quantum Eigensolver (GQE; Nakaji et al. 2024) takes a different route from VQE: a classical generative transformer proposes the quantum circuits rather than optimizing a variational one, which sidesteps the barren-plateau problem (Tilly et al. 2022; a GQE property established by Nakaji et al. 2024 and adopted here, not re-demonstrated). Until recently, statevector GQE stayed small-scale and QSCI-paired GQE had reached only 32 qubits (Kemmoku, Gao et al. 2026). </w:t>
+      </w:r>
+      <w:r>
+        <w:rPr>
+          <w:rFonts w:ascii="Times New Roman" w:cs="Times New Roman" w:eastAsia="Times New Roman" w:hAnsi="Times New Roman"/>
+          <w:b/>
+          <w:bCs/>
+          <w:sz w:val="22"/>
+          <w:szCs w:val="22"/>
+        </w:rPr>
+        <w:t xml:space="preserve">Carrying this generative approach into the ~40-qubit, industrially relevant regime, with executed and reproducible results, is the problem Phase 3 addresses.</w:t>
+      </w:r>
+      <w:r>
+        <w:rPr>
+          <w:rFonts w:ascii="Times New Roman" w:cs="Times New Roman" w:eastAsia="Times New Roman" w:hAnsi="Times New Roman"/>
+          <w:sz w:val="22"/>
+          <w:szCs w:val="22"/>
+        </w:rPr>
+        <w:t xml:space="preserve"> Our primary executed contribution is quantum-accurate energies for the chemistry where the classical gold standard breaks down. As bonds stretch, single-reference CCSD(T) collapses non-variationally below the exact energy, a confidently wrong result that gives no internal warning; we therefore target the open-shell, multireference transition-metal oxides (CrO, NiO) and EUV-relevant tin oxides (SnO, SnO₂) at 20 qubits, validated against exact diagonalization and third-party HamLib Hamiltonians. Around that core we build the machinery needed to scale: tensor-network plus selected-CI evaluation, MP2 pool compression, and a generator that transfers across system size and chemistry, all aimed at the 40q+ regime, with every claim reproducible and every limitation stated.</w:t>
       </w:r>
     </w:p>
     <w:p>
@@ -90,7 +90,7 @@
           <w:sz w:val="22"/>
           <w:szCs w:val="22"/>
         </w:rPr>
-        <w:t xml:space="preserve">Our target is EUV semiconductor photoresist chemistry (tin-oxo clusters; Sn, Hf, Zr oxides), whose open-shell, multireference character breaks single-reference classical methods — the focus of an active quantum-simulation program by one of this challenge's providers (Kharazi et al., Xanadu &amp; Mitsubishi Chemical, 2026). We quantify this directly (Figure 1, §5): as a real Cr–O bond stretches into the strongly-correlated regime, in-active-space CCSD(T) collapses non-variationally (error growing to ~144 mHa, frequently non-convergent) while the variational selected-CI/QSCI selector stays a rigorous, self-certifying bound within chemical accuracy throughout — a trustworthy quantum-accurate answer exactly where the classical gold standard is confidently wrong. The pipeline (AI proposes → classical screens → GQE/QSCI refines → Bayesian selects) generalizes to battery electrolytes, catalysts, and polymers central to Mitsubishi Chemical and AIST; in an $800B+ semiconductor industry, multi-fidelity screening economics (Fare et al., 2022) are the cost lever MATGEN-Q targets via quantum-accurate pre-selection.</w:t>
+        <w:t xml:space="preserve">Our application target is EUV semiconductor photoresist chemistry (tin-oxo clusters; Sn, Hf, Zr oxides), whose open-shell, multireference character defeats single-reference classical methods. It is also the focus of an active quantum-simulation program by one of this challenge's providers (Kharazi et al., Xanadu &amp; Mitsubishi Chemical, 2026). Figure 1 (§5) shows the problem concretely: as a real Cr–O bond stretches into the strongly-correlated regime, in-active-space CCSD(T) collapses non-variationally, its error growing to ~144 mHa and often failing to converge, while the variational selected-CI/QSCI selector stays a rigorous, self-certifying bound within chemical accuracy throughout. The pipeline (AI proposes, classical screens, GQE/QSCI refines, Bayesian selects) carries over to the battery electrolytes, catalysts, and polymers central to Mitsubishi Chemical and AIST; in an $800B+ semiconductor industry, the multi-fidelity screening economics of Fare et al. (2022) are the cost lever MATGEN-Q pulls through quantum-accurate pre-selection.</w:t>
       </w:r>
     </w:p>
     <w:p>
@@ -113,7 +113,7 @@
           <w:sz w:val="22"/>
           <w:szCs w:val="22"/>
         </w:rPr>
-        <w:t xml:space="preserve">For Mitsubishi Chemical: a quantum-accurate, self-certifying filter ahead of costly synthesis and lithographic testing, where single-reference classical methods misjudge strongly-correlated tin-oxo energetics; for AIST/G-QuAT: a scalable, reproducible GQE workflow on CUDA-Q extending the jointly-developed program past its size limits.</w:t>
+        <w:t xml:space="preserve">For Mitsubishi Chemical, the payoff is a quantum-accurate, self-certifying filter that runs ahead of costly synthesis and lithographic testing, where single-reference classical methods misjudge strongly-correlated tin-oxo energetics. For AIST/G-QuAT, it is a scalable, reproducible GQE workflow on CUDA-Q that extends the jointly-developed program past its current size limits.</w:t>
       </w:r>
     </w:p>
     <w:p>
@@ -151,7 +151,7 @@
           <w:sz w:val="22"/>
           <w:szCs w:val="22"/>
         </w:rPr>
-        <w:t xml:space="preserve">The Hₙ chain series (n = 2…20; 4–40 qubits, STO-6G, Jordan–Wigner) — the canonical strong-correlation benchmark; one bond-length parameter tunes weak to strong correlation, stressing the simulation layer behind any scaling claim.</w:t>
+        <w:t xml:space="preserve">We use the Hₙ chain series (n = 2…20; 4–40 qubits, STO-6G, Jordan–Wigner), the canonical strong-correlation benchmark, because a single bond-length parameter tunes it from weak to strong correlation and so stresses the simulation layer that any scaling claim rests on.</w:t>
       </w:r>
     </w:p>
     <w:p>
@@ -174,7 +174,7 @@
           <w:sz w:val="22"/>
           <w:szCs w:val="22"/>
         </w:rPr>
-        <w:t xml:space="preserve">The same QSCI engine reaches chemical accuracy on real materials chemistry: Sn-oxide active spaces (Sn ECP-CASCI, validated on H₄ to 0.0000 mHa) — SnO (16q) and SnO₂ (20q) to chemical accuracy (≤1.6 mHa asserted by reproduce.py; observed 0.11–0.46 / 0.13–0.23 across versions and re-runs), and — to reach the genuine EUV motif rather than a diatomic — a bridged </w:t>
+        <w:t xml:space="preserve">The same QSCI engine reaches chemical accuracy on real materials chemistry. On Sn-oxide active spaces (Sn ECP-CASCI, validated on H₄ to 0.0000 mHa), it holds chemical accuracy for SnO (16q) and SnO₂ (20q): reproduce.py asserts ≤1.6 mHa, and we observe 0.11–0.46 / 0.13–0.23 across versions and re-runs. To reach a genuine EUV motif rather than a diatomic, we also treat a bridged </w:t>
       </w:r>
       <w:r>
         <w:rPr>
@@ -192,25 +192,25 @@
           <w:sz w:val="22"/>
           <w:szCs w:val="22"/>
         </w:rPr>
-        <w:t xml:space="preserve">; and genuine open-shell, multireference transition-metal oxides —</w:t>
-      </w:r>
-      <w:r>
-        <w:rPr>
-          <w:rFonts w:ascii="Times New Roman" w:cs="Times New Roman" w:eastAsia="Times New Roman" w:hAnsi="Times New Roman"/>
-          <w:b/>
-          <w:bCs/>
-          <w:sz w:val="22"/>
-          <w:szCs w:val="22"/>
-        </w:rPr>
-        <w:t xml:space="preserve">CrO ⁵Π 0.038 mHa and NiO ³Σ⁻ 0.197 mHa at 20 qubits</w:t>
-      </w:r>
-      <w:r>
-        <w:rPr>
-          <w:rFonts w:ascii="Times New Roman" w:cs="Times New Roman" w:eastAsia="Times New Roman" w:hAnsi="Times New Roman"/>
-          <w:sz w:val="22"/>
-          <w:szCs w:val="22"/>
-        </w:rPr>
-        <w:t xml:space="preserve">. We report these executed 20-qubit results; the 38-qubit regime is the GPU scaling target of §5, not a pre-claimed figure — explicitly superseding the aspirational ≤0.08 mHa @38q of our Phase 2 draft, which we do not claim.</w:t>
+        <w:t xml:space="preserve">, and the genuinely open-shell, multireference transition-metal oxides </w:t>
+      </w:r>
+      <w:r>
+        <w:rPr>
+          <w:rFonts w:ascii="Times New Roman" w:cs="Times New Roman" w:eastAsia="Times New Roman" w:hAnsi="Times New Roman"/>
+          <w:b/>
+          <w:bCs/>
+          <w:sz w:val="22"/>
+          <w:szCs w:val="22"/>
+        </w:rPr>
+        <w:t xml:space="preserve">CrO ⁵Π (0.038 mHa) and NiO ³Σ⁻ (0.197 mHa) at 20 qubits</w:t>
+      </w:r>
+      <w:r>
+        <w:rPr>
+          <w:rFonts w:ascii="Times New Roman" w:cs="Times New Roman" w:eastAsia="Times New Roman" w:hAnsi="Times New Roman"/>
+          <w:sz w:val="22"/>
+          <w:szCs w:val="22"/>
+        </w:rPr>
+        <w:t xml:space="preserve">. These are executed 20-qubit results. The 38-qubit regime is a GPU scaling target in §5, not a pre-claimed number, and it deliberately supersedes the aspirational ≤0.08 mHa @38q figure in our Phase 2 draft, which we no longer claim.</w:t>
       </w:r>
     </w:p>
     <w:p>
@@ -233,25 +233,25 @@
           <w:sz w:val="22"/>
           <w:szCs w:val="22"/>
         </w:rPr>
-        <w:t xml:space="preserve">We adopt HamLib (Sawaya et al., Quantum 2024) and built a generation pipeline replicating its methodology (PySCF → OpenFermion → Jordan–Wigner, STO-6G). </w:t>
-      </w:r>
-      <w:r>
-        <w:rPr>
-          <w:rFonts w:ascii="Times New Roman" w:cs="Times New Roman" w:eastAsia="Times New Roman" w:hAnsi="Times New Roman"/>
-          <w:b/>
-          <w:bCs/>
-          <w:sz w:val="22"/>
-          <w:szCs w:val="22"/>
-        </w:rPr>
-        <w:t xml:space="preserve">Validated against the published files: FCI reproduced to 0.00000 mHa (H₂–H₆), and at 28/32/40 qubits our Hamiltonians match HamLib exactly in term count (27,735 / 47,489 / 116,577) and to ~15 significant figures in coefficient magnitude</w:t>
-      </w:r>
-      <w:r>
-        <w:rPr>
-          <w:rFonts w:ascii="Times New Roman" w:cs="Times New Roman" w:eastAsia="Times New Roman" w:hAnsi="Times New Roman"/>
-          <w:sz w:val="22"/>
-          <w:szCs w:val="22"/>
-        </w:rPr>
-        <w:t xml:space="preserve"> (differing only by a spectrum-invariant orbital-phase convention).</w:t>
+        <w:t xml:space="preserve">We adopt HamLib (Sawaya et al., Quantum 2024) and built a generation pipeline that replicates its methodology (PySCF, OpenFermion, Jordan–Wigner, STO-6G). </w:t>
+      </w:r>
+      <w:r>
+        <w:rPr>
+          <w:rFonts w:ascii="Times New Roman" w:cs="Times New Roman" w:eastAsia="Times New Roman" w:hAnsi="Times New Roman"/>
+          <w:b/>
+          <w:bCs/>
+          <w:sz w:val="22"/>
+          <w:szCs w:val="22"/>
+        </w:rPr>
+        <w:t xml:space="preserve">Checked against the published files, our FCI reproduces to 0.00000 mHa (H₂–H₆), and at 28/32/40 qubits our Hamiltonians match HamLib exactly in term count (27,735 / 47,489 / 116,577) and to ~15 significant figures in coefficient magnitude</w:t>
+      </w:r>
+      <w:r>
+        <w:rPr>
+          <w:rFonts w:ascii="Times New Roman" w:cs="Times New Roman" w:eastAsia="Times New Roman" w:hAnsi="Times New Roman"/>
+          <w:sz w:val="22"/>
+          <w:szCs w:val="22"/>
+        </w:rPr>
+        <w:t xml:space="preserve">, differing only by a spectrum-invariant orbital-phase convention.</w:t>
       </w:r>
     </w:p>
     <w:p>
@@ -274,7 +274,7 @@
           <w:sz w:val="22"/>
           <w:szCs w:val="22"/>
         </w:rPr>
-        <w:t xml:space="preserve">FCI exactly (≤20q), CCSD(T) near equilibrium, and DMRG — verified to reproduce FCI to 0.000 mHa at 20q — as the reference under strong correlation where CCSD(T) breaks down.</w:t>
+        <w:t xml:space="preserve">We compare against FCI exactly (≤20q) and CCSD(T) near equilibrium. Under strong correlation, where CCSD(T) breaks down, the reference is DMRG, which we verified reproduces FCI to 0.000 mHa at 20q.</w:t>
       </w:r>
     </w:p>
     <w:p>
@@ -299,20 +299,28 @@
       <w:r>
         <w:rPr>
           <w:rFonts w:ascii="Times New Roman" w:cs="Times New Roman" w:eastAsia="Times New Roman" w:hAnsi="Times New Roman"/>
-          <w:b/>
-          <w:bCs/>
-          <w:sz w:val="22"/>
-          <w:szCs w:val="22"/>
-        </w:rPr>
-        <w:t xml:space="preserve">MATGEN-Q uses a two-stage GQE. Stage 1 (generative structure discovery): </w:t>
-      </w:r>
-      <w:r>
-        <w:rPr>
-          <w:rFonts w:ascii="Times New Roman" w:cs="Times New Roman" w:eastAsia="Times New Roman" w:hAnsi="Times New Roman"/>
-          <w:sz w:val="22"/>
-          <w:szCs w:val="22"/>
-        </w:rPr>
-        <w:t xml:space="preserve">a decoder-only GPT-style transformer, trained by sequence–energy matching (Nakaji et al.), generates circuits as token sequences over a UCC single/double excitation pool. </w:t>
+          <w:sz w:val="22"/>
+          <w:szCs w:val="22"/>
+        </w:rPr>
+        <w:t xml:space="preserve">MATGEN-Q is a two-stage GQE. </w:t>
+      </w:r>
+      <w:r>
+        <w:rPr>
+          <w:rFonts w:ascii="Times New Roman" w:cs="Times New Roman" w:eastAsia="Times New Roman" w:hAnsi="Times New Roman"/>
+          <w:b/>
+          <w:bCs/>
+          <w:sz w:val="22"/>
+          <w:szCs w:val="22"/>
+        </w:rPr>
+        <w:t xml:space="preserve">Stage 1 (generative structure discovery): </w:t>
+      </w:r>
+      <w:r>
+        <w:rPr>
+          <w:rFonts w:ascii="Times New Roman" w:cs="Times New Roman" w:eastAsia="Times New Roman" w:hAnsi="Times New Roman"/>
+          <w:sz w:val="22"/>
+          <w:szCs w:val="22"/>
+        </w:rPr>
+        <w:t xml:space="preserve">a decoder-only GPT-style transformer, trained by sequence–energy matching (Nakaji et al.), writes circuits as token sequences over a UCC single/double excitation pool. </w:t>
       </w:r>
       <w:r>
         <w:rPr>
@@ -330,7 +338,7 @@
           <w:sz w:val="22"/>
           <w:szCs w:val="22"/>
         </w:rPr>
-        <w:t xml:space="preserve">adjoint-gradient angle optimization converges to chemical accuracy. Four innovations make it scalable:</w:t>
+        <w:t xml:space="preserve">adjoint-gradient angle optimization converges them to chemical accuracy. Four design choices make it scale:</w:t>
       </w:r>
     </w:p>
     <w:p>
@@ -345,33 +353,33 @@
           <w:sz w:val="22"/>
           <w:szCs w:val="22"/>
         </w:rPr>
-        <w:t xml:space="preserve">(1) Tensor-network (MPS) simulation — the GPU scaling enabler, bond-dimension argument now demonstrated on CPU. </w:t>
-      </w:r>
-      <w:r>
-        <w:rPr>
-          <w:rFonts w:ascii="Times New Roman" w:cs="Times New Roman" w:eastAsia="Times New Roman" w:hAnsi="Times New Roman"/>
-          <w:sz w:val="22"/>
-          <w:szCs w:val="22"/>
-        </w:rPr>
-        <w:t xml:space="preserve">CUDA-Q's tensornet-mps memory scales with entanglement, not 2ⁿ; we verify the enabling claim with block2 DMRG: </w:t>
-      </w:r>
-      <w:r>
-        <w:rPr>
-          <w:rFonts w:ascii="Times New Roman" w:cs="Times New Roman" w:eastAsia="Times New Roman" w:hAnsi="Times New Roman"/>
-          <w:b/>
-          <w:bCs/>
-          <w:sz w:val="22"/>
-          <w:szCs w:val="22"/>
-        </w:rPr>
-        <w:t xml:space="preserve">the bond dimension χ for chemical accuracy grows only modestly with size (χ≈50/100/400 at 20/28/40 qubits), entanglement area-law-bounded near equilibrium (Sₘₐₓ 0.39) rising into strong correlation (Sₘₐₓ 4.43)</w:t>
-      </w:r>
-      <w:r>
-        <w:rPr>
-          <w:rFonts w:ascii="Times New Roman" w:cs="Times New Roman" w:eastAsia="Times New Roman" w:hAnsi="Times New Roman"/>
-          <w:sz w:val="22"/>
-          <w:szCs w:val="22"/>
-        </w:rPr>
-        <w:t xml:space="preserve">. So at 40q, χ≈400 puts the MPS footprint (~n·χ²·d, megabytes) far below the ~16 TB exact statevector. The 20q/28q GPU runs are executed to chemical accuracy (§5); the full 40q tensornet-mps run remains the primary owed deliverable, de-risked by the measured χ target and the ≈5× faster growth engine.</w:t>
+        <w:t xml:space="preserve">(1) Tensor-network (MPS) simulation, the GPU scaling enabler; the bond-dimension argument is now demonstrated on CPU. </w:t>
+      </w:r>
+      <w:r>
+        <w:rPr>
+          <w:rFonts w:ascii="Times New Roman" w:cs="Times New Roman" w:eastAsia="Times New Roman" w:hAnsi="Times New Roman"/>
+          <w:sz w:val="22"/>
+          <w:szCs w:val="22"/>
+        </w:rPr>
+        <w:t xml:space="preserve">CUDA-Q's tensornet-mps memory scales with entanglement, not 2ⁿ, and we verify that enabling claim with block2 DMRG: </w:t>
+      </w:r>
+      <w:r>
+        <w:rPr>
+          <w:rFonts w:ascii="Times New Roman" w:cs="Times New Roman" w:eastAsia="Times New Roman" w:hAnsi="Times New Roman"/>
+          <w:b/>
+          <w:bCs/>
+          <w:sz w:val="22"/>
+          <w:szCs w:val="22"/>
+        </w:rPr>
+        <w:t xml:space="preserve">the bond dimension χ needed for chemical accuracy grows only modestly with size (χ≈50/100/400 at 20/28/40 qubits), entanglement area-law-bounded near equilibrium (Sₘₐₓ 0.39) and rising into strong correlation (Sₘₐₓ 4.43)</w:t>
+      </w:r>
+      <w:r>
+        <w:rPr>
+          <w:rFonts w:ascii="Times New Roman" w:cs="Times New Roman" w:eastAsia="Times New Roman" w:hAnsi="Times New Roman"/>
+          <w:sz w:val="22"/>
+          <w:szCs w:val="22"/>
+        </w:rPr>
+        <w:t xml:space="preserve">. At 40q, then, χ≈400 keeps the MPS footprint (~n·χ²·d, megabytes) far below the ~16 TB exact statevector. The 20q/28q GPU runs are executed to chemical accuracy (§5); the full 40q tensornet-mps run remains the primary owed deliverable, de-risked by the measured χ target and the ≈5× faster growth engine.</w:t>
       </w:r>
     </w:p>
     <w:p>
@@ -386,15 +394,15 @@
           <w:sz w:val="22"/>
           <w:szCs w:val="22"/>
         </w:rPr>
-        <w:t xml:space="preserve">(2) QSCI energy evaluation — accuracy and noise-aware. </w:t>
-      </w:r>
-      <w:r>
-        <w:rPr>
-          <w:rFonts w:ascii="Times New Roman" w:cs="Times New Roman" w:eastAsia="Times New Roman" w:hAnsi="Times New Roman"/>
-          <w:sz w:val="22"/>
-          <w:szCs w:val="22"/>
-        </w:rPr>
-        <w:t xml:space="preserve">Quantum-Selected Configuration Interaction (Kanno et al. 2023): dominant configurations are sampled from the generated circuit and H is classically diagonalized in that subspace — intrinsically noise-robust (the device defines only the subspace; at 20q with 2×10⁶ shots the energy degrades gracefully to ≤3.3 mHa even with 30% of measurements corrupted; and executed through CUDA-Q's density-matrix backend with a physical depolarizing channel, QSCI on H₄ holds chemical accuracy up to 5% per-gate noise — a selection-principle robustness check on a small determinant space, not a hardware forecast).</w:t>
+        <w:t xml:space="preserve">(2) QSCI energy evaluation, accuracy- and noise-aware. </w:t>
+      </w:r>
+      <w:r>
+        <w:rPr>
+          <w:rFonts w:ascii="Times New Roman" w:cs="Times New Roman" w:eastAsia="Times New Roman" w:hAnsi="Times New Roman"/>
+          <w:sz w:val="22"/>
+          <w:szCs w:val="22"/>
+        </w:rPr>
+        <w:t xml:space="preserve">In Quantum-Selected Configuration Interaction (Kanno et al. 2023), dominant configurations are sampled from the generated circuit and H is classically diagonalized in that subspace. Because the device defines only the subspace, the method is intrinsically noise-robust: at 20q with 2×10⁶ shots the energy degrades gracefully to ≤3.3 mHa even with 30% of measurements corrupted, and run through CUDA-Q's density-matrix backend with a physical depolarizing channel, QSCI on H₄ holds chemical accuracy up to 5% per-gate noise. We read this as a selection-principle robustness check on a small determinant space, not a hardware forecast.</w:t>
       </w:r>
     </w:p>
     <w:p>
@@ -409,33 +417,33 @@
           <w:sz w:val="22"/>
           <w:szCs w:val="22"/>
         </w:rPr>
-        <w:t xml:space="preserve">(3) Operator-pool compression — efficiency (demonstrated). </w:t>
-      </w:r>
-      <w:r>
-        <w:rPr>
-          <w:rFonts w:ascii="Times New Roman" w:cs="Times New Roman" w:eastAsia="Times New Roman" w:hAnsi="Times New Roman"/>
-          <w:sz w:val="22"/>
-          <w:szCs w:val="22"/>
-        </w:rPr>
-        <w:t xml:space="preserve">Ranking the O(N⁴) double-excitation pool by active-space MP2 amplitude and keeping the top fraction shrinks the transformer vocabulary with negligible accuracy loss, where random pruning collapses. Deterministic CI-subspace test (CO/N₂/SiO, 12q): </w:t>
-      </w:r>
-      <w:r>
-        <w:rPr>
-          <w:rFonts w:ascii="Times New Roman" w:cs="Times New Roman" w:eastAsia="Times New Roman" w:hAnsi="Times New Roman"/>
-          <w:b/>
-          <w:bCs/>
-          <w:sz w:val="22"/>
-          <w:szCs w:val="22"/>
-        </w:rPr>
-        <w:t xml:space="preserve">N₂ retains full-pool accuracy (2.26 mHa) keeping only 25% of doubles (vocabulary 1170→430) vs 50.4 mHa for random pruning at the same size (~22×)</w:t>
-      </w:r>
-      <w:r>
-        <w:rPr>
-          <w:rFonts w:ascii="Times New Roman" w:cs="Times New Roman" w:eastAsia="Times New Roman" w:hAnsi="Times New Roman"/>
-          <w:sz w:val="22"/>
-          <w:szCs w:val="22"/>
-        </w:rPr>
-        <w:t xml:space="preserve">; CO holds 3.7 mHa at 40% kept vs 29.7 mHa random.</w:t>
+        <w:t xml:space="preserve">(3) Operator-pool compression, for efficiency. </w:t>
+      </w:r>
+      <w:r>
+        <w:rPr>
+          <w:rFonts w:ascii="Times New Roman" w:cs="Times New Roman" w:eastAsia="Times New Roman" w:hAnsi="Times New Roman"/>
+          <w:sz w:val="22"/>
+          <w:szCs w:val="22"/>
+        </w:rPr>
+        <w:t xml:space="preserve">Ranking the O(N⁴) double-excitation pool by active-space MP2 amplitude and keeping the top fraction shrinks the transformer vocabulary with negligible accuracy loss, exactly where random pruning collapses. In a deterministic CI-subspace test (CO/N₂/SiO, 12q), </w:t>
+      </w:r>
+      <w:r>
+        <w:rPr>
+          <w:rFonts w:ascii="Times New Roman" w:cs="Times New Roman" w:eastAsia="Times New Roman" w:hAnsi="Times New Roman"/>
+          <w:b/>
+          <w:bCs/>
+          <w:sz w:val="22"/>
+          <w:szCs w:val="22"/>
+        </w:rPr>
+        <w:t xml:space="preserve">N₂ retains full-pool accuracy (2.26 mHa) keeping only 25% of doubles (vocabulary 1170→430), against 50.4 mHa for random pruning at the same size (~22×)</w:t>
+      </w:r>
+      <w:r>
+        <w:rPr>
+          <w:rFonts w:ascii="Times New Roman" w:cs="Times New Roman" w:eastAsia="Times New Roman" w:hAnsi="Times New Roman"/>
+          <w:sz w:val="22"/>
+          <w:szCs w:val="22"/>
+        </w:rPr>
+        <w:t xml:space="preserve">; CO holds 3.7 mHa at 40% kept versus 29.7 mHa random.</w:t>
       </w:r>
     </w:p>
     <w:p>
@@ -450,15 +458,15 @@
           <w:sz w:val="22"/>
           <w:szCs w:val="22"/>
         </w:rPr>
-        <w:t xml:space="preserve">(4) Distributed hybrid workflow. </w:t>
-      </w:r>
-      <w:r>
-        <w:rPr>
-          <w:rFonts w:ascii="Times New Roman" w:cs="Times New Roman" w:eastAsia="Times New Roman" w:hAnsi="Times New Roman"/>
-          <w:sz w:val="22"/>
-          <w:szCs w:val="22"/>
-        </w:rPr>
-        <w:t xml:space="preserve">Detailed in §4.</w:t>
+        <w:t xml:space="preserve">(4) Distributed hybrid workflow, </w:t>
+      </w:r>
+      <w:r>
+        <w:rPr>
+          <w:rFonts w:ascii="Times New Roman" w:cs="Times New Roman" w:eastAsia="Times New Roman" w:hAnsi="Times New Roman"/>
+          <w:sz w:val="22"/>
+          <w:szCs w:val="22"/>
+        </w:rPr>
+        <w:t xml:space="preserve">detailed in §4.</w:t>
       </w:r>
     </w:p>
     <w:p>
@@ -473,33 +481,33 @@
           <w:sz w:val="22"/>
           <w:szCs w:val="22"/>
         </w:rPr>
-        <w:t xml:space="preserve">Transfer learning — a generative prior that transfers across system size and chemistry. </w:t>
-      </w:r>
-      <w:r>
-        <w:rPr>
-          <w:rFonts w:ascii="Times New Roman" w:cs="Times New Roman" w:eastAsia="Times New Roman" w:hAnsi="Times New Roman"/>
-          <w:sz w:val="22"/>
-          <w:szCs w:val="22"/>
-        </w:rPr>
-        <w:t xml:space="preserve">Using a canonical, frontier-relative tokenization (each excitation encoded as occupied-depth-below-HOMO and virtual-height-above-LUMO, independent of qubit count), a small system's token vocabulary is a provable subset of a larger one (H₆/12q ⊂ H₈/16q ⊂ H₁₀/20q). One GPT-QE generator trained only on H₄+H₆ (8q+12q) is deployed zero-shot across 16→56 qubits. </w:t>
-      </w:r>
-      <w:r>
-        <w:rPr>
-          <w:rFonts w:ascii="Times New Roman" w:cs="Times New Roman" w:eastAsia="Times New Roman" w:hAnsi="Times New Roman"/>
-          <w:b/>
-          <w:bCs/>
-          <w:sz w:val="22"/>
-          <w:szCs w:val="22"/>
-        </w:rPr>
-        <w:t xml:space="preserve">The robust signals are statistical: ~3.6× tighter selection spread than random (≈1.4 vs ≈5.1 mHa across-seed SD) and 43/48 size×seed paired wins at 8 seeds (binomial p&lt;0.0001)</w:t>
-      </w:r>
-      <w:r>
-        <w:rPr>
-          <w:rFonts w:ascii="Times New Roman" w:cs="Times New Roman" w:eastAsia="Times New Roman" w:hAnsi="Times New Roman"/>
-          <w:sz w:val="22"/>
-          <w:szCs w:val="22"/>
-        </w:rPr>
-        <w:t xml:space="preserve"> — reliable selection versus a lottery. The per-size mean advantage is positive at every size and stays significant (7/8 wins) through 56q, narrowing only in magnitude (+7.1→+3.9 mHa, 16→56q). That the learned policy captures real chemistry is corroborated by interpretability: trained on energy alone, it recovers the MP2 double-excitation amplitude hierarchy (Spearman ρ=0.31, p&lt;0.002; 4 of its top-8 doubles are MP2's). This is the</w:t>
+        <w:t xml:space="preserve">Transfer learning: a generative prior that carries across system size and chemistry. </w:t>
+      </w:r>
+      <w:r>
+        <w:rPr>
+          <w:rFonts w:ascii="Times New Roman" w:cs="Times New Roman" w:eastAsia="Times New Roman" w:hAnsi="Times New Roman"/>
+          <w:sz w:val="22"/>
+          <w:szCs w:val="22"/>
+        </w:rPr>
+        <w:t xml:space="preserve">With a canonical, frontier-relative tokenization (each excitation encoded as occupied-depth-below-HOMO and virtual-height-above-LUMO, independent of qubit count), a small system's token vocabulary is a provable subset of a larger one (H₆/12q ⊂ H₈/16q ⊂ H₁₀/20q). One GPT-QE generator trained only on H₄+H₆ (8q+12q) is then deployed zero-shot across 16→56 qubits. </w:t>
+      </w:r>
+      <w:r>
+        <w:rPr>
+          <w:rFonts w:ascii="Times New Roman" w:cs="Times New Roman" w:eastAsia="Times New Roman" w:hAnsi="Times New Roman"/>
+          <w:b/>
+          <w:bCs/>
+          <w:sz w:val="22"/>
+          <w:szCs w:val="22"/>
+        </w:rPr>
+        <w:t xml:space="preserve">The robust signals are statistical: a ~3.6× tighter selection spread than random (≈1.4 vs ≈5.1 mHa across-seed SD) and 43/48 size×seed paired wins at 8 seeds (binomial p&lt;0.0001)</w:t>
+      </w:r>
+      <w:r>
+        <w:rPr>
+          <w:rFonts w:ascii="Times New Roman" w:cs="Times New Roman" w:eastAsia="Times New Roman" w:hAnsi="Times New Roman"/>
+          <w:sz w:val="22"/>
+          <w:szCs w:val="22"/>
+        </w:rPr>
+        <w:t xml:space="preserve">, reliable selection rather than a lottery. The per-size mean advantage is positive at every size and stays significant (7/8 wins) through 56q, narrowing only in magnitude (+7.1→+3.9 mHa, 16→56q). Interpretability suggests the policy has learned real chemistry: trained on energy alone, it recovers the MP2 double-excitation amplitude hierarchy (Spearman ρ=0.31, p&lt;0.002; 4 of its top-8 doubles are MP2's). This is the </w:t>
       </w:r>
       <w:r>
         <w:rPr>
@@ -517,7 +525,7 @@
           <w:sz w:val="22"/>
           <w:szCs w:val="22"/>
         </w:rPr>
-        <w:t xml:space="preserve"> idea: GQE training is CPU-bound near ~16 qubits, so transferring a small-trained generator toward the 40q+ target — instead of training at scale — speaks directly to the scalability criterion. The enabler is a determinant-space evaluation (each excitation maps by bitmask to a determinant, diagonalized via Slater-Condon, validated to 0.0000 mHa against Jordan–Wigner), needing no 2ⁿ statevector, so 56q runs on CPU — a </w:t>
+        <w:t xml:space="preserve"> idea. GQE training is CPU-bound near ~16 qubits, so transferring a small-trained generator toward the 40q+ target, instead of training at scale, speaks directly to the scalability criterion. What makes 56q reachable on CPU is a determinant-space evaluation (each excitation maps by bitmask to a determinant, diagonalized via Slater-Condon, validated to 0.0000 mHa against Jordan–Wigner) that needs no 2ⁿ statevector. This is a </w:t>
       </w:r>
       <w:r>
         <w:rPr>
@@ -535,7 +543,7 @@
           <w:sz w:val="22"/>
           <w:szCs w:val="22"/>
         </w:rPr>
-        <w:t xml:space="preserve"> for circuit-sampled QSCI, relative at a small fixed budget (K=96, where the generator beats random at every budget up to K=96 but converges with it by K=128), not absolute chemical accuracy. </w:t>
+        <w:t xml:space="preserve"> for circuit-sampled QSCI: relative at a small fixed budget (K=96, where the generator beats random at every budget up to K=96 but converges with it by K=128), not absolute chemical accuracy. </w:t>
       </w:r>
     </w:p>
     <w:p>
@@ -558,7 +566,7 @@
           <w:sz w:val="22"/>
           <w:szCs w:val="22"/>
         </w:rPr>
-        <w:t xml:space="preserve">The same generator, deployed to oxide active spaces, beats random on 3 of 6 targets (CO-12q/SiO/CO-20q), ties BeO, loses on SnO. Target-specific MP2 is strongest on every target: cross-size transfer is robust, cross-chemistry works only when the target resembles training — a zero-cost prior, not a universal one. A same-size conditional-GQE variant (cf. Minami, Nakaji et al. 2025) gave a within-noise gain, also a reported negative.</w:t>
+        <w:t xml:space="preserve">Deployed to oxide active spaces, the same generator beats random on 3 of 6 targets (CO-12q/SiO/CO-20q), ties BeO, and loses on SnO. Target-specific MP2 is strongest on every target. So cross-size transfer is robust while cross-chemistry works only when the target resembles training: a zero-cost prior, not a universal one. A same-size conditional-GQE variant (cf. Minami, Nakaji et al. 2025) gave only a within-noise gain, which we also report as a negative.</w:t>
       </w:r>
     </w:p>
     <w:p>
@@ -586,17 +594,17 @@
           <w:sz w:val="22"/>
           <w:szCs w:val="22"/>
         </w:rPr>
-        <w:t xml:space="preserve">The classical transformer trains on GPU (PyTorch); circuit evaluations are dispatched across GPUs via CUDA-Q's mqpu in an asynchronous generate→evaluate→update loop — quantum resources do state preparation and energy estimation (MPS/QSCI), classical resources do generation, optimization, and active-space selection. </w:t>
-      </w:r>
-      <w:r>
-        <w:rPr>
-          <w:rFonts w:ascii="Times New Roman" w:cs="Times New Roman" w:eastAsia="Times New Roman" w:hAnsi="Times New Roman"/>
-          <w:b/>
-          <w:bCs/>
-          <w:sz w:val="22"/>
-          <w:szCs w:val="22"/>
-        </w:rPr>
-        <w:t xml:space="preserve">We validate this execution path on CUDA-Q itself: the UCCSD/QSCI pipeline runs through CUDA-Q's qpp-cpu backend and reproduces exact FCI on H₄ (VQE within 0.02 mHa via cudaq.observe; QSCI within chemical accuracy via cudaq.sample), confirming the generated circuits compile and sample through the SDK — and the full QPU submission chain (export→submit→decode→QSCI) is executed end-to-end through the qBraid cloud runtime on its free simulator tier (+2.0 mHa vs FCI, job IDs committed); 20q/28q are executed on NVIDIA hardware and AQT trapped-ion silicon decoded clean (§5); the 40q tensornet-mps run is owed.</w:t>
+        <w:t xml:space="preserve">The classical transformer trains on GPU (PyTorch), while circuit evaluations are dispatched across GPUs through CUDA-Q's mqpu in an asynchronous generate→evaluate→update loop. Quantum resources handle state preparation and energy estimation (MPS/QSCI); classical resources handle generation, optimization, and active-space selection. </w:t>
+      </w:r>
+      <w:r>
+        <w:rPr>
+          <w:rFonts w:ascii="Times New Roman" w:cs="Times New Roman" w:eastAsia="Times New Roman" w:hAnsi="Times New Roman"/>
+          <w:b/>
+          <w:bCs/>
+          <w:sz w:val="22"/>
+          <w:szCs w:val="22"/>
+        </w:rPr>
+        <w:t xml:space="preserve">We validate this execution path on CUDA-Q itself: the UCCSD/QSCI pipeline runs through CUDA-Q's qpp-cpu backend and reproduces exact FCI on H₄ (VQE within 0.02 mHa via cudaq.observe, QSCI within chemical accuracy via cudaq.sample), confirming that the generated circuits compile and sample through the SDK. The full QPU submission chain (export→submit→decode→QSCI) then runs end-to-end through the qBraid cloud runtime on its free simulator tier (+2.0 mHa vs FCI, job IDs committed); 20q/28q are executed on NVIDIA hardware and AQT trapped-ion silicon decoded clean (§5); the 40q tensornet-mps run is owed.</w:t>
       </w:r>
     </w:p>
     <w:p>
@@ -634,7 +642,7 @@
           <w:sz w:val="22"/>
           <w:szCs w:val="22"/>
         </w:rPr>
-        <w:t xml:space="preserve"> One command (</w:t>
+        <w:t xml:space="preserve"> A single command (</w:t>
       </w:r>
       <w:r>
         <w:rPr>
@@ -652,7 +660,7 @@
           <w:sz w:val="22"/>
           <w:szCs w:val="22"/>
         </w:rPr>
-        <w:t xml:space="preserve">) runs 26 automated checks (17 re-executions + 9 committed-artifact audits incl. the pre-registration SHA-256, the AQT trapped-ion decode, and a cost audit that re-derives the program spend from published pricing × committed shot/uptime configs): </w:t>
+        <w:t xml:space="preserve">) runs 26 automated checks: 17 re-executions plus 9 committed-artifact audits, among them the pre-registration SHA-256, the AQT trapped-ion decode, and a cost audit that re-derives the program spend from published pricing and committed shot/uptime configs. The result is </w:t>
       </w:r>
       <w:r>
         <w:rPr>
@@ -670,7 +678,7 @@
           <w:sz w:val="22"/>
           <w:szCs w:val="22"/>
         </w:rPr>
-        <w:t xml:space="preserve">; every value traces to a committed result file (Table 1).</w:t>
+        <w:t xml:space="preserve">, and every value traces to a committed result file (Table 1).</w:t>
       </w:r>
     </w:p>
     <w:tbl>
@@ -1932,7 +1940,7 @@
           <w:sz w:val="22"/>
           <w:szCs w:val="22"/>
         </w:rPr>
-        <w:t xml:space="preserve">On identical STO-6G Hₙ geometries, classical FCI wall-clock grows steeply (~6.8× from 20→24 qubits, 0.74 s → 5.02 s on a single CPU thread) and is intractable by 32q on CPU; CCSD(T) stays cheap but its error climbs with correlation and breaks down under strong correlation (at H₂₄/48q, classical DMRG is itself 6.83 mHa off CCSD(T)). Exact statevector needs ~16 TB at 40q vs ~0.2 GB for the MPS tier (measured χ=400), and ~10⁶ QSCI determinants vs ~3×10¹⁰ for full CI — the memory and determinant walls the MPS + QSCI tiers remove (Table 2; quantified in results/crossover).</w:t>
+        <w:t xml:space="preserve">On identical STO-6G Hₙ geometries, classical FCI wall-clock grows steeply (~6.8× from 20→24 qubits, 0.74 s to 5.02 s on a single CPU thread) and is intractable by 32q on CPU. CCSD(T) stays cheap, but its error climbs with correlation and breaks down entirely in the strongly-correlated regime (at H₂₄/48q, classical DMRG is itself 6.83 mHa off CCSD(T)). At 40q the exact statevector needs ~16 TB against ~0.2 GB for the MPS tier (measured χ=400), and full CI needs ~3×10¹⁰ determinants against ~10⁶ for QSCI. These are the memory and determinant walls that the MPS and QSCI tiers remove (Table 2; quantified in results/crossover).</w:t>
       </w:r>
     </w:p>
     <w:tbl>
@@ -3022,7 +3030,7 @@
           <w:sz w:val="22"/>
           <w:szCs w:val="22"/>
         </w:rPr>
-        <w:t xml:space="preserve">Two at-scale runs executed on NVIDIA GPU through qBraid, each judged against a reference committed before access (git-timestamped preregistration): </w:t>
+        <w:t xml:space="preserve">Two at-scale runs ran on NVIDIA GPU through qBraid, each judged against a reference committed before access (git-timestamped preregistration). </w:t>
       </w:r>
       <w:r>
         <w:rPr>
@@ -3058,25 +3066,25 @@
           <w:sz w:val="22"/>
           <w:szCs w:val="22"/>
         </w:rPr>
-        <w:t xml:space="preserve"> at 0.44 GB device memory — an exact GPU-execution anchor; </w:t>
-      </w:r>
-      <w:r>
-        <w:rPr>
-          <w:rFonts w:ascii="Times New Roman" w:cs="Times New Roman" w:eastAsia="Times New Roman" w:hAnsi="Times New Roman"/>
-          <w:b/>
-          <w:bCs/>
-          <w:sz w:val="22"/>
-          <w:szCs w:val="22"/>
-        </w:rPr>
-        <w:t xml:space="preserve">28q H₁₄ (cuStateVec) </w:t>
-      </w:r>
-      <w:r>
-        <w:rPr>
-          <w:rFonts w:ascii="Times New Roman" w:cs="Times New Roman" w:eastAsia="Times New Roman" w:hAnsi="Times New Roman"/>
-          <w:sz w:val="22"/>
-          <w:szCs w:val="22"/>
-        </w:rPr>
-        <w:t xml:space="preserve">— a device-sampled QSCI grown to 64,212 determinants — reaches </w:t>
+        <w:t xml:space="preserve"> at 0.44 GB device memory, an exact GPU-execution anchor. </w:t>
+      </w:r>
+      <w:r>
+        <w:rPr>
+          <w:rFonts w:ascii="Times New Roman" w:cs="Times New Roman" w:eastAsia="Times New Roman" w:hAnsi="Times New Roman"/>
+          <w:b/>
+          <w:bCs/>
+          <w:sz w:val="22"/>
+          <w:szCs w:val="22"/>
+        </w:rPr>
+        <w:t xml:space="preserve">28q H₁₄ (cuStateVec), </w:t>
+      </w:r>
+      <w:r>
+        <w:rPr>
+          <w:rFonts w:ascii="Times New Roman" w:cs="Times New Roman" w:eastAsia="Times New Roman" w:hAnsi="Times New Roman"/>
+          <w:sz w:val="22"/>
+          <w:szCs w:val="22"/>
+        </w:rPr>
+        <w:t xml:space="preserve">a device-sampled QSCI grown to 64,212 determinants, reaches </w:t>
       </w:r>
       <w:r>
         <w:rPr>
@@ -3094,7 +3102,7 @@
           <w:sz w:val="22"/>
           <w:szCs w:val="22"/>
         </w:rPr>
-        <w:t xml:space="preserve"> at 2.82 GB device memory, chemical accuracy above the 20q scale on hardware. Both meet their pre-registered energy (P1) and device-memory (P3) criteria. </w:t>
+        <w:t xml:space="preserve"> at 2.82 GB device memory: chemical accuracy above the 20q scale on hardware. Both meet their pre-registered energy (P1) and device-memory (P3) criteria. </w:t>
       </w:r>
       <w:r>
         <w:rPr>
@@ -3130,17 +3138,17 @@
           <w:sz w:val="22"/>
           <w:szCs w:val="22"/>
         </w:rPr>
-        <w:t xml:space="preserve"> (~(dets)⁻⁰·⁷), meeting the pre-registered P1 chemical-accuracy criterion vs the committed DMRG(χ=400) reference (P2 determinant-band also met, ahead of its ~10⁶-det estimate); the run stopped at iter-3 by a disk ceiling (disclosed in-evidence — variational, so an early stop can only worsen a pass, never manufacture one; attempt-1's old engine stalled at 6k/+14.8 mHa). Absolute accuracy (vs a stricter χ=800 reference, +2.19 mHa) is E3/E6's job, below. The subspace is MP2-seeded (the tensornet-mps sampler's fixed MPS-contraction cost is impractical at 40q; growth is seed-independent, device sampler proven exact at 20q/28q). </w:t>
-      </w:r>
-      <w:r>
-        <w:rPr>
-          <w:rFonts w:ascii="Times New Roman" w:cs="Times New Roman" w:eastAsia="Times New Roman" w:hAnsi="Times New Roman"/>
-          <w:b/>
-          <w:bCs/>
-          <w:sz w:val="22"/>
-          <w:szCs w:val="22"/>
-        </w:rPr>
-        <w:t xml:space="preserve">CrO near-38q — we corrected the classical reference (Figure 2): </w:t>
+        <w:t xml:space="preserve"> (~(dets)⁻⁰·⁷), meeting the pre-registered P1 chemical-accuracy criterion against the committed DMRG(χ=400) reference (the P2 determinant-band is also met, ahead of its ~10⁶-det estimate). The run stopped at iter-3 on a disk ceiling, disclosed in-evidence; because QSCI is variational, an early stop can only worsen a pass, never manufacture one (attempt-1's old engine stalled at 6k/+14.8 mHa). Absolute accuracy against a stricter χ=800 reference (+2.19 mHa) is the job of E3/E6, below. The subspace is MP2-seeded, since the tensornet-mps sampler's fixed MPS-contraction cost is impractical at 40q; growth is seed-independent, and the device sampler is proven exact at 20q/28q. </w:t>
+      </w:r>
+      <w:r>
+        <w:rPr>
+          <w:rFonts w:ascii="Times New Roman" w:cs="Times New Roman" w:eastAsia="Times New Roman" w:hAnsi="Times New Roman"/>
+          <w:b/>
+          <w:bCs/>
+          <w:sz w:val="22"/>
+          <w:szCs w:val="22"/>
+        </w:rPr>
+        <w:t xml:space="preserve">CrO near-38q, where we corrected the classical reference (Figure 2): </w:t>
       </w:r>
       <w:r>
         <w:rPr>
@@ -3166,7 +3174,7 @@
           <w:sz w:val="22"/>
           <w:szCs w:val="22"/>
         </w:rPr>
-        <w:t xml:space="preserve"> (529,392 determinants, 19.1 h; reference committed before access) — both are </w:t>
+        <w:t xml:space="preserve"> (529,392 determinants, 19.1 h; reference committed before access). Both are </w:t>
       </w:r>
       <w:r>
         <w:rPr>
@@ -3184,7 +3192,7 @@
           <w:sz w:val="22"/>
           <w:szCs w:val="22"/>
         </w:rPr>
-        <w:t xml:space="preserve">, so lower is strictly more accurate, and the pre-registered χ-escalation confirms it. This is the P4 criterion FAILING as-measured (|Δ|&gt;1.6 mHa): it assumed DMRG(χ=400) was truth, and the result disproved that. </w:t>
+        <w:t xml:space="preserve">, so the lower energy is strictly more accurate, and the pre-registered χ-escalation confirms it. This is the P4 criterion FAILING as-measured (|Δ|&gt;1.6 mHa): it had assumed DMRG(χ=400) was truth, and the result disproved that assumption. </w:t>
       </w:r>
       <w:r>
         <w:rPr>
@@ -3202,25 +3210,25 @@
           <w:sz w:val="22"/>
           <w:szCs w:val="22"/>
         </w:rPr>
-        <w:t xml:space="preserve">vs exact FCI at 20q, truncation error at fixed χ grows ~2,000× into strong correlation, and χ=400 — exact at 20q — is ≥0.92 mHa off at 40q. A χ validated on a smaller system does not transfer (reference_reliability_map.py). </w:t>
-      </w:r>
-      <w:r>
-        <w:rPr>
-          <w:rFonts w:ascii="Times New Roman" w:cs="Times New Roman" w:eastAsia="Times New Roman" w:hAnsi="Times New Roman"/>
-          <w:b/>
-          <w:bCs/>
-          <w:sz w:val="22"/>
-          <w:szCs w:val="22"/>
-        </w:rPr>
-        <w:t xml:space="preserve">Real-QPU silicon (10–16q) — executed and decoded: </w:t>
-      </w:r>
-      <w:r>
-        <w:rPr>
-          <w:rFonts w:ascii="Times New Roman" w:cs="Times New Roman" w:eastAsia="Times New Roman" w:hAnsi="Times New Roman"/>
-          <w:sz w:val="22"/>
-          <w:szCs w:val="22"/>
-        </w:rPr>
-        <w:t xml:space="preserve">the 3-job pooled protocol ran end-to-end through qBraid (qir-sv tier: +2.0 mHa vs FCI, PASS, job IDs committed), and the trapped-ion flight (AQT ibex-q1, 2,000 shots/job, SHA-pinned exports) decoded 2026-07-20 — number-conserving post-selection kept 28.6% / 25.1% of shots, device-sampled determinants give +20.4 / +11.1 mHa, and device-seeded QSCI growth recovers exact FCI (0.000 mHa): genuine trapped-ion samples driving the same machinery as the 40q runs.</w:t>
+        <w:t xml:space="preserve">against exact FCI at 20q, truncation error at fixed χ grows ~2,000× into strong correlation, and χ=400, exact at 20q, is ≥0.92 mHa off at 40q. A χ validated on a smaller system does not transfer (reference_reliability_map.py). </w:t>
+      </w:r>
+      <w:r>
+        <w:rPr>
+          <w:rFonts w:ascii="Times New Roman" w:cs="Times New Roman" w:eastAsia="Times New Roman" w:hAnsi="Times New Roman"/>
+          <w:b/>
+          <w:bCs/>
+          <w:sz w:val="22"/>
+          <w:szCs w:val="22"/>
+        </w:rPr>
+        <w:t xml:space="preserve">Real-QPU silicon (10–16q), executed and decoded: </w:t>
+      </w:r>
+      <w:r>
+        <w:rPr>
+          <w:rFonts w:ascii="Times New Roman" w:cs="Times New Roman" w:eastAsia="Times New Roman" w:hAnsi="Times New Roman"/>
+          <w:sz w:val="22"/>
+          <w:szCs w:val="22"/>
+        </w:rPr>
+        <w:t xml:space="preserve">the 3-job pooled protocol ran end-to-end through qBraid (qir-sv tier: +2.0 mHa vs FCI, PASS, job IDs committed), and the trapped-ion flight (AQT ibex-q1, 2,000 shots/job, SHA-pinned exports) decoded 2026-07-20. Number-conserving post-selection kept 28.6% / 25.1% of shots, device-sampled determinants give +20.4 / +11.1 mHa, and device-seeded QSCI growth recovers exact FCI (0.000 mHa): genuine trapped-ion samples driving the same machinery as the 40q runs.</w:t>
       </w:r>
     </w:p>
     <w:p>
@@ -3243,7 +3251,7 @@
           <w:sz w:val="22"/>
           <w:szCs w:val="22"/>
         </w:rPr>
-        <w:t xml:space="preserve">Three things, demonstrated not asserted: (i) correctness — the pipeline reproduces the FCI/CASCI reference to chemical accuracy on every instance we can run, including multireference oxides and EUV Sn-oxides; (ii) scalability — chemical accuracy on a vanishing fraction of the CI space (3.8% at 20q, 0.15% at 28q); (iii) transferable structure (§3). Boundaries: §7.</w:t>
+        <w:t xml:space="preserve">Three things, demonstrated rather than asserted. First, correctness: the pipeline reproduces the FCI/CASCI reference to chemical accuracy on every instance we can run, including the multireference oxides and EUV Sn-oxides. Second, scalability: it reaches chemical accuracy on a vanishing fraction of the CI space (3.8% at 20q, 0.15% at 28q). Third, transferable structure (§3). The boundaries are set out in §7.</w:t>
       </w:r>
     </w:p>
     <w:p>
@@ -3266,7 +3274,7 @@
           <w:sz w:val="22"/>
           <w:szCs w:val="22"/>
         </w:rPr>
-        <w:t xml:space="preserve">Stretching H₁₀ (20q) to dissociation drives genuine multireference character (Hartree–Fock weight in the exact wavefunction falls 0.93→0.06), and the classical gold standard fails qualitatively: CCSD(T) collapses </w:t>
+        <w:t xml:space="preserve">Stretching H₁₀ (20q) to dissociation drives genuine multireference character (the Hartree–Fock weight in the exact wavefunction falls 0.93→0.06), and here the classical gold standard fails qualitatively: CCSD(T) collapses </w:t>
       </w:r>
       <w:r>
         <w:rPr>
@@ -3284,7 +3292,7 @@
           <w:sz w:val="22"/>
           <w:szCs w:val="22"/>
         </w:rPr>
-        <w:t xml:space="preserve"> to 217 mHa BELOW the exact FCI energy at R=2.4 Å — a confidently wrong, unphysical answer. The determinant-subspace method (the QSCI principle, here via iterative selected-CI) instead </w:t>
+        <w:t xml:space="preserve"> to 217 mHa BELOW the exact FCI energy at R=2.4 Å, a confidently wrong and unphysical answer. The determinant-subspace method (the QSCI principle, here via iterative selected-CI) instead </w:t>
       </w:r>
       <w:r>
         <w:rPr>
@@ -3302,25 +3310,25 @@
           <w:sz w:val="22"/>
           <w:szCs w:val="22"/>
         </w:rPr>
-        <w:t xml:space="preserve"> at every geometry — a rigorous variational bound, systematically convergent. </w:t>
-      </w:r>
-      <w:r>
-        <w:rPr>
-          <w:rFonts w:ascii="Times New Roman" w:cs="Times New Roman" w:eastAsia="Times New Roman" w:hAnsi="Times New Roman"/>
-          <w:b/>
-          <w:bCs/>
-          <w:sz w:val="22"/>
-          <w:szCs w:val="22"/>
-        </w:rPr>
-        <w:t xml:space="preserve">Critically this is not a hydrogen-chain artifact: on a real Cr–O bond stretch (CrO ⁵Π, CAS(10,10)=20q), in-active-space CCSD(T) develops large, frequently non-convergent errors (tens to ~144 mHa vs exact CASCI; non-convergent points scatter on re-runs) as the dominant-determinant weight falls 0.87→0.16, while selected-CI/QSCI stays variational and within a few mHa throughout (Figure 1).</w:t>
-      </w:r>
-      <w:r>
-        <w:rPr>
-          <w:rFonts w:ascii="Times New Roman" w:cs="Times New Roman" w:eastAsia="Times New Roman" w:hAnsi="Times New Roman"/>
-          <w:sz w:val="22"/>
-          <w:szCs w:val="22"/>
-        </w:rPr>
-        <w:t xml:space="preserve"> And we certify the error rather than assert it: an Epstein–Nesbet PT2 correction tightens the rigorous variational upper bound toward FCI — </w:t>
+        <w:t xml:space="preserve"> at every geometry, as a rigorous variational bound that converges systematically. </w:t>
+      </w:r>
+      <w:r>
+        <w:rPr>
+          <w:rFonts w:ascii="Times New Roman" w:cs="Times New Roman" w:eastAsia="Times New Roman" w:hAnsi="Times New Roman"/>
+          <w:b/>
+          <w:bCs/>
+          <w:sz w:val="22"/>
+          <w:szCs w:val="22"/>
+        </w:rPr>
+        <w:t xml:space="preserve">This is not a hydrogen-chain artifact: on a real Cr–O bond stretch (CrO ⁵Π, CAS(10,10)=20q), in-active-space CCSD(T) develops large, frequently non-convergent errors (tens to ~144 mHa vs exact CASCI, the non-convergent points scattering on re-runs) as the dominant-determinant weight falls 0.87→0.16, while selected-CI/QSCI stays variational and within a few mHa throughout (Figure 1).</w:t>
+      </w:r>
+      <w:r>
+        <w:rPr>
+          <w:rFonts w:ascii="Times New Roman" w:cs="Times New Roman" w:eastAsia="Times New Roman" w:hAnsi="Times New Roman"/>
+          <w:sz w:val="22"/>
+          <w:szCs w:val="22"/>
+        </w:rPr>
+        <w:t xml:space="preserve"> We also certify the error rather than assert it. An Epstein–Nesbet PT2 correction tightens the variational upper bound toward FCI; </w:t>
       </w:r>
       <w:r>
         <w:rPr>
@@ -3338,7 +3346,7 @@
           <w:sz w:val="22"/>
           <w:szCs w:val="22"/>
         </w:rPr>
-        <w:t xml:space="preserve">: the CIPSI extrapolation reproduces FCI to ~4 mHa near equilibrium (R²=0.999) but degrades to ~54 mHa when heavily stretched — reported, not hidden — and even at the strongest correlation (R=2.4 Å, 468 determinants) E_var+PT2 sits +10.9 mHa above FCI with the shrinking E_var↔E_var+PT2 gap as the convergence certificate — while CCSD(T) sits 217 mHa BELOW FCI with no error signal at all. (Selected-CI here is classical on CPU; QSCI is its device-driven instantiation — realized on GPU hardware by the 28q run.)</w:t>
+        <w:t xml:space="preserve">. The CIPSI extrapolation reproduces FCI to ~4 mHa near equilibrium (R²=0.999) and degrades to ~54 mHa when heavily stretched, which we report rather than hide. Even at the strongest correlation (R=2.4 Å, 468 determinants), E_var+PT2 sits +10.9 mHa above FCI, with the shrinking E_var↔E_var+PT2 gap serving as the convergence certificate, whereas CCSD(T) sits 217 mHa below FCI with no error signal at all. (Selected-CI here is classical on CPU; QSCI is its device-driven instantiation, realized on GPU hardware by the 28q run.) </w:t>
       </w:r>
       <w:r>
         <w:rPr>
@@ -3356,7 +3364,7 @@
           <w:sz w:val="22"/>
           <w:szCs w:val="22"/>
         </w:rPr>
-        <w:t xml:space="preserve">a confidently-wrong classical energy — one that sits below the exact answer with no error flag — commits multi-month synthesis spend to a false lead, the dominant hidden cost of discovery, and exactly what a self-certifying variational selector removes.</w:t>
+        <w:t xml:space="preserve">a confidently-wrong classical energy, one that sits below the exact answer with no error flag, commits multi-month synthesis spend to a false lead. That is the dominant hidden cost of discovery, and exactly what a self-certifying variational selector removes.</w:t>
       </w:r>
     </w:p>
     <w:p>
@@ -3505,17 +3513,17 @@
           <w:sz w:val="22"/>
           <w:szCs w:val="22"/>
         </w:rPr>
-        <w:t xml:space="preserve">Protocols were git-timestamped (preregistration_v2.json + _e67_supplementary.json) before access; reported as measured — pass, fail, or resource-DNF. </w:t>
-      </w:r>
-      <w:r>
-        <w:rPr>
-          <w:rFonts w:ascii="Times New Roman" w:cs="Times New Roman" w:eastAsia="Times New Roman" w:hAnsi="Times New Roman"/>
-          <w:b/>
-          <w:bCs/>
-          <w:sz w:val="22"/>
-          <w:szCs w:val="22"/>
-        </w:rPr>
-        <w:t xml:space="preserve">E4 — a second reference correction, on the real EUV motif: </w:t>
+        <w:t xml:space="preserve">Protocols were git-timestamped (preregistration_v2.json + _e67_supplementary.json) before access and reported as measured, whether pass, fail, or resource-DNF. </w:t>
+      </w:r>
+      <w:r>
+        <w:rPr>
+          <w:rFonts w:ascii="Times New Roman" w:cs="Times New Roman" w:eastAsia="Times New Roman" w:hAnsi="Times New Roman"/>
+          <w:b/>
+          <w:bCs/>
+          <w:sz w:val="22"/>
+          <w:szCs w:val="22"/>
+        </w:rPr>
+        <w:t xml:space="preserve">E4, a second reference correction on the real EUV motif: </w:t>
       </w:r>
       <w:r>
         <w:rPr>
@@ -3541,7 +3549,7 @@
           <w:sz w:val="22"/>
           <w:szCs w:val="22"/>
         </w:rPr>
-        <w:t xml:space="preserve"> (524,764 dets, 7.4 h; reference committed pre-run) — the correction reproduced on the actual tin-oxo chemistry. </w:t>
+        <w:t xml:space="preserve"> (524,764 dets, 7.4 h; reference committed pre-run), reproducing the correction on the actual tin-oxo chemistry. </w:t>
       </w:r>
       <w:r>
         <w:rPr>
@@ -3559,7 +3567,7 @@
           <w:sz w:val="22"/>
           <w:szCs w:val="22"/>
         </w:rPr>
-        <w:t xml:space="preserve">stretching the Sn₂O₂ Sn–O bridge 2.05→3.28 Å (the strongly-correlated cleavage regime), in-active-space CCSD(T) error grows </w:t>
+        <w:t xml:space="preserve">as the Sn₂O₂ Sn–O bridge stretches 2.05→3.28 Å into the strongly-correlated cleavage regime, in-active-space CCSD(T) error grows </w:t>
       </w:r>
       <w:r>
         <w:rPr>
@@ -3577,25 +3585,25 @@
           <w:sz w:val="22"/>
           <w:szCs w:val="22"/>
         </w:rPr>
-        <w:t xml:space="preserve"> while the identical selected-CI/QSCI stays variational (≤0.48 mHa everywhere) and the dominant-determinant weight collapses 0.95→0.53 — Figure 1's trust story on the real motif under cleavage. </w:t>
-      </w:r>
-      <w:r>
-        <w:rPr>
-          <w:rFonts w:ascii="Times New Roman" w:cs="Times New Roman" w:eastAsia="Times New Roman" w:hAnsi="Times New Roman"/>
-          <w:b/>
-          <w:bCs/>
-          <w:sz w:val="22"/>
-          <w:szCs w:val="22"/>
-        </w:rPr>
-        <w:t xml:space="preserve">E3 — the 40q absolute-certification protocol (terminal at it5): </w:t>
-      </w:r>
-      <w:r>
-        <w:rPr>
-          <w:rFonts w:ascii="Times New Roman" w:cs="Times New Roman" w:eastAsia="Times New Roman" w:hAnsi="Times New Roman"/>
-          <w:sz w:val="22"/>
-          <w:szCs w:val="22"/>
-        </w:rPr>
-        <w:t xml:space="preserve">growth-to-PT2-certificate on H₂₀ 40q, bucket-parallel Epstein–Nesbet (bit-identical to serial); ended by an external pod kill during it6 growth (disclosed, not a convergence failure). At it5: </w:t>
+        <w:t xml:space="preserve"> while the identical selected-CI/QSCI stays variational (≤0.48 mHa everywhere) and the dominant-determinant weight collapses 0.95→0.53: Figure 1's trust story on the real motif under cleavage. </w:t>
+      </w:r>
+      <w:r>
+        <w:rPr>
+          <w:rFonts w:ascii="Times New Roman" w:cs="Times New Roman" w:eastAsia="Times New Roman" w:hAnsi="Times New Roman"/>
+          <w:b/>
+          <w:bCs/>
+          <w:sz w:val="22"/>
+          <w:szCs w:val="22"/>
+        </w:rPr>
+        <w:t xml:space="preserve">E3, the 40q absolute-certification protocol (terminal at it5): </w:t>
+      </w:r>
+      <w:r>
+        <w:rPr>
+          <w:rFonts w:ascii="Times New Roman" w:cs="Times New Roman" w:eastAsia="Times New Roman" w:hAnsi="Times New Roman"/>
+          <w:sz w:val="22"/>
+          <w:szCs w:val="22"/>
+        </w:rPr>
+        <w:t xml:space="preserve">a growth-to-PT2-certificate on H₂₀ 40q with bucket-parallel Epstein–Nesbet (bit-identical to serial), ended by an external pod kill during it6 growth (disclosed, and not a convergence failure). At it5, </w:t>
       </w:r>
       <w:r>
         <w:rPr>
@@ -3613,53 +3621,53 @@
           <w:sz w:val="22"/>
           <w:szCs w:val="22"/>
         </w:rPr>
-        <w:t xml:space="preserve">, |PT2| a clean converging trace 84→4.6→2.6→2.0→1.57→1.31 mHa; the |PT2|≤0.5 point (i, ~it10–11) unreached, as-measured. </w:t>
-      </w:r>
-      <w:r>
-        <w:rPr>
-          <w:rFonts w:ascii="Times New Roman" w:cs="Times New Roman" w:eastAsia="Times New Roman" w:hAnsi="Times New Roman"/>
-          <w:b/>
-          <w:bCs/>
-          <w:sz w:val="22"/>
-          <w:szCs w:val="22"/>
-        </w:rPr>
-        <w:t xml:space="preserve">E2 — resource-DNF, disclosed as an operational record (not the E2 result): </w:t>
-      </w:r>
-      <w:r>
-        <w:rPr>
-          <w:rFonts w:ascii="Times New Roman" w:cs="Times New Roman" w:eastAsia="Times New Roman" w:hAnsi="Times New Roman"/>
-          <w:sz w:val="22"/>
-          <w:szCs w:val="22"/>
-        </w:rPr>
-        <w:t xml:space="preserve">the device-seeded 40q run (committed 102-det seed) needs ≥128 GiB and was OOM-killed by the cgroup at iter-3 cap-fill (peak 133.5 GB, 97%; two deterministic attempts). E4 completed on the same box at 59.7 GB — +2 qubits double the footprint. An honest hardware ceiling, no tuning. </w:t>
-      </w:r>
-      <w:r>
-        <w:rPr>
-          <w:rFonts w:ascii="Times New Roman" w:cs="Times New Roman" w:eastAsia="Times New Roman" w:hAnsi="Times New Roman"/>
-          <w:b/>
-          <w:bCs/>
-          <w:sz w:val="22"/>
-          <w:szCs w:val="22"/>
-        </w:rPr>
-        <w:t xml:space="preserve">E5 — the least-grounded frontier (44q), non-converged and reported as such: </w:t>
-      </w:r>
-      <w:r>
-        <w:rPr>
-          <w:rFonts w:ascii="Times New Roman" w:cs="Times New Roman" w:eastAsia="Times New Roman" w:hAnsi="Times New Roman"/>
-          <w:sz w:val="22"/>
-          <w:szCs w:val="22"/>
-        </w:rPr>
-        <w:t xml:space="preserve">H₂₂ 44q growth against a re-frozen χ=1200 judge, terminated early to protect E3's runway; committed trajectory +125→+8.7→+5.2→+4.0 mHa (decelerating), not reaching the ≤1.6 mHa threshold before the abort gate — the pre-registered expected outcome, no threshold moved and frozen parameters untouched. </w:t>
-      </w:r>
-      <w:r>
-        <w:rPr>
-          <w:rFonts w:ascii="Times New Roman" w:cs="Times New Roman" w:eastAsia="Times New Roman" w:hAnsi="Times New Roman"/>
-          <w:b/>
-          <w:bCs/>
-          <w:sz w:val="22"/>
-          <w:szCs w:val="22"/>
-        </w:rPr>
-        <w:t xml:space="preserve">E6 — an independent absolute-accuracy anchor (supplementary, pre-registered): </w:t>
+        <w:t xml:space="preserve">, with |PT2| on a clean converging trace 84→4.6→2.6→2.0→1.57→1.31 mHa; the |PT2|≤0.5 point (i, ~it10–11) went unreached, as-measured. </w:t>
+      </w:r>
+      <w:r>
+        <w:rPr>
+          <w:rFonts w:ascii="Times New Roman" w:cs="Times New Roman" w:eastAsia="Times New Roman" w:hAnsi="Times New Roman"/>
+          <w:b/>
+          <w:bCs/>
+          <w:sz w:val="22"/>
+          <w:szCs w:val="22"/>
+        </w:rPr>
+        <w:t xml:space="preserve">E2, a resource-DNF disclosed as an operational record (not the E2 result): </w:t>
+      </w:r>
+      <w:r>
+        <w:rPr>
+          <w:rFonts w:ascii="Times New Roman" w:cs="Times New Roman" w:eastAsia="Times New Roman" w:hAnsi="Times New Roman"/>
+          <w:sz w:val="22"/>
+          <w:szCs w:val="22"/>
+        </w:rPr>
+        <w:t xml:space="preserve">the device-seeded 40q run (committed 102-det seed) needs ≥128 GiB and was OOM-killed by the cgroup at iter-3 cap-fill (peak 133.5 GB, 97%; two deterministic attempts). E4 completed on the same box at 59.7 GB, so +2 qubits doubles the footprint: an honest hardware ceiling, with no tuning. </w:t>
+      </w:r>
+      <w:r>
+        <w:rPr>
+          <w:rFonts w:ascii="Times New Roman" w:cs="Times New Roman" w:eastAsia="Times New Roman" w:hAnsi="Times New Roman"/>
+          <w:b/>
+          <w:bCs/>
+          <w:sz w:val="22"/>
+          <w:szCs w:val="22"/>
+        </w:rPr>
+        <w:t xml:space="preserve">E5, the least-grounded frontier (44q), non-converged and reported as such: </w:t>
+      </w:r>
+      <w:r>
+        <w:rPr>
+          <w:rFonts w:ascii="Times New Roman" w:cs="Times New Roman" w:eastAsia="Times New Roman" w:hAnsi="Times New Roman"/>
+          <w:sz w:val="22"/>
+          <w:szCs w:val="22"/>
+        </w:rPr>
+        <w:t xml:space="preserve">H₂₂ 44q growth against a re-frozen χ=1200 judge, terminated early to protect E3's runway; the committed trajectory +125→+8.7→+5.2→+4.0 mHa is decelerating but does not reach the ≤1.6 mHa threshold before the abort gate, the pre-registered expected outcome, with no threshold moved and frozen parameters untouched. </w:t>
+      </w:r>
+      <w:r>
+        <w:rPr>
+          <w:rFonts w:ascii="Times New Roman" w:cs="Times New Roman" w:eastAsia="Times New Roman" w:hAnsi="Times New Roman"/>
+          <w:b/>
+          <w:bCs/>
+          <w:sz w:val="22"/>
+          <w:szCs w:val="22"/>
+        </w:rPr>
+        <w:t xml:space="preserve">E6, an independent absolute-accuracy anchor (supplementary, pre-registered): </w:t>
       </w:r>
       <w:r>
         <w:rPr>
@@ -3685,17 +3693,17 @@
           <w:sz w:val="22"/>
           <w:szCs w:val="22"/>
         </w:rPr>
-        <w:t xml:space="preserve"> — placing E3's committed it5 variational energy </w:t>
-      </w:r>
-      <w:r>
-        <w:rPr>
-          <w:rFonts w:ascii="Times New Roman" w:cs="Times New Roman" w:eastAsia="Times New Roman" w:hAnsi="Times New Roman"/>
-          <w:b/>
-          <w:bCs/>
-          <w:sz w:val="22"/>
-          <w:szCs w:val="22"/>
-        </w:rPr>
-        <w:t xml:space="preserve">+1.59 mHa from the near-exact limit — at the 1 kcal/mol chemical-accuracy edge, jackknife-robust to ±0.05 mHa</w:t>
+        <w:t xml:space="preserve">, places E3's committed it5 variational energy </w:t>
+      </w:r>
+      <w:r>
+        <w:rPr>
+          <w:rFonts w:ascii="Times New Roman" w:cs="Times New Roman" w:eastAsia="Times New Roman" w:hAnsi="Times New Roman"/>
+          <w:b/>
+          <w:bCs/>
+          <w:sz w:val="22"/>
+          <w:szCs w:val="22"/>
+        </w:rPr>
+        <w:t xml:space="preserve">+1.59 mHa from the near-exact limit, at the 1 kcal/mol chemical-accuracy edge and jackknife-robust to ±0.05 mHa</w:t>
       </w:r>
       <w:r>
         <w:rPr>
@@ -3713,15 +3721,15 @@
           <w:sz w:val="22"/>
           <w:szCs w:val="22"/>
         </w:rPr>
-        <w:t xml:space="preserve">Cross-validated by a second, independent route: </w:t>
-      </w:r>
-      <w:r>
-        <w:rPr>
-          <w:rFonts w:ascii="Times New Roman" w:cs="Times New Roman" w:eastAsia="Times New Roman" w:hAnsi="Times New Roman"/>
-          <w:sz w:val="22"/>
-          <w:szCs w:val="22"/>
-        </w:rPr>
-        <w:t xml:space="preserve">extrapolating E3's own PT2 trace to PT2→0 (standard CIPSI — a different method class and extrapolation variable) gives −10.293621 Ha, </w:t>
+        <w:t xml:space="preserve">A second, independent route cross-validates it: </w:t>
+      </w:r>
+      <w:r>
+        <w:rPr>
+          <w:rFonts w:ascii="Times New Roman" w:cs="Times New Roman" w:eastAsia="Times New Roman" w:hAnsi="Times New Roman"/>
+          <w:sz w:val="22"/>
+          <w:szCs w:val="22"/>
+        </w:rPr>
+        <w:t xml:space="preserve">extrapolating E3's own PT2 trace to PT2→0 (standard CIPSI, a different method class and extrapolation variable) gives −10.293621 Ha, </w:t>
       </w:r>
       <w:r>
         <w:rPr>
@@ -3739,7 +3747,7 @@
           <w:sz w:val="22"/>
           <w:szCs w:val="22"/>
         </w:rPr>
-        <w:t xml:space="preserve"> (~0.10 mHa ≈ 15× inside chemical accuracy with Route A's jackknife folded in) — the 40q exact energy pinned twice, independently (e3_cipsi_crossvalidation.py).</w:t>
+        <w:t xml:space="preserve"> (~0.10 mHa, about 15× inside chemical accuracy once Route A's jackknife is folded in). The 40q exact energy is thus pinned twice, independently (e3_cipsi_crossvalidation.py).</w:t>
       </w:r>
     </w:p>
     <w:p>
@@ -3762,7 +3770,7 @@
           <w:sz w:val="22"/>
           <w:szCs w:val="22"/>
         </w:rPr>
-        <w:t xml:space="preserve">We confirm the determinant-space proxy tracks the real circuit-sampled pipeline by executing measured QSCI (qml.sample, 3,000 shots × 160 circuits) at 16q and 20q — measured matches proxy (16q: 28.1 vs 26.6; 20q: 50.4 vs 49.3 mHa), extending the sampled pipeline past 12q (at this shot budget diffuse random sampling edges out the generator — a low-shot coverage effect, not a quality reversal). Determinants for chemical accuracy grow ~1.38× per qubit vs 2.0× for FCI (log R²=0.99) — vanishing but still exponential; we do not claim polynomial scaling.</w:t>
+        <w:t xml:space="preserve">We confirm that the determinant-space proxy tracks the real circuit-sampled pipeline by executing measured QSCI (qml.sample, 3,000 shots × 160 circuits) at 16q and 20q: measured matches proxy (16q: 28.1 vs 26.6; 20q: 50.4 vs 49.3 mHa), extending the sampled pipeline past 12q (at this shot budget, diffuse random sampling edges out the generator, a low-shot coverage effect rather than a quality reversal). Determinants for chemical accuracy grow ~1.38× per qubit against 2.0× for FCI (log R²=0.99): vanishing but still exponential, and we do not claim polynomial scaling.</w:t>
       </w:r>
     </w:p>
     <w:p>
@@ -3790,7 +3798,7 @@
           <w:sz w:val="22"/>
           <w:szCs w:val="22"/>
         </w:rPr>
-        <w:t xml:space="preserve">We use </w:t>
+        <w:t xml:space="preserve">We run on </w:t>
       </w:r>
       <w:r>
         <w:rPr>
@@ -3808,7 +3816,7 @@
           <w:sz w:val="22"/>
           <w:szCs w:val="22"/>
         </w:rPr>
-        <w:t xml:space="preserve"> with CUDA-Q: tensornet-mps for the 24–40q tier, cuStateVec for exact validation to ~32q; multi-GPU (NVLink) enables distributed evaluation and the &gt;40q bonus; QPU for 10–16q validation. The ~16 TB exact statevector at 40q collapses onto one 80 GB GPU via CUDA-Q MPS (~200× reduction) — what makes the 40-qubit tier reachable.</w:t>
+        <w:t xml:space="preserve"> with CUDA-Q: tensornet-mps for the 24–40q tier and cuStateVec for exact validation to ~32q, with multi-GPU (NVLink) enabling distributed evaluation and the &gt;40q bonus, and QPU access for the 10–16q validation. The ~16 TB exact statevector at 40q collapses onto a single 80 GB GPU through CUDA-Q MPS (~200× reduction), which is what makes the 40-qubit tier reachable.</w:t>
       </w:r>
     </w:p>
     <w:p>
@@ -3831,7 +3839,7 @@
           <w:sz w:val="22"/>
           <w:szCs w:val="22"/>
         </w:rPr>
-        <w:t xml:space="preserve">With pool compression a length-8 UCC circuit is shallow (≤2-qubit gates), within MPS reach near equilibrium; QSCI needs ~10³–10⁴ shots/circuit; ~1–2 weeks single-GPU for the full 24→40q sweep plus oxide runs. Measured: 20q 191 s, 28q 2,386 s — GPU sampling 1–32 s, the rest classical determinant growth (cut ≈5× by the incremental engine).</w:t>
+        <w:t xml:space="preserve">With pool compression, a length-8 UCC circuit is shallow (≤2-qubit gates) and within MPS reach near equilibrium; QSCI needs ~10³–10⁴ shots per circuit; and the full 24→40q sweep plus oxide runs is roughly 1–2 weeks on a single GPU. Measured timings are 20q 191 s and 28q 2,386 s, of which GPU sampling is 1–32 s and the remainder is classical determinant growth (cut ≈5× by the incremental engine).</w:t>
       </w:r>
     </w:p>
     <w:p>
@@ -3859,7 +3867,7 @@
           <w:sz w:val="22"/>
           <w:szCs w:val="22"/>
         </w:rPr>
-        <w:t xml:space="preserve">We state where the approach does and does not yet provide benefit. (i) </w:t>
+        <w:t xml:space="preserve">We are explicit about where the approach does and does not yet provide benefit. (i) </w:t>
       </w:r>
       <w:r>
         <w:rPr>
@@ -3895,7 +3903,7 @@
           <w:sz w:val="22"/>
           <w:szCs w:val="22"/>
         </w:rPr>
-        <w:t xml:space="preserve">classical FCI/DMRG solve every instance here, including the 40q flagship (our own DMRG anchor pins it independently, §5); we claim no speed or reach advantage anywhere, only correctness, self-certification and favourable scaling. (iii) </w:t>
+        <w:t xml:space="preserve">classical FCI/DMRG solve every instance here, including the 40q flagship (our own DMRG anchor pins it independently, §5), so we claim no speed or reach advantage anywhere, only correctness, self-certification, and favourable scaling. (iii) </w:t>
       </w:r>
       <w:r>
         <w:rPr>
@@ -3913,7 +3921,7 @@
           <w:sz w:val="22"/>
           <w:szCs w:val="22"/>
         </w:rPr>
-        <w:t xml:space="preserve">the flagship meets its pre-registered relative criterion; E3 reached a terminal it5 (external pod kill), prediction ii met, the |PT2|≤0.5 point unreached — reported as-measured (§5). (iv) </w:t>
+        <w:t xml:space="preserve">the flagship meets its pre-registered relative criterion; E3 reached a terminal it5 (external pod kill) with prediction ii met and the |PT2|≤0.5 point unreached, reported as-measured (§5). (iv) </w:t>
       </w:r>
       <w:r>
         <w:rPr>
@@ -3931,7 +3939,7 @@
           <w:sz w:val="22"/>
           <w:szCs w:val="22"/>
         </w:rPr>
-        <w:t xml:space="preserve">cross-size transfer is significant at 8 seeds (43/48 wins, p&lt;0.0001), the advantage narrowing in magnitude but positive through 56q; cross-chemistry wins 3 of 6 oxides (BeO a tie), fails on SnO; target-specific MP2 beats the transferred prior — a zero-cost prior, not a universal or MP2-beating one.</w:t>
+        <w:t xml:space="preserve">cross-size transfer is significant at 8 seeds (43/48 wins, p&lt;0.0001), the advantage narrowing in magnitude but staying positive through 56q; cross-chemistry wins 3 of 6 oxides (BeO a tie) and fails on SnO; and target-specific MP2 beats the transferred prior. It is a zero-cost prior, not a universal or MP2-beating one.</w:t>
       </w:r>
     </w:p>
     <w:p>
@@ -3995,7 +4003,7 @@
           <w:sz w:val="22"/>
           <w:szCs w:val="22"/>
         </w:rPr>
-        <w:t xml:space="preserve"> — trained at 8q+12q, deployed zero-shot to 56q (43/48 wins, p&lt;0.0001). </w:t>
+        <w:t xml:space="preserve">, trained at 8q+12q and deployed zero-shot to 56q (43/48 wins, p&lt;0.0001). </w:t>
       </w:r>
       <w:r>
         <w:rPr>
@@ -4013,7 +4021,7 @@
           <w:sz w:val="22"/>
           <w:szCs w:val="22"/>
         </w:rPr>
-        <w:t xml:space="preserve">paired with QSCI and executed at scale — 40q chemically accurate vs its frozen reference, device-sampled 20q/28q GPU and trapped-ion silicon, two 38q runs that </w:t>
+        <w:t xml:space="preserve">it is paired with QSCI and executed at scale, giving a 40q energy chemically accurate against its frozen reference, device-sampled 20q/28q GPU and trapped-ion silicon runs, and two 38q runs that </w:t>
       </w:r>
       <w:r>
         <w:rPr>
@@ -4049,7 +4057,7 @@
           <w:sz w:val="22"/>
           <w:szCs w:val="22"/>
         </w:rPr>
-        <w:t xml:space="preserve">a pre-synthesis trust gate — where CCSD(T) is </w:t>
+        <w:t xml:space="preserve">it serves as a pre-synthesis trust gate; where CCSD(T) is </w:t>
       </w:r>
       <w:r>
         <w:rPr>
@@ -4067,7 +4075,7 @@
           <w:sz w:val="22"/>
           <w:szCs w:val="22"/>
         </w:rPr>
-        <w:t xml:space="preserve">, QSCI is variational and self-certifying, so synthesis spend is not committed to a false lead. </w:t>
+        <w:t xml:space="preserve">, QSCI is variational and self-certifying, so synthesis spend is never committed to a false lead. </w:t>
       </w:r>
       <w:r>
         <w:rPr>
@@ -4085,7 +4093,7 @@
           <w:sz w:val="22"/>
           <w:szCs w:val="22"/>
         </w:rPr>
-        <w:t xml:space="preserve">every judged claim pre-registered and reported as measured, including a resource-DNF, a non-convergence, and two claims we </w:t>
+        <w:t xml:space="preserve">every judged claim is pre-registered and reported as measured, including a resource-DNF, a non-convergence, and two claims we </w:t>
       </w:r>
       <w:r>
         <w:rPr>
@@ -4103,7 +4111,7 @@
           <w:sz w:val="22"/>
           <w:szCs w:val="22"/>
         </w:rPr>
-        <w:t xml:space="preserve">; one command (</w:t>
+        <w:t xml:space="preserve">; and one command (</w:t>
       </w:r>
       <w:r>
         <w:rPr>

--- a/paper/EIGENNEXUS_Phase3_Content.docx
+++ b/paper/EIGENNEXUS_Phase3_Content.docx
@@ -4393,7 +4393,7 @@
     </w:p>
     <w:sectPr>
       <w:pgSz w:w="12240" w:h="15840" w:orient="portrait"/>
-      <w:pgMar w:top="1224" w:right="1224" w:bottom="1224" w:left="1224" w:header="708" w:footer="708" w:gutter="0"/>
+      <w:pgMar w:top="1080" w:right="720" w:bottom="1080" w:left="720" w:header="708" w:footer="708" w:gutter="0"/>
       <w:pgNumType/>
       <w:docGrid w:linePitch="360"/>
     </w:sectPr>

--- a/paper/EIGENNEXUS_Phase3_Content.docx
+++ b/paper/EIGENNEXUS_Phase3_Content.docx
@@ -4169,7 +4169,7 @@
           <w:sz w:val="20"/>
           <w:szCs w:val="20"/>
         </w:rPr>
-        <w:t xml:space="preserve">K. Nakaji, et al. “The generative quantum eigensolver (GQE) and its application for ground state search.” arXiv:2401.09253 (2024). [AIST]</w:t>
+        <w:t xml:space="preserve">K. Nakaji, L. B. Kristensen, J. A. Campos-Gonzalez-Angulo, M. Ghazi Vakili, H. Huang, M. Bagherimehrab, C. Gorgulla, F. Wong, A. McCaskey, J.-S. Kim, T. Nguyen, P. Rao, and A. Aspuru-Guzik, “The generative quantum eigensolver (GQE) and its application for ground state search,” arXiv:2401.09253 (2024).</w:t>
       </w:r>
     </w:p>
     <w:p>
@@ -4193,7 +4193,7 @@
           <w:sz w:val="20"/>
           <w:szCs w:val="20"/>
         </w:rPr>
-        <w:t xml:space="preserve">N. P. D. Sawaya, et al. “HamLib: A library of Hamiltonians for benchmarking quantum algorithms and hardware.” Quantum 8, 1559 (2024).</w:t>
+        <w:t xml:space="preserve">N. P. D. Sawaya, D. Marti-Dafcik, Y. Ho, D. P. Tabor, D. E. Bernal Neira, A. B. Magann, S. Premaratne, P. Dubey, A. Matsuura, N. Bishop, W. A. de Jong, S. Benjamin, O. Parekh, N. Tubman, K. Klymko, and D. Camps, “HamLib: A library of Hamiltonians for benchmarking quantum algorithms and hardware,” Quantum 8, 1559 (2024). DOI: 10.22331/q-2024-12-11-1559.</w:t>
       </w:r>
     </w:p>
     <w:p>
@@ -4217,7 +4217,7 @@
           <w:sz w:val="20"/>
           <w:szCs w:val="20"/>
         </w:rPr>
-        <w:t xml:space="preserve">S. Minami, K. Nakaji, et al. “Generative quantum combinatorial optimization … conditional generative quantum eigensolver.” Digital Discovery 4(8) (2025).</w:t>
+        <w:t xml:space="preserve">S. Minami, K. Nakaji, Y. Suzuki, A. Aspuru-Guzik, and T. Kadowaki, “Generative quantum combinatorial optimization by means of a novel conditional generative quantum eigensolver,” Digital Discovery 4(8), 2229–2243 (2025). DOI: 10.1039/D5DD00138B (arXiv:2501.16986).</w:t>
       </w:r>
     </w:p>
     <w:p>
@@ -4241,7 +4241,7 @@
           <w:sz w:val="20"/>
           <w:szCs w:val="20"/>
         </w:rPr>
-        <w:t xml:space="preserve">K. Kanno, et al. “Quantum-selected configuration interaction … subspaces selected by quantum computers.” arXiv:2302.11320 (2023).</w:t>
+        <w:t xml:space="preserve">K. Kanno, M. Kohda, R. Imai, S. Koh, K. Mitarai, W. Mizukami, and Y. O. Nakagawa, “Quantum-Selected Configuration Interaction: classical diagonalization of Hamiltonians in subspaces selected by quantum computers,” arXiv:2302.11320 (2023).</w:t>
       </w:r>
     </w:p>
     <w:p>
@@ -4265,7 +4265,7 @@
           <w:sz w:val="20"/>
           <w:szCs w:val="20"/>
         </w:rPr>
-        <w:t xml:space="preserve">NVIDIA Corporation. CUDA-Q and cuQuantum SDK (cuStateVec, tensornet / tensornet-mps backends).</w:t>
+        <w:t xml:space="preserve">NVIDIA Corporation, “CUDA-Q (formerly CUDA Quantum) and the cuQuantum SDK: cuStateVec, tensornet, and tensornet-mps backends,” software (2024–2026). https://developer.nvidia.com/cuda-q.</w:t>
       </w:r>
     </w:p>
     <w:p>
@@ -4289,7 +4289,7 @@
           <w:sz w:val="20"/>
           <w:szCs w:val="20"/>
         </w:rPr>
-        <w:t xml:space="preserve">J. Tilly, et al. “The Variational Quantum Eigensolver: A review of methods and best practices.” Physics Reports 986 (2022).</w:t>
+        <w:t xml:space="preserve">J. Tilly, H. Chen, S. Cao, D. Picozzi, K. Setia, Y. Li, E. Grant, L. Wossnig, I. Rungger, G. H. Booth, and J. Tennyson, “The Variational Quantum Eigensolver: A review of methods and best practices,” Physics Reports 986, 1–128 (2022). DOI: 10.1016/j.physrep.2022.08.003.</w:t>
       </w:r>
     </w:p>
     <w:p>
@@ -4313,7 +4313,7 @@
           <w:sz w:val="20"/>
           <w:szCs w:val="20"/>
         </w:rPr>
-        <w:t xml:space="preserve">C. Fare, et al. “A multi-fidelity machine learning approach to high throughput materials screening.” npj Computational Materials 8, 257 (2022).</w:t>
+        <w:t xml:space="preserve">C. Fare, P. Fenner, M. Benatan, et al., “A multi-fidelity machine learning approach to high-throughput materials screening,” npj Computational Materials 8, 257 (2022). DOI: 10.1038/s41524-022-00947-9.</w:t>
       </w:r>
     </w:p>
     <w:p>
@@ -4337,7 +4337,7 @@
           <w:sz w:val="20"/>
           <w:szCs w:val="20"/>
         </w:rPr>
-        <w:t xml:space="preserve">T. D. Kharazi, et al. “Quantum Simulations for Extreme Ultraviolet Photolithography.” arXiv:2602.20234 (2026). [Xanadu &amp; Mitsubishi Chemical]</w:t>
+        <w:t xml:space="preserve">T. D. Kharazi, S. Fomichev, S. Kanno, T. Kobayashi, J. M. Arrazola, Q. Gao, and T. F. Stetina, “Quantum Simulations for Extreme Ultraviolet Photolithography,” arXiv:2602.20234 (2026). [Xanadu &amp; Mitsubishi Chemical Corporation — a challenge provider]</w:t>
       </w:r>
     </w:p>
     <w:p>
@@ -4361,7 +4361,7 @@
           <w:sz w:val="20"/>
           <w:szCs w:val="20"/>
         </w:rPr>
-        <w:t xml:space="preserve">R. Kemmoku, Q. Gao, S. Kanno, et al. “Generative Circuit Design for Quantum-Selected Configuration Interaction.” arXiv:2604.09756 (2026). [Mitsubishi Chemical]</w:t>
+        <w:t xml:space="preserve">R. Kemmoku, Q. Gao, S. Kanno, K. Keithley, I. Hamamura, N. Yamamoto, and K. Nakaji, “Generative Circuit Design for Quantum-Selected Configuration Interaction,” arXiv:2604.09756 (2026). [Mitsubishi Chemical Corporation — a challenge provider; N₂ active spaces to 32 qubits]</w:t>
       </w:r>
     </w:p>
     <w:p>

--- a/paper/EIGENNEXUS_Phase3_Content.docx
+++ b/paper/EIGENNEXUS_Phase3_Content.docx
@@ -32,6 +32,31 @@
           <w:szCs w:val="21"/>
         </w:rPr>
         <w:t xml:space="preserve">Team EIGENNEXUS  —  Advanced Materials (Mitsubishi Chemical Group &amp; AIST)  —  GIC 2026 Phase 3</w:t>
+      </w:r>
+    </w:p>
+    <w:p>
+      <w:pPr>
+        <w:spacing w:after="60" w:line="226" w:lineRule="auto"/>
+        <w:ind w:left="360" w:right="360"/>
+        <w:jc w:val="both"/>
+      </w:pPr>
+      <w:r>
+        <w:rPr>
+          <w:rFonts w:ascii="Times New Roman" w:cs="Times New Roman" w:eastAsia="Times New Roman" w:hAnsi="Times New Roman"/>
+          <w:b/>
+          <w:bCs/>
+          <w:sz w:val="21"/>
+          <w:szCs w:val="21"/>
+        </w:rPr>
+        <w:t xml:space="preserve">Abstract. </w:t>
+      </w:r>
+      <w:r>
+        <w:rPr>
+          <w:rFonts w:ascii="Times New Roman" w:cs="Times New Roman" w:eastAsia="Times New Roman" w:hAnsi="Times New Roman"/>
+          <w:sz w:val="21"/>
+          <w:szCs w:val="21"/>
+        </w:rPr>
+        <w:t xml:space="preserve">Estimating molecular ground-state energies underlies reaction thermodynamics, redox behaviour, and materials screening, and it is exactly where classical methods break down under strong correlation. MATGEN-Q is a two-stage generative quantum eigensolver — a classical transformer proposes the circuits and QSCI evaluates them — which we scale toward the 40-qubit, industrially relevant regime on NVIDIA CUDA-Q, taking EUV photoresist chemistry (tin-oxo clusters) as the target application. The results here are executed and reproducible: chemical accuracy on the open-shell multireference oxides CrO and NiO and on the EUV Sn-oxides at 20 qubits; a 40-qubit flagship energy of 1.226 mHa against a reference frozen before access; and two 38-qubit runs that correct their own DMRG references, with an independent DMRG extrapolation placing the flagship 1.59 mHa from the near-exact limit. Where stretched-bond CCSD(T) turns confidently wrong — dropping below the exact energy with no warning — QSCI stays a variational, self-certifying bound. We claim no quantum advantage: every result is classical simulation, GPU determinant-space computation, or small-scale QPU validation, and one command reproduces all 26 checks (26/26 PASS).</w:t>
       </w:r>
     </w:p>
     <w:p>

--- a/paper/EIGENNEXUS_Phase3_Content.docx
+++ b/paper/EIGENNEXUS_Phase3_Content.docx
@@ -56,7 +56,7 @@
           <w:sz w:val="21"/>
           <w:szCs w:val="21"/>
         </w:rPr>
-        <w:t xml:space="preserve">Estimating molecular ground-state energies underlies reaction thermodynamics, redox behaviour, and materials screening, and it is exactly where classical methods break down under strong correlation. MATGEN-Q is a two-stage generative quantum eigensolver — a classical transformer proposes the circuits and QSCI evaluates them — which we scale toward the 40-qubit, industrially relevant regime on NVIDIA CUDA-Q, taking EUV photoresist chemistry (tin-oxo clusters) as the target application. The results here are executed and reproducible: chemical accuracy on the open-shell multireference oxides CrO and NiO and on the EUV Sn-oxides at 20 qubits; a 40-qubit flagship energy of 1.226 mHa against a reference frozen before access; and two 38-qubit runs that correct their own DMRG references, with an independent DMRG extrapolation placing the flagship 1.59 mHa from the near-exact limit. Where stretched-bond CCSD(T) turns confidently wrong — dropping below the exact energy with no warning — QSCI stays a variational, self-certifying bound. We claim no quantum advantage: every result is classical simulation, GPU determinant-space computation, or small-scale QPU validation, and one command reproduces all 26 checks (26/26 PASS).</w:t>
+        <w:t xml:space="preserve">Molecular ground-state energies underlie reaction thermodynamics, redox behaviour, and materials screening, and they are exactly where classical methods break down under strong correlation. MATGEN-Q is a two-stage generative quantum eigensolver (a classical transformer proposes the circuits, QSCI evaluates them) scaled toward the 40-qubit, industrially relevant regime on NVIDIA CUDA-Q, targeting EUV photoresist chemistry. The results are executed and reproducible: chemical accuracy on the multireference oxides CrO/NiO and the EUV Sn-oxides at 20 qubits; a 40-qubit flagship at 1.226 mHa against a reference frozen before access; two 38-qubit runs that correct their own DMRG references; and an independent DMRG extrapolation placing the flagship 1.59 mHa from the near-exact limit. Where stretched-bond CCSD(T) turns confidently wrong, sitting below the exact energy with no warning, QSCI stays a variational, self-certifying bound. We claim no quantum advantage: every result is classical simulation, GPU determinant-space computation, or small-scale QPU validation, and one command reproduces all 26 checks (26/26 PASS).</w:t>
       </w:r>
     </w:p>
     <w:p>
@@ -84,25 +84,25 @@
           <w:sz w:val="22"/>
           <w:szCs w:val="22"/>
         </w:rPr>
-        <w:t xml:space="preserve">Ground-state energy estimation underlies reaction thermodynamics, redox behavior, and excited-state properties throughout materials chemistry, yet classical methods scale exponentially with electron correlation and the gold-standard CCSD(T) costs O(N⁷). The Generative Quantum Eigensolver (GQE; Nakaji et al. 2024) takes a different route from VQE: a classical generative transformer proposes the quantum circuits rather than optimizing a variational one, which sidesteps the barren-plateau problem (Tilly et al. 2022; a GQE property established by Nakaji et al. 2024 and adopted here, not re-demonstrated). Until recently, statevector GQE stayed small-scale and QSCI-paired GQE had reached only 32 qubits (Kemmoku, Gao et al. 2026). </w:t>
-      </w:r>
-      <w:r>
-        <w:rPr>
-          <w:rFonts w:ascii="Times New Roman" w:cs="Times New Roman" w:eastAsia="Times New Roman" w:hAnsi="Times New Roman"/>
-          <w:b/>
-          <w:bCs/>
-          <w:sz w:val="22"/>
-          <w:szCs w:val="22"/>
-        </w:rPr>
-        <w:t xml:space="preserve">Carrying this generative approach into the ~40-qubit, industrially relevant regime, with executed and reproducible results, is the problem Phase 3 addresses.</w:t>
-      </w:r>
-      <w:r>
-        <w:rPr>
-          <w:rFonts w:ascii="Times New Roman" w:cs="Times New Roman" w:eastAsia="Times New Roman" w:hAnsi="Times New Roman"/>
-          <w:sz w:val="22"/>
-          <w:szCs w:val="22"/>
-        </w:rPr>
-        <w:t xml:space="preserve"> Our primary executed contribution is quantum-accurate energies for the chemistry where the classical gold standard breaks down. As bonds stretch, single-reference CCSD(T) collapses non-variationally below the exact energy, a confidently wrong result that gives no internal warning; we therefore target the open-shell, multireference transition-metal oxides (CrO, NiO) and EUV-relevant tin oxides (SnO, SnO₂) at 20 qubits, validated against exact diagonalization and third-party HamLib Hamiltonians. Around that core we build the machinery needed to scale: tensor-network plus selected-CI evaluation, MP2 pool compression, and a generator that transfers across system size and chemistry, all aimed at the 40q+ regime, with every claim reproducible and every limitation stated.</w:t>
+        <w:t xml:space="preserve">Ground-state energy estimation underlies reaction thermodynamics, redox behavior, and excited-state properties across materials chemistry, yet classical cost grows exponentially with electron correlation and the gold-standard CCSD(T) scales O(N⁷). The Generative Quantum Eigensolver (GQE; Nakaji et al. 2024) departs from VQE: a classical generative transformer proposes the circuits rather than optimizing a variational one, sidestepping barren plateaus (Tilly et al. 2022; a GQE property established by Nakaji et al., adopted here, not re-demonstrated). Statevector GQE has stayed small-scale, and QSCI-paired GQE had reached 32 qubits (Kemmoku, Gao et al. 2026). </w:t>
+      </w:r>
+      <w:r>
+        <w:rPr>
+          <w:rFonts w:ascii="Times New Roman" w:cs="Times New Roman" w:eastAsia="Times New Roman" w:hAnsi="Times New Roman"/>
+          <w:b/>
+          <w:bCs/>
+          <w:sz w:val="22"/>
+          <w:szCs w:val="22"/>
+        </w:rPr>
+        <w:t xml:space="preserve">Carrying this generative approach into the ~40-qubit, industrially relevant regime, executed and reproducible, is the problem Phase 3 addresses.</w:t>
+      </w:r>
+      <w:r>
+        <w:rPr>
+          <w:rFonts w:ascii="Times New Roman" w:cs="Times New Roman" w:eastAsia="Times New Roman" w:hAnsi="Times New Roman"/>
+          <w:sz w:val="22"/>
+          <w:szCs w:val="22"/>
+        </w:rPr>
+        <w:t xml:space="preserve"> Our primary contribution is quantum-accurate energies where the classical gold standard breaks down: as bonds stretch, single-reference CCSD(T) collapses non-variationally below the exact energy with no internal warning. We therefore target the open-shell multireference oxides CrO and NiO and the EUV-relevant SnO and SnO₂ at 20 qubits, validated against exact diagonalization and third-party HamLib Hamiltonians, and around that core build the machinery to scale (tensor-network plus selected-CI evaluation, MP2 pool compression, and a generator that transfers across size and chemistry), aimed at the 40q+ regime.</w:t>
       </w:r>
     </w:p>
     <w:p>
@@ -115,7 +115,7 @@
           <w:sz w:val="22"/>
           <w:szCs w:val="22"/>
         </w:rPr>
-        <w:t xml:space="preserve">Our application target is EUV semiconductor photoresist chemistry (tin-oxo clusters; Sn, Hf, Zr oxides), whose open-shell, multireference character defeats single-reference classical methods. It is also the focus of an active quantum-simulation program by one of this challenge's providers (Kharazi et al., Xanadu &amp; Mitsubishi Chemical, 2026). Figure 1 (§5) shows the problem concretely: as a real Cr–O bond stretches into the strongly-correlated regime, in-active-space CCSD(T) collapses non-variationally, its error growing to ~144 mHa and often failing to converge, while the variational selected-CI/QSCI selector stays a rigorous, self-certifying bound within chemical accuracy throughout. The pipeline (AI proposes, classical screens, GQE/QSCI refines, Bayesian selects) carries over to the battery electrolytes, catalysts, and polymers central to Mitsubishi Chemical and AIST; in an $800B+ semiconductor industry, the multi-fidelity screening economics of Fare et al. (2022) are the cost lever MATGEN-Q pulls through quantum-accurate pre-selection.</w:t>
+        <w:t xml:space="preserve">Our application target is EUV semiconductor photoresist chemistry (tin-oxo clusters; Sn, Hf, Zr oxides), whose open-shell multireference character defeats single-reference classical methods, and the focus of an active quantum-simulation program by one of this challenge's providers (Kharazi et al., Xanadu &amp; Mitsubishi Chemical, 2026). Figure 1 (§5) shows the stakes on a real Cr–O stretch: in-active-space CCSD(T) turns erratic, up to ~144 mHa off and often non-convergent, while the variational selected-CI/QSCI selector stays a self-certifying bound within chemical accuracy. The pipeline (AI proposes, classical screens, GQE/QSCI refines, Bayesian selects) carries over to the battery electrolytes, catalysts, and polymers central to Mitsubishi Chemical and AIST; in an $800B+ semiconductor industry, the multi-fidelity screening economics of Fare et al. (2022) are the cost lever MATGEN-Q pulls through quantum-accurate pre-selection.</w:t>
       </w:r>
     </w:p>
     <w:p>
@@ -138,7 +138,7 @@
           <w:sz w:val="22"/>
           <w:szCs w:val="22"/>
         </w:rPr>
-        <w:t xml:space="preserve">For Mitsubishi Chemical, the payoff is a quantum-accurate, self-certifying filter that runs ahead of costly synthesis and lithographic testing, where single-reference classical methods misjudge strongly-correlated tin-oxo energetics. For AIST/G-QuAT, it is a scalable, reproducible GQE workflow on CUDA-Q that extends the jointly-developed program past its current size limits.</w:t>
+        <w:t xml:space="preserve">For Mitsubishi Chemical: a quantum-accurate, self-certifying filter ahead of costly synthesis and lithographic testing, where single-reference methods misjudge strongly-correlated tin-oxo energetics. For AIST/G-QuAT: a scalable, reproducible GQE workflow on CUDA-Q that extends the jointly-developed program past its current size limits.</w:t>
       </w:r>
     </w:p>
     <w:p>
@@ -176,7 +176,7 @@
           <w:sz w:val="22"/>
           <w:szCs w:val="22"/>
         </w:rPr>
-        <w:t xml:space="preserve">We use the Hₙ chain series (n = 2…20; 4–40 qubits, STO-6G, Jordan–Wigner), the canonical strong-correlation benchmark, because a single bond-length parameter tunes it from weak to strong correlation and so stresses the simulation layer that any scaling claim rests on.</w:t>
+        <w:t xml:space="preserve">The Hₙ chain series (n = 2…20; 4–40 qubits, STO-6G, Jordan–Wigner) is the canonical strong-correlation benchmark: one bond-length parameter tunes it from weak to strong correlation, stressing the simulation layer any scaling claim rests on.</w:t>
       </w:r>
     </w:p>
     <w:p>
@@ -199,7 +199,7 @@
           <w:sz w:val="22"/>
           <w:szCs w:val="22"/>
         </w:rPr>
-        <w:t xml:space="preserve">The same QSCI engine reaches chemical accuracy on real materials chemistry. On Sn-oxide active spaces (Sn ECP-CASCI, validated on H₄ to 0.0000 mHa), it holds chemical accuracy for SnO (16q) and SnO₂ (20q): reproduce.py asserts ≤1.6 mHa, and we observe 0.11–0.46 / 0.13–0.23 across versions and re-runs. To reach a genuine EUV motif rather than a diatomic, we also treat a bridged </w:t>
+        <w:t xml:space="preserve">The same QSCI engine reaches chemical accuracy on real materials chemistry. On Sn-oxide active spaces (Sn ECP-CASCI, validated on H₄ to 0.0000 mHa) it holds chemical accuracy for SnO (16q) and SnO₂ (20q): reproduce.py asserts ≤1.6 mHa; we observe 0.11–0.46 / 0.13–0.23 across versions and re-runs. To reach a genuine EUV motif rather than a diatomic, we also treat a bridged </w:t>
       </w:r>
       <w:r>
         <w:rPr>
@@ -217,7 +217,7 @@
           <w:sz w:val="22"/>
           <w:szCs w:val="22"/>
         </w:rPr>
-        <w:t xml:space="preserve">, and the genuinely open-shell, multireference transition-metal oxides </w:t>
+        <w:t xml:space="preserve">, and the open-shell multireference </w:t>
       </w:r>
       <w:r>
         <w:rPr>
@@ -235,7 +235,7 @@
           <w:sz w:val="22"/>
           <w:szCs w:val="22"/>
         </w:rPr>
-        <w:t xml:space="preserve">. These are executed 20-qubit results. The 38-qubit regime is a GPU scaling target in §5, not a pre-claimed number, and it deliberately supersedes the aspirational ≤0.08 mHa @38q figure in our Phase 2 draft, which we no longer claim.</w:t>
+        <w:t xml:space="preserve">, all executed results. The 38-qubit regime is a GPU scaling target in §5, not a pre-claimed number; it supersedes the aspirational ≤0.08 mHa @38q figure in our Phase 2 draft, which we no longer claim.</w:t>
       </w:r>
     </w:p>
     <w:p>
@@ -258,17 +258,17 @@
           <w:sz w:val="22"/>
           <w:szCs w:val="22"/>
         </w:rPr>
-        <w:t xml:space="preserve">We adopt HamLib (Sawaya et al., Quantum 2024) and built a generation pipeline that replicates its methodology (PySCF, OpenFermion, Jordan–Wigner, STO-6G). </w:t>
-      </w:r>
-      <w:r>
-        <w:rPr>
-          <w:rFonts w:ascii="Times New Roman" w:cs="Times New Roman" w:eastAsia="Times New Roman" w:hAnsi="Times New Roman"/>
-          <w:b/>
-          <w:bCs/>
-          <w:sz w:val="22"/>
-          <w:szCs w:val="22"/>
-        </w:rPr>
-        <w:t xml:space="preserve">Checked against the published files, our FCI reproduces to 0.00000 mHa (H₂–H₆), and at 28/32/40 qubits our Hamiltonians match HamLib exactly in term count (27,735 / 47,489 / 116,577) and to ~15 significant figures in coefficient magnitude</w:t>
+        <w:t xml:space="preserve">We adopt HamLib (Sawaya et al., Quantum 2024) and replicate its generation methodology (PySCF, OpenFermion, Jordan–Wigner, STO-6G). </w:t>
+      </w:r>
+      <w:r>
+        <w:rPr>
+          <w:rFonts w:ascii="Times New Roman" w:cs="Times New Roman" w:eastAsia="Times New Roman" w:hAnsi="Times New Roman"/>
+          <w:b/>
+          <w:bCs/>
+          <w:sz w:val="22"/>
+          <w:szCs w:val="22"/>
+        </w:rPr>
+        <w:t xml:space="preserve">Against the published files, our FCI reproduces to 0.00000 mHa (H₂–H₆), and at 28/32/40 qubits our Hamiltonians match HamLib exactly in term count (27,735 / 47,489 / 116,577) and to ~15 significant figures in coefficient magnitude</w:t>
       </w:r>
       <w:r>
         <w:rPr>
@@ -291,15 +291,15 @@
           <w:sz w:val="22"/>
           <w:szCs w:val="22"/>
         </w:rPr>
-        <w:t xml:space="preserve">Accuracy anchors / classical references. </w:t>
-      </w:r>
-      <w:r>
-        <w:rPr>
-          <w:rFonts w:ascii="Times New Roman" w:cs="Times New Roman" w:eastAsia="Times New Roman" w:hAnsi="Times New Roman"/>
-          <w:sz w:val="22"/>
-          <w:szCs w:val="22"/>
-        </w:rPr>
-        <w:t xml:space="preserve">We compare against FCI exactly (≤20q) and CCSD(T) near equilibrium. Under strong correlation, where CCSD(T) breaks down, the reference is DMRG, which we verified reproduces FCI to 0.000 mHa at 20q.</w:t>
+        <w:t xml:space="preserve">Accuracy anchors. </w:t>
+      </w:r>
+      <w:r>
+        <w:rPr>
+          <w:rFonts w:ascii="Times New Roman" w:cs="Times New Roman" w:eastAsia="Times New Roman" w:hAnsi="Times New Roman"/>
+          <w:sz w:val="22"/>
+          <w:szCs w:val="22"/>
+        </w:rPr>
+        <w:t xml:space="preserve">FCI exactly (≤20q), CCSD(T) near equilibrium, and under strong correlation, where CCSD(T) breaks down, DMRG, verified to reproduce FCI to 0.000 mHa at 20q.</w:t>
       </w:r>
     </w:p>
     <w:p>
@@ -337,7 +337,7 @@
           <w:sz w:val="22"/>
           <w:szCs w:val="22"/>
         </w:rPr>
-        <w:t xml:space="preserve">Stage 1 (generative structure discovery): </w:t>
+        <w:t xml:space="preserve">Stage 1: </w:t>
       </w:r>
       <w:r>
         <w:rPr>
@@ -355,7 +355,7 @@
           <w:sz w:val="22"/>
           <w:szCs w:val="22"/>
         </w:rPr>
-        <w:t xml:space="preserve">Stage 2 (continuous refinement): </w:t>
+        <w:t xml:space="preserve">Stage 2: </w:t>
       </w:r>
       <w:r>
         <w:rPr>
@@ -378,33 +378,33 @@
           <w:sz w:val="22"/>
           <w:szCs w:val="22"/>
         </w:rPr>
-        <w:t xml:space="preserve">(1) Tensor-network (MPS) simulation, the GPU scaling enabler; the bond-dimension argument is now demonstrated on CPU. </w:t>
-      </w:r>
-      <w:r>
-        <w:rPr>
-          <w:rFonts w:ascii="Times New Roman" w:cs="Times New Roman" w:eastAsia="Times New Roman" w:hAnsi="Times New Roman"/>
-          <w:sz w:val="22"/>
-          <w:szCs w:val="22"/>
-        </w:rPr>
-        <w:t xml:space="preserve">CUDA-Q's tensornet-mps memory scales with entanglement, not 2ⁿ, and we verify that enabling claim with block2 DMRG: </w:t>
-      </w:r>
-      <w:r>
-        <w:rPr>
-          <w:rFonts w:ascii="Times New Roman" w:cs="Times New Roman" w:eastAsia="Times New Roman" w:hAnsi="Times New Roman"/>
-          <w:b/>
-          <w:bCs/>
-          <w:sz w:val="22"/>
-          <w:szCs w:val="22"/>
-        </w:rPr>
-        <w:t xml:space="preserve">the bond dimension χ needed for chemical accuracy grows only modestly with size (χ≈50/100/400 at 20/28/40 qubits), entanglement area-law-bounded near equilibrium (Sₘₐₓ 0.39) and rising into strong correlation (Sₘₐₓ 4.43)</w:t>
-      </w:r>
-      <w:r>
-        <w:rPr>
-          <w:rFonts w:ascii="Times New Roman" w:cs="Times New Roman" w:eastAsia="Times New Roman" w:hAnsi="Times New Roman"/>
-          <w:sz w:val="22"/>
-          <w:szCs w:val="22"/>
-        </w:rPr>
-        <w:t xml:space="preserve">. At 40q, then, χ≈400 keeps the MPS footprint (~n·χ²·d, megabytes) far below the ~16 TB exact statevector. The 20q/28q GPU runs are executed to chemical accuracy (§5); the full 40q tensornet-mps run remains the primary owed deliverable, de-risked by the measured χ target and the ≈5× faster growth engine.</w:t>
+        <w:t xml:space="preserve">(1) Tensor-network (MPS) simulation, the GPU scaling enabler, its bond-dimension argument demonstrated on CPU. </w:t>
+      </w:r>
+      <w:r>
+        <w:rPr>
+          <w:rFonts w:ascii="Times New Roman" w:cs="Times New Roman" w:eastAsia="Times New Roman" w:hAnsi="Times New Roman"/>
+          <w:sz w:val="22"/>
+          <w:szCs w:val="22"/>
+        </w:rPr>
+        <w:t xml:space="preserve">CUDA-Q's tensornet-mps memory scales with entanglement, not 2ⁿ; block2 DMRG verifies the enabling claim: </w:t>
+      </w:r>
+      <w:r>
+        <w:rPr>
+          <w:rFonts w:ascii="Times New Roman" w:cs="Times New Roman" w:eastAsia="Times New Roman" w:hAnsi="Times New Roman"/>
+          <w:b/>
+          <w:bCs/>
+          <w:sz w:val="22"/>
+          <w:szCs w:val="22"/>
+        </w:rPr>
+        <w:t xml:space="preserve">χ for chemical accuracy grows only modestly with size (χ≈50/100/400 at 20/28/40 qubits), area-law-bounded near equilibrium (Sₘₐₓ 0.39), rising into strong correlation (Sₘₐₓ 4.43)</w:t>
+      </w:r>
+      <w:r>
+        <w:rPr>
+          <w:rFonts w:ascii="Times New Roman" w:cs="Times New Roman" w:eastAsia="Times New Roman" w:hAnsi="Times New Roman"/>
+          <w:sz w:val="22"/>
+          <w:szCs w:val="22"/>
+        </w:rPr>
+        <w:t xml:space="preserve">. At 40q, χ≈400 keeps the MPS footprint (~n·χ²·d, megabytes) far below the ~16 TB exact statevector. The 20q/28q GPU runs are executed to chemical accuracy (§5); the full 40q tensornet-mps run remains the primary owed deliverable, de-risked by the measured χ target and the ≈5× faster growth engine.</w:t>
       </w:r>
     </w:p>
     <w:p>
@@ -427,7 +427,7 @@
           <w:sz w:val="22"/>
           <w:szCs w:val="22"/>
         </w:rPr>
-        <w:t xml:space="preserve">In Quantum-Selected Configuration Interaction (Kanno et al. 2023), dominant configurations are sampled from the generated circuit and H is classically diagonalized in that subspace. Because the device defines only the subspace, the method is intrinsically noise-robust: at 20q with 2×10⁶ shots the energy degrades gracefully to ≤3.3 mHa even with 30% of measurements corrupted, and run through CUDA-Q's density-matrix backend with a physical depolarizing channel, QSCI on H₄ holds chemical accuracy up to 5% per-gate noise. We read this as a selection-principle robustness check on a small determinant space, not a hardware forecast.</w:t>
+        <w:t xml:space="preserve">In Quantum-Selected Configuration Interaction (Kanno et al. 2023), dominant configurations are sampled from the generated circuit and H is classically diagonalized in that subspace. Because the device defines only the subspace, the method is intrinsically noise-robust: at 20q with 2×10⁶ shots the energy degrades gracefully to ≤3.3 mHa with 30% of measurements corrupted, and through CUDA-Q's density-matrix backend with a physical depolarizing channel, QSCI on H₄ holds chemical accuracy to 5% per-gate noise; we read this as a selection-principle robustness check on a small determinant space, not a hardware forecast.</w:t>
       </w:r>
     </w:p>
     <w:p>
@@ -450,25 +450,25 @@
           <w:sz w:val="22"/>
           <w:szCs w:val="22"/>
         </w:rPr>
-        <w:t xml:space="preserve">Ranking the O(N⁴) double-excitation pool by active-space MP2 amplitude and keeping the top fraction shrinks the transformer vocabulary with negligible accuracy loss, exactly where random pruning collapses. In a deterministic CI-subspace test (CO/N₂/SiO, 12q), </w:t>
-      </w:r>
-      <w:r>
-        <w:rPr>
-          <w:rFonts w:ascii="Times New Roman" w:cs="Times New Roman" w:eastAsia="Times New Roman" w:hAnsi="Times New Roman"/>
-          <w:b/>
-          <w:bCs/>
-          <w:sz w:val="22"/>
-          <w:szCs w:val="22"/>
-        </w:rPr>
-        <w:t xml:space="preserve">N₂ retains full-pool accuracy (2.26 mHa) keeping only 25% of doubles (vocabulary 1170→430), against 50.4 mHa for random pruning at the same size (~22×)</w:t>
-      </w:r>
-      <w:r>
-        <w:rPr>
-          <w:rFonts w:ascii="Times New Roman" w:cs="Times New Roman" w:eastAsia="Times New Roman" w:hAnsi="Times New Roman"/>
-          <w:sz w:val="22"/>
-          <w:szCs w:val="22"/>
-        </w:rPr>
-        <w:t xml:space="preserve">; CO holds 3.7 mHa at 40% kept versus 29.7 mHa random.</w:t>
+        <w:t xml:space="preserve">Ranking the O(N⁴) double-excitation pool by active-space MP2 amplitude and keeping the top fraction shrinks the transformer vocabulary with negligible accuracy loss, exactly where random pruning collapses: in a deterministic CI-subspace test (CO/N₂/SiO, 12q), </w:t>
+      </w:r>
+      <w:r>
+        <w:rPr>
+          <w:rFonts w:ascii="Times New Roman" w:cs="Times New Roman" w:eastAsia="Times New Roman" w:hAnsi="Times New Roman"/>
+          <w:b/>
+          <w:bCs/>
+          <w:sz w:val="22"/>
+          <w:szCs w:val="22"/>
+        </w:rPr>
+        <w:t xml:space="preserve">N₂ retains full-pool accuracy (2.26 mHa) keeping only 25% of doubles (vocabulary 1170→430), vs 50.4 mHa for random pruning at the same size (~22×)</w:t>
+      </w:r>
+      <w:r>
+        <w:rPr>
+          <w:rFonts w:ascii="Times New Roman" w:cs="Times New Roman" w:eastAsia="Times New Roman" w:hAnsi="Times New Roman"/>
+          <w:sz w:val="22"/>
+          <w:szCs w:val="22"/>
+        </w:rPr>
+        <w:t xml:space="preserve">; CO holds 3.7 mHa at 40% kept vs 29.7 mHa random.</w:t>
       </w:r>
     </w:p>
     <w:p>
@@ -514,25 +514,25 @@
           <w:sz w:val="22"/>
           <w:szCs w:val="22"/>
         </w:rPr>
-        <w:t xml:space="preserve">With a canonical, frontier-relative tokenization (each excitation encoded as occupied-depth-below-HOMO and virtual-height-above-LUMO, independent of qubit count), a small system's token vocabulary is a provable subset of a larger one (H₆/12q ⊂ H₈/16q ⊂ H₁₀/20q). One GPT-QE generator trained only on H₄+H₆ (8q+12q) is then deployed zero-shot across 16→56 qubits. </w:t>
-      </w:r>
-      <w:r>
-        <w:rPr>
-          <w:rFonts w:ascii="Times New Roman" w:cs="Times New Roman" w:eastAsia="Times New Roman" w:hAnsi="Times New Roman"/>
-          <w:b/>
-          <w:bCs/>
-          <w:sz w:val="22"/>
-          <w:szCs w:val="22"/>
-        </w:rPr>
-        <w:t xml:space="preserve">The robust signals are statistical: a ~3.6× tighter selection spread than random (≈1.4 vs ≈5.1 mHa across-seed SD) and 43/48 size×seed paired wins at 8 seeds (binomial p&lt;0.0001)</w:t>
-      </w:r>
-      <w:r>
-        <w:rPr>
-          <w:rFonts w:ascii="Times New Roman" w:cs="Times New Roman" w:eastAsia="Times New Roman" w:hAnsi="Times New Roman"/>
-          <w:sz w:val="22"/>
-          <w:szCs w:val="22"/>
-        </w:rPr>
-        <w:t xml:space="preserve">, reliable selection rather than a lottery. The per-size mean advantage is positive at every size and stays significant (7/8 wins) through 56q, narrowing only in magnitude (+7.1→+3.9 mHa, 16→56q). Interpretability suggests the policy has learned real chemistry: trained on energy alone, it recovers the MP2 double-excitation amplitude hierarchy (Spearman ρ=0.31, p&lt;0.002; 4 of its top-8 doubles are MP2's). This is the </w:t>
+        <w:t xml:space="preserve">A canonical, frontier-relative tokenization (each excitation encoded as occupied-depth-below-HOMO and virtual-height-above-LUMO, independent of qubit count) makes a small system's token vocabulary a provable subset of a larger one (H₆/12q ⊂ H₈/16q ⊂ H₁₀/20q), so one GPT-QE generator trained only on H₄+H₆ (8q+12q) deploys zero-shot across 16→56 qubits. </w:t>
+      </w:r>
+      <w:r>
+        <w:rPr>
+          <w:rFonts w:ascii="Times New Roman" w:cs="Times New Roman" w:eastAsia="Times New Roman" w:hAnsi="Times New Roman"/>
+          <w:b/>
+          <w:bCs/>
+          <w:sz w:val="22"/>
+          <w:szCs w:val="22"/>
+        </w:rPr>
+        <w:t xml:space="preserve">The robust signals are statistical: ~3.6× tighter selection spread than random (≈1.4 vs ≈5.1 mHa across-seed SD) and 43/48 size×seed paired wins at 8 seeds (binomial p&lt;0.0001)</w:t>
+      </w:r>
+      <w:r>
+        <w:rPr>
+          <w:rFonts w:ascii="Times New Roman" w:cs="Times New Roman" w:eastAsia="Times New Roman" w:hAnsi="Times New Roman"/>
+          <w:sz w:val="22"/>
+          <w:szCs w:val="22"/>
+        </w:rPr>
+        <w:t xml:space="preserve">; reliable selection, not a lottery. The per-size mean advantage stays positive and significant (7/8 wins) through 56q, narrowing only in magnitude (+7.1→+3.9 mHa, 16→56q). Trained on energy alone, the policy recovers the MP2 double-excitation amplitude hierarchy (Spearman ρ=0.31, p&lt;0.002; 4 of its top-8 doubles are MP2's); it has learned real chemistry. This is the </w:t>
       </w:r>
       <w:r>
         <w:rPr>
@@ -550,7 +550,7 @@
           <w:sz w:val="22"/>
           <w:szCs w:val="22"/>
         </w:rPr>
-        <w:t xml:space="preserve"> idea. GQE training is CPU-bound near ~16 qubits, so transferring a small-trained generator toward the 40q+ target, instead of training at scale, speaks directly to the scalability criterion. What makes 56q reachable on CPU is a determinant-space evaluation (each excitation maps by bitmask to a determinant, diagonalized via Slater-Condon, validated to 0.0000 mHa against Jordan–Wigner) that needs no 2ⁿ statevector. This is a </w:t>
+        <w:t xml:space="preserve"> idea. GQE training is CPU-bound near ~16 qubits, so transferring a small-trained generator toward the 40q+ target, instead of training at scale, speaks directly to the scalability criterion. 56q is reachable on CPU through a determinant-space evaluation (each excitation maps by bitmask to a determinant, diagonalized via Slater-Condon, validated to 0.0000 mHa against Jordan–Wigner) that needs no 2ⁿ statevector, a </w:t>
       </w:r>
       <w:r>
         <w:rPr>
@@ -568,7 +568,7 @@
           <w:sz w:val="22"/>
           <w:szCs w:val="22"/>
         </w:rPr>
-        <w:t xml:space="preserve"> for circuit-sampled QSCI: relative at a small fixed budget (K=96, where the generator beats random at every budget up to K=96 but converges with it by K=128), not absolute chemical accuracy. </w:t>
+        <w:t xml:space="preserve"> for circuit-sampled QSCI: relative at a small fixed budget (K=96; the generator beats random at every budget up to K=96, converging with it by K=128), not absolute chemical accuracy. </w:t>
       </w:r>
     </w:p>
     <w:p>
@@ -591,7 +591,7 @@
           <w:sz w:val="22"/>
           <w:szCs w:val="22"/>
         </w:rPr>
-        <w:t xml:space="preserve">Deployed to oxide active spaces, the same generator beats random on 3 of 6 targets (CO-12q/SiO/CO-20q), ties BeO, and loses on SnO. Target-specific MP2 is strongest on every target. So cross-size transfer is robust while cross-chemistry works only when the target resembles training: a zero-cost prior, not a universal one. A same-size conditional-GQE variant (cf. Minami, Nakaji et al. 2025) gave only a within-noise gain, which we also report as a negative.</w:t>
+        <w:t xml:space="preserve">On oxide active spaces the same generator beats random on 3 of 6 targets (CO-12q/SiO/CO-20q), ties BeO, loses on SnO; target-specific MP2 is strongest everywhere. Cross-size transfer is robust, cross-chemistry only where the target resembles training: a zero-cost prior, not a universal one. A same-size conditional-GQE variant (cf. Minami, Nakaji et al. 2025) gave only a within-noise gain, also reported as a negative.</w:t>
       </w:r>
     </w:p>
     <w:p>
@@ -619,17 +619,17 @@
           <w:sz w:val="22"/>
           <w:szCs w:val="22"/>
         </w:rPr>
-        <w:t xml:space="preserve">The classical transformer trains on GPU (PyTorch), while circuit evaluations are dispatched across GPUs through CUDA-Q's mqpu in an asynchronous generate→evaluate→update loop. Quantum resources handle state preparation and energy estimation (MPS/QSCI); classical resources handle generation, optimization, and active-space selection. </w:t>
-      </w:r>
-      <w:r>
-        <w:rPr>
-          <w:rFonts w:ascii="Times New Roman" w:cs="Times New Roman" w:eastAsia="Times New Roman" w:hAnsi="Times New Roman"/>
-          <w:b/>
-          <w:bCs/>
-          <w:sz w:val="22"/>
-          <w:szCs w:val="22"/>
-        </w:rPr>
-        <w:t xml:space="preserve">We validate this execution path on CUDA-Q itself: the UCCSD/QSCI pipeline runs through CUDA-Q's qpp-cpu backend and reproduces exact FCI on H₄ (VQE within 0.02 mHa via cudaq.observe, QSCI within chemical accuracy via cudaq.sample), confirming that the generated circuits compile and sample through the SDK. The full QPU submission chain (export→submit→decode→QSCI) then runs end-to-end through the qBraid cloud runtime on its free simulator tier (+2.0 mHa vs FCI, job IDs committed); 20q/28q are executed on NVIDIA hardware and AQT trapped-ion silicon decoded clean (§5); the 40q tensornet-mps run is owed.</w:t>
+        <w:t xml:space="preserve">The classical transformer trains on GPU (PyTorch); circuit evaluations are dispatched across GPUs through CUDA-Q's mqpu in an asynchronous generate→evaluate→update loop. Quantum resources handle state preparation and energy estimation (MPS/QSCI); classical resources handle generation, optimization, and active-space selection. </w:t>
+      </w:r>
+      <w:r>
+        <w:rPr>
+          <w:rFonts w:ascii="Times New Roman" w:cs="Times New Roman" w:eastAsia="Times New Roman" w:hAnsi="Times New Roman"/>
+          <w:b/>
+          <w:bCs/>
+          <w:sz w:val="22"/>
+          <w:szCs w:val="22"/>
+        </w:rPr>
+        <w:t xml:space="preserve">The execution path is validated on CUDA-Q itself: the UCCSD/QSCI pipeline reproduces exact FCI on H₄ through the qpp-cpu backend (VQE within 0.02 mHa via cudaq.observe, QSCI within chemical accuracy via cudaq.sample), confirming the generated circuits compile and sample through the SDK. The full QPU submission chain (export→submit→decode→QSCI) runs end-to-end through the qBraid cloud runtime on its free simulator tier (+2.0 mHa vs FCI, job IDs committed); 20q/28q are executed on NVIDIA hardware and AQT trapped-ion silicon decoded clean (§5); the 40q tensornet-mps run is owed.</w:t>
       </w:r>
     </w:p>
     <w:p>
@@ -667,7 +667,7 @@
           <w:sz w:val="22"/>
           <w:szCs w:val="22"/>
         </w:rPr>
-        <w:t xml:space="preserve"> A single command (</w:t>
+        <w:t xml:space="preserve"> One command (</w:t>
       </w:r>
       <w:r>
         <w:rPr>
@@ -685,7 +685,7 @@
           <w:sz w:val="22"/>
           <w:szCs w:val="22"/>
         </w:rPr>
-        <w:t xml:space="preserve">) runs 26 automated checks: 17 re-executions plus 9 committed-artifact audits, among them the pre-registration SHA-256, the AQT trapped-ion decode, and a cost audit that re-derives the program spend from published pricing and committed shot/uptime configs. The result is </w:t>
+        <w:t xml:space="preserve">) runs 26 automated checks: 17 re-executions plus 9 committed-artifact audits, among them the pre-registration SHA-256, the AQT decode, and a cost audit re-deriving program spend from published pricing and committed configs. The result is </w:t>
       </w:r>
       <w:r>
         <w:rPr>
@@ -703,7 +703,7 @@
           <w:sz w:val="22"/>
           <w:szCs w:val="22"/>
         </w:rPr>
-        <w:t xml:space="preserve">, and every value traces to a committed result file (Table 1).</w:t>
+        <w:t xml:space="preserve">, every value tracing to a committed result file (Table 1).</w:t>
       </w:r>
     </w:p>
     <w:tbl>
@@ -1965,7 +1965,7 @@
           <w:sz w:val="22"/>
           <w:szCs w:val="22"/>
         </w:rPr>
-        <w:t xml:space="preserve">On identical STO-6G Hₙ geometries, classical FCI wall-clock grows steeply (~6.8× from 20→24 qubits, 0.74 s to 5.02 s on a single CPU thread) and is intractable by 32q on CPU. CCSD(T) stays cheap, but its error climbs with correlation and breaks down entirely in the strongly-correlated regime (at H₂₄/48q, classical DMRG is itself 6.83 mHa off CCSD(T)). At 40q the exact statevector needs ~16 TB against ~0.2 GB for the MPS tier (measured χ=400), and full CI needs ~3×10¹⁰ determinants against ~10⁶ for QSCI. These are the memory and determinant walls that the MPS and QSCI tiers remove (Table 2; quantified in results/crossover).</w:t>
+        <w:t xml:space="preserve">On identical STO-6G Hₙ geometries, FCI wall-clock grows steeply (~6.8× from 20→24 qubits, 0.74→5.02 s single-thread) and is CPU-intractable by 32q. CCSD(T) stays cheap but its error climbs with correlation and breaks down under strong correlation (at H₂₄/48q, classical DMRG is itself 6.83 mHa off CCSD(T)). At 40q the exact statevector needs ~16 TB vs ~0.2 GB for the MPS tier (measured χ=400); full CI needs ~3×10¹⁰ determinants vs ~10⁶ for QSCI. These are the walls the MPS and QSCI tiers remove (Table 2; quantified in results/crossover).</w:t>
       </w:r>
     </w:p>
     <w:tbl>
@@ -3055,7 +3055,7 @@
           <w:sz w:val="22"/>
           <w:szCs w:val="22"/>
         </w:rPr>
-        <w:t xml:space="preserve">Two at-scale runs ran on NVIDIA GPU through qBraid, each judged against a reference committed before access (git-timestamped preregistration). </w:t>
+        <w:t xml:space="preserve">Each run below was judged against a reference committed before access (git-timestamped preregistration). </w:t>
       </w:r>
       <w:r>
         <w:rPr>
@@ -3109,7 +3109,7 @@
           <w:sz w:val="22"/>
           <w:szCs w:val="22"/>
         </w:rPr>
-        <w:t xml:space="preserve">a device-sampled QSCI grown to 64,212 determinants, reaches </w:t>
+        <w:t xml:space="preserve">device-sampled QSCI grown to 64,212 determinants, reaches </w:t>
       </w:r>
       <w:r>
         <w:rPr>
@@ -3127,7 +3127,7 @@
           <w:sz w:val="22"/>
           <w:szCs w:val="22"/>
         </w:rPr>
-        <w:t xml:space="preserve"> at 2.82 GB device memory: chemical accuracy above the 20q scale on hardware. Both meet their pre-registered energy (P1) and device-memory (P3) criteria. </w:t>
+        <w:t xml:space="preserve"> at 2.82 GB: chemical accuracy above the 20q scale on hardware. Both meet their pre-registered energy (P1) and device-memory (P3) criteria. </w:t>
       </w:r>
       <w:r>
         <w:rPr>
@@ -3163,7 +3163,7 @@
           <w:sz w:val="22"/>
           <w:szCs w:val="22"/>
         </w:rPr>
-        <w:t xml:space="preserve"> (~(dets)⁻⁰·⁷), meeting the pre-registered P1 chemical-accuracy criterion against the committed DMRG(χ=400) reference (the P2 determinant-band is also met, ahead of its ~10⁶-det estimate). The run stopped at iter-3 on a disk ceiling, disclosed in-evidence; because QSCI is variational, an early stop can only worsen a pass, never manufacture one (attempt-1's old engine stalled at 6k/+14.8 mHa). Absolute accuracy against a stricter χ=800 reference (+2.19 mHa) is the job of E3/E6, below. The subspace is MP2-seeded, since the tensornet-mps sampler's fixed MPS-contraction cost is impractical at 40q; growth is seed-independent, and the device sampler is proven exact at 20q/28q. </w:t>
+        <w:t xml:space="preserve"> (~(dets)⁻⁰·⁷), meeting the pre-registered P1 chemical-accuracy criterion against the committed DMRG(χ=400) reference (P2's determinant band also met, ahead of its ~10⁶-det estimate). The run stopped at iter-3 on a disk ceiling, disclosed in-evidence; QSCI being variational, an early stop can only worsen a pass, never manufacture one (attempt-1's old engine stalled at 6k/+14.8 mHa). Absolute accuracy against a stricter χ=800 reference (+2.19 mHa) is the job of E3/E6, below. The subspace is MP2-seeded (the tensornet-mps sampler's fixed contraction cost is impractical at 40q); growth is seed-independent, and the device sampler is proven exact at 20q/28q. </w:t>
       </w:r>
       <w:r>
         <w:rPr>
@@ -3217,7 +3217,7 @@
           <w:sz w:val="22"/>
           <w:szCs w:val="22"/>
         </w:rPr>
-        <w:t xml:space="preserve">, so the lower energy is strictly more accurate, and the pre-registered χ-escalation confirms it. This is the P4 criterion FAILING as-measured (|Δ|&gt;1.6 mHa): it had assumed DMRG(χ=400) was truth, and the result disproved that assumption. </w:t>
+        <w:t xml:space="preserve">, so the lower energy is strictly more accurate; the pre-registered χ-escalation confirms it. This is the P4 criterion FAILING as-measured (|Δ|&gt;1.6 mHa): it assumed DMRG(χ=400) was truth, and the result disproved that. </w:t>
       </w:r>
       <w:r>
         <w:rPr>
@@ -3235,7 +3235,7 @@
           <w:sz w:val="22"/>
           <w:szCs w:val="22"/>
         </w:rPr>
-        <w:t xml:space="preserve">against exact FCI at 20q, truncation error at fixed χ grows ~2,000× into strong correlation, and χ=400, exact at 20q, is ≥0.92 mHa off at 40q. A χ validated on a smaller system does not transfer (reference_reliability_map.py). </w:t>
+        <w:t xml:space="preserve">against exact FCI at 20q, truncation error at fixed χ grows ~2,000× into strong correlation; χ=400, exact at 20q, is ≥0.92 mHa off at 40q; a χ validated on a smaller system does not transfer (reference_reliability_map.py). </w:t>
       </w:r>
       <w:r>
         <w:rPr>
@@ -3253,7 +3253,7 @@
           <w:sz w:val="22"/>
           <w:szCs w:val="22"/>
         </w:rPr>
-        <w:t xml:space="preserve">the 3-job pooled protocol ran end-to-end through qBraid (qir-sv tier: +2.0 mHa vs FCI, PASS, job IDs committed), and the trapped-ion flight (AQT ibex-q1, 2,000 shots/job, SHA-pinned exports) decoded 2026-07-20. Number-conserving post-selection kept 28.6% / 25.1% of shots, device-sampled determinants give +20.4 / +11.1 mHa, and device-seeded QSCI growth recovers exact FCI (0.000 mHa): genuine trapped-ion samples driving the same machinery as the 40q runs.</w:t>
+        <w:t xml:space="preserve">the 3-job pooled protocol ran end-to-end through qBraid (qir-sv tier: +2.0 mHa vs FCI, PASS, job IDs committed); the trapped-ion flight (AQT ibex-q1, 2,000 shots/job, SHA-pinned exports) decoded 2026-07-20. Number-conserving post-selection kept 28.6% / 25.1% of shots, device-sampled determinants give +20.4 / +11.1 mHa, and device-seeded QSCI growth recovers exact FCI (0.000 mHa): genuine trapped-ion samples driving the same machinery as the 40q runs.</w:t>
       </w:r>
     </w:p>
     <w:p>
@@ -3276,7 +3276,7 @@
           <w:sz w:val="22"/>
           <w:szCs w:val="22"/>
         </w:rPr>
-        <w:t xml:space="preserve">Three things, demonstrated rather than asserted. First, correctness: the pipeline reproduces the FCI/CASCI reference to chemical accuracy on every instance we can run, including the multireference oxides and EUV Sn-oxides. Second, scalability: it reaches chemical accuracy on a vanishing fraction of the CI space (3.8% at 20q, 0.15% at 28q). Third, transferable structure (§3). The boundaries are set out in §7.</w:t>
+        <w:t xml:space="preserve">Correctness: the pipeline reproduces the FCI/CASCI reference to chemical accuracy on every instance we can run, including the multireference oxides and EUV Sn-oxides. Scalability: chemical accuracy on a vanishing fraction of the CI space (3.8% at 20q, 0.15% at 28q). Transferable structure (§3). Boundaries in §7.</w:t>
       </w:r>
     </w:p>
     <w:p>
@@ -3317,7 +3317,7 @@
           <w:sz w:val="22"/>
           <w:szCs w:val="22"/>
         </w:rPr>
-        <w:t xml:space="preserve"> to 217 mHa BELOW the exact FCI energy at R=2.4 Å, a confidently wrong and unphysical answer. The determinant-subspace method (the QSCI principle, here via iterative selected-CI) instead </w:t>
+        <w:t xml:space="preserve"> to 217 mHa BELOW the exact FCI energy at R=2.4 Å, confidently wrong and unphysical. The determinant-subspace method (the QSCI principle, here via iterative selected-CI) instead </w:t>
       </w:r>
       <w:r>
         <w:rPr>
@@ -3335,25 +3335,25 @@
           <w:sz w:val="22"/>
           <w:szCs w:val="22"/>
         </w:rPr>
-        <w:t xml:space="preserve"> at every geometry, as a rigorous variational bound that converges systematically. </w:t>
-      </w:r>
-      <w:r>
-        <w:rPr>
-          <w:rFonts w:ascii="Times New Roman" w:cs="Times New Roman" w:eastAsia="Times New Roman" w:hAnsi="Times New Roman"/>
-          <w:b/>
-          <w:bCs/>
-          <w:sz w:val="22"/>
-          <w:szCs w:val="22"/>
-        </w:rPr>
-        <w:t xml:space="preserve">This is not a hydrogen-chain artifact: on a real Cr–O bond stretch (CrO ⁵Π, CAS(10,10)=20q), in-active-space CCSD(T) develops large, frequently non-convergent errors (tens to ~144 mHa vs exact CASCI, the non-convergent points scattering on re-runs) as the dominant-determinant weight falls 0.87→0.16, while selected-CI/QSCI stays variational and within a few mHa throughout (Figure 1).</w:t>
-      </w:r>
-      <w:r>
-        <w:rPr>
-          <w:rFonts w:ascii="Times New Roman" w:cs="Times New Roman" w:eastAsia="Times New Roman" w:hAnsi="Times New Roman"/>
-          <w:sz w:val="22"/>
-          <w:szCs w:val="22"/>
-        </w:rPr>
-        <w:t xml:space="preserve"> We also certify the error rather than assert it. An Epstein–Nesbet PT2 correction tightens the variational upper bound toward FCI; </w:t>
+        <w:t xml:space="preserve"> at every geometry, as a variational bound that converges systematically. </w:t>
+      </w:r>
+      <w:r>
+        <w:rPr>
+          <w:rFonts w:ascii="Times New Roman" w:cs="Times New Roman" w:eastAsia="Times New Roman" w:hAnsi="Times New Roman"/>
+          <w:b/>
+          <w:bCs/>
+          <w:sz w:val="22"/>
+          <w:szCs w:val="22"/>
+        </w:rPr>
+        <w:t xml:space="preserve">Nor is this a hydrogen-chain artifact: on a real Cr–O stretch (CrO ⁵Π, CAS(10,10)=20q), in-active-space CCSD(T) develops large, frequently non-convergent errors (tens to ~144 mHa vs exact CASCI, non-convergent points scattering on re-runs) as the dominant-determinant weight falls 0.87→0.16, while selected-CI/QSCI stays variational and within a few mHa throughout (Figure 1).</w:t>
+      </w:r>
+      <w:r>
+        <w:rPr>
+          <w:rFonts w:ascii="Times New Roman" w:cs="Times New Roman" w:eastAsia="Times New Roman" w:hAnsi="Times New Roman"/>
+          <w:sz w:val="22"/>
+          <w:szCs w:val="22"/>
+        </w:rPr>
+        <w:t xml:space="preserve"> We also certify the error rather than assert it: an Epstein–Nesbet PT2 correction tightens the bound toward FCI; </w:t>
       </w:r>
       <w:r>
         <w:rPr>
@@ -3371,7 +3371,7 @@
           <w:sz w:val="22"/>
           <w:szCs w:val="22"/>
         </w:rPr>
-        <w:t xml:space="preserve">. The CIPSI extrapolation reproduces FCI to ~4 mHa near equilibrium (R²=0.999) and degrades to ~54 mHa when heavily stretched, which we report rather than hide. Even at the strongest correlation (R=2.4 Å, 468 determinants), E_var+PT2 sits +10.9 mHa above FCI, with the shrinking E_var↔E_var+PT2 gap serving as the convergence certificate, whereas CCSD(T) sits 217 mHa below FCI with no error signal at all. (Selected-CI here is classical on CPU; QSCI is its device-driven instantiation, realized on GPU hardware by the 28q run.) </w:t>
+        <w:t xml:space="preserve">. The CIPSI extrapolation reproduces FCI to ~4 mHa near equilibrium (R²=0.999), degrading to ~54 mHa heavily stretched, which we report rather than hide. Even at R=2.4 Å (468 determinants), E_var+PT2 sits +10.9 mHa above FCI with the shrinking E_var↔E_var+PT2 gap as its convergence certificate, whereas CCSD(T) sits 217 mHa below with no error signal at all. (Selected-CI here is classical on CPU; QSCI is its device-driven instantiation, realized on GPU by the 28q run.) </w:t>
       </w:r>
       <w:r>
         <w:rPr>
@@ -3389,7 +3389,7 @@
           <w:sz w:val="22"/>
           <w:szCs w:val="22"/>
         </w:rPr>
-        <w:t xml:space="preserve">a confidently-wrong classical energy, one that sits below the exact answer with no error flag, commits multi-month synthesis spend to a false lead. That is the dominant hidden cost of discovery, and exactly what a self-certifying variational selector removes.</w:t>
+        <w:t xml:space="preserve">a classical energy that sits below the exact answer with no error flag commits multi-month synthesis spend to a false lead: the dominant hidden cost of discovery, and exactly what a self-certifying variational selector removes.</w:t>
       </w:r>
     </w:p>
     <w:p>
@@ -3530,15 +3530,15 @@
           <w:sz w:val="22"/>
           <w:szCs w:val="22"/>
         </w:rPr>
-        <w:t xml:space="preserve">Frozen extension campaign (E2–E6; pre-registered before access, executed 2026-07-23/24, reported as measured). </w:t>
-      </w:r>
-      <w:r>
-        <w:rPr>
-          <w:rFonts w:ascii="Times New Roman" w:cs="Times New Roman" w:eastAsia="Times New Roman" w:hAnsi="Times New Roman"/>
-          <w:sz w:val="22"/>
-          <w:szCs w:val="22"/>
-        </w:rPr>
-        <w:t xml:space="preserve">Protocols were git-timestamped (preregistration_v2.json + _e67_supplementary.json) before access and reported as measured, whether pass, fail, or resource-DNF. </w:t>
+        <w:t xml:space="preserve">Frozen extension campaign (E2–E6; executed 2026-07-23/24). </w:t>
+      </w:r>
+      <w:r>
+        <w:rPr>
+          <w:rFonts w:ascii="Times New Roman" w:cs="Times New Roman" w:eastAsia="Times New Roman" w:hAnsi="Times New Roman"/>
+          <w:sz w:val="22"/>
+          <w:szCs w:val="22"/>
+        </w:rPr>
+        <w:t xml:space="preserve">Protocols were git-timestamped before access (preregistration_v2.json + _e67_supplementary.json) and reported as measured: pass, fail, or resource-DNF. </w:t>
       </w:r>
       <w:r>
         <w:rPr>
@@ -3592,7 +3592,7 @@
           <w:sz w:val="22"/>
           <w:szCs w:val="22"/>
         </w:rPr>
-        <w:t xml:space="preserve">as the Sn₂O₂ Sn–O bridge stretches 2.05→3.28 Å into the strongly-correlated cleavage regime, in-active-space CCSD(T) error grows </w:t>
+        <w:t xml:space="preserve">stretching the Sn₂O₂ Sn–O bridge 2.05→3.28 Å into the cleavage regime grows in-active-space CCSD(T) error </w:t>
       </w:r>
       <w:r>
         <w:rPr>
@@ -3610,7 +3610,7 @@
           <w:sz w:val="22"/>
           <w:szCs w:val="22"/>
         </w:rPr>
-        <w:t xml:space="preserve"> while the identical selected-CI/QSCI stays variational (≤0.48 mHa everywhere) and the dominant-determinant weight collapses 0.95→0.53: Figure 1's trust story on the real motif under cleavage. </w:t>
+        <w:t xml:space="preserve"> while the identical selected-CI/QSCI stays variational (≤0.48 mHa) as the dominant-determinant weight collapses 0.95→0.53: Figure 1's trust story on the real motif. </w:t>
       </w:r>
       <w:r>
         <w:rPr>
@@ -3628,7 +3628,7 @@
           <w:sz w:val="22"/>
           <w:szCs w:val="22"/>
         </w:rPr>
-        <w:t xml:space="preserve">a growth-to-PT2-certificate on H₂₀ 40q with bucket-parallel Epstein–Nesbet (bit-identical to serial), ended by an external pod kill during it6 growth (disclosed, and not a convergence failure). At it5, </w:t>
+        <w:t xml:space="preserve">growth-to-PT2-certificate on H₂₀ 40q with bucket-parallel Epstein–Nesbet (bit-identical to serial), ended by an external pod kill during it6 growth (disclosed; not a convergence failure). At it5, </w:t>
       </w:r>
       <w:r>
         <w:rPr>
@@ -3646,25 +3646,25 @@
           <w:sz w:val="22"/>
           <w:szCs w:val="22"/>
         </w:rPr>
-        <w:t xml:space="preserve">, with |PT2| on a clean converging trace 84→4.6→2.6→2.0→1.57→1.31 mHa; the |PT2|≤0.5 point (i, ~it10–11) went unreached, as-measured. </w:t>
-      </w:r>
-      <w:r>
-        <w:rPr>
-          <w:rFonts w:ascii="Times New Roman" w:cs="Times New Roman" w:eastAsia="Times New Roman" w:hAnsi="Times New Roman"/>
-          <w:b/>
-          <w:bCs/>
-          <w:sz w:val="22"/>
-          <w:szCs w:val="22"/>
-        </w:rPr>
-        <w:t xml:space="preserve">E2, a resource-DNF disclosed as an operational record (not the E2 result): </w:t>
-      </w:r>
-      <w:r>
-        <w:rPr>
-          <w:rFonts w:ascii="Times New Roman" w:cs="Times New Roman" w:eastAsia="Times New Roman" w:hAnsi="Times New Roman"/>
-          <w:sz w:val="22"/>
-          <w:szCs w:val="22"/>
-        </w:rPr>
-        <w:t xml:space="preserve">the device-seeded 40q run (committed 102-det seed) needs ≥128 GiB and was OOM-killed by the cgroup at iter-3 cap-fill (peak 133.5 GB, 97%; two deterministic attempts). E4 completed on the same box at 59.7 GB, so +2 qubits doubles the footprint: an honest hardware ceiling, with no tuning. </w:t>
+        <w:t xml:space="preserve">, |PT2| converging cleanly 84→4.6→2.6→2.0→1.57→1.31 mHa; the |PT2|≤0.5 point (i, ~it10–11) went unreached, as-measured. </w:t>
+      </w:r>
+      <w:r>
+        <w:rPr>
+          <w:rFonts w:ascii="Times New Roman" w:cs="Times New Roman" w:eastAsia="Times New Roman" w:hAnsi="Times New Roman"/>
+          <w:b/>
+          <w:bCs/>
+          <w:sz w:val="22"/>
+          <w:szCs w:val="22"/>
+        </w:rPr>
+        <w:t xml:space="preserve">E2, a resource-DNF (operational record, not the E2 result): </w:t>
+      </w:r>
+      <w:r>
+        <w:rPr>
+          <w:rFonts w:ascii="Times New Roman" w:cs="Times New Roman" w:eastAsia="Times New Roman" w:hAnsi="Times New Roman"/>
+          <w:sz w:val="22"/>
+          <w:szCs w:val="22"/>
+        </w:rPr>
+        <w:t xml:space="preserve">the device-seeded 40q run (committed 102-det seed) needs ≥128 GiB and was OOM-killed at iter-3 cap-fill (peak 133.5 GB, 97%; two deterministic attempts). E4 completed on the same box at 59.7 GB, so +2 qubits doubles the footprint: an honest hardware ceiling, no tuning. </w:t>
       </w:r>
       <w:r>
         <w:rPr>
@@ -3682,7 +3682,7 @@
           <w:sz w:val="22"/>
           <w:szCs w:val="22"/>
         </w:rPr>
-        <w:t xml:space="preserve">H₂₂ 44q growth against a re-frozen χ=1200 judge, terminated early to protect E3's runway; the committed trajectory +125→+8.7→+5.2→+4.0 mHa is decelerating but does not reach the ≤1.6 mHa threshold before the abort gate, the pre-registered expected outcome, with no threshold moved and frozen parameters untouched. </w:t>
+        <w:t xml:space="preserve">H₂₂ 44q growth against a re-frozen χ=1200 judge, terminated early to protect E3's runway; the committed trajectory +125→+8.7→+5.2→+4.0 mHa decelerates but does not reach ≤1.6 mHa before the abort gate: the pre-registered expected outcome, no threshold moved, frozen parameters untouched. </w:t>
       </w:r>
       <w:r>
         <w:rPr>
@@ -3728,7 +3728,7 @@
           <w:sz w:val="22"/>
           <w:szCs w:val="22"/>
         </w:rPr>
-        <w:t xml:space="preserve">+1.59 mHa from the near-exact limit, at the 1 kcal/mol chemical-accuracy edge and jackknife-robust to ±0.05 mHa</w:t>
+        <w:t xml:space="preserve">+1.59 mHa from the near-exact limit, at the 1 kcal/mol edge and jackknife-robust to ±0.05 mHa</w:t>
       </w:r>
       <w:r>
         <w:rPr>
@@ -3772,7 +3772,7 @@
           <w:sz w:val="22"/>
           <w:szCs w:val="22"/>
         </w:rPr>
-        <w:t xml:space="preserve"> (~0.10 mHa, about 15× inside chemical accuracy once Route A's jackknife is folded in). The 40q exact energy is thus pinned twice, independently (e3_cipsi_crossvalidation.py).</w:t>
+        <w:t xml:space="preserve"> (~0.10 mHa, ~15× inside chemical accuracy with Route A's jackknife folded in). The 40q exact energy is pinned twice, independently (e3_cipsi_crossvalidation.py).</w:t>
       </w:r>
     </w:p>
     <w:p>
@@ -3795,7 +3795,7 @@
           <w:sz w:val="22"/>
           <w:szCs w:val="22"/>
         </w:rPr>
-        <w:t xml:space="preserve">We confirm that the determinant-space proxy tracks the real circuit-sampled pipeline by executing measured QSCI (qml.sample, 3,000 shots × 160 circuits) at 16q and 20q: measured matches proxy (16q: 28.1 vs 26.6; 20q: 50.4 vs 49.3 mHa), extending the sampled pipeline past 12q (at this shot budget, diffuse random sampling edges out the generator, a low-shot coverage effect rather than a quality reversal). Determinants for chemical accuracy grow ~1.38× per qubit against 2.0× for FCI (log R²=0.99): vanishing but still exponential, and we do not claim polynomial scaling.</w:t>
+        <w:t xml:space="preserve">Measured QSCI (qml.sample, 3,000 shots × 160 circuits) at 16q/20q confirms the determinant-space proxy tracks the circuit-sampled pipeline: 28.1 vs 26.6 and 50.4 vs 49.3 mHa (at this shot budget diffuse random sampling edges out the generator, a low-shot coverage effect, not a quality reversal). Determinants for chemical accuracy grow ~1.38× per qubit against 2.0× for FCI (log R²=0.99): vanishing but still exponential, and we do not claim polynomial scaling.</w:t>
       </w:r>
     </w:p>
     <w:p>
@@ -3841,7 +3841,7 @@
           <w:sz w:val="22"/>
           <w:szCs w:val="22"/>
         </w:rPr>
-        <w:t xml:space="preserve"> with CUDA-Q: tensornet-mps for the 24–40q tier and cuStateVec for exact validation to ~32q, with multi-GPU (NVLink) enabling distributed evaluation and the &gt;40q bonus, and QPU access for the 10–16q validation. The ~16 TB exact statevector at 40q collapses onto a single 80 GB GPU through CUDA-Q MPS (~200× reduction), which is what makes the 40-qubit tier reachable.</w:t>
+        <w:t xml:space="preserve"> with CUDA-Q: tensornet-mps for the 24–40q tier, cuStateVec for exact validation to ~32q, multi-GPU (NVLink) for distributed evaluation and the &gt;40q bonus, and QPU access for the 10–16q validation. The ~16 TB exact statevector at 40q collapses onto a single 80 GB GPU through CUDA-Q MPS (~200× reduction), which is what makes the 40-qubit tier reachable.</w:t>
       </w:r>
     </w:p>
     <w:p>
@@ -3864,7 +3864,7 @@
           <w:sz w:val="22"/>
           <w:szCs w:val="22"/>
         </w:rPr>
-        <w:t xml:space="preserve">With pool compression, a length-8 UCC circuit is shallow (≤2-qubit gates) and within MPS reach near equilibrium; QSCI needs ~10³–10⁴ shots per circuit; and the full 24→40q sweep plus oxide runs is roughly 1–2 weeks on a single GPU. Measured timings are 20q 191 s and 28q 2,386 s, of which GPU sampling is 1–32 s and the remainder is classical determinant growth (cut ≈5× by the incremental engine).</w:t>
+        <w:t xml:space="preserve">With pool compression, a length-8 UCC circuit is shallow (≤2-qubit gates) and within MPS reach near equilibrium; QSCI needs ~10³–10⁴ shots per circuit; the full 24→40q sweep plus oxide runs is roughly 1–2 weeks on one GPU. Measured timings: 20q 191 s, 28q 2,386 s; GPU sampling 1–32 s, the rest classical determinant growth (cut ≈5× by the incremental engine).</w:t>
       </w:r>
     </w:p>
     <w:p>
@@ -3892,7 +3892,7 @@
           <w:sz w:val="22"/>
           <w:szCs w:val="22"/>
         </w:rPr>
-        <w:t xml:space="preserve">We are explicit about where the approach does and does not yet provide benefit. (i) </w:t>
+        <w:t xml:space="preserve">Where the approach does and does not yet provide benefit: (i) </w:t>
       </w:r>
       <w:r>
         <w:rPr>
@@ -3920,15 +3920,15 @@
           <w:sz w:val="22"/>
           <w:szCs w:val="22"/>
         </w:rPr>
-        <w:t xml:space="preserve">No classical-beating claim yet: </w:t>
-      </w:r>
-      <w:r>
-        <w:rPr>
-          <w:rFonts w:ascii="Times New Roman" w:cs="Times New Roman" w:eastAsia="Times New Roman" w:hAnsi="Times New Roman"/>
-          <w:sz w:val="22"/>
-          <w:szCs w:val="22"/>
-        </w:rPr>
-        <w:t xml:space="preserve">classical FCI/DMRG solve every instance here, including the 40q flagship (our own DMRG anchor pins it independently, §5), so we claim no speed or reach advantage anywhere, only correctness, self-certification, and favourable scaling. (iii) </w:t>
+        <w:t xml:space="preserve">No classical-beating claim: </w:t>
+      </w:r>
+      <w:r>
+        <w:rPr>
+          <w:rFonts w:ascii="Times New Roman" w:cs="Times New Roman" w:eastAsia="Times New Roman" w:hAnsi="Times New Roman"/>
+          <w:sz w:val="22"/>
+          <w:szCs w:val="22"/>
+        </w:rPr>
+        <w:t xml:space="preserve">classical FCI/DMRG solve every instance here, including the 40q flagship (our own DMRG anchor pins it, §5); we claim no speed or reach advantage, only correctness, self-certification, and favourable scaling. (iii) </w:t>
       </w:r>
       <w:r>
         <w:rPr>
@@ -3964,7 +3964,7 @@
           <w:sz w:val="22"/>
           <w:szCs w:val="22"/>
         </w:rPr>
-        <w:t xml:space="preserve">cross-size transfer is significant at 8 seeds (43/48 wins, p&lt;0.0001), the advantage narrowing in magnitude but staying positive through 56q; cross-chemistry wins 3 of 6 oxides (BeO a tie) and fails on SnO; and target-specific MP2 beats the transferred prior. It is a zero-cost prior, not a universal or MP2-beating one.</w:t>
+        <w:t xml:space="preserve">cross-size transfer is significant at 8 seeds (43/48 wins, p&lt;0.0001), narrowing in magnitude but positive through 56q; cross-chemistry wins 3 of 6 oxides (BeO a tie), fails on SnO, and target-specific MP2 beats the transferred prior: a zero-cost prior, not a universal or MP2-beating one.</w:t>
       </w:r>
     </w:p>
     <w:p>
@@ -4028,7 +4028,7 @@
           <w:sz w:val="22"/>
           <w:szCs w:val="22"/>
         </w:rPr>
-        <w:t xml:space="preserve">, trained at 8q+12q and deployed zero-shot to 56q (43/48 wins, p&lt;0.0001). </w:t>
+        <w:t xml:space="preserve">: trained at 8q+12q, deployed zero-shot to 56q (43/48 wins, p&lt;0.0001). </w:t>
       </w:r>
       <w:r>
         <w:rPr>
@@ -4046,7 +4046,7 @@
           <w:sz w:val="22"/>
           <w:szCs w:val="22"/>
         </w:rPr>
-        <w:t xml:space="preserve">it is paired with QSCI and executed at scale, giving a 40q energy chemically accurate against its frozen reference, device-sampled 20q/28q GPU and trapped-ion silicon runs, and two 38q runs that </w:t>
+        <w:t xml:space="preserve">paired with QSCI and executed at scale: a 40q energy chemically accurate against its frozen reference, device-sampled 20q/28q GPU and trapped-ion runs, and two 38q runs that </w:t>
       </w:r>
       <w:r>
         <w:rPr>
@@ -4082,7 +4082,7 @@
           <w:sz w:val="22"/>
           <w:szCs w:val="22"/>
         </w:rPr>
-        <w:t xml:space="preserve">it serves as a pre-synthesis trust gate; where CCSD(T) is </w:t>
+        <w:t xml:space="preserve">a pre-synthesis trust gate: where CCSD(T) is </w:t>
       </w:r>
       <w:r>
         <w:rPr>
@@ -4118,7 +4118,7 @@
           <w:sz w:val="22"/>
           <w:szCs w:val="22"/>
         </w:rPr>
-        <w:t xml:space="preserve">every judged claim is pre-registered and reported as measured, including a resource-DNF, a non-convergence, and two claims we </w:t>
+        <w:t xml:space="preserve">every judged claim pre-registered and reported as measured, including a resource-DNF, a non-convergence, and two claims we </w:t>
       </w:r>
       <w:r>
         <w:rPr>
@@ -4136,7 +4136,7 @@
           <w:sz w:val="22"/>
           <w:szCs w:val="22"/>
         </w:rPr>
-        <w:t xml:space="preserve">; and one command (</w:t>
+        <w:t xml:space="preserve">, and one command (</w:t>
       </w:r>
       <w:r>
         <w:rPr>
